--- a/Старовойтов_Д.Э._Отчёт ЛБ 5.docx
+++ b/Старовойтов_Д.Э._Отчёт ЛБ 5.docx
@@ -2074,10 +2074,10 @@
         </w:rPr>
         <w:lastRenderedPageBreak/>
         <w:drawing>
-          <wp:inline distT="0" distB="0" distL="0" distR="0" wp14:anchorId="5931A520" wp14:editId="46E4C162">
-            <wp:extent cx="7414624" cy="7461850"/>
-            <wp:effectExtent l="0" t="0" r="0" b="6350"/>
-            <wp:docPr id="443694057" name="Рисунок 1"/>
+          <wp:inline distT="0" distB="0" distL="0" distR="0" wp14:anchorId="1B64A493" wp14:editId="1DE59FEC">
+            <wp:extent cx="7400941" cy="7448550"/>
+            <wp:effectExtent l="0" t="0" r="9525" b="0"/>
+            <wp:docPr id="322975003" name="Рисунок 1"/>
             <wp:cNvGraphicFramePr>
               <a:graphicFrameLocks xmlns:a="http://schemas.openxmlformats.org/drawingml/2006/main" noChangeAspect="1"/>
             </wp:cNvGraphicFramePr>
@@ -2085,7 +2085,7 @@
               <a:graphicData uri="http://schemas.openxmlformats.org/drawingml/2006/picture">
                 <pic:pic xmlns:pic="http://schemas.openxmlformats.org/drawingml/2006/picture">
                   <pic:nvPicPr>
-                    <pic:cNvPr id="443694057" name=""/>
+                    <pic:cNvPr id="322975003" name=""/>
                     <pic:cNvPicPr/>
                   </pic:nvPicPr>
                   <pic:blipFill>
@@ -2097,7 +2097,7 @@
                   <pic:spPr>
                     <a:xfrm>
                       <a:off x="0" y="0"/>
-                      <a:ext cx="7441773" cy="7489172"/>
+                      <a:ext cx="7409571" cy="7457236"/>
                     </a:xfrm>
                     <a:prstGeom prst="rect">
                       <a:avLst/>
@@ -7441,22 +7441,25 @@
         <w:t>D01.04.</w:t>
       </w:r>
       <w:r>
-        <w:t xml:space="preserve"> Корневым элементом XML-документа является массив объектов</w:t>
-      </w:r>
-      <w:r>
-        <w:t xml:space="preserve">: </w:t>
-      </w:r>
-      <w:r>
-        <w:t>DiscountCalculation (ArrayOfDiscountCalculation).</w:t>
+        <w:t xml:space="preserve"> Корневым элементом XML-документа является массив объектов: DiscountCalculation (ArrayOfDiscountCalculation).</w:t>
       </w:r>
     </w:p>
     <w:p>
       <w:pPr>
         <w:ind w:firstLine="1418"/>
+        <w:rPr>
+          <w:lang w:val="en-US"/>
+        </w:rPr>
       </w:pPr>
       <w:r>
         <w:lastRenderedPageBreak/>
-        <w:t>Пример:</w:t>
+        <w:t>Пример</w:t>
+      </w:r>
+      <w:r>
+        <w:rPr>
+          <w:lang w:val="en-US"/>
+        </w:rPr>
+        <w:t>:</w:t>
       </w:r>
     </w:p>
     <w:p>
@@ -7546,22 +7549,34 @@
     <w:p>
       <w:pPr>
         <w:ind w:firstLine="1418"/>
-      </w:pPr>
-      <w:r>
         <w:rPr>
           <w:lang w:val="en-US"/>
         </w:rPr>
+      </w:pPr>
+      <w:r>
+        <w:rPr>
+          <w:lang w:val="en-US"/>
+        </w:rPr>
         <w:t xml:space="preserve">    </w:t>
       </w:r>
       <w:r>
+        <w:rPr>
+          <w:lang w:val="en-US"/>
+        </w:rPr>
         <w:t>&lt;FinalPrice&gt;9000&lt;/FinalPrice&gt;</w:t>
       </w:r>
     </w:p>
     <w:p>
       <w:pPr>
         <w:ind w:firstLine="1418"/>
-      </w:pPr>
-      <w:r>
+        <w:rPr>
+          <w:lang w:val="en-US"/>
+        </w:rPr>
+      </w:pPr>
+      <w:r>
+        <w:rPr>
+          <w:lang w:val="en-US"/>
+        </w:rPr>
         <w:t xml:space="preserve">  &lt;/DiscountCalculation&gt;</w:t>
       </w:r>
     </w:p>

--- a/Старовойтов_Д.Э._Отчёт ЛБ 5.docx
+++ b/Старовойтов_Д.Э._Отчёт ЛБ 5.docx
@@ -1,6 +1,6 @@
 
 <file path=word/document.xml><?xml version="1.0" encoding="utf-8"?>
-<w:document xmlns:wpc="http://schemas.microsoft.com/office/word/2010/wordprocessingCanvas" xmlns:cx="http://schemas.microsoft.com/office/drawing/2014/chartex" xmlns:cx1="http://schemas.microsoft.com/office/drawing/2015/9/8/chartex" xmlns:cx2="http://schemas.microsoft.com/office/drawing/2015/10/21/chartex" xmlns:cx3="http://schemas.microsoft.com/office/drawing/2016/5/9/chartex" xmlns:cx4="http://schemas.microsoft.com/office/drawing/2016/5/10/chartex" xmlns:cx5="http://schemas.microsoft.com/office/drawing/2016/5/11/chartex" xmlns:cx6="http://schemas.microsoft.com/office/drawing/2016/5/12/chartex" xmlns:cx7="http://schemas.microsoft.com/office/drawing/2016/5/13/chartex" xmlns:cx8="http://schemas.microsoft.com/office/drawing/2016/5/14/chartex" xmlns:mc="http://schemas.openxmlformats.org/markup-compatibility/2006" xmlns:aink="http://schemas.microsoft.com/office/drawing/2016/ink" xmlns:am3d="http://schemas.microsoft.com/office/drawing/2017/model3d" xmlns:o="urn:schemas-microsoft-com:office:office" xmlns:oel="http://schemas.microsoft.com/office/2019/extlst" xmlns:r="http://schemas.openxmlformats.org/officeDocument/2006/relationships" xmlns:m="http://schemas.openxmlformats.org/officeDocument/2006/math" xmlns:v="urn:schemas-microsoft-com:vml" xmlns:wp14="http://schemas.microsoft.com/office/word/2010/wordprocessingDrawing" xmlns:wp="http://schemas.openxmlformats.org/drawingml/2006/wordprocessingDrawing" xmlns:w10="urn:schemas-microsoft-com:office:word" xmlns:w="http://schemas.openxmlformats.org/wordprocessingml/2006/main" xmlns:w14="http://schemas.microsoft.com/office/word/2010/wordml" xmlns:w15="http://schemas.microsoft.com/office/word/2012/wordml" xmlns:w16cex="http://schemas.microsoft.com/office/word/2018/wordml/cex" xmlns:w16cid="http://schemas.microsoft.com/office/word/2016/wordml/cid" xmlns:w16="http://schemas.microsoft.com/office/word/2018/wordml" xmlns:w16du="http://schemas.microsoft.com/office/word/2023/wordml/word16du" xmlns:w16sdtdh="http://schemas.microsoft.com/office/word/2020/wordml/sdtdatahash" xmlns:w16sdtfl="http://schemas.microsoft.com/office/word/2024/wordml/sdtformatlock" xmlns:w16se="http://schemas.microsoft.com/office/word/2015/wordml/symex" xmlns:wpg="http://schemas.microsoft.com/office/word/2010/wordprocessingGroup" xmlns:wpi="http://schemas.microsoft.com/office/word/2010/wordprocessingInk" xmlns:wne="http://schemas.microsoft.com/office/word/2006/wordml" xmlns:wps="http://schemas.microsoft.com/office/word/2010/wordprocessingShape" mc:Ignorable="w14 w15 w16se w16cid w16 w16cex w16sdtdh w16sdtfl w16du wp14">
+<w:document xmlns:wpc="http://schemas.microsoft.com/office/word/2010/wordprocessingCanvas" xmlns:cx="http://schemas.microsoft.com/office/drawing/2014/chartex" xmlns:cx1="http://schemas.microsoft.com/office/drawing/2015/9/8/chartex" xmlns:cx2="http://schemas.microsoft.com/office/drawing/2015/10/21/chartex" xmlns:cx3="http://schemas.microsoft.com/office/drawing/2016/5/9/chartex" xmlns:cx4="http://schemas.microsoft.com/office/drawing/2016/5/10/chartex" xmlns:cx5="http://schemas.microsoft.com/office/drawing/2016/5/11/chartex" xmlns:cx6="http://schemas.microsoft.com/office/drawing/2016/5/12/chartex" xmlns:cx7="http://schemas.microsoft.com/office/drawing/2016/5/13/chartex" xmlns:cx8="http://schemas.microsoft.com/office/drawing/2016/5/14/chartex" xmlns:mc="http://schemas.openxmlformats.org/markup-compatibility/2006" xmlns:aink="http://schemas.microsoft.com/office/drawing/2016/ink" xmlns:am3d="http://schemas.microsoft.com/office/drawing/2017/model3d" xmlns:o="urn:schemas-microsoft-com:office:office" xmlns:r="http://schemas.openxmlformats.org/officeDocument/2006/relationships" xmlns:m="http://schemas.openxmlformats.org/officeDocument/2006/math" xmlns:v="urn:schemas-microsoft-com:vml" xmlns:wp14="http://schemas.microsoft.com/office/word/2010/wordprocessingDrawing" xmlns:wp="http://schemas.openxmlformats.org/drawingml/2006/wordprocessingDrawing" xmlns:w10="urn:schemas-microsoft-com:office:word" xmlns:w="http://schemas.openxmlformats.org/wordprocessingml/2006/main" xmlns:w14="http://schemas.microsoft.com/office/word/2010/wordml" xmlns:w15="http://schemas.microsoft.com/office/word/2012/wordml" xmlns:w16cex="http://schemas.microsoft.com/office/word/2018/wordml/cex" xmlns:w16cid="http://schemas.microsoft.com/office/word/2016/wordml/cid" xmlns:w16="http://schemas.microsoft.com/office/word/2018/wordml" xmlns:w16sdtdh="http://schemas.microsoft.com/office/word/2020/wordml/sdtdatahash" xmlns:w16se="http://schemas.microsoft.com/office/word/2015/wordml/symex" xmlns:wpg="http://schemas.microsoft.com/office/word/2010/wordprocessingGroup" xmlns:wpi="http://schemas.microsoft.com/office/word/2010/wordprocessingInk" xmlns:wne="http://schemas.microsoft.com/office/word/2006/wordml" xmlns:wps="http://schemas.microsoft.com/office/word/2010/wordprocessingShape" mc:Ignorable="w14 w15 w16se w16cid w16 w16cex w16sdtdh wp14">
   <w:body>
     <w:tbl>
       <w:tblPr>
@@ -651,12 +651,21 @@
                 <w:u w:val="single"/>
               </w:rPr>
             </w:pPr>
+            <w:proofErr w:type="spellStart"/>
             <w:r>
               <w:rPr>
                 <w:szCs w:val="28"/>
                 <w:u w:val="single"/>
               </w:rPr>
-              <w:t>Калентьев А. А.</w:t>
+              <w:t>Калентьев</w:t>
+            </w:r>
+            <w:proofErr w:type="spellEnd"/>
+            <w:r>
+              <w:rPr>
+                <w:szCs w:val="28"/>
+                <w:u w:val="single"/>
+              </w:rPr>
+              <w:t xml:space="preserve"> А. А.</w:t>
             </w:r>
           </w:p>
         </w:tc>
@@ -1894,7 +1903,23 @@
     </w:p>
     <w:p>
       <w:r>
-        <w:t xml:space="preserve">Вариант использования (use case) — это описание множества последовательных действий (включая вариации), которые выполняются некоторым субъектом с целью получения результата, значимого для некоторого действующего лица </w:t>
+        <w:t>Вариант использования (</w:t>
+      </w:r>
+      <w:proofErr w:type="spellStart"/>
+      <w:r>
+        <w:t>use</w:t>
+      </w:r>
+      <w:proofErr w:type="spellEnd"/>
+      <w:r>
+        <w:t xml:space="preserve"> </w:t>
+      </w:r>
+      <w:proofErr w:type="spellStart"/>
+      <w:r>
+        <w:t>case</w:t>
+      </w:r>
+      <w:proofErr w:type="spellEnd"/>
+      <w:r>
+        <w:t xml:space="preserve">) — это описание множества последовательных действий (включая вариации), которые выполняются некоторым субъектом с целью получения результата, значимого для некоторого действующего лица </w:t>
       </w:r>
       <w:r>
         <w:t>[</w:t>
@@ -2165,6 +2190,7 @@
       <w:r>
         <w:t xml:space="preserve">В таблице 1 приведено описание абстрактного класса </w:t>
       </w:r>
+      <w:proofErr w:type="spellStart"/>
       <w:r>
         <w:rPr>
           <w:i/>
@@ -2186,6 +2212,7 @@
         </w:rPr>
         <w:t>Base</w:t>
       </w:r>
+      <w:proofErr w:type="spellEnd"/>
       <w:r>
         <w:t xml:space="preserve"> </w:t>
       </w:r>
@@ -2203,6 +2230,7 @@
       <w:r>
         <w:t xml:space="preserve">Таблица 1 – Описание класса </w:t>
       </w:r>
+      <w:proofErr w:type="spellStart"/>
       <w:r>
         <w:rPr>
           <w:i/>
@@ -2217,6 +2245,7 @@
         </w:rPr>
         <w:t>Base</w:t>
       </w:r>
+      <w:proofErr w:type="spellEnd"/>
     </w:p>
     <w:tbl>
       <w:tblPr>
@@ -2340,7 +2369,7 @@
               </w:rPr>
               <w:t xml:space="preserve">Класс </w:t>
             </w:r>
-            <w:commentRangeStart w:id="10"/>
+            <w:proofErr w:type="spellStart"/>
             <w:r>
               <w:rPr>
                 <w:i/>
@@ -2357,26 +2386,12 @@
               </w:rPr>
               <w:t>Base</w:t>
             </w:r>
-            <w:r>
-              <w:rPr>
-                <w:sz w:val="24"/>
-              </w:rPr>
-              <w:t xml:space="preserve"> </w:t>
-            </w:r>
-            <w:commentRangeEnd w:id="10"/>
-            <w:r>
-              <w:rPr>
-                <w:rStyle w:val="a9"/>
-                <w:sz w:val="24"/>
-                <w:szCs w:val="22"/>
-              </w:rPr>
-              <w:commentReference w:id="10"/>
-            </w:r>
-            <w:r>
-              <w:rPr>
-                <w:sz w:val="24"/>
-              </w:rPr>
-              <w:t xml:space="preserve">– абстрактный базовый класс для </w:t>
+            <w:proofErr w:type="spellEnd"/>
+            <w:r>
+              <w:rPr>
+                <w:sz w:val="24"/>
+              </w:rPr>
+              <w:t xml:space="preserve"> – абстрактный базовый класс для </w:t>
             </w:r>
             <w:r>
               <w:rPr>
@@ -2564,6 +2579,7 @@
               </w:rPr>
               <w:t xml:space="preserve"> </w:t>
             </w:r>
+            <w:proofErr w:type="spellStart"/>
             <w:r>
               <w:rPr>
                 <w:sz w:val="24"/>
@@ -2572,6 +2588,7 @@
               </w:rPr>
               <w:t>CalculateDiscount</w:t>
             </w:r>
+            <w:proofErr w:type="spellEnd"/>
             <w:r>
               <w:rPr>
                 <w:sz w:val="24"/>
@@ -2695,6 +2712,7 @@
               </w:rPr>
               <w:t xml:space="preserve"> </w:t>
             </w:r>
+            <w:proofErr w:type="spellStart"/>
             <w:r>
               <w:rPr>
                 <w:sz w:val="24"/>
@@ -2703,6 +2721,7 @@
               </w:rPr>
               <w:t>CalculatePrice</w:t>
             </w:r>
+            <w:proofErr w:type="spellEnd"/>
             <w:r>
               <w:rPr>
                 <w:sz w:val="24"/>
@@ -2812,12 +2831,14 @@
       <w:r>
         <w:t xml:space="preserve"> (</w:t>
       </w:r>
+      <w:proofErr w:type="spellStart"/>
       <w:r>
         <w:rPr>
           <w:lang w:val="en-US"/>
         </w:rPr>
         <w:t>CertificateDiscount</w:t>
       </w:r>
+      <w:proofErr w:type="spellEnd"/>
       <w:r>
         <w:t>)</w:t>
       </w:r>
@@ -2827,18 +2848,21 @@
       <w:r>
         <w:t xml:space="preserve"> (</w:t>
       </w:r>
+      <w:proofErr w:type="spellStart"/>
       <w:r>
         <w:rPr>
           <w:lang w:val="en-US"/>
         </w:rPr>
         <w:t>PercentageDiscount</w:t>
       </w:r>
+      <w:proofErr w:type="spellEnd"/>
       <w:r>
         <w:t>)</w:t>
       </w:r>
       <w:r>
         <w:t xml:space="preserve">, которые наследуются от </w:t>
       </w:r>
+      <w:proofErr w:type="spellStart"/>
       <w:r>
         <w:rPr>
           <w:i/>
@@ -2846,6 +2870,7 @@
         </w:rPr>
         <w:t>DiscountStrategy</w:t>
       </w:r>
+      <w:proofErr w:type="spellEnd"/>
       <w:r>
         <w:t>.</w:t>
       </w:r>
@@ -2870,12 +2895,14 @@
       <w:r>
         <w:t xml:space="preserve"> – Описание класса </w:t>
       </w:r>
+      <w:proofErr w:type="spellStart"/>
       <w:r>
         <w:rPr>
           <w:lang w:val="en-US"/>
         </w:rPr>
         <w:t>CertificateDiscount</w:t>
       </w:r>
+      <w:proofErr w:type="spellEnd"/>
     </w:p>
     <w:tbl>
       <w:tblPr>
@@ -2999,12 +3026,14 @@
               </w:rPr>
               <w:t xml:space="preserve">Класс </w:t>
             </w:r>
+            <w:proofErr w:type="spellStart"/>
             <w:r>
               <w:rPr>
                 <w:lang w:val="en-US"/>
               </w:rPr>
               <w:t>CertificateDiscount</w:t>
             </w:r>
+            <w:proofErr w:type="spellEnd"/>
             <w:r>
               <w:rPr>
                 <w:sz w:val="24"/>
@@ -3076,8 +3105,17 @@
                 <w:sz w:val="24"/>
                 <w:lang w:val="en-US"/>
               </w:rPr>
-              <w:t>_certificateValue</w:t>
-            </w:r>
+              <w:t>_</w:t>
+            </w:r>
+            <w:proofErr w:type="spellStart"/>
+            <w:r>
+              <w:rPr>
+                <w:sz w:val="24"/>
+                <w:lang w:val="en-US"/>
+              </w:rPr>
+              <w:t>certificateValue</w:t>
+            </w:r>
+            <w:proofErr w:type="spellEnd"/>
           </w:p>
         </w:tc>
         <w:tc>
@@ -3170,6 +3208,7 @@
               </w:rPr>
               <w:t xml:space="preserve">+ </w:t>
             </w:r>
+            <w:proofErr w:type="spellStart"/>
             <w:r>
               <w:rPr>
                 <w:sz w:val="24"/>
@@ -3177,6 +3216,7 @@
               </w:rPr>
               <w:t>CertificateValue</w:t>
             </w:r>
+            <w:proofErr w:type="spellEnd"/>
           </w:p>
         </w:tc>
         <w:tc>
@@ -3344,6 +3384,7 @@
               <w:lastRenderedPageBreak/>
               <w:t xml:space="preserve">+ </w:t>
             </w:r>
+            <w:proofErr w:type="spellStart"/>
             <w:r>
               <w:rPr>
                 <w:sz w:val="24"/>
@@ -3351,6 +3392,7 @@
               </w:rPr>
               <w:t>CalculateDiscount</w:t>
             </w:r>
+            <w:proofErr w:type="spellEnd"/>
             <w:r>
               <w:rPr>
                 <w:sz w:val="24"/>
@@ -3437,12 +3479,14 @@
               </w:rPr>
               <w:t xml:space="preserve">+ </w:t>
             </w:r>
+            <w:proofErr w:type="spellStart"/>
             <w:r>
               <w:rPr>
                 <w:sz w:val="24"/>
               </w:rPr>
               <w:t>CertificateDiscount</w:t>
             </w:r>
+            <w:proofErr w:type="spellEnd"/>
           </w:p>
         </w:tc>
         <w:tc>
@@ -3510,12 +3554,14 @@
       <w:r>
         <w:t xml:space="preserve">3 – Описание класса </w:t>
       </w:r>
+      <w:proofErr w:type="spellStart"/>
       <w:r>
         <w:rPr>
           <w:lang w:val="en-US"/>
         </w:rPr>
         <w:t>PercentageDiscount</w:t>
       </w:r>
+      <w:proofErr w:type="spellEnd"/>
     </w:p>
     <w:tbl>
       <w:tblPr>
@@ -3644,6 +3690,7 @@
               </w:rPr>
               <w:t xml:space="preserve">Класс </w:t>
             </w:r>
+            <w:proofErr w:type="spellStart"/>
             <w:r>
               <w:rPr>
                 <w:sz w:val="24"/>
@@ -3652,6 +3699,7 @@
               </w:rPr>
               <w:t>PercentageDiscount</w:t>
             </w:r>
+            <w:proofErr w:type="spellEnd"/>
             <w:r>
               <w:rPr>
                 <w:sz w:val="24"/>
@@ -3787,12 +3835,14 @@
                 <w:sz w:val="24"/>
               </w:rPr>
             </w:pPr>
+            <w:proofErr w:type="spellStart"/>
             <w:r>
               <w:rPr>
                 <w:sz w:val="24"/>
               </w:rPr>
               <w:t>MaxPercentage</w:t>
             </w:r>
+            <w:proofErr w:type="spellEnd"/>
           </w:p>
         </w:tc>
         <w:tc>
@@ -3861,12 +3911,14 @@
               </w:rPr>
               <w:t>Min</w:t>
             </w:r>
+            <w:proofErr w:type="spellStart"/>
             <w:r>
               <w:rPr>
                 <w:sz w:val="24"/>
               </w:rPr>
               <w:t>Percentage</w:t>
             </w:r>
+            <w:proofErr w:type="spellEnd"/>
           </w:p>
         </w:tc>
         <w:tc>
@@ -4135,6 +4187,7 @@
               </w:rPr>
               <w:t xml:space="preserve">+ </w:t>
             </w:r>
+            <w:proofErr w:type="spellStart"/>
             <w:r>
               <w:rPr>
                 <w:sz w:val="24"/>
@@ -4142,6 +4195,7 @@
               </w:rPr>
               <w:t>CalculateDiscount</w:t>
             </w:r>
+            <w:proofErr w:type="spellEnd"/>
             <w:r>
               <w:rPr>
                 <w:sz w:val="24"/>
@@ -4228,12 +4282,14 @@
               </w:rPr>
               <w:t xml:space="preserve">+ </w:t>
             </w:r>
+            <w:proofErr w:type="spellStart"/>
             <w:r>
               <w:rPr>
                 <w:sz w:val="24"/>
               </w:rPr>
               <w:t>PercentageDiscount</w:t>
             </w:r>
+            <w:proofErr w:type="spellEnd"/>
           </w:p>
         </w:tc>
         <w:tc>
@@ -4303,8 +4359,8 @@
           <w:bCs/>
         </w:rPr>
       </w:pPr>
-      <w:bookmarkStart w:id="11" w:name="_Toc74829067"/>
-      <w:bookmarkStart w:id="12" w:name="_Toc215716520"/>
+      <w:bookmarkStart w:id="10" w:name="_Toc74829067"/>
+      <w:bookmarkStart w:id="11" w:name="_Toc215716520"/>
       <w:r>
         <w:rPr>
           <w:b/>
@@ -4321,8 +4377,8 @@
         </w:rPr>
         <w:t>Git</w:t>
       </w:r>
+      <w:bookmarkEnd w:id="10"/>
       <w:bookmarkEnd w:id="11"/>
-      <w:bookmarkEnd w:id="12"/>
     </w:p>
     <w:p>
       <w:pPr>
@@ -4369,7 +4425,7 @@
                     <pic:cNvPicPr/>
                   </pic:nvPicPr>
                   <pic:blipFill>
-                    <a:blip r:embed="rId15"/>
+                    <a:blip r:embed="rId11"/>
                     <a:stretch>
                       <a:fillRect/>
                     </a:stretch>
@@ -4426,8 +4482,8 @@
           <w:bCs/>
         </w:rPr>
       </w:pPr>
-      <w:bookmarkStart w:id="13" w:name="_Toc74829068"/>
-      <w:bookmarkStart w:id="14" w:name="_Toc215716521"/>
+      <w:bookmarkStart w:id="12" w:name="_Toc74829068"/>
+      <w:bookmarkStart w:id="13" w:name="_Toc215716521"/>
       <w:r>
         <w:rPr>
           <w:b/>
@@ -4436,8 +4492,8 @@
         <w:lastRenderedPageBreak/>
         <w:t>1.5 Тестирование программы</w:t>
       </w:r>
+      <w:bookmarkEnd w:id="12"/>
       <w:bookmarkEnd w:id="13"/>
-      <w:bookmarkEnd w:id="14"/>
     </w:p>
     <w:p>
       <w:pPr>
@@ -4478,6 +4534,373 @@
                 <pic:pic xmlns:pic="http://schemas.openxmlformats.org/drawingml/2006/picture">
                   <pic:nvPicPr>
                     <pic:cNvPr id="1349100121" name="Рисунок 1" descr="Изображение выглядит как текст, снимок экрана, программное обеспечение, Мультимедийное программное обеспечение&#10;&#10;Содержимое, созданное искусственным интеллектом, может быть неверным."/>
+                    <pic:cNvPicPr/>
+                  </pic:nvPicPr>
+                  <pic:blipFill>
+                    <a:blip r:embed="rId12"/>
+                    <a:stretch>
+                      <a:fillRect/>
+                    </a:stretch>
+                  </pic:blipFill>
+                  <pic:spPr>
+                    <a:xfrm>
+                      <a:off x="0" y="0"/>
+                      <a:ext cx="6120130" cy="3277235"/>
+                    </a:xfrm>
+                    <a:prstGeom prst="rect">
+                      <a:avLst/>
+                    </a:prstGeom>
+                  </pic:spPr>
+                </pic:pic>
+              </a:graphicData>
+            </a:graphic>
+          </wp:inline>
+        </w:drawing>
+      </w:r>
+    </w:p>
+    <w:p>
+      <w:pPr>
+        <w:ind w:firstLine="0"/>
+        <w:jc w:val="center"/>
+      </w:pPr>
+      <w:r>
+        <w:t>Рисунок 4 – Графический интерфейс пользователя</w:t>
+      </w:r>
+    </w:p>
+    <w:p>
+      <w:pPr>
+        <w:ind w:firstLine="709"/>
+        <w:rPr>
+          <w:b/>
+          <w:bCs/>
+        </w:rPr>
+      </w:pPr>
+      <w:r>
+        <w:rPr>
+          <w:b/>
+          <w:bCs/>
+        </w:rPr>
+        <w:t>1.5.1 Тестовый случай «Добавить элемент»</w:t>
+      </w:r>
+    </w:p>
+    <w:p>
+      <w:pPr>
+        <w:ind w:firstLine="709"/>
+      </w:pPr>
+      <w:r>
+        <w:t>Для добавления элемента необходимо вызвать соответствующую форму путём нажатия кнопки «Добавить…» (рисунок 5).</w:t>
+      </w:r>
+    </w:p>
+    <w:p>
+      <w:pPr>
+        <w:ind w:firstLine="0"/>
+        <w:jc w:val="center"/>
+      </w:pPr>
+      <w:r>
+        <w:rPr>
+          <w:noProof/>
+        </w:rPr>
+        <w:drawing>
+          <wp:inline distT="0" distB="0" distL="0" distR="0" wp14:anchorId="1EC02C15" wp14:editId="26191F72">
+            <wp:extent cx="2724530" cy="2495898"/>
+            <wp:effectExtent l="0" t="0" r="0" b="0"/>
+            <wp:docPr id="985235253" name="Рисунок 1" descr="Изображение выглядит как текст, снимок экрана, число, Шрифт&#10;&#10;Содержимое, созданное искусственным интеллектом, может быть неверным."/>
+            <wp:cNvGraphicFramePr>
+              <a:graphicFrameLocks xmlns:a="http://schemas.openxmlformats.org/drawingml/2006/main" noChangeAspect="1"/>
+            </wp:cNvGraphicFramePr>
+            <a:graphic xmlns:a="http://schemas.openxmlformats.org/drawingml/2006/main">
+              <a:graphicData uri="http://schemas.openxmlformats.org/drawingml/2006/picture">
+                <pic:pic xmlns:pic="http://schemas.openxmlformats.org/drawingml/2006/picture">
+                  <pic:nvPicPr>
+                    <pic:cNvPr id="985235253" name="Рисунок 1" descr="Изображение выглядит как текст, снимок экрана, число, Шрифт&#10;&#10;Содержимое, созданное искусственным интеллектом, может быть неверным."/>
+                    <pic:cNvPicPr/>
+                  </pic:nvPicPr>
+                  <pic:blipFill>
+                    <a:blip r:embed="rId13"/>
+                    <a:stretch>
+                      <a:fillRect/>
+                    </a:stretch>
+                  </pic:blipFill>
+                  <pic:spPr>
+                    <a:xfrm>
+                      <a:off x="0" y="0"/>
+                      <a:ext cx="2724530" cy="2495898"/>
+                    </a:xfrm>
+                    <a:prstGeom prst="rect">
+                      <a:avLst/>
+                    </a:prstGeom>
+                  </pic:spPr>
+                </pic:pic>
+              </a:graphicData>
+            </a:graphic>
+          </wp:inline>
+        </w:drawing>
+      </w:r>
+    </w:p>
+    <w:p>
+      <w:pPr>
+        <w:ind w:firstLine="0"/>
+        <w:jc w:val="center"/>
+      </w:pPr>
+      <w:r>
+        <w:t>Рисунок 5 – Форма для добавления элемента</w:t>
+      </w:r>
+    </w:p>
+    <w:p>
+      <w:pPr>
+        <w:ind w:firstLine="709"/>
+        <w:rPr>
+          <w:noProof/>
+        </w:rPr>
+      </w:pPr>
+      <w:r>
+        <w:t>Для</w:t>
+      </w:r>
+      <w:r>
+        <w:t xml:space="preserve"> ввода параметров </w:t>
+      </w:r>
+      <w:r>
+        <w:t>расчёта</w:t>
+      </w:r>
+      <w:r>
+        <w:t xml:space="preserve"> </w:t>
+      </w:r>
+      <w:r>
+        <w:t>необходимо</w:t>
+      </w:r>
+      <w:r>
+        <w:t xml:space="preserve"> </w:t>
+      </w:r>
+      <w:r>
+        <w:t xml:space="preserve">выбрать </w:t>
+      </w:r>
+      <w:r>
+        <w:t xml:space="preserve">нужный тип в выпадающем списке. После заполнения всех полей </w:t>
+      </w:r>
+      <w:r>
+        <w:t>необходимо нажать на</w:t>
+      </w:r>
+      <w:r>
+        <w:t xml:space="preserve"> </w:t>
+      </w:r>
+      <w:r>
+        <w:lastRenderedPageBreak/>
+        <w:t xml:space="preserve">кнопку «ОК» </w:t>
+      </w:r>
+      <w:r>
+        <w:t>-</w:t>
+      </w:r>
+      <w:r>
+        <w:t xml:space="preserve"> нов</w:t>
+      </w:r>
+      <w:r>
+        <w:t>ый</w:t>
+      </w:r>
+      <w:r>
+        <w:t xml:space="preserve"> </w:t>
+      </w:r>
+      <w:r>
+        <w:t xml:space="preserve">расчёт </w:t>
+      </w:r>
+      <w:r>
+        <w:t>добавится в таблицу на главной форме (см. рисунки 6 и 7).</w:t>
+      </w:r>
+    </w:p>
+    <w:p>
+      <w:pPr>
+        <w:ind w:firstLine="0"/>
+        <w:jc w:val="center"/>
+      </w:pPr>
+      <w:r>
+        <w:rPr>
+          <w:noProof/>
+        </w:rPr>
+        <w:drawing>
+          <wp:inline distT="0" distB="0" distL="0" distR="0" wp14:anchorId="3085BBF3" wp14:editId="2579D36F">
+            <wp:extent cx="2724530" cy="2495898"/>
+            <wp:effectExtent l="0" t="0" r="0" b="0"/>
+            <wp:docPr id="365824191" name="Рисунок 1" descr="Изображение выглядит как текст, снимок экрана, Шрифт, число&#10;&#10;Содержимое, созданное искусственным интеллектом, может быть неверным."/>
+            <wp:cNvGraphicFramePr>
+              <a:graphicFrameLocks xmlns:a="http://schemas.openxmlformats.org/drawingml/2006/main" noChangeAspect="1"/>
+            </wp:cNvGraphicFramePr>
+            <a:graphic xmlns:a="http://schemas.openxmlformats.org/drawingml/2006/main">
+              <a:graphicData uri="http://schemas.openxmlformats.org/drawingml/2006/picture">
+                <pic:pic xmlns:pic="http://schemas.openxmlformats.org/drawingml/2006/picture">
+                  <pic:nvPicPr>
+                    <pic:cNvPr id="365824191" name="Рисунок 1" descr="Изображение выглядит как текст, снимок экрана, Шрифт, число&#10;&#10;Содержимое, созданное искусственным интеллектом, может быть неверным."/>
+                    <pic:cNvPicPr/>
+                  </pic:nvPicPr>
+                  <pic:blipFill>
+                    <a:blip r:embed="rId14"/>
+                    <a:stretch>
+                      <a:fillRect/>
+                    </a:stretch>
+                  </pic:blipFill>
+                  <pic:spPr>
+                    <a:xfrm>
+                      <a:off x="0" y="0"/>
+                      <a:ext cx="2724530" cy="2495898"/>
+                    </a:xfrm>
+                    <a:prstGeom prst="rect">
+                      <a:avLst/>
+                    </a:prstGeom>
+                  </pic:spPr>
+                </pic:pic>
+              </a:graphicData>
+            </a:graphic>
+          </wp:inline>
+        </w:drawing>
+      </w:r>
+    </w:p>
+    <w:p>
+      <w:pPr>
+        <w:ind w:firstLine="0"/>
+        <w:jc w:val="center"/>
+      </w:pPr>
+      <w:r>
+        <w:t>Рисунок 6 – Заполнение полей</w:t>
+      </w:r>
+    </w:p>
+    <w:p>
+      <w:pPr>
+        <w:ind w:firstLine="0"/>
+        <w:jc w:val="center"/>
+      </w:pPr>
+      <w:r>
+        <w:rPr>
+          <w:noProof/>
+        </w:rPr>
+        <w:drawing>
+          <wp:inline distT="0" distB="0" distL="0" distR="0" wp14:anchorId="185D90B8" wp14:editId="6AA01C17">
+            <wp:extent cx="6120130" cy="3277235"/>
+            <wp:effectExtent l="0" t="0" r="0" b="0"/>
+            <wp:docPr id="1376914955" name="Рисунок 1" descr="Изображение выглядит как текст, снимок экрана, программное обеспечение, Значок на компьютере&#10;&#10;Содержимое, созданное искусственным интеллектом, может быть неверным."/>
+            <wp:cNvGraphicFramePr>
+              <a:graphicFrameLocks xmlns:a="http://schemas.openxmlformats.org/drawingml/2006/main" noChangeAspect="1"/>
+            </wp:cNvGraphicFramePr>
+            <a:graphic xmlns:a="http://schemas.openxmlformats.org/drawingml/2006/main">
+              <a:graphicData uri="http://schemas.openxmlformats.org/drawingml/2006/picture">
+                <pic:pic xmlns:pic="http://schemas.openxmlformats.org/drawingml/2006/picture">
+                  <pic:nvPicPr>
+                    <pic:cNvPr id="1376914955" name="Рисунок 1" descr="Изображение выглядит как текст, снимок экрана, программное обеспечение, Значок на компьютере&#10;&#10;Содержимое, созданное искусственным интеллектом, может быть неверным."/>
+                    <pic:cNvPicPr/>
+                  </pic:nvPicPr>
+                  <pic:blipFill>
+                    <a:blip r:embed="rId15"/>
+                    <a:stretch>
+                      <a:fillRect/>
+                    </a:stretch>
+                  </pic:blipFill>
+                  <pic:spPr>
+                    <a:xfrm>
+                      <a:off x="0" y="0"/>
+                      <a:ext cx="6120130" cy="3277235"/>
+                    </a:xfrm>
+                    <a:prstGeom prst="rect">
+                      <a:avLst/>
+                    </a:prstGeom>
+                  </pic:spPr>
+                </pic:pic>
+              </a:graphicData>
+            </a:graphic>
+          </wp:inline>
+        </w:drawing>
+      </w:r>
+    </w:p>
+    <w:p>
+      <w:pPr>
+        <w:ind w:firstLine="0"/>
+        <w:jc w:val="center"/>
+      </w:pPr>
+      <w:r>
+        <w:t>Рисунок 7 – Успешное добавление нового элемента</w:t>
+      </w:r>
+    </w:p>
+    <w:p>
+      <w:pPr>
+        <w:ind w:firstLine="709"/>
+        <w:rPr>
+          <w:noProof/>
+        </w:rPr>
+      </w:pPr>
+      <w:r>
+        <w:t xml:space="preserve">В программе реализована проверка вводимых данных. Если пользователь попытается указать некорректные значения </w:t>
+      </w:r>
+      <w:r>
+        <w:t>–</w:t>
+      </w:r>
+      <w:r>
+        <w:t xml:space="preserve"> например, отрицательное число или </w:t>
+      </w:r>
+      <w:r>
+        <w:t>попытается ввести в численные поля текст – символы в текстовое поле не будут вводиться.</w:t>
+      </w:r>
+    </w:p>
+    <w:p>
+      <w:pPr>
+        <w:ind w:firstLine="709"/>
+        <w:rPr>
+          <w:b/>
+          <w:bCs/>
+        </w:rPr>
+      </w:pPr>
+      <w:r>
+        <w:rPr>
+          <w:b/>
+          <w:bCs/>
+        </w:rPr>
+        <w:t>1.5.2 Тестовый случай «Удалить элемент»</w:t>
+      </w:r>
+    </w:p>
+    <w:p>
+      <w:pPr>
+        <w:ind w:firstLine="709"/>
+      </w:pPr>
+      <w:r>
+        <w:t>Для удаления одного элемента необходимо выбрать его в таблице и нажать на кнопку «Удалить</w:t>
+      </w:r>
+      <w:r>
+        <w:t xml:space="preserve"> расчёт</w:t>
+      </w:r>
+      <w:r>
+        <w:t xml:space="preserve">» (рисунки </w:t>
+      </w:r>
+      <w:r>
+        <w:t>8</w:t>
+      </w:r>
+      <w:r>
+        <w:t xml:space="preserve"> и </w:t>
+      </w:r>
+      <w:r>
+        <w:t>9</w:t>
+      </w:r>
+      <w:r>
+        <w:t>).</w:t>
+      </w:r>
+    </w:p>
+    <w:p>
+      <w:pPr>
+        <w:ind w:firstLine="0"/>
+        <w:jc w:val="center"/>
+      </w:pPr>
+      <w:r>
+        <w:rPr>
+          <w:noProof/>
+        </w:rPr>
+        <w:lastRenderedPageBreak/>
+        <w:drawing>
+          <wp:inline distT="0" distB="0" distL="0" distR="0" wp14:anchorId="278DCEE2" wp14:editId="249C70D6">
+            <wp:extent cx="6120130" cy="3277235"/>
+            <wp:effectExtent l="0" t="0" r="0" b="0"/>
+            <wp:docPr id="360517123" name="Рисунок 1" descr="Изображение выглядит как текст, электроника, снимок экрана, программное обеспечение&#10;&#10;Содержимое, созданное искусственным интеллектом, может быть неверным."/>
+            <wp:cNvGraphicFramePr>
+              <a:graphicFrameLocks xmlns:a="http://schemas.openxmlformats.org/drawingml/2006/main" noChangeAspect="1"/>
+            </wp:cNvGraphicFramePr>
+            <a:graphic xmlns:a="http://schemas.openxmlformats.org/drawingml/2006/main">
+              <a:graphicData uri="http://schemas.openxmlformats.org/drawingml/2006/picture">
+                <pic:pic xmlns:pic="http://schemas.openxmlformats.org/drawingml/2006/picture">
+                  <pic:nvPicPr>
+                    <pic:cNvPr id="360517123" name="Рисунок 1" descr="Изображение выглядит как текст, электроника, снимок экрана, программное обеспечение&#10;&#10;Содержимое, созданное искусственным интеллектом, может быть неверным."/>
                     <pic:cNvPicPr/>
                   </pic:nvPicPr>
                   <pic:blipFill>
@@ -4508,31 +4931,13 @@
         <w:jc w:val="center"/>
       </w:pPr>
       <w:r>
-        <w:t>Рисунок 4 – Графический интерфейс пользователя</w:t>
-      </w:r>
-    </w:p>
-    <w:p>
-      <w:pPr>
-        <w:ind w:firstLine="709"/>
-        <w:rPr>
-          <w:b/>
-          <w:bCs/>
-        </w:rPr>
-      </w:pPr>
-      <w:r>
-        <w:rPr>
-          <w:b/>
-          <w:bCs/>
-        </w:rPr>
-        <w:t>1.5.1 Тестовый случай «Добавить элемент»</w:t>
-      </w:r>
-    </w:p>
-    <w:p>
-      <w:pPr>
-        <w:ind w:firstLine="709"/>
-      </w:pPr>
-      <w:r>
-        <w:t>Для добавления элемента необходимо вызвать соответствующую форму путём нажатия кнопки «Добавить…» (рисунок 5).</w:t>
+        <w:t xml:space="preserve">Рисунок </w:t>
+      </w:r>
+      <w:r>
+        <w:t>8</w:t>
+      </w:r>
+      <w:r>
+        <w:t xml:space="preserve"> – Выбор элемента в таблице</w:t>
       </w:r>
     </w:p>
     <w:p>
@@ -4545,10 +4950,10 @@
           <w:noProof/>
         </w:rPr>
         <w:drawing>
-          <wp:inline distT="0" distB="0" distL="0" distR="0" wp14:anchorId="1EC02C15" wp14:editId="26191F72">
-            <wp:extent cx="2724530" cy="2495898"/>
+          <wp:inline distT="0" distB="0" distL="0" distR="0" wp14:anchorId="68BA34A0" wp14:editId="647A9F58">
+            <wp:extent cx="6120130" cy="3277235"/>
             <wp:effectExtent l="0" t="0" r="0" b="0"/>
-            <wp:docPr id="985235253" name="Рисунок 1" descr="Изображение выглядит как текст, снимок экрана, число, Шрифт&#10;&#10;Содержимое, созданное искусственным интеллектом, может быть неверным."/>
+            <wp:docPr id="2054916715" name="Рисунок 1" descr="Изображение выглядит как текст, электроника, снимок экрана, программное обеспечение&#10;&#10;Содержимое, созданное искусственным интеллектом, может быть неверным."/>
             <wp:cNvGraphicFramePr>
               <a:graphicFrameLocks xmlns:a="http://schemas.openxmlformats.org/drawingml/2006/main" noChangeAspect="1"/>
             </wp:cNvGraphicFramePr>
@@ -4556,181 +4961,11 @@
               <a:graphicData uri="http://schemas.openxmlformats.org/drawingml/2006/picture">
                 <pic:pic xmlns:pic="http://schemas.openxmlformats.org/drawingml/2006/picture">
                   <pic:nvPicPr>
-                    <pic:cNvPr id="985235253" name="Рисунок 1" descr="Изображение выглядит как текст, снимок экрана, число, Шрифт&#10;&#10;Содержимое, созданное искусственным интеллектом, может быть неверным."/>
+                    <pic:cNvPr id="2054916715" name="Рисунок 1" descr="Изображение выглядит как текст, электроника, снимок экрана, программное обеспечение&#10;&#10;Содержимое, созданное искусственным интеллектом, может быть неверным."/>
                     <pic:cNvPicPr/>
                   </pic:nvPicPr>
                   <pic:blipFill>
                     <a:blip r:embed="rId17"/>
-                    <a:stretch>
-                      <a:fillRect/>
-                    </a:stretch>
-                  </pic:blipFill>
-                  <pic:spPr>
-                    <a:xfrm>
-                      <a:off x="0" y="0"/>
-                      <a:ext cx="2724530" cy="2495898"/>
-                    </a:xfrm>
-                    <a:prstGeom prst="rect">
-                      <a:avLst/>
-                    </a:prstGeom>
-                  </pic:spPr>
-                </pic:pic>
-              </a:graphicData>
-            </a:graphic>
-          </wp:inline>
-        </w:drawing>
-      </w:r>
-    </w:p>
-    <w:p>
-      <w:pPr>
-        <w:ind w:firstLine="0"/>
-        <w:jc w:val="center"/>
-      </w:pPr>
-      <w:r>
-        <w:t>Рисунок 5 – Форма для добавления элемента</w:t>
-      </w:r>
-    </w:p>
-    <w:p>
-      <w:pPr>
-        <w:ind w:firstLine="709"/>
-        <w:rPr>
-          <w:noProof/>
-        </w:rPr>
-      </w:pPr>
-      <w:r>
-        <w:t>Для</w:t>
-      </w:r>
-      <w:r>
-        <w:t xml:space="preserve"> ввода параметров </w:t>
-      </w:r>
-      <w:r>
-        <w:t>расчёта</w:t>
-      </w:r>
-      <w:r>
-        <w:t xml:space="preserve"> </w:t>
-      </w:r>
-      <w:r>
-        <w:t>необходимо</w:t>
-      </w:r>
-      <w:r>
-        <w:t xml:space="preserve"> </w:t>
-      </w:r>
-      <w:r>
-        <w:t xml:space="preserve">выбрать </w:t>
-      </w:r>
-      <w:r>
-        <w:t xml:space="preserve">нужный тип в выпадающем списке. После заполнения всех полей </w:t>
-      </w:r>
-      <w:r>
-        <w:t>необходимо нажать на</w:t>
-      </w:r>
-      <w:r>
-        <w:t xml:space="preserve"> </w:t>
-      </w:r>
-      <w:r>
-        <w:lastRenderedPageBreak/>
-        <w:t xml:space="preserve">кнопку «ОК» </w:t>
-      </w:r>
-      <w:r>
-        <w:t>-</w:t>
-      </w:r>
-      <w:r>
-        <w:t xml:space="preserve"> нов</w:t>
-      </w:r>
-      <w:r>
-        <w:t>ый</w:t>
-      </w:r>
-      <w:r>
-        <w:t xml:space="preserve"> </w:t>
-      </w:r>
-      <w:r>
-        <w:t xml:space="preserve">расчёт </w:t>
-      </w:r>
-      <w:r>
-        <w:t>добавится в таблицу на главной форме (см. рисунки 6 и 7).</w:t>
-      </w:r>
-    </w:p>
-    <w:p>
-      <w:pPr>
-        <w:ind w:firstLine="0"/>
-        <w:jc w:val="center"/>
-      </w:pPr>
-      <w:r>
-        <w:rPr>
-          <w:noProof/>
-        </w:rPr>
-        <w:drawing>
-          <wp:inline distT="0" distB="0" distL="0" distR="0" wp14:anchorId="3085BBF3" wp14:editId="2579D36F">
-            <wp:extent cx="2724530" cy="2495898"/>
-            <wp:effectExtent l="0" t="0" r="0" b="0"/>
-            <wp:docPr id="365824191" name="Рисунок 1" descr="Изображение выглядит как текст, снимок экрана, Шрифт, число&#10;&#10;Содержимое, созданное искусственным интеллектом, может быть неверным."/>
-            <wp:cNvGraphicFramePr>
-              <a:graphicFrameLocks xmlns:a="http://schemas.openxmlformats.org/drawingml/2006/main" noChangeAspect="1"/>
-            </wp:cNvGraphicFramePr>
-            <a:graphic xmlns:a="http://schemas.openxmlformats.org/drawingml/2006/main">
-              <a:graphicData uri="http://schemas.openxmlformats.org/drawingml/2006/picture">
-                <pic:pic xmlns:pic="http://schemas.openxmlformats.org/drawingml/2006/picture">
-                  <pic:nvPicPr>
-                    <pic:cNvPr id="365824191" name="Рисунок 1" descr="Изображение выглядит как текст, снимок экрана, Шрифт, число&#10;&#10;Содержимое, созданное искусственным интеллектом, может быть неверным."/>
-                    <pic:cNvPicPr/>
-                  </pic:nvPicPr>
-                  <pic:blipFill>
-                    <a:blip r:embed="rId18"/>
-                    <a:stretch>
-                      <a:fillRect/>
-                    </a:stretch>
-                  </pic:blipFill>
-                  <pic:spPr>
-                    <a:xfrm>
-                      <a:off x="0" y="0"/>
-                      <a:ext cx="2724530" cy="2495898"/>
-                    </a:xfrm>
-                    <a:prstGeom prst="rect">
-                      <a:avLst/>
-                    </a:prstGeom>
-                  </pic:spPr>
-                </pic:pic>
-              </a:graphicData>
-            </a:graphic>
-          </wp:inline>
-        </w:drawing>
-      </w:r>
-    </w:p>
-    <w:p>
-      <w:pPr>
-        <w:ind w:firstLine="0"/>
-        <w:jc w:val="center"/>
-      </w:pPr>
-      <w:r>
-        <w:t>Рисунок 6 – Заполнение полей</w:t>
-      </w:r>
-    </w:p>
-    <w:p>
-      <w:pPr>
-        <w:ind w:firstLine="0"/>
-        <w:jc w:val="center"/>
-      </w:pPr>
-      <w:r>
-        <w:rPr>
-          <w:noProof/>
-        </w:rPr>
-        <w:drawing>
-          <wp:inline distT="0" distB="0" distL="0" distR="0" wp14:anchorId="185D90B8" wp14:editId="6AA01C17">
-            <wp:extent cx="6120130" cy="3277235"/>
-            <wp:effectExtent l="0" t="0" r="0" b="0"/>
-            <wp:docPr id="1376914955" name="Рисунок 1" descr="Изображение выглядит как текст, снимок экрана, программное обеспечение, Значок на компьютере&#10;&#10;Содержимое, созданное искусственным интеллектом, может быть неверным."/>
-            <wp:cNvGraphicFramePr>
-              <a:graphicFrameLocks xmlns:a="http://schemas.openxmlformats.org/drawingml/2006/main" noChangeAspect="1"/>
-            </wp:cNvGraphicFramePr>
-            <a:graphic xmlns:a="http://schemas.openxmlformats.org/drawingml/2006/main">
-              <a:graphicData uri="http://schemas.openxmlformats.org/drawingml/2006/picture">
-                <pic:pic xmlns:pic="http://schemas.openxmlformats.org/drawingml/2006/picture">
-                  <pic:nvPicPr>
-                    <pic:cNvPr id="1376914955" name="Рисунок 1" descr="Изображение выглядит как текст, снимок экрана, программное обеспечение, Значок на компьютере&#10;&#10;Содержимое, созданное искусственным интеллектом, может быть неверным."/>
-                    <pic:cNvPicPr/>
-                  </pic:nvPicPr>
-                  <pic:blipFill>
-                    <a:blip r:embed="rId19"/>
                     <a:stretch>
                       <a:fillRect/>
                     </a:stretch>
@@ -4757,66 +4992,45 @@
         <w:jc w:val="center"/>
       </w:pPr>
       <w:r>
-        <w:t>Рисунок 7 – Успешное добавление нового элемента</w:t>
-      </w:r>
-    </w:p>
-    <w:p>
-      <w:pPr>
-        <w:ind w:firstLine="709"/>
-        <w:rPr>
-          <w:noProof/>
-        </w:rPr>
-      </w:pPr>
-      <w:r>
-        <w:t xml:space="preserve">В программе реализована проверка вводимых данных. Если пользователь попытается указать некорректные значения </w:t>
-      </w:r>
-      <w:r>
-        <w:t>–</w:t>
-      </w:r>
-      <w:r>
-        <w:t xml:space="preserve"> например, отрицательное число или </w:t>
-      </w:r>
-      <w:r>
-        <w:t>попытается ввести в численные поля текст – символы в текстовое поле не будут вводиться.</w:t>
-      </w:r>
-    </w:p>
-    <w:p>
-      <w:pPr>
-        <w:ind w:firstLine="709"/>
-        <w:rPr>
-          <w:b/>
-          <w:bCs/>
-        </w:rPr>
-      </w:pPr>
-      <w:r>
-        <w:rPr>
-          <w:b/>
-          <w:bCs/>
-        </w:rPr>
-        <w:t>1.5.2 Тестовый случай «Удалить элемент»</w:t>
-      </w:r>
-    </w:p>
-    <w:p>
-      <w:pPr>
-        <w:ind w:firstLine="709"/>
-      </w:pPr>
-      <w:r>
-        <w:t>Для удаления одного элемента необходимо выбрать его в таблице и нажать на кнопку «Удалить</w:t>
-      </w:r>
-      <w:r>
-        <w:t xml:space="preserve"> расчёт</w:t>
-      </w:r>
-      <w:r>
-        <w:t xml:space="preserve">» (рисунки </w:t>
-      </w:r>
-      <w:r>
-        <w:t>8</w:t>
-      </w:r>
-      <w:r>
-        <w:t xml:space="preserve"> и </w:t>
+        <w:t xml:space="preserve">Рисунок </w:t>
       </w:r>
       <w:r>
         <w:t>9</w:t>
+      </w:r>
+      <w:r>
+        <w:t xml:space="preserve"> – Результат нажатия кнопки «Удалить»</w:t>
+      </w:r>
+    </w:p>
+    <w:p>
+      <w:r>
+        <w:t>Для удаления всех элементов</w:t>
+      </w:r>
+      <w:r>
+        <w:t xml:space="preserve"> </w:t>
+      </w:r>
+      <w:r>
+        <w:t>в таблице</w:t>
+      </w:r>
+      <w:r>
+        <w:t xml:space="preserve"> не</w:t>
+      </w:r>
+      <w:r>
+        <w:t>обходимо</w:t>
+      </w:r>
+      <w:r>
+        <w:t xml:space="preserve"> нажать на кнопку «Удалить</w:t>
+      </w:r>
+      <w:r>
+        <w:t xml:space="preserve"> всё» (рисунки 1</w:t>
+      </w:r>
+      <w:r>
+        <w:t>0</w:t>
+      </w:r>
+      <w:r>
+        <w:t xml:space="preserve"> и 1</w:t>
+      </w:r>
+      <w:r>
+        <w:t>1</w:t>
       </w:r>
       <w:r>
         <w:t>).</w:t>
@@ -4833,10 +5047,10 @@
         </w:rPr>
         <w:lastRenderedPageBreak/>
         <w:drawing>
-          <wp:inline distT="0" distB="0" distL="0" distR="0" wp14:anchorId="278DCEE2" wp14:editId="249C70D6">
+          <wp:inline distT="0" distB="0" distL="0" distR="0" wp14:anchorId="4BDF87EA" wp14:editId="1B00BD31">
             <wp:extent cx="6120130" cy="3277235"/>
             <wp:effectExtent l="0" t="0" r="0" b="0"/>
-            <wp:docPr id="360517123" name="Рисунок 1" descr="Изображение выглядит как текст, электроника, снимок экрана, программное обеспечение&#10;&#10;Содержимое, созданное искусственным интеллектом, может быть неверным."/>
+            <wp:docPr id="2069071216" name="Рисунок 1" descr="Изображение выглядит как текст, электроника, снимок экрана, программное обеспечение&#10;&#10;Содержимое, созданное искусственным интеллектом, может быть неверным."/>
             <wp:cNvGraphicFramePr>
               <a:graphicFrameLocks xmlns:a="http://schemas.openxmlformats.org/drawingml/2006/main" noChangeAspect="1"/>
             </wp:cNvGraphicFramePr>
@@ -4844,7 +5058,114 @@
               <a:graphicData uri="http://schemas.openxmlformats.org/drawingml/2006/picture">
                 <pic:pic xmlns:pic="http://schemas.openxmlformats.org/drawingml/2006/picture">
                   <pic:nvPicPr>
-                    <pic:cNvPr id="360517123" name="Рисунок 1" descr="Изображение выглядит как текст, электроника, снимок экрана, программное обеспечение&#10;&#10;Содержимое, созданное искусственным интеллектом, может быть неверным."/>
+                    <pic:cNvPr id="2069071216" name="Рисунок 1" descr="Изображение выглядит как текст, электроника, снимок экрана, программное обеспечение&#10;&#10;Содержимое, созданное искусственным интеллектом, может быть неверным."/>
+                    <pic:cNvPicPr/>
+                  </pic:nvPicPr>
+                  <pic:blipFill>
+                    <a:blip r:embed="rId18"/>
+                    <a:stretch>
+                      <a:fillRect/>
+                    </a:stretch>
+                  </pic:blipFill>
+                  <pic:spPr>
+                    <a:xfrm>
+                      <a:off x="0" y="0"/>
+                      <a:ext cx="6120130" cy="3277235"/>
+                    </a:xfrm>
+                    <a:prstGeom prst="rect">
+                      <a:avLst/>
+                    </a:prstGeom>
+                  </pic:spPr>
+                </pic:pic>
+              </a:graphicData>
+            </a:graphic>
+          </wp:inline>
+        </w:drawing>
+      </w:r>
+    </w:p>
+    <w:p>
+      <w:pPr>
+        <w:ind w:firstLine="0"/>
+        <w:jc w:val="center"/>
+      </w:pPr>
+      <w:r>
+        <w:rPr>
+          <w:noProof/>
+        </w:rPr>
+        <w:drawing>
+          <wp:inline distT="0" distB="0" distL="0" distR="0" wp14:anchorId="00E6DD7B" wp14:editId="1D033F45">
+            <wp:extent cx="2305372" cy="1448002"/>
+            <wp:effectExtent l="0" t="0" r="0" b="0"/>
+            <wp:docPr id="1353615772" name="Рисунок 1" descr="Изображение выглядит как текст, снимок экрана, Шрифт, мультимедиа&#10;&#10;Содержимое, созданное искусственным интеллектом, может быть неверным."/>
+            <wp:cNvGraphicFramePr>
+              <a:graphicFrameLocks xmlns:a="http://schemas.openxmlformats.org/drawingml/2006/main" noChangeAspect="1"/>
+            </wp:cNvGraphicFramePr>
+            <a:graphic xmlns:a="http://schemas.openxmlformats.org/drawingml/2006/main">
+              <a:graphicData uri="http://schemas.openxmlformats.org/drawingml/2006/picture">
+                <pic:pic xmlns:pic="http://schemas.openxmlformats.org/drawingml/2006/picture">
+                  <pic:nvPicPr>
+                    <pic:cNvPr id="1353615772" name="Рисунок 1" descr="Изображение выглядит как текст, снимок экрана, Шрифт, мультимедиа&#10;&#10;Содержимое, созданное искусственным интеллектом, может быть неверным."/>
+                    <pic:cNvPicPr/>
+                  </pic:nvPicPr>
+                  <pic:blipFill>
+                    <a:blip r:embed="rId19"/>
+                    <a:stretch>
+                      <a:fillRect/>
+                    </a:stretch>
+                  </pic:blipFill>
+                  <pic:spPr>
+                    <a:xfrm>
+                      <a:off x="0" y="0"/>
+                      <a:ext cx="2305372" cy="1448002"/>
+                    </a:xfrm>
+                    <a:prstGeom prst="rect">
+                      <a:avLst/>
+                    </a:prstGeom>
+                  </pic:spPr>
+                </pic:pic>
+              </a:graphicData>
+            </a:graphic>
+          </wp:inline>
+        </w:drawing>
+      </w:r>
+    </w:p>
+    <w:p>
+      <w:pPr>
+        <w:ind w:firstLine="0"/>
+        <w:jc w:val="center"/>
+      </w:pPr>
+      <w:r>
+        <w:t>Рисунок 1</w:t>
+      </w:r>
+      <w:r>
+        <w:t>0</w:t>
+      </w:r>
+      <w:r>
+        <w:t xml:space="preserve"> – Удаление всех элементов</w:t>
+      </w:r>
+    </w:p>
+    <w:p>
+      <w:pPr>
+        <w:ind w:firstLine="0"/>
+        <w:jc w:val="center"/>
+      </w:pPr>
+      <w:r>
+        <w:rPr>
+          <w:noProof/>
+        </w:rPr>
+        <w:drawing>
+          <wp:inline distT="0" distB="0" distL="0" distR="0" wp14:anchorId="56A5F3B8" wp14:editId="4AD585A2">
+            <wp:extent cx="6120130" cy="3277235"/>
+            <wp:effectExtent l="0" t="0" r="0" b="0"/>
+            <wp:docPr id="1766379281" name="Рисунок 1" descr="Изображение выглядит как текст, снимок экрана, программное обеспечение, Значок на компьютере&#10;&#10;Содержимое, созданное искусственным интеллектом, может быть неверным."/>
+            <wp:cNvGraphicFramePr>
+              <a:graphicFrameLocks xmlns:a="http://schemas.openxmlformats.org/drawingml/2006/main" noChangeAspect="1"/>
+            </wp:cNvGraphicFramePr>
+            <a:graphic xmlns:a="http://schemas.openxmlformats.org/drawingml/2006/main">
+              <a:graphicData uri="http://schemas.openxmlformats.org/drawingml/2006/picture">
+                <pic:pic xmlns:pic="http://schemas.openxmlformats.org/drawingml/2006/picture">
+                  <pic:nvPicPr>
+                    <pic:cNvPr id="1766379281" name="Рисунок 1" descr="Изображение выглядит как текст, снимок экрана, программное обеспечение, Значок на компьютере&#10;&#10;Содержимое, созданное искусственным интеллектом, может быть неверным."/>
                     <pic:cNvPicPr/>
                   </pic:nvPicPr>
                   <pic:blipFill>
@@ -4875,29 +5196,132 @@
         <w:jc w:val="center"/>
       </w:pPr>
       <w:r>
-        <w:t xml:space="preserve">Рисунок </w:t>
-      </w:r>
-      <w:r>
-        <w:t>8</w:t>
-      </w:r>
-      <w:r>
-        <w:t xml:space="preserve"> – Выбор элемента в таблице</w:t>
+        <w:t>Рисунок 1</w:t>
+      </w:r>
+      <w:r>
+        <w:t>1</w:t>
+      </w:r>
+      <w:r>
+        <w:t xml:space="preserve"> – Результат удаления всех элементов</w:t>
+      </w:r>
+    </w:p>
+    <w:p>
+      <w:pPr>
+        <w:ind w:firstLine="709"/>
+        <w:rPr>
+          <w:b/>
+          <w:bCs/>
+        </w:rPr>
+      </w:pPr>
+      <w:r>
+        <w:rPr>
+          <w:b/>
+          <w:bCs/>
+        </w:rPr>
+        <w:t>1.5.</w:t>
+      </w:r>
+      <w:r>
+        <w:rPr>
+          <w:b/>
+          <w:bCs/>
+        </w:rPr>
+        <w:t>3</w:t>
+      </w:r>
+      <w:r>
+        <w:rPr>
+          <w:b/>
+          <w:bCs/>
+        </w:rPr>
+        <w:t xml:space="preserve"> Тестовый случай «</w:t>
+      </w:r>
+      <w:r>
+        <w:rPr>
+          <w:b/>
+          <w:bCs/>
+        </w:rPr>
+        <w:t>Случайн</w:t>
+      </w:r>
+      <w:r>
+        <w:rPr>
+          <w:b/>
+          <w:bCs/>
+        </w:rPr>
+        <w:t>ый</w:t>
+      </w:r>
+      <w:r>
+        <w:rPr>
+          <w:b/>
+          <w:bCs/>
+        </w:rPr>
+        <w:t xml:space="preserve"> </w:t>
+      </w:r>
+      <w:r>
+        <w:rPr>
+          <w:b/>
+          <w:bCs/>
+        </w:rPr>
+        <w:t>расчёт</w:t>
+      </w:r>
+      <w:r>
+        <w:rPr>
+          <w:b/>
+          <w:bCs/>
+        </w:rPr>
+        <w:t>»</w:t>
+      </w:r>
+    </w:p>
+    <w:p>
+      <w:pPr>
+        <w:ind w:firstLine="709"/>
+      </w:pPr>
+      <w:r>
+        <w:lastRenderedPageBreak/>
+        <w:t xml:space="preserve">Для создания случайного </w:t>
+      </w:r>
+      <w:r>
+        <w:t>расчёта</w:t>
+      </w:r>
+      <w:r>
+        <w:t xml:space="preserve"> с произвольной </w:t>
+      </w:r>
+      <w:r>
+        <w:t>скидкой</w:t>
+      </w:r>
+      <w:r>
+        <w:t xml:space="preserve"> необходимо нажать на кнопку «Случайн</w:t>
+      </w:r>
+      <w:r>
+        <w:t>ый</w:t>
+      </w:r>
+      <w:r>
+        <w:t xml:space="preserve"> </w:t>
+      </w:r>
+      <w:r>
+        <w:t>расчёт</w:t>
+      </w:r>
+      <w:r>
+        <w:t>». После этого в списке сразу же появится запись. На рисунке 1</w:t>
+      </w:r>
+      <w:r>
+        <w:t>3</w:t>
+      </w:r>
+      <w:r>
+        <w:t xml:space="preserve"> – пример трёх использований данной функции.</w:t>
       </w:r>
     </w:p>
     <w:p>
       <w:pPr>
         <w:ind w:firstLine="0"/>
-        <w:jc w:val="center"/>
       </w:pPr>
       <w:r>
         <w:rPr>
           <w:noProof/>
         </w:rPr>
         <w:drawing>
-          <wp:inline distT="0" distB="0" distL="0" distR="0" wp14:anchorId="68BA34A0" wp14:editId="647A9F58">
+          <wp:inline distT="0" distB="0" distL="0" distR="0" wp14:anchorId="50BEC668" wp14:editId="4D1AD05E">
             <wp:extent cx="6120130" cy="3277235"/>
             <wp:effectExtent l="0" t="0" r="0" b="0"/>
-            <wp:docPr id="2054916715" name="Рисунок 1" descr="Изображение выглядит как текст, электроника, снимок экрана, программное обеспечение&#10;&#10;Содержимое, созданное искусственным интеллектом, может быть неверным."/>
+            <wp:docPr id="156715361" name="Рисунок 1" descr="Изображение выглядит как текст, снимок экрана, программное обеспечение, Значок на компьютере&#10;&#10;Содержимое, созданное искусственным интеллектом, может быть неверным."/>
             <wp:cNvGraphicFramePr>
               <a:graphicFrameLocks xmlns:a="http://schemas.openxmlformats.org/drawingml/2006/main" noChangeAspect="1"/>
             </wp:cNvGraphicFramePr>
@@ -4905,7 +5329,7 @@
               <a:graphicData uri="http://schemas.openxmlformats.org/drawingml/2006/picture">
                 <pic:pic xmlns:pic="http://schemas.openxmlformats.org/drawingml/2006/picture">
                   <pic:nvPicPr>
-                    <pic:cNvPr id="2054916715" name="Рисунок 1" descr="Изображение выглядит как текст, электроника, снимок экрана, программное обеспечение&#10;&#10;Содержимое, созданное искусственным интеллектом, может быть неверным."/>
+                    <pic:cNvPr id="156715361" name="Рисунок 1" descr="Изображение выглядит как текст, снимок экрана, программное обеспечение, Значок на компьютере&#10;&#10;Содержимое, созданное искусственным интеллектом, может быть неверным."/>
                     <pic:cNvPicPr/>
                   </pic:nvPicPr>
                   <pic:blipFill>
@@ -4936,65 +5360,23 @@
         <w:jc w:val="center"/>
       </w:pPr>
       <w:r>
-        <w:t xml:space="preserve">Рисунок </w:t>
-      </w:r>
-      <w:r>
-        <w:t>9</w:t>
-      </w:r>
-      <w:r>
-        <w:t xml:space="preserve"> – Результат нажатия кнопки «Удалить»</w:t>
-      </w:r>
-    </w:p>
-    <w:p>
-      <w:r>
-        <w:t>Для удаления всех элементов</w:t>
-      </w:r>
-      <w:r>
-        <w:t xml:space="preserve"> </w:t>
-      </w:r>
-      <w:r>
-        <w:t>в таблице</w:t>
-      </w:r>
-      <w:r>
-        <w:t xml:space="preserve"> не</w:t>
-      </w:r>
-      <w:r>
-        <w:t>обходимо</w:t>
-      </w:r>
-      <w:r>
-        <w:t xml:space="preserve"> нажать на кнопку «Удалить</w:t>
-      </w:r>
-      <w:r>
-        <w:t xml:space="preserve"> всё» (рисунки 1</w:t>
-      </w:r>
-      <w:r>
-        <w:t>0</w:t>
-      </w:r>
-      <w:r>
-        <w:t xml:space="preserve"> и 1</w:t>
-      </w:r>
-      <w:r>
-        <w:t>1</w:t>
-      </w:r>
-      <w:r>
-        <w:t>).</w:t>
-      </w:r>
-    </w:p>
-    <w:p>
-      <w:pPr>
-        <w:ind w:firstLine="0"/>
-        <w:jc w:val="center"/>
-      </w:pPr>
+        <w:t>Рисунок 1</w:t>
+      </w:r>
+      <w:r>
+        <w:t>2</w:t>
+      </w:r>
+      <w:r>
+        <w:t xml:space="preserve"> – Случайная фигура</w:t>
+      </w:r>
       <w:r>
         <w:rPr>
           <w:noProof/>
         </w:rPr>
-        <w:lastRenderedPageBreak/>
         <w:drawing>
-          <wp:inline distT="0" distB="0" distL="0" distR="0" wp14:anchorId="4BDF87EA" wp14:editId="1B00BD31">
+          <wp:inline distT="0" distB="0" distL="0" distR="0" wp14:anchorId="3685832E" wp14:editId="1392A0C1">
             <wp:extent cx="6120130" cy="3277235"/>
             <wp:effectExtent l="0" t="0" r="0" b="0"/>
-            <wp:docPr id="2069071216" name="Рисунок 1" descr="Изображение выглядит как текст, электроника, снимок экрана, программное обеспечение&#10;&#10;Содержимое, созданное искусственным интеллектом, может быть неверным."/>
+            <wp:docPr id="2100247383" name="Рисунок 1" descr="Изображение выглядит как текст, электроника, снимок экрана, программное обеспечение&#10;&#10;Содержимое, созданное искусственным интеллектом, может быть неверным."/>
             <wp:cNvGraphicFramePr>
               <a:graphicFrameLocks xmlns:a="http://schemas.openxmlformats.org/drawingml/2006/main" noChangeAspect="1"/>
             </wp:cNvGraphicFramePr>
@@ -5002,7 +5384,7 @@
               <a:graphicData uri="http://schemas.openxmlformats.org/drawingml/2006/picture">
                 <pic:pic xmlns:pic="http://schemas.openxmlformats.org/drawingml/2006/picture">
                   <pic:nvPicPr>
-                    <pic:cNvPr id="2069071216" name="Рисунок 1" descr="Изображение выглядит как текст, электроника, снимок экрана, программное обеспечение&#10;&#10;Содержимое, созданное искусственным интеллектом, может быть неверным."/>
+                    <pic:cNvPr id="2100247383" name="Рисунок 1" descr="Изображение выглядит как текст, электроника, снимок экрана, программное обеспечение&#10;&#10;Содержимое, созданное искусственным интеллектом, может быть неверным."/>
                     <pic:cNvPicPr/>
                   </pic:nvPicPr>
                   <pic:blipFill>
@@ -5033,332 +5415,6 @@
         <w:jc w:val="center"/>
       </w:pPr>
       <w:r>
-        <w:rPr>
-          <w:noProof/>
-        </w:rPr>
-        <w:drawing>
-          <wp:inline distT="0" distB="0" distL="0" distR="0" wp14:anchorId="00E6DD7B" wp14:editId="1D033F45">
-            <wp:extent cx="2305372" cy="1448002"/>
-            <wp:effectExtent l="0" t="0" r="0" b="0"/>
-            <wp:docPr id="1353615772" name="Рисунок 1" descr="Изображение выглядит как текст, снимок экрана, Шрифт, мультимедиа&#10;&#10;Содержимое, созданное искусственным интеллектом, может быть неверным."/>
-            <wp:cNvGraphicFramePr>
-              <a:graphicFrameLocks xmlns:a="http://schemas.openxmlformats.org/drawingml/2006/main" noChangeAspect="1"/>
-            </wp:cNvGraphicFramePr>
-            <a:graphic xmlns:a="http://schemas.openxmlformats.org/drawingml/2006/main">
-              <a:graphicData uri="http://schemas.openxmlformats.org/drawingml/2006/picture">
-                <pic:pic xmlns:pic="http://schemas.openxmlformats.org/drawingml/2006/picture">
-                  <pic:nvPicPr>
-                    <pic:cNvPr id="1353615772" name="Рисунок 1" descr="Изображение выглядит как текст, снимок экрана, Шрифт, мультимедиа&#10;&#10;Содержимое, созданное искусственным интеллектом, может быть неверным."/>
-                    <pic:cNvPicPr/>
-                  </pic:nvPicPr>
-                  <pic:blipFill>
-                    <a:blip r:embed="rId23"/>
-                    <a:stretch>
-                      <a:fillRect/>
-                    </a:stretch>
-                  </pic:blipFill>
-                  <pic:spPr>
-                    <a:xfrm>
-                      <a:off x="0" y="0"/>
-                      <a:ext cx="2305372" cy="1448002"/>
-                    </a:xfrm>
-                    <a:prstGeom prst="rect">
-                      <a:avLst/>
-                    </a:prstGeom>
-                  </pic:spPr>
-                </pic:pic>
-              </a:graphicData>
-            </a:graphic>
-          </wp:inline>
-        </w:drawing>
-      </w:r>
-    </w:p>
-    <w:p>
-      <w:pPr>
-        <w:ind w:firstLine="0"/>
-        <w:jc w:val="center"/>
-      </w:pPr>
-      <w:r>
-        <w:t>Рисунок 1</w:t>
-      </w:r>
-      <w:r>
-        <w:t>0</w:t>
-      </w:r>
-      <w:r>
-        <w:t xml:space="preserve"> – Удаление всех элементов</w:t>
-      </w:r>
-    </w:p>
-    <w:p>
-      <w:pPr>
-        <w:ind w:firstLine="0"/>
-        <w:jc w:val="center"/>
-      </w:pPr>
-      <w:r>
-        <w:rPr>
-          <w:noProof/>
-        </w:rPr>
-        <w:drawing>
-          <wp:inline distT="0" distB="0" distL="0" distR="0" wp14:anchorId="56A5F3B8" wp14:editId="4AD585A2">
-            <wp:extent cx="6120130" cy="3277235"/>
-            <wp:effectExtent l="0" t="0" r="0" b="0"/>
-            <wp:docPr id="1766379281" name="Рисунок 1" descr="Изображение выглядит как текст, снимок экрана, программное обеспечение, Значок на компьютере&#10;&#10;Содержимое, созданное искусственным интеллектом, может быть неверным."/>
-            <wp:cNvGraphicFramePr>
-              <a:graphicFrameLocks xmlns:a="http://schemas.openxmlformats.org/drawingml/2006/main" noChangeAspect="1"/>
-            </wp:cNvGraphicFramePr>
-            <a:graphic xmlns:a="http://schemas.openxmlformats.org/drawingml/2006/main">
-              <a:graphicData uri="http://schemas.openxmlformats.org/drawingml/2006/picture">
-                <pic:pic xmlns:pic="http://schemas.openxmlformats.org/drawingml/2006/picture">
-                  <pic:nvPicPr>
-                    <pic:cNvPr id="1766379281" name="Рисунок 1" descr="Изображение выглядит как текст, снимок экрана, программное обеспечение, Значок на компьютере&#10;&#10;Содержимое, созданное искусственным интеллектом, может быть неверным."/>
-                    <pic:cNvPicPr/>
-                  </pic:nvPicPr>
-                  <pic:blipFill>
-                    <a:blip r:embed="rId24"/>
-                    <a:stretch>
-                      <a:fillRect/>
-                    </a:stretch>
-                  </pic:blipFill>
-                  <pic:spPr>
-                    <a:xfrm>
-                      <a:off x="0" y="0"/>
-                      <a:ext cx="6120130" cy="3277235"/>
-                    </a:xfrm>
-                    <a:prstGeom prst="rect">
-                      <a:avLst/>
-                    </a:prstGeom>
-                  </pic:spPr>
-                </pic:pic>
-              </a:graphicData>
-            </a:graphic>
-          </wp:inline>
-        </w:drawing>
-      </w:r>
-    </w:p>
-    <w:p>
-      <w:pPr>
-        <w:ind w:firstLine="0"/>
-        <w:jc w:val="center"/>
-      </w:pPr>
-      <w:r>
-        <w:t>Рисунок 1</w:t>
-      </w:r>
-      <w:r>
-        <w:t>1</w:t>
-      </w:r>
-      <w:r>
-        <w:t xml:space="preserve"> – Результат удаления всех элементов</w:t>
-      </w:r>
-    </w:p>
-    <w:p>
-      <w:pPr>
-        <w:ind w:firstLine="709"/>
-        <w:rPr>
-          <w:b/>
-          <w:bCs/>
-        </w:rPr>
-      </w:pPr>
-      <w:r>
-        <w:rPr>
-          <w:b/>
-          <w:bCs/>
-        </w:rPr>
-        <w:t>1.5.</w:t>
-      </w:r>
-      <w:r>
-        <w:rPr>
-          <w:b/>
-          <w:bCs/>
-        </w:rPr>
-        <w:t>3</w:t>
-      </w:r>
-      <w:r>
-        <w:rPr>
-          <w:b/>
-          <w:bCs/>
-        </w:rPr>
-        <w:t xml:space="preserve"> Тестовый случай «</w:t>
-      </w:r>
-      <w:r>
-        <w:rPr>
-          <w:b/>
-          <w:bCs/>
-        </w:rPr>
-        <w:t>Случайн</w:t>
-      </w:r>
-      <w:r>
-        <w:rPr>
-          <w:b/>
-          <w:bCs/>
-        </w:rPr>
-        <w:t>ый</w:t>
-      </w:r>
-      <w:r>
-        <w:rPr>
-          <w:b/>
-          <w:bCs/>
-        </w:rPr>
-        <w:t xml:space="preserve"> </w:t>
-      </w:r>
-      <w:r>
-        <w:rPr>
-          <w:b/>
-          <w:bCs/>
-        </w:rPr>
-        <w:t>расчёт</w:t>
-      </w:r>
-      <w:r>
-        <w:rPr>
-          <w:b/>
-          <w:bCs/>
-        </w:rPr>
-        <w:t>»</w:t>
-      </w:r>
-    </w:p>
-    <w:p>
-      <w:pPr>
-        <w:ind w:firstLine="709"/>
-      </w:pPr>
-      <w:r>
-        <w:lastRenderedPageBreak/>
-        <w:t xml:space="preserve">Для создания случайного </w:t>
-      </w:r>
-      <w:r>
-        <w:t>расчёта</w:t>
-      </w:r>
-      <w:r>
-        <w:t xml:space="preserve"> с произвольной </w:t>
-      </w:r>
-      <w:r>
-        <w:t>скидкой</w:t>
-      </w:r>
-      <w:r>
-        <w:t xml:space="preserve"> необходимо нажать на кнопку «Случайн</w:t>
-      </w:r>
-      <w:r>
-        <w:t>ый</w:t>
-      </w:r>
-      <w:r>
-        <w:t xml:space="preserve"> </w:t>
-      </w:r>
-      <w:r>
-        <w:t>расчёт</w:t>
-      </w:r>
-      <w:r>
-        <w:t>». После этого в списке сразу же появится запись. На рисунке 1</w:t>
-      </w:r>
-      <w:r>
-        <w:t>3</w:t>
-      </w:r>
-      <w:r>
-        <w:t xml:space="preserve"> – пример трёх использований данной функции.</w:t>
-      </w:r>
-    </w:p>
-    <w:p>
-      <w:pPr>
-        <w:ind w:firstLine="0"/>
-      </w:pPr>
-      <w:r>
-        <w:rPr>
-          <w:noProof/>
-        </w:rPr>
-        <w:drawing>
-          <wp:inline distT="0" distB="0" distL="0" distR="0" wp14:anchorId="50BEC668" wp14:editId="4D1AD05E">
-            <wp:extent cx="6120130" cy="3277235"/>
-            <wp:effectExtent l="0" t="0" r="0" b="0"/>
-            <wp:docPr id="156715361" name="Рисунок 1" descr="Изображение выглядит как текст, снимок экрана, программное обеспечение, Значок на компьютере&#10;&#10;Содержимое, созданное искусственным интеллектом, может быть неверным."/>
-            <wp:cNvGraphicFramePr>
-              <a:graphicFrameLocks xmlns:a="http://schemas.openxmlformats.org/drawingml/2006/main" noChangeAspect="1"/>
-            </wp:cNvGraphicFramePr>
-            <a:graphic xmlns:a="http://schemas.openxmlformats.org/drawingml/2006/main">
-              <a:graphicData uri="http://schemas.openxmlformats.org/drawingml/2006/picture">
-                <pic:pic xmlns:pic="http://schemas.openxmlformats.org/drawingml/2006/picture">
-                  <pic:nvPicPr>
-                    <pic:cNvPr id="156715361" name="Рисунок 1" descr="Изображение выглядит как текст, снимок экрана, программное обеспечение, Значок на компьютере&#10;&#10;Содержимое, созданное искусственным интеллектом, может быть неверным."/>
-                    <pic:cNvPicPr/>
-                  </pic:nvPicPr>
-                  <pic:blipFill>
-                    <a:blip r:embed="rId25"/>
-                    <a:stretch>
-                      <a:fillRect/>
-                    </a:stretch>
-                  </pic:blipFill>
-                  <pic:spPr>
-                    <a:xfrm>
-                      <a:off x="0" y="0"/>
-                      <a:ext cx="6120130" cy="3277235"/>
-                    </a:xfrm>
-                    <a:prstGeom prst="rect">
-                      <a:avLst/>
-                    </a:prstGeom>
-                  </pic:spPr>
-                </pic:pic>
-              </a:graphicData>
-            </a:graphic>
-          </wp:inline>
-        </w:drawing>
-      </w:r>
-    </w:p>
-    <w:p>
-      <w:pPr>
-        <w:ind w:firstLine="0"/>
-        <w:jc w:val="center"/>
-      </w:pPr>
-      <w:r>
-        <w:t>Рисунок 1</w:t>
-      </w:r>
-      <w:r>
-        <w:t>2</w:t>
-      </w:r>
-      <w:r>
-        <w:t xml:space="preserve"> – Случайная фигура</w:t>
-      </w:r>
-      <w:r>
-        <w:rPr>
-          <w:noProof/>
-        </w:rPr>
-        <w:drawing>
-          <wp:inline distT="0" distB="0" distL="0" distR="0" wp14:anchorId="3685832E" wp14:editId="1392A0C1">
-            <wp:extent cx="6120130" cy="3277235"/>
-            <wp:effectExtent l="0" t="0" r="0" b="0"/>
-            <wp:docPr id="2100247383" name="Рисунок 1" descr="Изображение выглядит как текст, электроника, снимок экрана, программное обеспечение&#10;&#10;Содержимое, созданное искусственным интеллектом, может быть неверным."/>
-            <wp:cNvGraphicFramePr>
-              <a:graphicFrameLocks xmlns:a="http://schemas.openxmlformats.org/drawingml/2006/main" noChangeAspect="1"/>
-            </wp:cNvGraphicFramePr>
-            <a:graphic xmlns:a="http://schemas.openxmlformats.org/drawingml/2006/main">
-              <a:graphicData uri="http://schemas.openxmlformats.org/drawingml/2006/picture">
-                <pic:pic xmlns:pic="http://schemas.openxmlformats.org/drawingml/2006/picture">
-                  <pic:nvPicPr>
-                    <pic:cNvPr id="2100247383" name="Рисунок 1" descr="Изображение выглядит как текст, электроника, снимок экрана, программное обеспечение&#10;&#10;Содержимое, созданное искусственным интеллектом, может быть неверным."/>
-                    <pic:cNvPicPr/>
-                  </pic:nvPicPr>
-                  <pic:blipFill>
-                    <a:blip r:embed="rId26"/>
-                    <a:stretch>
-                      <a:fillRect/>
-                    </a:stretch>
-                  </pic:blipFill>
-                  <pic:spPr>
-                    <a:xfrm>
-                      <a:off x="0" y="0"/>
-                      <a:ext cx="6120130" cy="3277235"/>
-                    </a:xfrm>
-                    <a:prstGeom prst="rect">
-                      <a:avLst/>
-                    </a:prstGeom>
-                  </pic:spPr>
-                </pic:pic>
-              </a:graphicData>
-            </a:graphic>
-          </wp:inline>
-        </w:drawing>
-      </w:r>
-    </w:p>
-    <w:p>
-      <w:pPr>
-        <w:ind w:firstLine="0"/>
-        <w:jc w:val="center"/>
-      </w:pPr>
-      <w:r>
         <w:t>Рисунок 1</w:t>
       </w:r>
       <w:r>
@@ -5445,6 +5501,333 @@
                 <pic:pic xmlns:pic="http://schemas.openxmlformats.org/drawingml/2006/picture">
                   <pic:nvPicPr>
                     <pic:cNvPr id="1572191104" name="Рисунок 1" descr="Изображение выглядит как текст, электроника, снимок экрана, дисплей&#10;&#10;Содержимое, созданное искусственным интеллектом, может быть неверным."/>
+                    <pic:cNvPicPr/>
+                  </pic:nvPicPr>
+                  <pic:blipFill>
+                    <a:blip r:embed="rId23"/>
+                    <a:stretch>
+                      <a:fillRect/>
+                    </a:stretch>
+                  </pic:blipFill>
+                  <pic:spPr>
+                    <a:xfrm>
+                      <a:off x="0" y="0"/>
+                      <a:ext cx="6120130" cy="3971925"/>
+                    </a:xfrm>
+                    <a:prstGeom prst="rect">
+                      <a:avLst/>
+                    </a:prstGeom>
+                  </pic:spPr>
+                </pic:pic>
+              </a:graphicData>
+            </a:graphic>
+          </wp:inline>
+        </w:drawing>
+      </w:r>
+    </w:p>
+    <w:p>
+      <w:pPr>
+        <w:ind w:firstLine="0"/>
+        <w:jc w:val="center"/>
+      </w:pPr>
+      <w:r>
+        <w:t>Рисунок 1</w:t>
+      </w:r>
+      <w:r>
+        <w:t>4</w:t>
+      </w:r>
+      <w:r>
+        <w:t xml:space="preserve"> – Вызов формы для поиска элементов</w:t>
+      </w:r>
+    </w:p>
+    <w:p>
+      <w:pPr>
+        <w:ind w:firstLine="0"/>
+        <w:jc w:val="center"/>
+        <w:rPr>
+          <w:lang w:val="en-US"/>
+        </w:rPr>
+      </w:pPr>
+      <w:r>
+        <w:rPr>
+          <w:noProof/>
+          <w:lang w:val="en-US"/>
+        </w:rPr>
+        <w:drawing>
+          <wp:inline distT="0" distB="0" distL="0" distR="0" wp14:anchorId="1C81C9F2" wp14:editId="6B4E54D3">
+            <wp:extent cx="2724530" cy="2905530"/>
+            <wp:effectExtent l="0" t="0" r="0" b="9525"/>
+            <wp:docPr id="1747975315" name="Рисунок 1" descr="Изображение выглядит как текст, снимок экрана, программное обеспечение, число&#10;&#10;Содержимое, созданное искусственным интеллектом, может быть неверным."/>
+            <wp:cNvGraphicFramePr>
+              <a:graphicFrameLocks xmlns:a="http://schemas.openxmlformats.org/drawingml/2006/main" noChangeAspect="1"/>
+            </wp:cNvGraphicFramePr>
+            <a:graphic xmlns:a="http://schemas.openxmlformats.org/drawingml/2006/main">
+              <a:graphicData uri="http://schemas.openxmlformats.org/drawingml/2006/picture">
+                <pic:pic xmlns:pic="http://schemas.openxmlformats.org/drawingml/2006/picture">
+                  <pic:nvPicPr>
+                    <pic:cNvPr id="1747975315" name="Рисунок 1" descr="Изображение выглядит как текст, снимок экрана, программное обеспечение, число&#10;&#10;Содержимое, созданное искусственным интеллектом, может быть неверным."/>
+                    <pic:cNvPicPr/>
+                  </pic:nvPicPr>
+                  <pic:blipFill>
+                    <a:blip r:embed="rId24"/>
+                    <a:stretch>
+                      <a:fillRect/>
+                    </a:stretch>
+                  </pic:blipFill>
+                  <pic:spPr>
+                    <a:xfrm>
+                      <a:off x="0" y="0"/>
+                      <a:ext cx="2724530" cy="2905530"/>
+                    </a:xfrm>
+                    <a:prstGeom prst="rect">
+                      <a:avLst/>
+                    </a:prstGeom>
+                  </pic:spPr>
+                </pic:pic>
+              </a:graphicData>
+            </a:graphic>
+          </wp:inline>
+        </w:drawing>
+      </w:r>
+    </w:p>
+    <w:p>
+      <w:pPr>
+        <w:ind w:firstLine="0"/>
+        <w:jc w:val="center"/>
+      </w:pPr>
+      <w:r>
+        <w:t>Рисунок 1</w:t>
+      </w:r>
+      <w:r>
+        <w:t>5</w:t>
+      </w:r>
+      <w:r>
+        <w:t xml:space="preserve"> – Форма для поиска</w:t>
+      </w:r>
+    </w:p>
+    <w:p>
+      <w:pPr>
+        <w:ind w:firstLine="709"/>
+      </w:pPr>
+      <w:r>
+        <w:t>Пользователь отмечает нужные критерии поиска, при необходимости указывает значения параметров и нажимает кнопку «</w:t>
+      </w:r>
+      <w:r>
+        <w:t>Найти</w:t>
+      </w:r>
+      <w:r>
+        <w:t>» (рисунки 1</w:t>
+      </w:r>
+      <w:r>
+        <w:t>6</w:t>
+      </w:r>
+      <w:r>
+        <w:t xml:space="preserve"> и 1</w:t>
+      </w:r>
+      <w:r>
+        <w:t>7</w:t>
+      </w:r>
+      <w:r>
+        <w:t xml:space="preserve">). Для отмены фильтрации и возврата к полному списку служит кнопка «Сбросить фильтр» (рисунок </w:t>
+      </w:r>
+      <w:r>
+        <w:t>1</w:t>
+      </w:r>
+      <w:r>
+        <w:t>8</w:t>
+      </w:r>
+      <w:r>
+        <w:t>-</w:t>
+      </w:r>
+      <w:r>
+        <w:t>1</w:t>
+      </w:r>
+      <w:r>
+        <w:t>9</w:t>
+      </w:r>
+      <w:r>
+        <w:t>).</w:t>
+      </w:r>
+    </w:p>
+    <w:p>
+      <w:pPr>
+        <w:ind w:firstLine="0"/>
+        <w:jc w:val="center"/>
+      </w:pPr>
+      <w:r>
+        <w:rPr>
+          <w:noProof/>
+        </w:rPr>
+        <w:lastRenderedPageBreak/>
+        <w:drawing>
+          <wp:inline distT="0" distB="0" distL="0" distR="0" wp14:anchorId="355B8434" wp14:editId="04B57C17">
+            <wp:extent cx="6120130" cy="2802890"/>
+            <wp:effectExtent l="0" t="0" r="0" b="0"/>
+            <wp:docPr id="518868634" name="Рисунок 1" descr="Изображение выглядит как текст, программное обеспечение, число, Значок на компьютере&#10;&#10;Содержимое, созданное искусственным интеллектом, может быть неверным."/>
+            <wp:cNvGraphicFramePr>
+              <a:graphicFrameLocks xmlns:a="http://schemas.openxmlformats.org/drawingml/2006/main" noChangeAspect="1"/>
+            </wp:cNvGraphicFramePr>
+            <a:graphic xmlns:a="http://schemas.openxmlformats.org/drawingml/2006/main">
+              <a:graphicData uri="http://schemas.openxmlformats.org/drawingml/2006/picture">
+                <pic:pic xmlns:pic="http://schemas.openxmlformats.org/drawingml/2006/picture">
+                  <pic:nvPicPr>
+                    <pic:cNvPr id="518868634" name="Рисунок 1" descr="Изображение выглядит как текст, программное обеспечение, число, Значок на компьютере&#10;&#10;Содержимое, созданное искусственным интеллектом, может быть неверным."/>
+                    <pic:cNvPicPr/>
+                  </pic:nvPicPr>
+                  <pic:blipFill>
+                    <a:blip r:embed="rId25"/>
+                    <a:stretch>
+                      <a:fillRect/>
+                    </a:stretch>
+                  </pic:blipFill>
+                  <pic:spPr>
+                    <a:xfrm>
+                      <a:off x="0" y="0"/>
+                      <a:ext cx="6120130" cy="2802890"/>
+                    </a:xfrm>
+                    <a:prstGeom prst="rect">
+                      <a:avLst/>
+                    </a:prstGeom>
+                  </pic:spPr>
+                </pic:pic>
+              </a:graphicData>
+            </a:graphic>
+          </wp:inline>
+        </w:drawing>
+      </w:r>
+      <w:r>
+        <w:rPr>
+          <w:noProof/>
+          <w:lang w:eastAsia="ru-RU"/>
+        </w:rPr>
+        <w:t xml:space="preserve"> </w:t>
+      </w:r>
+    </w:p>
+    <w:p>
+      <w:pPr>
+        <w:ind w:firstLine="0"/>
+        <w:jc w:val="center"/>
+      </w:pPr>
+      <w:r>
+        <w:t>Рисунок 1</w:t>
+      </w:r>
+      <w:r>
+        <w:t>6</w:t>
+      </w:r>
+      <w:r>
+        <w:t xml:space="preserve"> – Поиск элемент</w:t>
+      </w:r>
+      <w:r>
+        <w:t>ов</w:t>
+      </w:r>
+      <w:r>
+        <w:t xml:space="preserve"> по </w:t>
+      </w:r>
+      <w:r>
+        <w:t>типу</w:t>
+      </w:r>
+    </w:p>
+    <w:p>
+      <w:pPr>
+        <w:ind w:firstLine="0"/>
+        <w:jc w:val="center"/>
+      </w:pPr>
+      <w:r>
+        <w:rPr>
+          <w:noProof/>
+          <w:lang w:eastAsia="ru-RU"/>
+        </w:rPr>
+        <w:drawing>
+          <wp:inline distT="0" distB="0" distL="0" distR="0" wp14:anchorId="44D77246" wp14:editId="4AEDC2C8">
+            <wp:extent cx="6120130" cy="3971925"/>
+            <wp:effectExtent l="0" t="0" r="0" b="9525"/>
+            <wp:docPr id="411522794" name="Рисунок 1" descr="Изображение выглядит как текст, электроника, снимок экрана, программное обеспечение&#10;&#10;Содержимое, созданное искусственным интеллектом, может быть неверным."/>
+            <wp:cNvGraphicFramePr>
+              <a:graphicFrameLocks xmlns:a="http://schemas.openxmlformats.org/drawingml/2006/main" noChangeAspect="1"/>
+            </wp:cNvGraphicFramePr>
+            <a:graphic xmlns:a="http://schemas.openxmlformats.org/drawingml/2006/main">
+              <a:graphicData uri="http://schemas.openxmlformats.org/drawingml/2006/picture">
+                <pic:pic xmlns:pic="http://schemas.openxmlformats.org/drawingml/2006/picture">
+                  <pic:nvPicPr>
+                    <pic:cNvPr id="411522794" name="Рисунок 1" descr="Изображение выглядит как текст, электроника, снимок экрана, программное обеспечение&#10;&#10;Содержимое, созданное искусственным интеллектом, может быть неверным."/>
+                    <pic:cNvPicPr/>
+                  </pic:nvPicPr>
+                  <pic:blipFill>
+                    <a:blip r:embed="rId26"/>
+                    <a:stretch>
+                      <a:fillRect/>
+                    </a:stretch>
+                  </pic:blipFill>
+                  <pic:spPr>
+                    <a:xfrm>
+                      <a:off x="0" y="0"/>
+                      <a:ext cx="6120130" cy="3971925"/>
+                    </a:xfrm>
+                    <a:prstGeom prst="rect">
+                      <a:avLst/>
+                    </a:prstGeom>
+                  </pic:spPr>
+                </pic:pic>
+              </a:graphicData>
+            </a:graphic>
+          </wp:inline>
+        </w:drawing>
+      </w:r>
+    </w:p>
+    <w:p>
+      <w:pPr>
+        <w:ind w:firstLine="0"/>
+        <w:jc w:val="center"/>
+      </w:pPr>
+      <w:r>
+        <w:t>Рисунок 1</w:t>
+      </w:r>
+      <w:r>
+        <w:t>7</w:t>
+      </w:r>
+      <w:r>
+        <w:t xml:space="preserve"> – Результат поиска элемент</w:t>
+      </w:r>
+      <w:r>
+        <w:t>ов</w:t>
+      </w:r>
+    </w:p>
+    <w:p>
+      <w:pPr>
+        <w:ind w:firstLine="0"/>
+        <w:jc w:val="center"/>
+        <w:rPr>
+          <w:lang w:val="en-US"/>
+        </w:rPr>
+      </w:pPr>
+    </w:p>
+    <w:p>
+      <w:pPr>
+        <w:ind w:firstLine="0"/>
+        <w:jc w:val="center"/>
+        <w:rPr>
+          <w:lang w:val="en-US"/>
+        </w:rPr>
+      </w:pPr>
+      <w:r>
+        <w:rPr>
+          <w:noProof/>
+          <w:lang w:val="en-US"/>
+        </w:rPr>
+        <w:lastRenderedPageBreak/>
+        <w:drawing>
+          <wp:inline distT="0" distB="0" distL="0" distR="0" wp14:anchorId="404554CD" wp14:editId="2FE79CF8">
+            <wp:extent cx="6120130" cy="3971925"/>
+            <wp:effectExtent l="0" t="0" r="0" b="9525"/>
+            <wp:docPr id="175344293" name="Рисунок 1" descr="Изображение выглядит как текст, электроника, снимок экрана, дисплей&#10;&#10;Содержимое, созданное искусственным интеллектом, может быть неверным."/>
+            <wp:cNvGraphicFramePr>
+              <a:graphicFrameLocks xmlns:a="http://schemas.openxmlformats.org/drawingml/2006/main" noChangeAspect="1"/>
+            </wp:cNvGraphicFramePr>
+            <a:graphic xmlns:a="http://schemas.openxmlformats.org/drawingml/2006/main">
+              <a:graphicData uri="http://schemas.openxmlformats.org/drawingml/2006/picture">
+                <pic:pic xmlns:pic="http://schemas.openxmlformats.org/drawingml/2006/picture">
+                  <pic:nvPicPr>
+                    <pic:cNvPr id="175344293" name="Рисунок 1" descr="Изображение выглядит как текст, электроника, снимок экрана, дисплей&#10;&#10;Содержимое, созданное искусственным интеллектом, может быть неверным."/>
                     <pic:cNvPicPr/>
                   </pic:nvPicPr>
                   <pic:blipFill>
@@ -5475,33 +5858,29 @@
         <w:jc w:val="center"/>
       </w:pPr>
       <w:r>
-        <w:t>Рисунок 1</w:t>
-      </w:r>
-      <w:r>
-        <w:t>4</w:t>
-      </w:r>
-      <w:r>
-        <w:t xml:space="preserve"> – Вызов формы для поиска элементов</w:t>
+        <w:t xml:space="preserve">Рисунок </w:t>
+      </w:r>
+      <w:r>
+        <w:t>18</w:t>
+      </w:r>
+      <w:r>
+        <w:t xml:space="preserve"> – Сброс условий поиска</w:t>
       </w:r>
     </w:p>
     <w:p>
       <w:pPr>
         <w:ind w:firstLine="0"/>
         <w:jc w:val="center"/>
-        <w:rPr>
-          <w:lang w:val="en-US"/>
-        </w:rPr>
       </w:pPr>
       <w:r>
         <w:rPr>
           <w:noProof/>
-          <w:lang w:val="en-US"/>
         </w:rPr>
         <w:drawing>
-          <wp:inline distT="0" distB="0" distL="0" distR="0" wp14:anchorId="1C81C9F2" wp14:editId="6B4E54D3">
-            <wp:extent cx="2724530" cy="2905530"/>
+          <wp:inline distT="0" distB="0" distL="0" distR="0" wp14:anchorId="5D9F4FD8" wp14:editId="3F0595A6">
+            <wp:extent cx="6120130" cy="3971925"/>
             <wp:effectExtent l="0" t="0" r="0" b="9525"/>
-            <wp:docPr id="1747975315" name="Рисунок 1" descr="Изображение выглядит как текст, снимок экрана, программное обеспечение, число&#10;&#10;Содержимое, созданное искусственным интеллектом, может быть неверным."/>
+            <wp:docPr id="856820507" name="Рисунок 1" descr="Изображение выглядит как текст, электроника, снимок экрана, дисплей&#10;&#10;Содержимое, созданное искусственным интеллектом, может быть неверным."/>
             <wp:cNvGraphicFramePr>
               <a:graphicFrameLocks xmlns:a="http://schemas.openxmlformats.org/drawingml/2006/main" noChangeAspect="1"/>
             </wp:cNvGraphicFramePr>
@@ -5509,7 +5888,7 @@
               <a:graphicData uri="http://schemas.openxmlformats.org/drawingml/2006/picture">
                 <pic:pic xmlns:pic="http://schemas.openxmlformats.org/drawingml/2006/picture">
                   <pic:nvPicPr>
-                    <pic:cNvPr id="1747975315" name="Рисунок 1" descr="Изображение выглядит как текст, снимок экрана, программное обеспечение, число&#10;&#10;Содержимое, созданное искусственным интеллектом, может быть неверным."/>
+                    <pic:cNvPr id="856820507" name="Рисунок 1" descr="Изображение выглядит как текст, электроника, снимок экрана, дисплей&#10;&#10;Содержимое, созданное искусственным интеллектом, может быть неверным."/>
                     <pic:cNvPicPr/>
                   </pic:nvPicPr>
                   <pic:blipFill>
@@ -5521,7 +5900,7 @@
                   <pic:spPr>
                     <a:xfrm>
                       <a:off x="0" y="0"/>
-                      <a:ext cx="2724530" cy="2905530"/>
+                      <a:ext cx="6120130" cy="3971925"/>
                     </a:xfrm>
                     <a:prstGeom prst="rect">
                       <a:avLst/>
@@ -5540,54 +5919,46 @@
         <w:jc w:val="center"/>
       </w:pPr>
       <w:r>
-        <w:t>Рисунок 1</w:t>
-      </w:r>
-      <w:r>
-        <w:t>5</w:t>
-      </w:r>
-      <w:r>
-        <w:t xml:space="preserve"> – Форма для поиска</w:t>
-      </w:r>
-    </w:p>
-    <w:p>
-      <w:pPr>
-        <w:ind w:firstLine="709"/>
-      </w:pPr>
-      <w:r>
-        <w:t>Пользователь отмечает нужные критерии поиска, при необходимости указывает значения параметров и нажимает кнопку «</w:t>
-      </w:r>
-      <w:r>
-        <w:t>Найти</w:t>
-      </w:r>
-      <w:r>
-        <w:t>» (рисунки 1</w:t>
-      </w:r>
-      <w:r>
-        <w:t>6</w:t>
-      </w:r>
-      <w:r>
-        <w:t xml:space="preserve"> и 1</w:t>
-      </w:r>
-      <w:r>
-        <w:t>7</w:t>
-      </w:r>
-      <w:r>
-        <w:t xml:space="preserve">). Для отмены фильтрации и возврата к полному списку служит кнопка «Сбросить фильтр» (рисунок </w:t>
-      </w:r>
-      <w:r>
-        <w:t>1</w:t>
-      </w:r>
-      <w:r>
-        <w:t>8</w:t>
-      </w:r>
-      <w:r>
-        <w:t>-</w:t>
-      </w:r>
-      <w:r>
-        <w:t>1</w:t>
-      </w:r>
-      <w:r>
-        <w:t>9</w:t>
+        <w:t xml:space="preserve">Рисунок </w:t>
+      </w:r>
+      <w:r>
+        <w:t>19</w:t>
+      </w:r>
+      <w:r>
+        <w:t xml:space="preserve"> – Результат сброса условий поиска</w:t>
+      </w:r>
+    </w:p>
+    <w:p>
+      <w:pPr>
+        <w:ind w:firstLine="708"/>
+      </w:pPr>
+      <w:r>
+        <w:lastRenderedPageBreak/>
+        <w:t>Кроме того, в случае, когда пользователь произвёл поиск нужно</w:t>
+      </w:r>
+      <w:r>
+        <w:t xml:space="preserve">го расчёта </w:t>
+      </w:r>
+      <w:r>
+        <w:t>(например</w:t>
+      </w:r>
+      <w:r>
+        <w:t>, с</w:t>
+      </w:r>
+      <w:r>
+        <w:t>о стратегией</w:t>
+      </w:r>
+      <w:r>
+        <w:t xml:space="preserve"> </w:t>
+      </w:r>
+      <w:r>
+        <w:t>«Процентная»</w:t>
+      </w:r>
+      <w:r>
+        <w:t xml:space="preserve">), функция «Удалить всё» произведёт удаление только отсортированной части (рис. </w:t>
+      </w:r>
+      <w:r>
+        <w:t>20</w:t>
       </w:r>
       <w:r>
         <w:t>).</w:t>
@@ -5602,12 +5973,11 @@
         <w:rPr>
           <w:noProof/>
         </w:rPr>
-        <w:lastRenderedPageBreak/>
         <w:drawing>
-          <wp:inline distT="0" distB="0" distL="0" distR="0" wp14:anchorId="355B8434" wp14:editId="04B57C17">
-            <wp:extent cx="6120130" cy="2802890"/>
+          <wp:inline distT="0" distB="0" distL="0" distR="0" wp14:anchorId="75212243" wp14:editId="62FD2B78">
+            <wp:extent cx="6120130" cy="2693035"/>
             <wp:effectExtent l="0" t="0" r="0" b="0"/>
-            <wp:docPr id="518868634" name="Рисунок 1" descr="Изображение выглядит как текст, программное обеспечение, число, Значок на компьютере&#10;&#10;Содержимое, созданное искусственным интеллектом, может быть неверным."/>
+            <wp:docPr id="451091207" name="Рисунок 1" descr="Изображение выглядит как текст, программное обеспечение, Значок на компьютере, веб-страница&#10;&#10;Содержимое, созданное искусственным интеллектом, может быть неверным."/>
             <wp:cNvGraphicFramePr>
               <a:graphicFrameLocks xmlns:a="http://schemas.openxmlformats.org/drawingml/2006/main" noChangeAspect="1"/>
             </wp:cNvGraphicFramePr>
@@ -5615,7 +5985,7 @@
               <a:graphicData uri="http://schemas.openxmlformats.org/drawingml/2006/picture">
                 <pic:pic xmlns:pic="http://schemas.openxmlformats.org/drawingml/2006/picture">
                   <pic:nvPicPr>
-                    <pic:cNvPr id="518868634" name="Рисунок 1" descr="Изображение выглядит как текст, программное обеспечение, число, Значок на компьютере&#10;&#10;Содержимое, созданное искусственным интеллектом, может быть неверным."/>
+                    <pic:cNvPr id="451091207" name="Рисунок 1" descr="Изображение выглядит как текст, программное обеспечение, Значок на компьютере, веб-страница&#10;&#10;Содержимое, созданное искусственным интеллектом, может быть неверным."/>
                     <pic:cNvPicPr/>
                   </pic:nvPicPr>
                   <pic:blipFill>
@@ -5627,7 +5997,7 @@
                   <pic:spPr>
                     <a:xfrm>
                       <a:off x="0" y="0"/>
-                      <a:ext cx="6120130" cy="2802890"/>
+                      <a:ext cx="6120130" cy="2693035"/>
                     </a:xfrm>
                     <a:prstGeom prst="rect">
                       <a:avLst/>
@@ -5639,13 +6009,6 @@
           </wp:inline>
         </w:drawing>
       </w:r>
-      <w:r>
-        <w:rPr>
-          <w:noProof/>
-          <w:lang w:eastAsia="ru-RU"/>
-        </w:rPr>
-        <w:t xml:space="preserve"> </w:t>
-      </w:r>
     </w:p>
     <w:p>
       <w:pPr>
@@ -5653,22 +6016,13 @@
         <w:jc w:val="center"/>
       </w:pPr>
       <w:r>
-        <w:t>Рисунок 1</w:t>
-      </w:r>
-      <w:r>
-        <w:t>6</w:t>
-      </w:r>
-      <w:r>
-        <w:t xml:space="preserve"> – Поиск элемент</w:t>
-      </w:r>
-      <w:r>
-        <w:t>ов</w:t>
-      </w:r>
-      <w:r>
-        <w:t xml:space="preserve"> по </w:t>
-      </w:r>
-      <w:r>
-        <w:t>типу</w:t>
+        <w:t xml:space="preserve">Рисунок </w:t>
+      </w:r>
+      <w:r>
+        <w:t>20</w:t>
+      </w:r>
+      <w:r>
+        <w:t xml:space="preserve"> – Результат работы функции «Удалить всё» после выполнения поиска фигуры (функция «Найти»)</w:t>
       </w:r>
     </w:p>
     <w:p>
@@ -5676,16 +6030,84 @@
         <w:ind w:firstLine="0"/>
         <w:jc w:val="center"/>
       </w:pPr>
+    </w:p>
+    <w:p>
+      <w:pPr>
+        <w:ind w:firstLine="0"/>
+        <w:jc w:val="center"/>
+      </w:pPr>
+    </w:p>
+    <w:p>
+      <w:pPr>
+        <w:ind w:firstLine="709"/>
+        <w:rPr>
+          <w:b/>
+          <w:bCs/>
+        </w:rPr>
+      </w:pPr>
+      <w:r>
+        <w:rPr>
+          <w:b/>
+          <w:bCs/>
+        </w:rPr>
+        <w:t>1.5.</w:t>
+      </w:r>
+      <w:r>
+        <w:rPr>
+          <w:b/>
+          <w:bCs/>
+        </w:rPr>
+        <w:t>5</w:t>
+      </w:r>
+      <w:r>
+        <w:rPr>
+          <w:b/>
+          <w:bCs/>
+        </w:rPr>
+        <w:t xml:space="preserve"> Тестовый случай «Сохранить данные»</w:t>
+      </w:r>
+    </w:p>
+    <w:p>
+      <w:pPr>
+        <w:ind w:firstLine="709"/>
+      </w:pPr>
+      <w:r>
+        <w:t xml:space="preserve">Для сохранения данных в таблице необходимо нажать на панели «Файл...\Сохранить» (рисунок </w:t>
+      </w:r>
+      <w:r>
+        <w:t>2</w:t>
+      </w:r>
+      <w:r>
+        <w:t>1</w:t>
+      </w:r>
+      <w:r>
+        <w:t>). Откроется системный диалог сохранения файла, где пользователь выбирает директорию и указывает имя файла (рисунок 2</w:t>
+      </w:r>
+      <w:r>
+        <w:t>2</w:t>
+      </w:r>
+      <w:r>
+        <w:t>).</w:t>
+      </w:r>
+    </w:p>
+    <w:p>
+      <w:pPr>
+        <w:ind w:firstLine="0"/>
+        <w:jc w:val="center"/>
+        <w:rPr>
+          <w:lang w:val="en-US"/>
+        </w:rPr>
+      </w:pPr>
       <w:r>
         <w:rPr>
           <w:noProof/>
-          <w:lang w:eastAsia="ru-RU"/>
-        </w:rPr>
+        </w:rPr>
+        <w:lastRenderedPageBreak/>
         <w:drawing>
-          <wp:inline distT="0" distB="0" distL="0" distR="0" wp14:anchorId="44D77246" wp14:editId="4AEDC2C8">
+          <wp:inline distT="0" distB="0" distL="0" distR="0" wp14:anchorId="6885FBCC" wp14:editId="7F5CBD9E">
             <wp:extent cx="6120130" cy="3971925"/>
             <wp:effectExtent l="0" t="0" r="0" b="9525"/>
-            <wp:docPr id="411522794" name="Рисунок 1" descr="Изображение выглядит как текст, электроника, снимок экрана, программное обеспечение&#10;&#10;Содержимое, созданное искусственным интеллектом, может быть неверным."/>
+            <wp:docPr id="284520219" name="Рисунок 1" descr="Изображение выглядит как текст, электроника, снимок экрана, программное обеспечение&#10;&#10;Содержимое, созданное искусственным интеллектом, может быть неверным."/>
             <wp:cNvGraphicFramePr>
               <a:graphicFrameLocks xmlns:a="http://schemas.openxmlformats.org/drawingml/2006/main" noChangeAspect="1"/>
             </wp:cNvGraphicFramePr>
@@ -5693,7 +6115,7 @@
               <a:graphicData uri="http://schemas.openxmlformats.org/drawingml/2006/picture">
                 <pic:pic xmlns:pic="http://schemas.openxmlformats.org/drawingml/2006/picture">
                   <pic:nvPicPr>
-                    <pic:cNvPr id="411522794" name="Рисунок 1" descr="Изображение выглядит как текст, электроника, снимок экрана, программное обеспечение&#10;&#10;Содержимое, созданное искусственным интеллектом, может быть неверным."/>
+                    <pic:cNvPr id="284520219" name="Рисунок 1" descr="Изображение выглядит как текст, электроника, снимок экрана, программное обеспечение&#10;&#10;Содержимое, созданное искусственным интеллектом, может быть неверным."/>
                     <pic:cNvPicPr/>
                   </pic:nvPicPr>
                   <pic:blipFill>
@@ -5724,16 +6146,19 @@
         <w:jc w:val="center"/>
       </w:pPr>
       <w:r>
-        <w:t>Рисунок 1</w:t>
-      </w:r>
-      <w:r>
-        <w:t>7</w:t>
-      </w:r>
-      <w:r>
-        <w:t xml:space="preserve"> – Результат поиска элемент</w:t>
-      </w:r>
-      <w:r>
-        <w:t>ов</w:t>
+        <w:t xml:space="preserve">Рисунок </w:t>
+      </w:r>
+      <w:r>
+        <w:rPr>
+          <w:lang w:val="en-US"/>
+        </w:rPr>
+        <w:t>2</w:t>
+      </w:r>
+      <w:r>
+        <w:t>1</w:t>
+      </w:r>
+      <w:r>
+        <w:t xml:space="preserve"> – Сохранение данных</w:t>
       </w:r>
     </w:p>
     <w:p>
@@ -5744,26 +6169,16 @@
           <w:lang w:val="en-US"/>
         </w:rPr>
       </w:pPr>
-    </w:p>
-    <w:p>
-      <w:pPr>
-        <w:ind w:firstLine="0"/>
-        <w:jc w:val="center"/>
-        <w:rPr>
-          <w:lang w:val="en-US"/>
-        </w:rPr>
-      </w:pPr>
       <w:r>
         <w:rPr>
           <w:noProof/>
           <w:lang w:val="en-US"/>
         </w:rPr>
-        <w:lastRenderedPageBreak/>
         <w:drawing>
-          <wp:inline distT="0" distB="0" distL="0" distR="0" wp14:anchorId="404554CD" wp14:editId="2FE79CF8">
-            <wp:extent cx="6120130" cy="3971925"/>
-            <wp:effectExtent l="0" t="0" r="0" b="9525"/>
-            <wp:docPr id="175344293" name="Рисунок 1" descr="Изображение выглядит как текст, электроника, снимок экрана, дисплей&#10;&#10;Содержимое, созданное искусственным интеллектом, может быть неверным."/>
+          <wp:inline distT="0" distB="0" distL="0" distR="0" wp14:anchorId="4644238A" wp14:editId="627920FD">
+            <wp:extent cx="6120130" cy="3448685"/>
+            <wp:effectExtent l="0" t="0" r="0" b="0"/>
+            <wp:docPr id="1936024046" name="Рисунок 1" descr="Изображение выглядит как текст, снимок экрана, программное обеспечение, Значок на компьютере&#10;&#10;Содержимое, созданное искусственным интеллектом, может быть неверным."/>
             <wp:cNvGraphicFramePr>
               <a:graphicFrameLocks xmlns:a="http://schemas.openxmlformats.org/drawingml/2006/main" noChangeAspect="1"/>
             </wp:cNvGraphicFramePr>
@@ -5771,11 +6186,178 @@
               <a:graphicData uri="http://schemas.openxmlformats.org/drawingml/2006/picture">
                 <pic:pic xmlns:pic="http://schemas.openxmlformats.org/drawingml/2006/picture">
                   <pic:nvPicPr>
-                    <pic:cNvPr id="175344293" name="Рисунок 1" descr="Изображение выглядит как текст, электроника, снимок экрана, дисплей&#10;&#10;Содержимое, созданное искусственным интеллектом, может быть неверным."/>
+                    <pic:cNvPr id="1936024046" name="Рисунок 1" descr="Изображение выглядит как текст, снимок экрана, программное обеспечение, Значок на компьютере&#10;&#10;Содержимое, созданное искусственным интеллектом, может быть неверным."/>
                     <pic:cNvPicPr/>
                   </pic:nvPicPr>
                   <pic:blipFill>
                     <a:blip r:embed="rId31"/>
+                    <a:stretch>
+                      <a:fillRect/>
+                    </a:stretch>
+                  </pic:blipFill>
+                  <pic:spPr>
+                    <a:xfrm>
+                      <a:off x="0" y="0"/>
+                      <a:ext cx="6120130" cy="3448685"/>
+                    </a:xfrm>
+                    <a:prstGeom prst="rect">
+                      <a:avLst/>
+                    </a:prstGeom>
+                  </pic:spPr>
+                </pic:pic>
+              </a:graphicData>
+            </a:graphic>
+          </wp:inline>
+        </w:drawing>
+      </w:r>
+    </w:p>
+    <w:p>
+      <w:pPr>
+        <w:ind w:firstLine="0"/>
+        <w:jc w:val="center"/>
+      </w:pPr>
+      <w:r>
+        <w:t>Рисунок 2</w:t>
+      </w:r>
+      <w:r>
+        <w:t>2</w:t>
+      </w:r>
+      <w:r>
+        <w:t xml:space="preserve"> – Сохранение файла</w:t>
+      </w:r>
+    </w:p>
+    <w:p>
+      <w:pPr>
+        <w:ind w:firstLine="0"/>
+        <w:jc w:val="center"/>
+      </w:pPr>
+      <w:r>
+        <w:rPr>
+          <w:noProof/>
+        </w:rPr>
+        <w:lastRenderedPageBreak/>
+        <w:drawing>
+          <wp:inline distT="0" distB="0" distL="0" distR="0" wp14:anchorId="732C876C" wp14:editId="4C346E79">
+            <wp:extent cx="6120130" cy="1431925"/>
+            <wp:effectExtent l="0" t="0" r="0" b="0"/>
+            <wp:docPr id="472874316" name="Рисунок 1" descr="Изображение выглядит как снимок экрана, текст, Шрифт, линия&#10;&#10;Содержимое, созданное искусственным интеллектом, может быть неверным."/>
+            <wp:cNvGraphicFramePr>
+              <a:graphicFrameLocks xmlns:a="http://schemas.openxmlformats.org/drawingml/2006/main" noChangeAspect="1"/>
+            </wp:cNvGraphicFramePr>
+            <a:graphic xmlns:a="http://schemas.openxmlformats.org/drawingml/2006/main">
+              <a:graphicData uri="http://schemas.openxmlformats.org/drawingml/2006/picture">
+                <pic:pic xmlns:pic="http://schemas.openxmlformats.org/drawingml/2006/picture">
+                  <pic:nvPicPr>
+                    <pic:cNvPr id="472874316" name="Рисунок 1" descr="Изображение выглядит как снимок экрана, текст, Шрифт, линия&#10;&#10;Содержимое, созданное искусственным интеллектом, может быть неверным."/>
+                    <pic:cNvPicPr/>
+                  </pic:nvPicPr>
+                  <pic:blipFill>
+                    <a:blip r:embed="rId32"/>
+                    <a:stretch>
+                      <a:fillRect/>
+                    </a:stretch>
+                  </pic:blipFill>
+                  <pic:spPr>
+                    <a:xfrm>
+                      <a:off x="0" y="0"/>
+                      <a:ext cx="6120130" cy="1431925"/>
+                    </a:xfrm>
+                    <a:prstGeom prst="rect">
+                      <a:avLst/>
+                    </a:prstGeom>
+                  </pic:spPr>
+                </pic:pic>
+              </a:graphicData>
+            </a:graphic>
+          </wp:inline>
+        </w:drawing>
+      </w:r>
+    </w:p>
+    <w:p>
+      <w:pPr>
+        <w:ind w:firstLine="0"/>
+        <w:jc w:val="center"/>
+      </w:pPr>
+      <w:r>
+        <w:t>Рисунок 2</w:t>
+      </w:r>
+      <w:r>
+        <w:t>3</w:t>
+      </w:r>
+      <w:r>
+        <w:t xml:space="preserve"> – Результат сохранения файла</w:t>
+      </w:r>
+    </w:p>
+    <w:p>
+      <w:pPr>
+        <w:ind w:firstLine="709"/>
+        <w:rPr>
+          <w:b/>
+          <w:bCs/>
+        </w:rPr>
+      </w:pPr>
+      <w:r>
+        <w:rPr>
+          <w:b/>
+          <w:bCs/>
+        </w:rPr>
+        <w:t>1.5.</w:t>
+      </w:r>
+      <w:r>
+        <w:rPr>
+          <w:b/>
+          <w:bCs/>
+        </w:rPr>
+        <w:t>6</w:t>
+      </w:r>
+      <w:r>
+        <w:rPr>
+          <w:b/>
+          <w:bCs/>
+        </w:rPr>
+        <w:t xml:space="preserve"> Тестовый случай «Загрузить данные»</w:t>
+      </w:r>
+    </w:p>
+    <w:p>
+      <w:pPr>
+        <w:ind w:firstLine="709"/>
+      </w:pPr>
+      <w:r>
+        <w:t>Для загрузки данных в таблицу необходимо нажать на соответствующую кнопку (рисунок 2</w:t>
+      </w:r>
+      <w:r>
+        <w:t>4</w:t>
+      </w:r>
+      <w:r>
+        <w:t>).</w:t>
+      </w:r>
+    </w:p>
+    <w:p>
+      <w:pPr>
+        <w:ind w:firstLine="0"/>
+        <w:jc w:val="center"/>
+      </w:pPr>
+      <w:r>
+        <w:rPr>
+          <w:noProof/>
+        </w:rPr>
+        <w:drawing>
+          <wp:inline distT="0" distB="0" distL="0" distR="0" wp14:anchorId="6961BFA3" wp14:editId="64455AF8">
+            <wp:extent cx="6120130" cy="3971925"/>
+            <wp:effectExtent l="0" t="0" r="0" b="9525"/>
+            <wp:docPr id="1725100518" name="Рисунок 1" descr="Изображение выглядит как текст, снимок экрана, программное обеспечение, дисплей&#10;&#10;Содержимое, созданное искусственным интеллектом, может быть неверным."/>
+            <wp:cNvGraphicFramePr>
+              <a:graphicFrameLocks xmlns:a="http://schemas.openxmlformats.org/drawingml/2006/main" noChangeAspect="1"/>
+            </wp:cNvGraphicFramePr>
+            <a:graphic xmlns:a="http://schemas.openxmlformats.org/drawingml/2006/main">
+              <a:graphicData uri="http://schemas.openxmlformats.org/drawingml/2006/picture">
+                <pic:pic xmlns:pic="http://schemas.openxmlformats.org/drawingml/2006/picture">
+                  <pic:nvPicPr>
+                    <pic:cNvPr id="1725100518" name="Рисунок 1" descr="Изображение выглядит как текст, снимок экрана, программное обеспечение, дисплей&#10;&#10;Содержимое, созданное искусственным интеллектом, может быть неверным."/>
+                    <pic:cNvPicPr/>
+                  </pic:nvPicPr>
+                  <pic:blipFill>
+                    <a:blip r:embed="rId33"/>
                     <a:stretch>
                       <a:fillRect/>
                     </a:stretch>
@@ -5802,13 +6384,27 @@
         <w:jc w:val="center"/>
       </w:pPr>
       <w:r>
-        <w:t xml:space="preserve">Рисунок </w:t>
-      </w:r>
-      <w:r>
-        <w:t>18</w:t>
-      </w:r>
-      <w:r>
-        <w:t xml:space="preserve"> – Сброс условий поиска</w:t>
+        <w:t>Рисунок 2</w:t>
+      </w:r>
+      <w:r>
+        <w:t>4</w:t>
+      </w:r>
+      <w:r>
+        <w:t xml:space="preserve"> – Загрузить данные в таблицу</w:t>
+      </w:r>
+    </w:p>
+    <w:p>
+      <w:pPr>
+        <w:ind w:firstLine="709"/>
+      </w:pPr>
+      <w:r>
+        <w:t>Далее откроется системный диалог загрузки файла (рисунок 2</w:t>
+      </w:r>
+      <w:r>
+        <w:t>5</w:t>
+      </w:r>
+      <w:r>
+        <w:t xml:space="preserve">). </w:t>
       </w:r>
     </w:p>
     <w:p>
@@ -5820,11 +6416,12 @@
         <w:rPr>
           <w:noProof/>
         </w:rPr>
+        <w:lastRenderedPageBreak/>
         <w:drawing>
-          <wp:inline distT="0" distB="0" distL="0" distR="0" wp14:anchorId="5D9F4FD8" wp14:editId="3F0595A6">
-            <wp:extent cx="6120130" cy="3971925"/>
-            <wp:effectExtent l="0" t="0" r="0" b="9525"/>
-            <wp:docPr id="856820507" name="Рисунок 1" descr="Изображение выглядит как текст, электроника, снимок экрана, дисплей&#10;&#10;Содержимое, созданное искусственным интеллектом, может быть неверным."/>
+          <wp:inline distT="0" distB="0" distL="0" distR="0" wp14:anchorId="7B203655" wp14:editId="37E48C2F">
+            <wp:extent cx="6120130" cy="3448685"/>
+            <wp:effectExtent l="0" t="0" r="0" b="0"/>
+            <wp:docPr id="777317454" name="Рисунок 1" descr="Изображение выглядит как текст, снимок экрана, программное обеспечение, Значок на компьютере&#10;&#10;Содержимое, созданное искусственным интеллектом, может быть неверным."/>
             <wp:cNvGraphicFramePr>
               <a:graphicFrameLocks xmlns:a="http://schemas.openxmlformats.org/drawingml/2006/main" noChangeAspect="1"/>
             </wp:cNvGraphicFramePr>
@@ -5832,11 +6429,72 @@
               <a:graphicData uri="http://schemas.openxmlformats.org/drawingml/2006/picture">
                 <pic:pic xmlns:pic="http://schemas.openxmlformats.org/drawingml/2006/picture">
                   <pic:nvPicPr>
-                    <pic:cNvPr id="856820507" name="Рисунок 1" descr="Изображение выглядит как текст, электроника, снимок экрана, дисплей&#10;&#10;Содержимое, созданное искусственным интеллектом, может быть неверным."/>
+                    <pic:cNvPr id="777317454" name="Рисунок 1" descr="Изображение выглядит как текст, снимок экрана, программное обеспечение, Значок на компьютере&#10;&#10;Содержимое, созданное искусственным интеллектом, может быть неверным."/>
                     <pic:cNvPicPr/>
                   </pic:nvPicPr>
                   <pic:blipFill>
-                    <a:blip r:embed="rId32"/>
+                    <a:blip r:embed="rId34"/>
+                    <a:stretch>
+                      <a:fillRect/>
+                    </a:stretch>
+                  </pic:blipFill>
+                  <pic:spPr>
+                    <a:xfrm>
+                      <a:off x="0" y="0"/>
+                      <a:ext cx="6120130" cy="3448685"/>
+                    </a:xfrm>
+                    <a:prstGeom prst="rect">
+                      <a:avLst/>
+                    </a:prstGeom>
+                  </pic:spPr>
+                </pic:pic>
+              </a:graphicData>
+            </a:graphic>
+          </wp:inline>
+        </w:drawing>
+      </w:r>
+    </w:p>
+    <w:p>
+      <w:pPr>
+        <w:ind w:firstLine="0"/>
+        <w:jc w:val="center"/>
+      </w:pPr>
+      <w:r>
+        <w:t>Рисунок 2</w:t>
+      </w:r>
+      <w:r>
+        <w:t>5</w:t>
+      </w:r>
+      <w:r>
+        <w:t xml:space="preserve"> – Выбор файла для загрузки</w:t>
+      </w:r>
+    </w:p>
+    <w:p>
+      <w:pPr>
+        <w:ind w:firstLine="0"/>
+        <w:jc w:val="center"/>
+      </w:pPr>
+      <w:r>
+        <w:rPr>
+          <w:noProof/>
+        </w:rPr>
+        <w:drawing>
+          <wp:inline distT="0" distB="0" distL="0" distR="0" wp14:anchorId="5F0858BD" wp14:editId="7C2A3C12">
+            <wp:extent cx="6120130" cy="3971925"/>
+            <wp:effectExtent l="0" t="0" r="0" b="9525"/>
+            <wp:docPr id="566405468" name="Рисунок 1" descr="Изображение выглядит как текст, электроника, снимок экрана, дисплей&#10;&#10;Содержимое, созданное искусственным интеллектом, может быть неверным."/>
+            <wp:cNvGraphicFramePr>
+              <a:graphicFrameLocks xmlns:a="http://schemas.openxmlformats.org/drawingml/2006/main" noChangeAspect="1"/>
+            </wp:cNvGraphicFramePr>
+            <a:graphic xmlns:a="http://schemas.openxmlformats.org/drawingml/2006/main">
+              <a:graphicData uri="http://schemas.openxmlformats.org/drawingml/2006/picture">
+                <pic:pic xmlns:pic="http://schemas.openxmlformats.org/drawingml/2006/picture">
+                  <pic:nvPicPr>
+                    <pic:cNvPr id="566405468" name="Рисунок 1" descr="Изображение выглядит как текст, электроника, снимок экрана, дисплей&#10;&#10;Содержимое, созданное искусственным интеллектом, может быть неверным."/>
+                    <pic:cNvPicPr/>
+                  </pic:nvPicPr>
+                  <pic:blipFill>
+                    <a:blip r:embed="rId35"/>
                     <a:stretch>
                       <a:fillRect/>
                     </a:stretch>
@@ -5866,608 +6524,6 @@
         <w:t xml:space="preserve">Рисунок </w:t>
       </w:r>
       <w:r>
-        <w:t>19</w:t>
-      </w:r>
-      <w:r>
-        <w:t xml:space="preserve"> – Результат сброса условий поиска</w:t>
-      </w:r>
-    </w:p>
-    <w:p>
-      <w:pPr>
-        <w:ind w:firstLine="708"/>
-      </w:pPr>
-      <w:r>
-        <w:lastRenderedPageBreak/>
-        <w:t>Кроме того, в случае, когда пользователь произвёл поиск нужно</w:t>
-      </w:r>
-      <w:r>
-        <w:t xml:space="preserve">го расчёта </w:t>
-      </w:r>
-      <w:r>
-        <w:t>(например</w:t>
-      </w:r>
-      <w:r>
-        <w:t>, с</w:t>
-      </w:r>
-      <w:r>
-        <w:t>о стратегией</w:t>
-      </w:r>
-      <w:r>
-        <w:t xml:space="preserve"> </w:t>
-      </w:r>
-      <w:r>
-        <w:t>«Процентная»</w:t>
-      </w:r>
-      <w:r>
-        <w:t xml:space="preserve">), функция «Удалить всё» произведёт удаление только отсортированной части (рис. </w:t>
-      </w:r>
-      <w:r>
-        <w:t>20</w:t>
-      </w:r>
-      <w:r>
-        <w:t>).</w:t>
-      </w:r>
-    </w:p>
-    <w:p>
-      <w:pPr>
-        <w:ind w:firstLine="0"/>
-        <w:jc w:val="center"/>
-      </w:pPr>
-      <w:r>
-        <w:rPr>
-          <w:noProof/>
-        </w:rPr>
-        <w:drawing>
-          <wp:inline distT="0" distB="0" distL="0" distR="0" wp14:anchorId="75212243" wp14:editId="62FD2B78">
-            <wp:extent cx="6120130" cy="2693035"/>
-            <wp:effectExtent l="0" t="0" r="0" b="0"/>
-            <wp:docPr id="451091207" name="Рисунок 1" descr="Изображение выглядит как текст, программное обеспечение, Значок на компьютере, веб-страница&#10;&#10;Содержимое, созданное искусственным интеллектом, может быть неверным."/>
-            <wp:cNvGraphicFramePr>
-              <a:graphicFrameLocks xmlns:a="http://schemas.openxmlformats.org/drawingml/2006/main" noChangeAspect="1"/>
-            </wp:cNvGraphicFramePr>
-            <a:graphic xmlns:a="http://schemas.openxmlformats.org/drawingml/2006/main">
-              <a:graphicData uri="http://schemas.openxmlformats.org/drawingml/2006/picture">
-                <pic:pic xmlns:pic="http://schemas.openxmlformats.org/drawingml/2006/picture">
-                  <pic:nvPicPr>
-                    <pic:cNvPr id="451091207" name="Рисунок 1" descr="Изображение выглядит как текст, программное обеспечение, Значок на компьютере, веб-страница&#10;&#10;Содержимое, созданное искусственным интеллектом, может быть неверным."/>
-                    <pic:cNvPicPr/>
-                  </pic:nvPicPr>
-                  <pic:blipFill>
-                    <a:blip r:embed="rId33"/>
-                    <a:stretch>
-                      <a:fillRect/>
-                    </a:stretch>
-                  </pic:blipFill>
-                  <pic:spPr>
-                    <a:xfrm>
-                      <a:off x="0" y="0"/>
-                      <a:ext cx="6120130" cy="2693035"/>
-                    </a:xfrm>
-                    <a:prstGeom prst="rect">
-                      <a:avLst/>
-                    </a:prstGeom>
-                  </pic:spPr>
-                </pic:pic>
-              </a:graphicData>
-            </a:graphic>
-          </wp:inline>
-        </w:drawing>
-      </w:r>
-    </w:p>
-    <w:p>
-      <w:pPr>
-        <w:ind w:firstLine="0"/>
-        <w:jc w:val="center"/>
-      </w:pPr>
-      <w:r>
-        <w:t xml:space="preserve">Рисунок </w:t>
-      </w:r>
-      <w:r>
-        <w:t>20</w:t>
-      </w:r>
-      <w:r>
-        <w:t xml:space="preserve"> – Результат работы функции «Удалить всё» после выполнения поиска фигуры (функция «Найти»)</w:t>
-      </w:r>
-    </w:p>
-    <w:p>
-      <w:pPr>
-        <w:ind w:firstLine="0"/>
-        <w:jc w:val="center"/>
-      </w:pPr>
-    </w:p>
-    <w:p>
-      <w:pPr>
-        <w:ind w:firstLine="0"/>
-        <w:jc w:val="center"/>
-      </w:pPr>
-    </w:p>
-    <w:p>
-      <w:pPr>
-        <w:ind w:firstLine="709"/>
-        <w:rPr>
-          <w:b/>
-          <w:bCs/>
-        </w:rPr>
-      </w:pPr>
-      <w:r>
-        <w:rPr>
-          <w:b/>
-          <w:bCs/>
-        </w:rPr>
-        <w:t>1.5.</w:t>
-      </w:r>
-      <w:r>
-        <w:rPr>
-          <w:b/>
-          <w:bCs/>
-        </w:rPr>
-        <w:t>5</w:t>
-      </w:r>
-      <w:r>
-        <w:rPr>
-          <w:b/>
-          <w:bCs/>
-        </w:rPr>
-        <w:t xml:space="preserve"> Тестовый случай «Сохранить данные»</w:t>
-      </w:r>
-    </w:p>
-    <w:p>
-      <w:pPr>
-        <w:ind w:firstLine="709"/>
-      </w:pPr>
-      <w:r>
-        <w:t xml:space="preserve">Для сохранения данных в таблице необходимо нажать на панели «Файл...\Сохранить» (рисунок </w:t>
-      </w:r>
-      <w:r>
-        <w:t>2</w:t>
-      </w:r>
-      <w:r>
-        <w:t>1</w:t>
-      </w:r>
-      <w:r>
-        <w:t>). Откроется системный диалог сохранения файла, где пользователь выбирает директорию и указывает имя файла (рисунок 2</w:t>
-      </w:r>
-      <w:r>
-        <w:t>2</w:t>
-      </w:r>
-      <w:r>
-        <w:t>).</w:t>
-      </w:r>
-    </w:p>
-    <w:p>
-      <w:pPr>
-        <w:ind w:firstLine="0"/>
-        <w:jc w:val="center"/>
-        <w:rPr>
-          <w:lang w:val="en-US"/>
-        </w:rPr>
-      </w:pPr>
-      <w:r>
-        <w:rPr>
-          <w:noProof/>
-        </w:rPr>
-        <w:lastRenderedPageBreak/>
-        <w:drawing>
-          <wp:inline distT="0" distB="0" distL="0" distR="0" wp14:anchorId="6885FBCC" wp14:editId="7F5CBD9E">
-            <wp:extent cx="6120130" cy="3971925"/>
-            <wp:effectExtent l="0" t="0" r="0" b="9525"/>
-            <wp:docPr id="284520219" name="Рисунок 1" descr="Изображение выглядит как текст, электроника, снимок экрана, программное обеспечение&#10;&#10;Содержимое, созданное искусственным интеллектом, может быть неверным."/>
-            <wp:cNvGraphicFramePr>
-              <a:graphicFrameLocks xmlns:a="http://schemas.openxmlformats.org/drawingml/2006/main" noChangeAspect="1"/>
-            </wp:cNvGraphicFramePr>
-            <a:graphic xmlns:a="http://schemas.openxmlformats.org/drawingml/2006/main">
-              <a:graphicData uri="http://schemas.openxmlformats.org/drawingml/2006/picture">
-                <pic:pic xmlns:pic="http://schemas.openxmlformats.org/drawingml/2006/picture">
-                  <pic:nvPicPr>
-                    <pic:cNvPr id="284520219" name="Рисунок 1" descr="Изображение выглядит как текст, электроника, снимок экрана, программное обеспечение&#10;&#10;Содержимое, созданное искусственным интеллектом, может быть неверным."/>
-                    <pic:cNvPicPr/>
-                  </pic:nvPicPr>
-                  <pic:blipFill>
-                    <a:blip r:embed="rId34"/>
-                    <a:stretch>
-                      <a:fillRect/>
-                    </a:stretch>
-                  </pic:blipFill>
-                  <pic:spPr>
-                    <a:xfrm>
-                      <a:off x="0" y="0"/>
-                      <a:ext cx="6120130" cy="3971925"/>
-                    </a:xfrm>
-                    <a:prstGeom prst="rect">
-                      <a:avLst/>
-                    </a:prstGeom>
-                  </pic:spPr>
-                </pic:pic>
-              </a:graphicData>
-            </a:graphic>
-          </wp:inline>
-        </w:drawing>
-      </w:r>
-    </w:p>
-    <w:p>
-      <w:pPr>
-        <w:ind w:firstLine="0"/>
-        <w:jc w:val="center"/>
-      </w:pPr>
-      <w:r>
-        <w:t xml:space="preserve">Рисунок </w:t>
-      </w:r>
-      <w:r>
-        <w:rPr>
-          <w:lang w:val="en-US"/>
-        </w:rPr>
-        <w:t>2</w:t>
-      </w:r>
-      <w:r>
-        <w:t>1</w:t>
-      </w:r>
-      <w:r>
-        <w:t xml:space="preserve"> – Сохранение данных</w:t>
-      </w:r>
-    </w:p>
-    <w:p>
-      <w:pPr>
-        <w:ind w:firstLine="0"/>
-        <w:jc w:val="center"/>
-        <w:rPr>
-          <w:lang w:val="en-US"/>
-        </w:rPr>
-      </w:pPr>
-      <w:r>
-        <w:rPr>
-          <w:noProof/>
-          <w:lang w:val="en-US"/>
-        </w:rPr>
-        <w:drawing>
-          <wp:inline distT="0" distB="0" distL="0" distR="0" wp14:anchorId="4644238A" wp14:editId="627920FD">
-            <wp:extent cx="6120130" cy="3448685"/>
-            <wp:effectExtent l="0" t="0" r="0" b="0"/>
-            <wp:docPr id="1936024046" name="Рисунок 1" descr="Изображение выглядит как текст, снимок экрана, программное обеспечение, Значок на компьютере&#10;&#10;Содержимое, созданное искусственным интеллектом, может быть неверным."/>
-            <wp:cNvGraphicFramePr>
-              <a:graphicFrameLocks xmlns:a="http://schemas.openxmlformats.org/drawingml/2006/main" noChangeAspect="1"/>
-            </wp:cNvGraphicFramePr>
-            <a:graphic xmlns:a="http://schemas.openxmlformats.org/drawingml/2006/main">
-              <a:graphicData uri="http://schemas.openxmlformats.org/drawingml/2006/picture">
-                <pic:pic xmlns:pic="http://schemas.openxmlformats.org/drawingml/2006/picture">
-                  <pic:nvPicPr>
-                    <pic:cNvPr id="1936024046" name="Рисунок 1" descr="Изображение выглядит как текст, снимок экрана, программное обеспечение, Значок на компьютере&#10;&#10;Содержимое, созданное искусственным интеллектом, может быть неверным."/>
-                    <pic:cNvPicPr/>
-                  </pic:nvPicPr>
-                  <pic:blipFill>
-                    <a:blip r:embed="rId35"/>
-                    <a:stretch>
-                      <a:fillRect/>
-                    </a:stretch>
-                  </pic:blipFill>
-                  <pic:spPr>
-                    <a:xfrm>
-                      <a:off x="0" y="0"/>
-                      <a:ext cx="6120130" cy="3448685"/>
-                    </a:xfrm>
-                    <a:prstGeom prst="rect">
-                      <a:avLst/>
-                    </a:prstGeom>
-                  </pic:spPr>
-                </pic:pic>
-              </a:graphicData>
-            </a:graphic>
-          </wp:inline>
-        </w:drawing>
-      </w:r>
-    </w:p>
-    <w:p>
-      <w:pPr>
-        <w:ind w:firstLine="0"/>
-        <w:jc w:val="center"/>
-      </w:pPr>
-      <w:r>
-        <w:t>Рисунок 2</w:t>
-      </w:r>
-      <w:r>
-        <w:t>2</w:t>
-      </w:r>
-      <w:r>
-        <w:t xml:space="preserve"> – Сохранение файла</w:t>
-      </w:r>
-    </w:p>
-    <w:p>
-      <w:pPr>
-        <w:ind w:firstLine="0"/>
-        <w:jc w:val="center"/>
-      </w:pPr>
-      <w:r>
-        <w:rPr>
-          <w:noProof/>
-        </w:rPr>
-        <w:lastRenderedPageBreak/>
-        <w:drawing>
-          <wp:inline distT="0" distB="0" distL="0" distR="0" wp14:anchorId="732C876C" wp14:editId="4C346E79">
-            <wp:extent cx="6120130" cy="1431925"/>
-            <wp:effectExtent l="0" t="0" r="0" b="0"/>
-            <wp:docPr id="472874316" name="Рисунок 1" descr="Изображение выглядит как снимок экрана, текст, Шрифт, линия&#10;&#10;Содержимое, созданное искусственным интеллектом, может быть неверным."/>
-            <wp:cNvGraphicFramePr>
-              <a:graphicFrameLocks xmlns:a="http://schemas.openxmlformats.org/drawingml/2006/main" noChangeAspect="1"/>
-            </wp:cNvGraphicFramePr>
-            <a:graphic xmlns:a="http://schemas.openxmlformats.org/drawingml/2006/main">
-              <a:graphicData uri="http://schemas.openxmlformats.org/drawingml/2006/picture">
-                <pic:pic xmlns:pic="http://schemas.openxmlformats.org/drawingml/2006/picture">
-                  <pic:nvPicPr>
-                    <pic:cNvPr id="472874316" name="Рисунок 1" descr="Изображение выглядит как снимок экрана, текст, Шрифт, линия&#10;&#10;Содержимое, созданное искусственным интеллектом, может быть неверным."/>
-                    <pic:cNvPicPr/>
-                  </pic:nvPicPr>
-                  <pic:blipFill>
-                    <a:blip r:embed="rId36"/>
-                    <a:stretch>
-                      <a:fillRect/>
-                    </a:stretch>
-                  </pic:blipFill>
-                  <pic:spPr>
-                    <a:xfrm>
-                      <a:off x="0" y="0"/>
-                      <a:ext cx="6120130" cy="1431925"/>
-                    </a:xfrm>
-                    <a:prstGeom prst="rect">
-                      <a:avLst/>
-                    </a:prstGeom>
-                  </pic:spPr>
-                </pic:pic>
-              </a:graphicData>
-            </a:graphic>
-          </wp:inline>
-        </w:drawing>
-      </w:r>
-    </w:p>
-    <w:p>
-      <w:pPr>
-        <w:ind w:firstLine="0"/>
-        <w:jc w:val="center"/>
-      </w:pPr>
-      <w:r>
-        <w:t>Рисунок 2</w:t>
-      </w:r>
-      <w:r>
-        <w:t>3</w:t>
-      </w:r>
-      <w:r>
-        <w:t xml:space="preserve"> – Результат сохранения файла</w:t>
-      </w:r>
-    </w:p>
-    <w:p>
-      <w:pPr>
-        <w:ind w:firstLine="709"/>
-        <w:rPr>
-          <w:b/>
-          <w:bCs/>
-        </w:rPr>
-      </w:pPr>
-      <w:r>
-        <w:rPr>
-          <w:b/>
-          <w:bCs/>
-        </w:rPr>
-        <w:t>1.5.</w:t>
-      </w:r>
-      <w:r>
-        <w:rPr>
-          <w:b/>
-          <w:bCs/>
-        </w:rPr>
-        <w:t>6</w:t>
-      </w:r>
-      <w:r>
-        <w:rPr>
-          <w:b/>
-          <w:bCs/>
-        </w:rPr>
-        <w:t xml:space="preserve"> Тестовый случай «Загрузить данные»</w:t>
-      </w:r>
-    </w:p>
-    <w:p>
-      <w:pPr>
-        <w:ind w:firstLine="709"/>
-      </w:pPr>
-      <w:r>
-        <w:t>Для загрузки данных в таблицу необходимо нажать на соответствующую кнопку (рисунок 2</w:t>
-      </w:r>
-      <w:r>
-        <w:t>4</w:t>
-      </w:r>
-      <w:r>
-        <w:t>).</w:t>
-      </w:r>
-    </w:p>
-    <w:p>
-      <w:pPr>
-        <w:ind w:firstLine="0"/>
-        <w:jc w:val="center"/>
-      </w:pPr>
-      <w:r>
-        <w:rPr>
-          <w:noProof/>
-        </w:rPr>
-        <w:drawing>
-          <wp:inline distT="0" distB="0" distL="0" distR="0" wp14:anchorId="6961BFA3" wp14:editId="64455AF8">
-            <wp:extent cx="6120130" cy="3971925"/>
-            <wp:effectExtent l="0" t="0" r="0" b="9525"/>
-            <wp:docPr id="1725100518" name="Рисунок 1" descr="Изображение выглядит как текст, снимок экрана, программное обеспечение, дисплей&#10;&#10;Содержимое, созданное искусственным интеллектом, может быть неверным."/>
-            <wp:cNvGraphicFramePr>
-              <a:graphicFrameLocks xmlns:a="http://schemas.openxmlformats.org/drawingml/2006/main" noChangeAspect="1"/>
-            </wp:cNvGraphicFramePr>
-            <a:graphic xmlns:a="http://schemas.openxmlformats.org/drawingml/2006/main">
-              <a:graphicData uri="http://schemas.openxmlformats.org/drawingml/2006/picture">
-                <pic:pic xmlns:pic="http://schemas.openxmlformats.org/drawingml/2006/picture">
-                  <pic:nvPicPr>
-                    <pic:cNvPr id="1725100518" name="Рисунок 1" descr="Изображение выглядит как текст, снимок экрана, программное обеспечение, дисплей&#10;&#10;Содержимое, созданное искусственным интеллектом, может быть неверным."/>
-                    <pic:cNvPicPr/>
-                  </pic:nvPicPr>
-                  <pic:blipFill>
-                    <a:blip r:embed="rId37"/>
-                    <a:stretch>
-                      <a:fillRect/>
-                    </a:stretch>
-                  </pic:blipFill>
-                  <pic:spPr>
-                    <a:xfrm>
-                      <a:off x="0" y="0"/>
-                      <a:ext cx="6120130" cy="3971925"/>
-                    </a:xfrm>
-                    <a:prstGeom prst="rect">
-                      <a:avLst/>
-                    </a:prstGeom>
-                  </pic:spPr>
-                </pic:pic>
-              </a:graphicData>
-            </a:graphic>
-          </wp:inline>
-        </w:drawing>
-      </w:r>
-    </w:p>
-    <w:p>
-      <w:pPr>
-        <w:ind w:firstLine="0"/>
-        <w:jc w:val="center"/>
-      </w:pPr>
-      <w:r>
-        <w:t>Рисунок 2</w:t>
-      </w:r>
-      <w:r>
-        <w:t>4</w:t>
-      </w:r>
-      <w:r>
-        <w:t xml:space="preserve"> – Загрузить данные в таблицу</w:t>
-      </w:r>
-    </w:p>
-    <w:p>
-      <w:pPr>
-        <w:ind w:firstLine="709"/>
-      </w:pPr>
-      <w:r>
-        <w:t>Далее откроется системный диалог загрузки файла (рисунок 2</w:t>
-      </w:r>
-      <w:r>
-        <w:t>5</w:t>
-      </w:r>
-      <w:r>
-        <w:t xml:space="preserve">). </w:t>
-      </w:r>
-    </w:p>
-    <w:p>
-      <w:pPr>
-        <w:ind w:firstLine="0"/>
-        <w:jc w:val="center"/>
-      </w:pPr>
-      <w:r>
-        <w:rPr>
-          <w:noProof/>
-        </w:rPr>
-        <w:lastRenderedPageBreak/>
-        <w:drawing>
-          <wp:inline distT="0" distB="0" distL="0" distR="0" wp14:anchorId="7B203655" wp14:editId="37E48C2F">
-            <wp:extent cx="6120130" cy="3448685"/>
-            <wp:effectExtent l="0" t="0" r="0" b="0"/>
-            <wp:docPr id="777317454" name="Рисунок 1" descr="Изображение выглядит как текст, снимок экрана, программное обеспечение, Значок на компьютере&#10;&#10;Содержимое, созданное искусственным интеллектом, может быть неверным."/>
-            <wp:cNvGraphicFramePr>
-              <a:graphicFrameLocks xmlns:a="http://schemas.openxmlformats.org/drawingml/2006/main" noChangeAspect="1"/>
-            </wp:cNvGraphicFramePr>
-            <a:graphic xmlns:a="http://schemas.openxmlformats.org/drawingml/2006/main">
-              <a:graphicData uri="http://schemas.openxmlformats.org/drawingml/2006/picture">
-                <pic:pic xmlns:pic="http://schemas.openxmlformats.org/drawingml/2006/picture">
-                  <pic:nvPicPr>
-                    <pic:cNvPr id="777317454" name="Рисунок 1" descr="Изображение выглядит как текст, снимок экрана, программное обеспечение, Значок на компьютере&#10;&#10;Содержимое, созданное искусственным интеллектом, может быть неверным."/>
-                    <pic:cNvPicPr/>
-                  </pic:nvPicPr>
-                  <pic:blipFill>
-                    <a:blip r:embed="rId38"/>
-                    <a:stretch>
-                      <a:fillRect/>
-                    </a:stretch>
-                  </pic:blipFill>
-                  <pic:spPr>
-                    <a:xfrm>
-                      <a:off x="0" y="0"/>
-                      <a:ext cx="6120130" cy="3448685"/>
-                    </a:xfrm>
-                    <a:prstGeom prst="rect">
-                      <a:avLst/>
-                    </a:prstGeom>
-                  </pic:spPr>
-                </pic:pic>
-              </a:graphicData>
-            </a:graphic>
-          </wp:inline>
-        </w:drawing>
-      </w:r>
-    </w:p>
-    <w:p>
-      <w:pPr>
-        <w:ind w:firstLine="0"/>
-        <w:jc w:val="center"/>
-      </w:pPr>
-      <w:r>
-        <w:t>Рисунок 2</w:t>
-      </w:r>
-      <w:r>
-        <w:t>5</w:t>
-      </w:r>
-      <w:r>
-        <w:t xml:space="preserve"> – Выбор файла для загрузки</w:t>
-      </w:r>
-    </w:p>
-    <w:p>
-      <w:pPr>
-        <w:ind w:firstLine="0"/>
-        <w:jc w:val="center"/>
-      </w:pPr>
-      <w:r>
-        <w:rPr>
-          <w:noProof/>
-        </w:rPr>
-        <w:drawing>
-          <wp:inline distT="0" distB="0" distL="0" distR="0" wp14:anchorId="5F0858BD" wp14:editId="7C2A3C12">
-            <wp:extent cx="6120130" cy="3971925"/>
-            <wp:effectExtent l="0" t="0" r="0" b="9525"/>
-            <wp:docPr id="566405468" name="Рисунок 1" descr="Изображение выглядит как текст, электроника, снимок экрана, дисплей&#10;&#10;Содержимое, созданное искусственным интеллектом, может быть неверным."/>
-            <wp:cNvGraphicFramePr>
-              <a:graphicFrameLocks xmlns:a="http://schemas.openxmlformats.org/drawingml/2006/main" noChangeAspect="1"/>
-            </wp:cNvGraphicFramePr>
-            <a:graphic xmlns:a="http://schemas.openxmlformats.org/drawingml/2006/main">
-              <a:graphicData uri="http://schemas.openxmlformats.org/drawingml/2006/picture">
-                <pic:pic xmlns:pic="http://schemas.openxmlformats.org/drawingml/2006/picture">
-                  <pic:nvPicPr>
-                    <pic:cNvPr id="566405468" name="Рисунок 1" descr="Изображение выглядит как текст, электроника, снимок экрана, дисплей&#10;&#10;Содержимое, созданное искусственным интеллектом, может быть неверным."/>
-                    <pic:cNvPicPr/>
-                  </pic:nvPicPr>
-                  <pic:blipFill>
-                    <a:blip r:embed="rId39"/>
-                    <a:stretch>
-                      <a:fillRect/>
-                    </a:stretch>
-                  </pic:blipFill>
-                  <pic:spPr>
-                    <a:xfrm>
-                      <a:off x="0" y="0"/>
-                      <a:ext cx="6120130" cy="3971925"/>
-                    </a:xfrm>
-                    <a:prstGeom prst="rect">
-                      <a:avLst/>
-                    </a:prstGeom>
-                  </pic:spPr>
-                </pic:pic>
-              </a:graphicData>
-            </a:graphic>
-          </wp:inline>
-        </w:drawing>
-      </w:r>
-    </w:p>
-    <w:p>
-      <w:pPr>
-        <w:ind w:firstLine="0"/>
-        <w:jc w:val="center"/>
-      </w:pPr>
-      <w:r>
-        <w:t xml:space="preserve">Рисунок </w:t>
-      </w:r>
-      <w:r>
         <w:t>2</w:t>
       </w:r>
       <w:r>
@@ -6498,8 +6554,8 @@
           <w:bCs/>
         </w:rPr>
       </w:pPr>
-      <w:bookmarkStart w:id="15" w:name="_Toc74829069"/>
-      <w:bookmarkStart w:id="16" w:name="_Toc215716522"/>
+      <w:bookmarkStart w:id="14" w:name="_Toc74829069"/>
+      <w:bookmarkStart w:id="15" w:name="_Toc215716522"/>
       <w:r>
         <w:rPr>
           <w:b/>
@@ -6507,8 +6563,8 @@
         </w:rPr>
         <w:t>СПИСОК ИСПОЛЬЗОВАННЫХ ИСТОЧНИКОВ</w:t>
       </w:r>
+      <w:bookmarkEnd w:id="14"/>
       <w:bookmarkEnd w:id="15"/>
-      <w:bookmarkEnd w:id="16"/>
     </w:p>
     <w:p>
       <w:pPr>
@@ -6519,8 +6575,53 @@
         </w:numPr>
         <w:ind w:left="0" w:firstLine="709"/>
       </w:pPr>
-      <w:r>
-        <w:t xml:space="preserve">Калентьев, А. А. Новые технологии в программировании : учебное пособие / А. А. Калентьев, Д. В. Гарайс, А. Е. Гориянов. – Томск : Эль Контент, 2014. – 176 с. – </w:t>
+      <w:proofErr w:type="spellStart"/>
+      <w:r>
+        <w:t>Калентьев</w:t>
+      </w:r>
+      <w:proofErr w:type="spellEnd"/>
+      <w:r>
+        <w:t xml:space="preserve">, А. А. Новые технологии в </w:t>
+      </w:r>
+      <w:proofErr w:type="gramStart"/>
+      <w:r>
+        <w:t>программировании :</w:t>
+      </w:r>
+      <w:proofErr w:type="gramEnd"/>
+      <w:r>
+        <w:t xml:space="preserve"> учебное пособие / А. А. </w:t>
+      </w:r>
+      <w:proofErr w:type="spellStart"/>
+      <w:r>
+        <w:t>Калентьев</w:t>
+      </w:r>
+      <w:proofErr w:type="spellEnd"/>
+      <w:r>
+        <w:t xml:space="preserve">, Д. В. </w:t>
+      </w:r>
+      <w:proofErr w:type="spellStart"/>
+      <w:r>
+        <w:t>Гарайс</w:t>
+      </w:r>
+      <w:proofErr w:type="spellEnd"/>
+      <w:r>
+        <w:t xml:space="preserve">, А. Е. </w:t>
+      </w:r>
+      <w:proofErr w:type="spellStart"/>
+      <w:r>
+        <w:t>Гориянов</w:t>
+      </w:r>
+      <w:proofErr w:type="spellEnd"/>
+      <w:r>
+        <w:t xml:space="preserve">. – </w:t>
+      </w:r>
+      <w:proofErr w:type="gramStart"/>
+      <w:r>
+        <w:t>Томск :</w:t>
+      </w:r>
+      <w:proofErr w:type="gramEnd"/>
+      <w:r>
+        <w:t xml:space="preserve"> Эль Контент, 2014. – 176 с. – </w:t>
       </w:r>
       <w:r>
         <w:rPr>
@@ -6548,8 +6649,8 @@
           <w:bCs/>
         </w:rPr>
       </w:pPr>
-      <w:bookmarkStart w:id="17" w:name="_Toc74829070"/>
-      <w:bookmarkStart w:id="18" w:name="_Toc215716523"/>
+      <w:bookmarkStart w:id="16" w:name="_Toc74829070"/>
+      <w:bookmarkStart w:id="17" w:name="_Toc215716523"/>
       <w:r>
         <w:rPr>
           <w:b/>
@@ -6558,8 +6659,8 @@
         <w:lastRenderedPageBreak/>
         <w:t>ПРИЛОЖЕНИЕ А</w:t>
       </w:r>
+      <w:bookmarkEnd w:id="16"/>
       <w:bookmarkEnd w:id="17"/>
-      <w:bookmarkEnd w:id="18"/>
     </w:p>
     <w:p>
       <w:pPr>
@@ -6616,7 +6717,15 @@
         <w:t xml:space="preserve">Заказчик: </w:t>
       </w:r>
       <w:r>
-        <w:t>Канд. техн. наук, доцент каф. КСУП ТУСУР Калентьев А. А.</w:t>
+        <w:t xml:space="preserve">Канд. техн. наук, доцент каф. КСУП ТУСУР </w:t>
+      </w:r>
+      <w:proofErr w:type="spellStart"/>
+      <w:r>
+        <w:t>Калентьев</w:t>
+      </w:r>
+      <w:proofErr w:type="spellEnd"/>
+      <w:r>
+        <w:t xml:space="preserve"> А. А.</w:t>
       </w:r>
     </w:p>
     <w:p>
@@ -6736,7 +6845,15 @@
         <w:ind w:firstLine="709"/>
       </w:pPr>
       <w:r>
-        <w:t>Заказчик: Канд. техн. наук, доцент каф. КСУП ТУСУР Калентьев А. А.</w:t>
+        <w:t xml:space="preserve">Заказчик: Канд. техн. наук, доцент каф. КСУП ТУСУР </w:t>
+      </w:r>
+      <w:proofErr w:type="spellStart"/>
+      <w:r>
+        <w:t>Калентьев</w:t>
+      </w:r>
+      <w:proofErr w:type="spellEnd"/>
+      <w:r>
+        <w:t xml:space="preserve"> А. А.</w:t>
       </w:r>
     </w:p>
     <w:p>
@@ -7338,15 +7455,22 @@
       <w:r>
         <w:t xml:space="preserve">файле с расширением </w:t>
       </w:r>
+      <w:proofErr w:type="gramStart"/>
       <w:r>
         <w:t>*</w:t>
       </w:r>
       <w:r>
-        <w:t>.discounts</w:t>
-      </w:r>
-      <w:r>
         <w:t>.</w:t>
       </w:r>
+      <w:proofErr w:type="spellStart"/>
+      <w:r>
+        <w:t>discounts</w:t>
+      </w:r>
+      <w:proofErr w:type="spellEnd"/>
+      <w:proofErr w:type="gramEnd"/>
+      <w:r>
+        <w:t>.</w:t>
+      </w:r>
     </w:p>
     <w:p>
       <w:pPr>
@@ -7371,7 +7495,23 @@
         <w:t xml:space="preserve"> </w:t>
       </w:r>
       <w:r>
-        <w:t>XML-файл должен содержать сериализованный список объектов типа DiscountCalculation.</w:t>
+        <w:t xml:space="preserve">XML-файл должен содержать </w:t>
+      </w:r>
+      <w:proofErr w:type="spellStart"/>
+      <w:r>
+        <w:t>сериализованный</w:t>
+      </w:r>
+      <w:proofErr w:type="spellEnd"/>
+      <w:r>
+        <w:t xml:space="preserve"> список объектов типа </w:t>
+      </w:r>
+      <w:proofErr w:type="spellStart"/>
+      <w:r>
+        <w:t>DiscountCalculation</w:t>
+      </w:r>
+      <w:proofErr w:type="spellEnd"/>
+      <w:r>
+        <w:t>.</w:t>
       </w:r>
     </w:p>
     <w:p>
@@ -7386,7 +7526,15 @@
         <w:t>D01.02.</w:t>
       </w:r>
       <w:r>
-        <w:t xml:space="preserve"> Каждый элемент DiscountCalculation должен включать сведения:</w:t>
+        <w:t xml:space="preserve"> Каждый элемент </w:t>
+      </w:r>
+      <w:proofErr w:type="spellStart"/>
+      <w:r>
+        <w:t>DiscountCalculation</w:t>
+      </w:r>
+      <w:proofErr w:type="spellEnd"/>
+      <w:r>
+        <w:t xml:space="preserve"> должен включать сведения:</w:t>
       </w:r>
     </w:p>
     <w:p>
@@ -7426,7 +7574,25 @@
         <w:t>D01.03.</w:t>
       </w:r>
       <w:r>
-        <w:t xml:space="preserve"> Тип стратегии скидки определяется значением перечисления DiscountStrategyKind и не требует использования полиморфных XML-типов (xsi:type).</w:t>
+        <w:t xml:space="preserve"> Тип стратегии скидки определяется значением перечисления </w:t>
+      </w:r>
+      <w:proofErr w:type="spellStart"/>
+      <w:r>
+        <w:t>DiscountStrategyKind</w:t>
+      </w:r>
+      <w:proofErr w:type="spellEnd"/>
+      <w:r>
+        <w:t xml:space="preserve"> и не требует использования полиморфных XML-типов (</w:t>
+      </w:r>
+      <w:proofErr w:type="spellStart"/>
+      <w:proofErr w:type="gramStart"/>
+      <w:r>
+        <w:t>xsi:type</w:t>
+      </w:r>
+      <w:proofErr w:type="spellEnd"/>
+      <w:proofErr w:type="gramEnd"/>
+      <w:r>
+        <w:t>).</w:t>
       </w:r>
     </w:p>
     <w:p>
@@ -7441,7 +7607,23 @@
         <w:t>D01.04.</w:t>
       </w:r>
       <w:r>
-        <w:t xml:space="preserve"> Корневым элементом XML-документа является массив объектов: DiscountCalculation (ArrayOfDiscountCalculation).</w:t>
+        <w:t xml:space="preserve"> Корневым элементом XML-документа является массив объектов: </w:t>
+      </w:r>
+      <w:proofErr w:type="spellStart"/>
+      <w:r>
+        <w:t>DiscountCalculation</w:t>
+      </w:r>
+      <w:proofErr w:type="spellEnd"/>
+      <w:r>
+        <w:t xml:space="preserve"> (</w:t>
+      </w:r>
+      <w:proofErr w:type="spellStart"/>
+      <w:r>
+        <w:t>ArrayOfDiscountCalculation</w:t>
+      </w:r>
+      <w:proofErr w:type="spellEnd"/>
+      <w:r>
+        <w:t>).</w:t>
       </w:r>
     </w:p>
     <w:p>
@@ -7473,7 +7655,21 @@
         <w:rPr>
           <w:lang w:val="en-US"/>
         </w:rPr>
-        <w:t>&lt;ArrayOfDiscountCalculation&gt;</w:t>
+        <w:t>&lt;</w:t>
+      </w:r>
+      <w:proofErr w:type="spellStart"/>
+      <w:r>
+        <w:rPr>
+          <w:lang w:val="en-US"/>
+        </w:rPr>
+        <w:t>ArrayOfDiscountCalculation</w:t>
+      </w:r>
+      <w:proofErr w:type="spellEnd"/>
+      <w:r>
+        <w:rPr>
+          <w:lang w:val="en-US"/>
+        </w:rPr>
+        <w:t>&gt;</w:t>
       </w:r>
     </w:p>
     <w:p>
@@ -7487,7 +7683,21 @@
         <w:rPr>
           <w:lang w:val="en-US"/>
         </w:rPr>
-        <w:t xml:space="preserve">  &lt;DiscountCalculation&gt;</w:t>
+        <w:t xml:space="preserve">  &lt;</w:t>
+      </w:r>
+      <w:proofErr w:type="spellStart"/>
+      <w:r>
+        <w:rPr>
+          <w:lang w:val="en-US"/>
+        </w:rPr>
+        <w:t>DiscountCalculation</w:t>
+      </w:r>
+      <w:proofErr w:type="spellEnd"/>
+      <w:r>
+        <w:rPr>
+          <w:lang w:val="en-US"/>
+        </w:rPr>
+        <w:t>&gt;</w:t>
       </w:r>
     </w:p>
     <w:p>
@@ -7501,7 +7711,35 @@
         <w:rPr>
           <w:lang w:val="en-US"/>
         </w:rPr>
-        <w:t xml:space="preserve">    &lt;PurchaseAmount&gt;10000&lt;/PurchaseAmount&gt;</w:t>
+        <w:t xml:space="preserve">    &lt;</w:t>
+      </w:r>
+      <w:proofErr w:type="spellStart"/>
+      <w:r>
+        <w:rPr>
+          <w:lang w:val="en-US"/>
+        </w:rPr>
+        <w:t>PurchaseAmount</w:t>
+      </w:r>
+      <w:proofErr w:type="spellEnd"/>
+      <w:r>
+        <w:rPr>
+          <w:lang w:val="en-US"/>
+        </w:rPr>
+        <w:t>&gt;10000&lt;/</w:t>
+      </w:r>
+      <w:proofErr w:type="spellStart"/>
+      <w:r>
+        <w:rPr>
+          <w:lang w:val="en-US"/>
+        </w:rPr>
+        <w:t>PurchaseAmount</w:t>
+      </w:r>
+      <w:proofErr w:type="spellEnd"/>
+      <w:r>
+        <w:rPr>
+          <w:lang w:val="en-US"/>
+        </w:rPr>
+        <w:t>&gt;</w:t>
       </w:r>
     </w:p>
     <w:p>
@@ -7515,7 +7753,35 @@
         <w:rPr>
           <w:lang w:val="en-US"/>
         </w:rPr>
-        <w:t xml:space="preserve">    &lt;DiscountValue&gt;10&lt;/DiscountValue&gt;</w:t>
+        <w:t xml:space="preserve">    &lt;</w:t>
+      </w:r>
+      <w:proofErr w:type="spellStart"/>
+      <w:r>
+        <w:rPr>
+          <w:lang w:val="en-US"/>
+        </w:rPr>
+        <w:t>DiscountValue</w:t>
+      </w:r>
+      <w:proofErr w:type="spellEnd"/>
+      <w:r>
+        <w:rPr>
+          <w:lang w:val="en-US"/>
+        </w:rPr>
+        <w:t>&gt;10&lt;/</w:t>
+      </w:r>
+      <w:proofErr w:type="spellStart"/>
+      <w:r>
+        <w:rPr>
+          <w:lang w:val="en-US"/>
+        </w:rPr>
+        <w:t>DiscountValue</w:t>
+      </w:r>
+      <w:proofErr w:type="spellEnd"/>
+      <w:r>
+        <w:rPr>
+          <w:lang w:val="en-US"/>
+        </w:rPr>
+        <w:t>&gt;</w:t>
       </w:r>
     </w:p>
     <w:p>
@@ -7529,7 +7795,35 @@
         <w:rPr>
           <w:lang w:val="en-US"/>
         </w:rPr>
-        <w:t xml:space="preserve">    &lt;StrategyKind&gt;Percent&lt;/StrategyKind&gt;</w:t>
+        <w:t xml:space="preserve">    &lt;</w:t>
+      </w:r>
+      <w:proofErr w:type="spellStart"/>
+      <w:r>
+        <w:rPr>
+          <w:lang w:val="en-US"/>
+        </w:rPr>
+        <w:t>StrategyKind</w:t>
+      </w:r>
+      <w:proofErr w:type="spellEnd"/>
+      <w:r>
+        <w:rPr>
+          <w:lang w:val="en-US"/>
+        </w:rPr>
+        <w:t>&gt;Percent&lt;/</w:t>
+      </w:r>
+      <w:proofErr w:type="spellStart"/>
+      <w:r>
+        <w:rPr>
+          <w:lang w:val="en-US"/>
+        </w:rPr>
+        <w:t>StrategyKind</w:t>
+      </w:r>
+      <w:proofErr w:type="spellEnd"/>
+      <w:r>
+        <w:rPr>
+          <w:lang w:val="en-US"/>
+        </w:rPr>
+        <w:t>&gt;</w:t>
       </w:r>
     </w:p>
     <w:p>
@@ -7563,7 +7857,35 @@
         <w:rPr>
           <w:lang w:val="en-US"/>
         </w:rPr>
-        <w:t>&lt;FinalPrice&gt;9000&lt;/FinalPrice&gt;</w:t>
+        <w:t>&lt;</w:t>
+      </w:r>
+      <w:proofErr w:type="spellStart"/>
+      <w:r>
+        <w:rPr>
+          <w:lang w:val="en-US"/>
+        </w:rPr>
+        <w:t>FinalPrice</w:t>
+      </w:r>
+      <w:proofErr w:type="spellEnd"/>
+      <w:r>
+        <w:rPr>
+          <w:lang w:val="en-US"/>
+        </w:rPr>
+        <w:t>&gt;9000&lt;/</w:t>
+      </w:r>
+      <w:proofErr w:type="spellStart"/>
+      <w:r>
+        <w:rPr>
+          <w:lang w:val="en-US"/>
+        </w:rPr>
+        <w:t>FinalPrice</w:t>
+      </w:r>
+      <w:proofErr w:type="spellEnd"/>
+      <w:r>
+        <w:rPr>
+          <w:lang w:val="en-US"/>
+        </w:rPr>
+        <w:t>&gt;</w:t>
       </w:r>
     </w:p>
     <w:p>
@@ -7577,7 +7899,21 @@
         <w:rPr>
           <w:lang w:val="en-US"/>
         </w:rPr>
-        <w:t xml:space="preserve">  &lt;/DiscountCalculation&gt;</w:t>
+        <w:t xml:space="preserve">  &lt;/</w:t>
+      </w:r>
+      <w:proofErr w:type="spellStart"/>
+      <w:r>
+        <w:rPr>
+          <w:lang w:val="en-US"/>
+        </w:rPr>
+        <w:t>DiscountCalculation</w:t>
+      </w:r>
+      <w:proofErr w:type="spellEnd"/>
+      <w:r>
+        <w:rPr>
+          <w:lang w:val="en-US"/>
+        </w:rPr>
+        <w:t>&gt;</w:t>
       </w:r>
     </w:p>
     <w:p>
@@ -7585,7 +7921,15 @@
         <w:ind w:firstLine="1418"/>
       </w:pPr>
       <w:r>
-        <w:t>&lt;/ArrayOfDiscountCalculation&gt;</w:t>
+        <w:t>&lt;/</w:t>
+      </w:r>
+      <w:proofErr w:type="spellStart"/>
+      <w:r>
+        <w:t>ArrayOfDiscountCalculation</w:t>
+      </w:r>
+      <w:proofErr w:type="spellEnd"/>
+      <w:r>
+        <w:t>&gt;</w:t>
       </w:r>
     </w:p>
     <w:p>
@@ -7907,21 +8251,8 @@
       <w:r>
         <w:t>с</w:t>
       </w:r>
-      <w:commentRangeStart w:id="19"/>
-      <w:r>
-        <w:t xml:space="preserve">умма </w:t>
-      </w:r>
-      <w:commentRangeEnd w:id="19"/>
-      <w:r>
-        <w:rPr>
-          <w:rStyle w:val="a9"/>
-          <w:sz w:val="28"/>
-          <w:szCs w:val="22"/>
-        </w:rPr>
-        <w:commentReference w:id="19"/>
-      </w:r>
-      <w:r>
-        <w:t>покупки, руб.</w:t>
+      <w:r>
+        <w:t>умма покупки, руб.</w:t>
       </w:r>
       <w:r>
         <w:t>;</w:t>
@@ -7968,9 +8299,11 @@
       <w:r>
         <w:t xml:space="preserve">, </w:t>
       </w:r>
+      <w:proofErr w:type="spellStart"/>
       <w:r>
         <w:t>руб</w:t>
       </w:r>
+      <w:proofErr w:type="spellEnd"/>
       <w:r>
         <w:t>;</w:t>
       </w:r>
@@ -8602,69 +8935,8 @@
 </w:document>
 </file>
 
-<file path=word/comments.xml><?xml version="1.0" encoding="utf-8"?>
-<w:comments xmlns:wpc="http://schemas.microsoft.com/office/word/2010/wordprocessingCanvas" xmlns:cx="http://schemas.microsoft.com/office/drawing/2014/chartex" xmlns:cx1="http://schemas.microsoft.com/office/drawing/2015/9/8/chartex" xmlns:cx2="http://schemas.microsoft.com/office/drawing/2015/10/21/chartex" xmlns:cx3="http://schemas.microsoft.com/office/drawing/2016/5/9/chartex" xmlns:cx4="http://schemas.microsoft.com/office/drawing/2016/5/10/chartex" xmlns:cx5="http://schemas.microsoft.com/office/drawing/2016/5/11/chartex" xmlns:cx6="http://schemas.microsoft.com/office/drawing/2016/5/12/chartex" xmlns:cx7="http://schemas.microsoft.com/office/drawing/2016/5/13/chartex" xmlns:cx8="http://schemas.microsoft.com/office/drawing/2016/5/14/chartex" xmlns:mc="http://schemas.openxmlformats.org/markup-compatibility/2006" xmlns:aink="http://schemas.microsoft.com/office/drawing/2016/ink" xmlns:am3d="http://schemas.microsoft.com/office/drawing/2017/model3d" xmlns:o="urn:schemas-microsoft-com:office:office" xmlns:oel="http://schemas.microsoft.com/office/2019/extlst" xmlns:r="http://schemas.openxmlformats.org/officeDocument/2006/relationships" xmlns:m="http://schemas.openxmlformats.org/officeDocument/2006/math" xmlns:v="urn:schemas-microsoft-com:vml" xmlns:wp14="http://schemas.microsoft.com/office/word/2010/wordprocessingDrawing" xmlns:wp="http://schemas.openxmlformats.org/drawingml/2006/wordprocessingDrawing" xmlns:w10="urn:schemas-microsoft-com:office:word" xmlns:w="http://schemas.openxmlformats.org/wordprocessingml/2006/main" xmlns:w14="http://schemas.microsoft.com/office/word/2010/wordml" xmlns:w15="http://schemas.microsoft.com/office/word/2012/wordml" xmlns:w16cex="http://schemas.microsoft.com/office/word/2018/wordml/cex" xmlns:w16cid="http://schemas.microsoft.com/office/word/2016/wordml/cid" xmlns:w16="http://schemas.microsoft.com/office/word/2018/wordml" xmlns:w16du="http://schemas.microsoft.com/office/word/2023/wordml/word16du" xmlns:w16sdtdh="http://schemas.microsoft.com/office/word/2020/wordml/sdtdatahash" xmlns:w16sdtfl="http://schemas.microsoft.com/office/word/2024/wordml/sdtformatlock" xmlns:w16se="http://schemas.microsoft.com/office/word/2015/wordml/symex" xmlns:wpg="http://schemas.microsoft.com/office/word/2010/wordprocessingGroup" xmlns:wpi="http://schemas.microsoft.com/office/word/2010/wordprocessingInk" xmlns:wne="http://schemas.microsoft.com/office/word/2006/wordml" xmlns:wps="http://schemas.microsoft.com/office/word/2010/wordprocessingShape" mc:Ignorable="w14 w15 w16se w16cid w16 w16cex w16sdtdh w16sdtfl w16du wp14">
-  <w:comment w:id="10" w:author="Aleksey A. Kalentev" w:date="2026-01-17T12:47:00Z" w:initials="AAK">
-    <w:p>
-      <w:pPr>
-        <w:pStyle w:val="aa"/>
-        <w:rPr>
-          <w:lang w:val="en-US"/>
-        </w:rPr>
-      </w:pPr>
-      <w:r>
-        <w:rPr>
-          <w:rStyle w:val="a9"/>
-        </w:rPr>
-        <w:annotationRef/>
-      </w:r>
-      <w:r>
-        <w:rPr>
-          <w:lang w:val="en-US"/>
-        </w:rPr>
-        <w:t>Base</w:t>
-      </w:r>
-    </w:p>
-  </w:comment>
-  <w:comment w:id="19" w:author="Aleksey A. Kalentev" w:date="2026-01-17T12:49:00Z" w:initials="AAK">
-    <w:p>
-      <w:pPr>
-        <w:pStyle w:val="aa"/>
-      </w:pPr>
-      <w:r>
-        <w:rPr>
-          <w:rStyle w:val="a9"/>
-        </w:rPr>
-        <w:annotationRef/>
-      </w:r>
-    </w:p>
-  </w:comment>
-</w:comments>
-</file>
-
-<file path=word/commentsExtended.xml><?xml version="1.0" encoding="utf-8"?>
-<w15:commentsEx xmlns:wpc="http://schemas.microsoft.com/office/word/2010/wordprocessingCanvas" xmlns:cx="http://schemas.microsoft.com/office/drawing/2014/chartex" xmlns:cx1="http://schemas.microsoft.com/office/drawing/2015/9/8/chartex" xmlns:cx2="http://schemas.microsoft.com/office/drawing/2015/10/21/chartex" xmlns:cx3="http://schemas.microsoft.com/office/drawing/2016/5/9/chartex" xmlns:cx4="http://schemas.microsoft.com/office/drawing/2016/5/10/chartex" xmlns:cx5="http://schemas.microsoft.com/office/drawing/2016/5/11/chartex" xmlns:cx6="http://schemas.microsoft.com/office/drawing/2016/5/12/chartex" xmlns:cx7="http://schemas.microsoft.com/office/drawing/2016/5/13/chartex" xmlns:cx8="http://schemas.microsoft.com/office/drawing/2016/5/14/chartex" xmlns:mc="http://schemas.openxmlformats.org/markup-compatibility/2006" xmlns:aink="http://schemas.microsoft.com/office/drawing/2016/ink" xmlns:am3d="http://schemas.microsoft.com/office/drawing/2017/model3d" xmlns:o="urn:schemas-microsoft-com:office:office" xmlns:oel="http://schemas.microsoft.com/office/2019/extlst" xmlns:r="http://schemas.openxmlformats.org/officeDocument/2006/relationships" xmlns:m="http://schemas.openxmlformats.org/officeDocument/2006/math" xmlns:v="urn:schemas-microsoft-com:vml" xmlns:wp14="http://schemas.microsoft.com/office/word/2010/wordprocessingDrawing" xmlns:wp="http://schemas.openxmlformats.org/drawingml/2006/wordprocessingDrawing" xmlns:w10="urn:schemas-microsoft-com:office:word" xmlns:w="http://schemas.openxmlformats.org/wordprocessingml/2006/main" xmlns:w14="http://schemas.microsoft.com/office/word/2010/wordml" xmlns:w15="http://schemas.microsoft.com/office/word/2012/wordml" xmlns:w16cex="http://schemas.microsoft.com/office/word/2018/wordml/cex" xmlns:w16cid="http://schemas.microsoft.com/office/word/2016/wordml/cid" xmlns:w16="http://schemas.microsoft.com/office/word/2018/wordml" xmlns:w16du="http://schemas.microsoft.com/office/word/2023/wordml/word16du" xmlns:w16sdtdh="http://schemas.microsoft.com/office/word/2020/wordml/sdtdatahash" xmlns:w16sdtfl="http://schemas.microsoft.com/office/word/2024/wordml/sdtformatlock" xmlns:w16se="http://schemas.microsoft.com/office/word/2015/wordml/symex" xmlns:wpg="http://schemas.microsoft.com/office/word/2010/wordprocessingGroup" xmlns:wpi="http://schemas.microsoft.com/office/word/2010/wordprocessingInk" xmlns:wne="http://schemas.microsoft.com/office/word/2006/wordml" xmlns:wps="http://schemas.microsoft.com/office/word/2010/wordprocessingShape" mc:Ignorable="w14 w15 w16se w16cid w16 w16cex w16sdtdh w16sdtfl w16du wp14">
-  <w15:commentEx w15:paraId="5217E564" w15:done="1"/>
-  <w15:commentEx w15:paraId="785C439E" w15:done="1"/>
-</w15:commentsEx>
-</file>
-
-<file path=word/commentsExtensible.xml><?xml version="1.0" encoding="utf-8"?>
-<w16cex:commentsExtensible xmlns:wpc="http://schemas.microsoft.com/office/word/2010/wordprocessingCanvas" xmlns:cx="http://schemas.microsoft.com/office/drawing/2014/chartex" xmlns:cx1="http://schemas.microsoft.com/office/drawing/2015/9/8/chartex" xmlns:cx2="http://schemas.microsoft.com/office/drawing/2015/10/21/chartex" xmlns:cx3="http://schemas.microsoft.com/office/drawing/2016/5/9/chartex" xmlns:cx4="http://schemas.microsoft.com/office/drawing/2016/5/10/chartex" xmlns:cx5="http://schemas.microsoft.com/office/drawing/2016/5/11/chartex" xmlns:cx6="http://schemas.microsoft.com/office/drawing/2016/5/12/chartex" xmlns:cx7="http://schemas.microsoft.com/office/drawing/2016/5/13/chartex" xmlns:cx8="http://schemas.microsoft.com/office/drawing/2016/5/14/chartex" xmlns:cr="http://schemas.microsoft.com/office/comments/2020/reactions" xmlns:mc="http://schemas.openxmlformats.org/markup-compatibility/2006" xmlns:aink="http://schemas.microsoft.com/office/drawing/2016/ink" xmlns:am3d="http://schemas.microsoft.com/office/drawing/2017/model3d" xmlns:o="urn:schemas-microsoft-com:office:office" xmlns:oel="http://schemas.microsoft.com/office/2019/extlst" xmlns:r="http://schemas.openxmlformats.org/officeDocument/2006/relationships" xmlns:m="http://schemas.openxmlformats.org/officeDocument/2006/math" xmlns:v="urn:schemas-microsoft-com:vml" xmlns:wp14="http://schemas.microsoft.com/office/word/2010/wordprocessingDrawing" xmlns:wp="http://schemas.openxmlformats.org/drawingml/2006/wordprocessingDrawing" xmlns:w10="urn:schemas-microsoft-com:office:word" xmlns:w="http://schemas.openxmlformats.org/wordprocessingml/2006/main" xmlns:w14="http://schemas.microsoft.com/office/word/2010/wordml" xmlns:w15="http://schemas.microsoft.com/office/word/2012/wordml" xmlns:w16cex="http://schemas.microsoft.com/office/word/2018/wordml/cex" xmlns:w16cid="http://schemas.microsoft.com/office/word/2016/wordml/cid" xmlns:w16="http://schemas.microsoft.com/office/word/2018/wordml" xmlns:w16du="http://schemas.microsoft.com/office/word/2023/wordml/word16du" xmlns:w16sdtdh="http://schemas.microsoft.com/office/word/2020/wordml/sdtdatahash" xmlns:w16sdtfl="http://schemas.microsoft.com/office/word/2024/wordml/sdtformatlock" xmlns:w16se="http://schemas.microsoft.com/office/word/2015/wordml/symex" xmlns:wpg="http://schemas.microsoft.com/office/word/2010/wordprocessingGroup" xmlns:wpi="http://schemas.microsoft.com/office/word/2010/wordprocessingInk" xmlns:wne="http://schemas.microsoft.com/office/word/2006/wordml" xmlns:wps="http://schemas.microsoft.com/office/word/2010/wordprocessingShape" mc:Ignorable="w14 w15 w16se w16cid w16 w16cex w16sdtdh w16sdtfl cr w16du wp14">
-  <w16cex:commentExtensible w16cex:durableId="2D160347" w16cex:dateUtc="2026-01-17T05:47:00Z"/>
-  <w16cex:commentExtensible w16cex:durableId="2D1603CF" w16cex:dateUtc="2026-01-17T05:49:00Z"/>
-</w16cex:commentsExtensible>
-</file>
-
-<file path=word/commentsIds.xml><?xml version="1.0" encoding="utf-8"?>
-<w16cid:commentsIds xmlns:wpc="http://schemas.microsoft.com/office/word/2010/wordprocessingCanvas" xmlns:cx="http://schemas.microsoft.com/office/drawing/2014/chartex" xmlns:cx1="http://schemas.microsoft.com/office/drawing/2015/9/8/chartex" xmlns:cx2="http://schemas.microsoft.com/office/drawing/2015/10/21/chartex" xmlns:cx3="http://schemas.microsoft.com/office/drawing/2016/5/9/chartex" xmlns:cx4="http://schemas.microsoft.com/office/drawing/2016/5/10/chartex" xmlns:cx5="http://schemas.microsoft.com/office/drawing/2016/5/11/chartex" xmlns:cx6="http://schemas.microsoft.com/office/drawing/2016/5/12/chartex" xmlns:cx7="http://schemas.microsoft.com/office/drawing/2016/5/13/chartex" xmlns:cx8="http://schemas.microsoft.com/office/drawing/2016/5/14/chartex" xmlns:mc="http://schemas.openxmlformats.org/markup-compatibility/2006" xmlns:aink="http://schemas.microsoft.com/office/drawing/2016/ink" xmlns:am3d="http://schemas.microsoft.com/office/drawing/2017/model3d" xmlns:o="urn:schemas-microsoft-com:office:office" xmlns:oel="http://schemas.microsoft.com/office/2019/extlst" xmlns:r="http://schemas.openxmlformats.org/officeDocument/2006/relationships" xmlns:m="http://schemas.openxmlformats.org/officeDocument/2006/math" xmlns:v="urn:schemas-microsoft-com:vml" xmlns:wp14="http://schemas.microsoft.com/office/word/2010/wordprocessingDrawing" xmlns:wp="http://schemas.openxmlformats.org/drawingml/2006/wordprocessingDrawing" xmlns:w10="urn:schemas-microsoft-com:office:word" xmlns:w="http://schemas.openxmlformats.org/wordprocessingml/2006/main" xmlns:w14="http://schemas.microsoft.com/office/word/2010/wordml" xmlns:w15="http://schemas.microsoft.com/office/word/2012/wordml" xmlns:w16cex="http://schemas.microsoft.com/office/word/2018/wordml/cex" xmlns:w16cid="http://schemas.microsoft.com/office/word/2016/wordml/cid" xmlns:w16="http://schemas.microsoft.com/office/word/2018/wordml" xmlns:w16du="http://schemas.microsoft.com/office/word/2023/wordml/word16du" xmlns:w16sdtdh="http://schemas.microsoft.com/office/word/2020/wordml/sdtdatahash" xmlns:w16sdtfl="http://schemas.microsoft.com/office/word/2024/wordml/sdtformatlock" xmlns:w16se="http://schemas.microsoft.com/office/word/2015/wordml/symex" xmlns:wpg="http://schemas.microsoft.com/office/word/2010/wordprocessingGroup" xmlns:wpi="http://schemas.microsoft.com/office/word/2010/wordprocessingInk" xmlns:wne="http://schemas.microsoft.com/office/word/2006/wordml" xmlns:wps="http://schemas.microsoft.com/office/word/2010/wordprocessingShape" mc:Ignorable="w14 w15 w16se w16cid w16 w16cex w16sdtdh w16sdtfl w16du wp14">
-  <w16cid:commentId w16cid:paraId="5217E564" w16cid:durableId="2D160347"/>
-  <w16cid:commentId w16cid:paraId="785C439E" w16cid:durableId="2D1603CF"/>
-</w16cid:commentsIds>
-</file>
-
 <file path=word/endnotes.xml><?xml version="1.0" encoding="utf-8"?>
-<w:endnotes xmlns:wpc="http://schemas.microsoft.com/office/word/2010/wordprocessingCanvas" xmlns:cx="http://schemas.microsoft.com/office/drawing/2014/chartex" xmlns:cx1="http://schemas.microsoft.com/office/drawing/2015/9/8/chartex" xmlns:cx2="http://schemas.microsoft.com/office/drawing/2015/10/21/chartex" xmlns:cx3="http://schemas.microsoft.com/office/drawing/2016/5/9/chartex" xmlns:cx4="http://schemas.microsoft.com/office/drawing/2016/5/10/chartex" xmlns:cx5="http://schemas.microsoft.com/office/drawing/2016/5/11/chartex" xmlns:cx6="http://schemas.microsoft.com/office/drawing/2016/5/12/chartex" xmlns:cx7="http://schemas.microsoft.com/office/drawing/2016/5/13/chartex" xmlns:cx8="http://schemas.microsoft.com/office/drawing/2016/5/14/chartex" xmlns:mc="http://schemas.openxmlformats.org/markup-compatibility/2006" xmlns:aink="http://schemas.microsoft.com/office/drawing/2016/ink" xmlns:am3d="http://schemas.microsoft.com/office/drawing/2017/model3d" xmlns:o="urn:schemas-microsoft-com:office:office" xmlns:oel="http://schemas.microsoft.com/office/2019/extlst" xmlns:r="http://schemas.openxmlformats.org/officeDocument/2006/relationships" xmlns:m="http://schemas.openxmlformats.org/officeDocument/2006/math" xmlns:v="urn:schemas-microsoft-com:vml" xmlns:wp14="http://schemas.microsoft.com/office/word/2010/wordprocessingDrawing" xmlns:wp="http://schemas.openxmlformats.org/drawingml/2006/wordprocessingDrawing" xmlns:w10="urn:schemas-microsoft-com:office:word" xmlns:w="http://schemas.openxmlformats.org/wordprocessingml/2006/main" xmlns:w14="http://schemas.microsoft.com/office/word/2010/wordml" xmlns:w15="http://schemas.microsoft.com/office/word/2012/wordml" xmlns:w16cex="http://schemas.microsoft.com/office/word/2018/wordml/cex" xmlns:w16cid="http://schemas.microsoft.com/office/word/2016/wordml/cid" xmlns:w16="http://schemas.microsoft.com/office/word/2018/wordml" xmlns:w16du="http://schemas.microsoft.com/office/word/2023/wordml/word16du" xmlns:w16sdtdh="http://schemas.microsoft.com/office/word/2020/wordml/sdtdatahash" xmlns:w16sdtfl="http://schemas.microsoft.com/office/word/2024/wordml/sdtformatlock" xmlns:w16se="http://schemas.microsoft.com/office/word/2015/wordml/symex" xmlns:wpg="http://schemas.microsoft.com/office/word/2010/wordprocessingGroup" xmlns:wpi="http://schemas.microsoft.com/office/word/2010/wordprocessingInk" xmlns:wne="http://schemas.microsoft.com/office/word/2006/wordml" xmlns:wps="http://schemas.microsoft.com/office/word/2010/wordprocessingShape" mc:Ignorable="w14 w15 w16se w16cid w16 w16cex w16sdtdh w16sdtfl w16du wp14">
+<w:endnotes xmlns:wpc="http://schemas.microsoft.com/office/word/2010/wordprocessingCanvas" xmlns:cx="http://schemas.microsoft.com/office/drawing/2014/chartex" xmlns:cx1="http://schemas.microsoft.com/office/drawing/2015/9/8/chartex" xmlns:cx2="http://schemas.microsoft.com/office/drawing/2015/10/21/chartex" xmlns:cx3="http://schemas.microsoft.com/office/drawing/2016/5/9/chartex" xmlns:cx4="http://schemas.microsoft.com/office/drawing/2016/5/10/chartex" xmlns:cx5="http://schemas.microsoft.com/office/drawing/2016/5/11/chartex" xmlns:cx6="http://schemas.microsoft.com/office/drawing/2016/5/12/chartex" xmlns:cx7="http://schemas.microsoft.com/office/drawing/2016/5/13/chartex" xmlns:cx8="http://schemas.microsoft.com/office/drawing/2016/5/14/chartex" xmlns:mc="http://schemas.openxmlformats.org/markup-compatibility/2006" xmlns:aink="http://schemas.microsoft.com/office/drawing/2016/ink" xmlns:am3d="http://schemas.microsoft.com/office/drawing/2017/model3d" xmlns:o="urn:schemas-microsoft-com:office:office" xmlns:r="http://schemas.openxmlformats.org/officeDocument/2006/relationships" xmlns:m="http://schemas.openxmlformats.org/officeDocument/2006/math" xmlns:v="urn:schemas-microsoft-com:vml" xmlns:wp14="http://schemas.microsoft.com/office/word/2010/wordprocessingDrawing" xmlns:wp="http://schemas.openxmlformats.org/drawingml/2006/wordprocessingDrawing" xmlns:w10="urn:schemas-microsoft-com:office:word" xmlns:w="http://schemas.openxmlformats.org/wordprocessingml/2006/main" xmlns:w14="http://schemas.microsoft.com/office/word/2010/wordml" xmlns:w15="http://schemas.microsoft.com/office/word/2012/wordml" xmlns:w16cex="http://schemas.microsoft.com/office/word/2018/wordml/cex" xmlns:w16cid="http://schemas.microsoft.com/office/word/2016/wordml/cid" xmlns:w16="http://schemas.microsoft.com/office/word/2018/wordml" xmlns:w16sdtdh="http://schemas.microsoft.com/office/word/2020/wordml/sdtdatahash" xmlns:w16se="http://schemas.microsoft.com/office/word/2015/wordml/symex" xmlns:wpg="http://schemas.microsoft.com/office/word/2010/wordprocessingGroup" xmlns:wpi="http://schemas.microsoft.com/office/word/2010/wordprocessingInk" xmlns:wne="http://schemas.microsoft.com/office/word/2006/wordml" xmlns:wps="http://schemas.microsoft.com/office/word/2010/wordprocessingShape" mc:Ignorable="w14 w15 w16se w16cid w16 w16cex w16sdtdh wp14">
   <w:endnote w:type="separator" w:id="-1">
     <w:p>
       <w:pPr>
@@ -8689,7 +8961,7 @@
 </file>
 
 <file path=word/footer1.xml><?xml version="1.0" encoding="utf-8"?>
-<w:ftr xmlns:wpc="http://schemas.microsoft.com/office/word/2010/wordprocessingCanvas" xmlns:cx="http://schemas.microsoft.com/office/drawing/2014/chartex" xmlns:cx1="http://schemas.microsoft.com/office/drawing/2015/9/8/chartex" xmlns:cx2="http://schemas.microsoft.com/office/drawing/2015/10/21/chartex" xmlns:cx3="http://schemas.microsoft.com/office/drawing/2016/5/9/chartex" xmlns:cx4="http://schemas.microsoft.com/office/drawing/2016/5/10/chartex" xmlns:cx5="http://schemas.microsoft.com/office/drawing/2016/5/11/chartex" xmlns:cx6="http://schemas.microsoft.com/office/drawing/2016/5/12/chartex" xmlns:cx7="http://schemas.microsoft.com/office/drawing/2016/5/13/chartex" xmlns:cx8="http://schemas.microsoft.com/office/drawing/2016/5/14/chartex" xmlns:mc="http://schemas.openxmlformats.org/markup-compatibility/2006" xmlns:aink="http://schemas.microsoft.com/office/drawing/2016/ink" xmlns:am3d="http://schemas.microsoft.com/office/drawing/2017/model3d" xmlns:o="urn:schemas-microsoft-com:office:office" xmlns:oel="http://schemas.microsoft.com/office/2019/extlst" xmlns:r="http://schemas.openxmlformats.org/officeDocument/2006/relationships" xmlns:m="http://schemas.openxmlformats.org/officeDocument/2006/math" xmlns:v="urn:schemas-microsoft-com:vml" xmlns:wp14="http://schemas.microsoft.com/office/word/2010/wordprocessingDrawing" xmlns:wp="http://schemas.openxmlformats.org/drawingml/2006/wordprocessingDrawing" xmlns:w10="urn:schemas-microsoft-com:office:word" xmlns:w="http://schemas.openxmlformats.org/wordprocessingml/2006/main" xmlns:w14="http://schemas.microsoft.com/office/word/2010/wordml" xmlns:w15="http://schemas.microsoft.com/office/word/2012/wordml" xmlns:w16cex="http://schemas.microsoft.com/office/word/2018/wordml/cex" xmlns:w16cid="http://schemas.microsoft.com/office/word/2016/wordml/cid" xmlns:w16="http://schemas.microsoft.com/office/word/2018/wordml" xmlns:w16du="http://schemas.microsoft.com/office/word/2023/wordml/word16du" xmlns:w16sdtdh="http://schemas.microsoft.com/office/word/2020/wordml/sdtdatahash" xmlns:w16sdtfl="http://schemas.microsoft.com/office/word/2024/wordml/sdtformatlock" xmlns:w16se="http://schemas.microsoft.com/office/word/2015/wordml/symex" xmlns:wpg="http://schemas.microsoft.com/office/word/2010/wordprocessingGroup" xmlns:wpi="http://schemas.microsoft.com/office/word/2010/wordprocessingInk" xmlns:wne="http://schemas.microsoft.com/office/word/2006/wordml" xmlns:wps="http://schemas.microsoft.com/office/word/2010/wordprocessingShape" mc:Ignorable="w14 w15 w16se w16cid w16 w16cex w16sdtdh w16sdtfl w16du wp14">
+<w:ftr xmlns:wpc="http://schemas.microsoft.com/office/word/2010/wordprocessingCanvas" xmlns:cx="http://schemas.microsoft.com/office/drawing/2014/chartex" xmlns:cx1="http://schemas.microsoft.com/office/drawing/2015/9/8/chartex" xmlns:cx2="http://schemas.microsoft.com/office/drawing/2015/10/21/chartex" xmlns:cx3="http://schemas.microsoft.com/office/drawing/2016/5/9/chartex" xmlns:cx4="http://schemas.microsoft.com/office/drawing/2016/5/10/chartex" xmlns:cx5="http://schemas.microsoft.com/office/drawing/2016/5/11/chartex" xmlns:cx6="http://schemas.microsoft.com/office/drawing/2016/5/12/chartex" xmlns:cx7="http://schemas.microsoft.com/office/drawing/2016/5/13/chartex" xmlns:cx8="http://schemas.microsoft.com/office/drawing/2016/5/14/chartex" xmlns:mc="http://schemas.openxmlformats.org/markup-compatibility/2006" xmlns:aink="http://schemas.microsoft.com/office/drawing/2016/ink" xmlns:am3d="http://schemas.microsoft.com/office/drawing/2017/model3d" xmlns:o="urn:schemas-microsoft-com:office:office" xmlns:r="http://schemas.openxmlformats.org/officeDocument/2006/relationships" xmlns:m="http://schemas.openxmlformats.org/officeDocument/2006/math" xmlns:v="urn:schemas-microsoft-com:vml" xmlns:wp14="http://schemas.microsoft.com/office/word/2010/wordprocessingDrawing" xmlns:wp="http://schemas.openxmlformats.org/drawingml/2006/wordprocessingDrawing" xmlns:w10="urn:schemas-microsoft-com:office:word" xmlns:w="http://schemas.openxmlformats.org/wordprocessingml/2006/main" xmlns:w14="http://schemas.microsoft.com/office/word/2010/wordml" xmlns:w15="http://schemas.microsoft.com/office/word/2012/wordml" xmlns:w16cex="http://schemas.microsoft.com/office/word/2018/wordml/cex" xmlns:w16cid="http://schemas.microsoft.com/office/word/2016/wordml/cid" xmlns:w16="http://schemas.microsoft.com/office/word/2018/wordml" xmlns:w16sdtdh="http://schemas.microsoft.com/office/word/2020/wordml/sdtdatahash" xmlns:w16se="http://schemas.microsoft.com/office/word/2015/wordml/symex" xmlns:wpg="http://schemas.microsoft.com/office/word/2010/wordprocessingGroup" xmlns:wpi="http://schemas.microsoft.com/office/word/2010/wordprocessingInk" xmlns:wne="http://schemas.microsoft.com/office/word/2006/wordml" xmlns:wps="http://schemas.microsoft.com/office/word/2010/wordprocessingShape" mc:Ignorable="w14 w15 w16se w16cid w16 w16cex w16sdtdh wp14">
   <w:sdt>
     <w:sdtPr>
       <w:id w:val="8180956"/>
@@ -8698,6 +8970,7 @@
         <w:docPartUnique/>
       </w:docPartObj>
     </w:sdtPr>
+    <w:sdtEndPr/>
     <w:sdtContent>
       <w:p>
         <w:pPr>
@@ -8730,7 +9003,7 @@
 </file>
 
 <file path=word/footnotes.xml><?xml version="1.0" encoding="utf-8"?>
-<w:footnotes xmlns:wpc="http://schemas.microsoft.com/office/word/2010/wordprocessingCanvas" xmlns:cx="http://schemas.microsoft.com/office/drawing/2014/chartex" xmlns:cx1="http://schemas.microsoft.com/office/drawing/2015/9/8/chartex" xmlns:cx2="http://schemas.microsoft.com/office/drawing/2015/10/21/chartex" xmlns:cx3="http://schemas.microsoft.com/office/drawing/2016/5/9/chartex" xmlns:cx4="http://schemas.microsoft.com/office/drawing/2016/5/10/chartex" xmlns:cx5="http://schemas.microsoft.com/office/drawing/2016/5/11/chartex" xmlns:cx6="http://schemas.microsoft.com/office/drawing/2016/5/12/chartex" xmlns:cx7="http://schemas.microsoft.com/office/drawing/2016/5/13/chartex" xmlns:cx8="http://schemas.microsoft.com/office/drawing/2016/5/14/chartex" xmlns:mc="http://schemas.openxmlformats.org/markup-compatibility/2006" xmlns:aink="http://schemas.microsoft.com/office/drawing/2016/ink" xmlns:am3d="http://schemas.microsoft.com/office/drawing/2017/model3d" xmlns:o="urn:schemas-microsoft-com:office:office" xmlns:oel="http://schemas.microsoft.com/office/2019/extlst" xmlns:r="http://schemas.openxmlformats.org/officeDocument/2006/relationships" xmlns:m="http://schemas.openxmlformats.org/officeDocument/2006/math" xmlns:v="urn:schemas-microsoft-com:vml" xmlns:wp14="http://schemas.microsoft.com/office/word/2010/wordprocessingDrawing" xmlns:wp="http://schemas.openxmlformats.org/drawingml/2006/wordprocessingDrawing" xmlns:w10="urn:schemas-microsoft-com:office:word" xmlns:w="http://schemas.openxmlformats.org/wordprocessingml/2006/main" xmlns:w14="http://schemas.microsoft.com/office/word/2010/wordml" xmlns:w15="http://schemas.microsoft.com/office/word/2012/wordml" xmlns:w16cex="http://schemas.microsoft.com/office/word/2018/wordml/cex" xmlns:w16cid="http://schemas.microsoft.com/office/word/2016/wordml/cid" xmlns:w16="http://schemas.microsoft.com/office/word/2018/wordml" xmlns:w16du="http://schemas.microsoft.com/office/word/2023/wordml/word16du" xmlns:w16sdtdh="http://schemas.microsoft.com/office/word/2020/wordml/sdtdatahash" xmlns:w16sdtfl="http://schemas.microsoft.com/office/word/2024/wordml/sdtformatlock" xmlns:w16se="http://schemas.microsoft.com/office/word/2015/wordml/symex" xmlns:wpg="http://schemas.microsoft.com/office/word/2010/wordprocessingGroup" xmlns:wpi="http://schemas.microsoft.com/office/word/2010/wordprocessingInk" xmlns:wne="http://schemas.microsoft.com/office/word/2006/wordml" xmlns:wps="http://schemas.microsoft.com/office/word/2010/wordprocessingShape" mc:Ignorable="w14 w15 w16se w16cid w16 w16cex w16sdtdh w16sdtfl w16du wp14">
+<w:footnotes xmlns:wpc="http://schemas.microsoft.com/office/word/2010/wordprocessingCanvas" xmlns:cx="http://schemas.microsoft.com/office/drawing/2014/chartex" xmlns:cx1="http://schemas.microsoft.com/office/drawing/2015/9/8/chartex" xmlns:cx2="http://schemas.microsoft.com/office/drawing/2015/10/21/chartex" xmlns:cx3="http://schemas.microsoft.com/office/drawing/2016/5/9/chartex" xmlns:cx4="http://schemas.microsoft.com/office/drawing/2016/5/10/chartex" xmlns:cx5="http://schemas.microsoft.com/office/drawing/2016/5/11/chartex" xmlns:cx6="http://schemas.microsoft.com/office/drawing/2016/5/12/chartex" xmlns:cx7="http://schemas.microsoft.com/office/drawing/2016/5/13/chartex" xmlns:cx8="http://schemas.microsoft.com/office/drawing/2016/5/14/chartex" xmlns:mc="http://schemas.openxmlformats.org/markup-compatibility/2006" xmlns:aink="http://schemas.microsoft.com/office/drawing/2016/ink" xmlns:am3d="http://schemas.microsoft.com/office/drawing/2017/model3d" xmlns:o="urn:schemas-microsoft-com:office:office" xmlns:r="http://schemas.openxmlformats.org/officeDocument/2006/relationships" xmlns:m="http://schemas.openxmlformats.org/officeDocument/2006/math" xmlns:v="urn:schemas-microsoft-com:vml" xmlns:wp14="http://schemas.microsoft.com/office/word/2010/wordprocessingDrawing" xmlns:wp="http://schemas.openxmlformats.org/drawingml/2006/wordprocessingDrawing" xmlns:w10="urn:schemas-microsoft-com:office:word" xmlns:w="http://schemas.openxmlformats.org/wordprocessingml/2006/main" xmlns:w14="http://schemas.microsoft.com/office/word/2010/wordml" xmlns:w15="http://schemas.microsoft.com/office/word/2012/wordml" xmlns:w16cex="http://schemas.microsoft.com/office/word/2018/wordml/cex" xmlns:w16cid="http://schemas.microsoft.com/office/word/2016/wordml/cid" xmlns:w16="http://schemas.microsoft.com/office/word/2018/wordml" xmlns:w16sdtdh="http://schemas.microsoft.com/office/word/2020/wordml/sdtdatahash" xmlns:w16se="http://schemas.microsoft.com/office/word/2015/wordml/symex" xmlns:wpg="http://schemas.microsoft.com/office/word/2010/wordprocessingGroup" xmlns:wpi="http://schemas.microsoft.com/office/word/2010/wordprocessingInk" xmlns:wne="http://schemas.microsoft.com/office/word/2006/wordml" xmlns:wps="http://schemas.microsoft.com/office/word/2010/wordprocessingShape" mc:Ignorable="w14 w15 w16se w16cid w16 w16cex w16sdtdh wp14">
   <w:footnote w:type="separator" w:id="-1">
     <w:p>
       <w:pPr>
@@ -8755,7 +9028,7 @@
 </file>
 
 <file path=word/numbering.xml><?xml version="1.0" encoding="utf-8"?>
-<w:numbering xmlns:wpc="http://schemas.microsoft.com/office/word/2010/wordprocessingCanvas" xmlns:cx="http://schemas.microsoft.com/office/drawing/2014/chartex" xmlns:cx1="http://schemas.microsoft.com/office/drawing/2015/9/8/chartex" xmlns:cx2="http://schemas.microsoft.com/office/drawing/2015/10/21/chartex" xmlns:cx3="http://schemas.microsoft.com/office/drawing/2016/5/9/chartex" xmlns:cx4="http://schemas.microsoft.com/office/drawing/2016/5/10/chartex" xmlns:cx5="http://schemas.microsoft.com/office/drawing/2016/5/11/chartex" xmlns:cx6="http://schemas.microsoft.com/office/drawing/2016/5/12/chartex" xmlns:cx7="http://schemas.microsoft.com/office/drawing/2016/5/13/chartex" xmlns:cx8="http://schemas.microsoft.com/office/drawing/2016/5/14/chartex" xmlns:mc="http://schemas.openxmlformats.org/markup-compatibility/2006" xmlns:aink="http://schemas.microsoft.com/office/drawing/2016/ink" xmlns:am3d="http://schemas.microsoft.com/office/drawing/2017/model3d" xmlns:o="urn:schemas-microsoft-com:office:office" xmlns:oel="http://schemas.microsoft.com/office/2019/extlst" xmlns:r="http://schemas.openxmlformats.org/officeDocument/2006/relationships" xmlns:m="http://schemas.openxmlformats.org/officeDocument/2006/math" xmlns:v="urn:schemas-microsoft-com:vml" xmlns:wp14="http://schemas.microsoft.com/office/word/2010/wordprocessingDrawing" xmlns:wp="http://schemas.openxmlformats.org/drawingml/2006/wordprocessingDrawing" xmlns:w10="urn:schemas-microsoft-com:office:word" xmlns:w="http://schemas.openxmlformats.org/wordprocessingml/2006/main" xmlns:w14="http://schemas.microsoft.com/office/word/2010/wordml" xmlns:w15="http://schemas.microsoft.com/office/word/2012/wordml" xmlns:w16cex="http://schemas.microsoft.com/office/word/2018/wordml/cex" xmlns:w16cid="http://schemas.microsoft.com/office/word/2016/wordml/cid" xmlns:w16="http://schemas.microsoft.com/office/word/2018/wordml" xmlns:w16du="http://schemas.microsoft.com/office/word/2023/wordml/word16du" xmlns:w16sdtdh="http://schemas.microsoft.com/office/word/2020/wordml/sdtdatahash" xmlns:w16sdtfl="http://schemas.microsoft.com/office/word/2024/wordml/sdtformatlock" xmlns:w16se="http://schemas.microsoft.com/office/word/2015/wordml/symex" xmlns:wpg="http://schemas.microsoft.com/office/word/2010/wordprocessingGroup" xmlns:wpi="http://schemas.microsoft.com/office/word/2010/wordprocessingInk" xmlns:wne="http://schemas.microsoft.com/office/word/2006/wordml" xmlns:wps="http://schemas.microsoft.com/office/word/2010/wordprocessingShape" mc:Ignorable="w14 w15 w16se w16cid w16 w16cex w16sdtdh w16sdtfl w16du wp14">
+<w:numbering xmlns:wpc="http://schemas.microsoft.com/office/word/2010/wordprocessingCanvas" xmlns:cx="http://schemas.microsoft.com/office/drawing/2014/chartex" xmlns:cx1="http://schemas.microsoft.com/office/drawing/2015/9/8/chartex" xmlns:cx2="http://schemas.microsoft.com/office/drawing/2015/10/21/chartex" xmlns:cx3="http://schemas.microsoft.com/office/drawing/2016/5/9/chartex" xmlns:cx4="http://schemas.microsoft.com/office/drawing/2016/5/10/chartex" xmlns:cx5="http://schemas.microsoft.com/office/drawing/2016/5/11/chartex" xmlns:cx6="http://schemas.microsoft.com/office/drawing/2016/5/12/chartex" xmlns:cx7="http://schemas.microsoft.com/office/drawing/2016/5/13/chartex" xmlns:cx8="http://schemas.microsoft.com/office/drawing/2016/5/14/chartex" xmlns:mc="http://schemas.openxmlformats.org/markup-compatibility/2006" xmlns:aink="http://schemas.microsoft.com/office/drawing/2016/ink" xmlns:am3d="http://schemas.microsoft.com/office/drawing/2017/model3d" xmlns:o="urn:schemas-microsoft-com:office:office" xmlns:r="http://schemas.openxmlformats.org/officeDocument/2006/relationships" xmlns:m="http://schemas.openxmlformats.org/officeDocument/2006/math" xmlns:v="urn:schemas-microsoft-com:vml" xmlns:wp14="http://schemas.microsoft.com/office/word/2010/wordprocessingDrawing" xmlns:wp="http://schemas.openxmlformats.org/drawingml/2006/wordprocessingDrawing" xmlns:w10="urn:schemas-microsoft-com:office:word" xmlns:w="http://schemas.openxmlformats.org/wordprocessingml/2006/main" xmlns:w14="http://schemas.microsoft.com/office/word/2010/wordml" xmlns:w15="http://schemas.microsoft.com/office/word/2012/wordml" xmlns:w16cex="http://schemas.microsoft.com/office/word/2018/wordml/cex" xmlns:w16cid="http://schemas.microsoft.com/office/word/2016/wordml/cid" xmlns:w16="http://schemas.microsoft.com/office/word/2018/wordml" xmlns:w16sdtdh="http://schemas.microsoft.com/office/word/2020/wordml/sdtdatahash" xmlns:w16se="http://schemas.microsoft.com/office/word/2015/wordml/symex" xmlns:wpg="http://schemas.microsoft.com/office/word/2010/wordprocessingGroup" xmlns:wpi="http://schemas.microsoft.com/office/word/2010/wordprocessingInk" xmlns:wne="http://schemas.microsoft.com/office/word/2006/wordml" xmlns:wps="http://schemas.microsoft.com/office/word/2010/wordprocessingShape" mc:Ignorable="w14 w15 w16se w16cid w16 w16cex w16sdtdh wp14">
   <w:abstractNum w:abstractNumId="0" w15:restartNumberingAfterBreak="0">
     <w:nsid w:val="1B1119EA"/>
     <w:multiLevelType w:val="hybridMultilevel"/>
@@ -9162,31 +9435,23 @@
       </w:rPr>
     </w:lvl>
   </w:abstractNum>
-  <w:num w:numId="1" w16cid:durableId="522868031">
+  <w:num w:numId="1">
     <w:abstractNumId w:val="1"/>
   </w:num>
-  <w:num w:numId="2" w16cid:durableId="189687421">
+  <w:num w:numId="2">
     <w:abstractNumId w:val="3"/>
   </w:num>
-  <w:num w:numId="3" w16cid:durableId="335234376">
+  <w:num w:numId="3">
     <w:abstractNumId w:val="2"/>
   </w:num>
-  <w:num w:numId="4" w16cid:durableId="1618677742">
+  <w:num w:numId="4">
     <w:abstractNumId w:val="0"/>
   </w:num>
 </w:numbering>
 </file>
 
-<file path=word/people.xml><?xml version="1.0" encoding="utf-8"?>
-<w15:people xmlns:wpc="http://schemas.microsoft.com/office/word/2010/wordprocessingCanvas" xmlns:cx="http://schemas.microsoft.com/office/drawing/2014/chartex" xmlns:cx1="http://schemas.microsoft.com/office/drawing/2015/9/8/chartex" xmlns:cx2="http://schemas.microsoft.com/office/drawing/2015/10/21/chartex" xmlns:cx3="http://schemas.microsoft.com/office/drawing/2016/5/9/chartex" xmlns:cx4="http://schemas.microsoft.com/office/drawing/2016/5/10/chartex" xmlns:cx5="http://schemas.microsoft.com/office/drawing/2016/5/11/chartex" xmlns:cx6="http://schemas.microsoft.com/office/drawing/2016/5/12/chartex" xmlns:cx7="http://schemas.microsoft.com/office/drawing/2016/5/13/chartex" xmlns:cx8="http://schemas.microsoft.com/office/drawing/2016/5/14/chartex" xmlns:mc="http://schemas.openxmlformats.org/markup-compatibility/2006" xmlns:aink="http://schemas.microsoft.com/office/drawing/2016/ink" xmlns:am3d="http://schemas.microsoft.com/office/drawing/2017/model3d" xmlns:o="urn:schemas-microsoft-com:office:office" xmlns:oel="http://schemas.microsoft.com/office/2019/extlst" xmlns:r="http://schemas.openxmlformats.org/officeDocument/2006/relationships" xmlns:m="http://schemas.openxmlformats.org/officeDocument/2006/math" xmlns:v="urn:schemas-microsoft-com:vml" xmlns:wp14="http://schemas.microsoft.com/office/word/2010/wordprocessingDrawing" xmlns:wp="http://schemas.openxmlformats.org/drawingml/2006/wordprocessingDrawing" xmlns:w10="urn:schemas-microsoft-com:office:word" xmlns:w="http://schemas.openxmlformats.org/wordprocessingml/2006/main" xmlns:w14="http://schemas.microsoft.com/office/word/2010/wordml" xmlns:w15="http://schemas.microsoft.com/office/word/2012/wordml" xmlns:w16cex="http://schemas.microsoft.com/office/word/2018/wordml/cex" xmlns:w16cid="http://schemas.microsoft.com/office/word/2016/wordml/cid" xmlns:w16="http://schemas.microsoft.com/office/word/2018/wordml" xmlns:w16du="http://schemas.microsoft.com/office/word/2023/wordml/word16du" xmlns:w16sdtdh="http://schemas.microsoft.com/office/word/2020/wordml/sdtdatahash" xmlns:w16sdtfl="http://schemas.microsoft.com/office/word/2024/wordml/sdtformatlock" xmlns:w16se="http://schemas.microsoft.com/office/word/2015/wordml/symex" xmlns:wpg="http://schemas.microsoft.com/office/word/2010/wordprocessingGroup" xmlns:wpi="http://schemas.microsoft.com/office/word/2010/wordprocessingInk" xmlns:wne="http://schemas.microsoft.com/office/word/2006/wordml" xmlns:wps="http://schemas.microsoft.com/office/word/2010/wordprocessingShape" mc:Ignorable="w14 w15 w16se w16cid w16 w16cex w16sdtdh w16sdtfl w16du wp14">
-  <w15:person w15:author="Aleksey A. Kalentev">
-    <w15:presenceInfo w15:providerId="AD" w15:userId="S-1-5-21-507921405-1993962763-1957994488-151096"/>
-  </w15:person>
-</w15:people>
-</file>
-
 <file path=word/styles.xml><?xml version="1.0" encoding="utf-8"?>
-<w:styles xmlns:mc="http://schemas.openxmlformats.org/markup-compatibility/2006" xmlns:r="http://schemas.openxmlformats.org/officeDocument/2006/relationships" xmlns:w="http://schemas.openxmlformats.org/wordprocessingml/2006/main" xmlns:w14="http://schemas.microsoft.com/office/word/2010/wordml" xmlns:w15="http://schemas.microsoft.com/office/word/2012/wordml" xmlns:w16cex="http://schemas.microsoft.com/office/word/2018/wordml/cex" xmlns:w16cid="http://schemas.microsoft.com/office/word/2016/wordml/cid" xmlns:w16="http://schemas.microsoft.com/office/word/2018/wordml" xmlns:w16du="http://schemas.microsoft.com/office/word/2023/wordml/word16du" xmlns:w16sdtdh="http://schemas.microsoft.com/office/word/2020/wordml/sdtdatahash" xmlns:w16sdtfl="http://schemas.microsoft.com/office/word/2024/wordml/sdtformatlock" xmlns:w16se="http://schemas.microsoft.com/office/word/2015/wordml/symex" mc:Ignorable="w14 w15 w16se w16cid w16 w16cex w16sdtdh w16sdtfl w16du">
+<w:styles xmlns:mc="http://schemas.openxmlformats.org/markup-compatibility/2006" xmlns:r="http://schemas.openxmlformats.org/officeDocument/2006/relationships" xmlns:w="http://schemas.openxmlformats.org/wordprocessingml/2006/main" xmlns:w14="http://schemas.microsoft.com/office/word/2010/wordml" xmlns:w15="http://schemas.microsoft.com/office/word/2012/wordml" xmlns:w16cex="http://schemas.microsoft.com/office/word/2018/wordml/cex" xmlns:w16cid="http://schemas.microsoft.com/office/word/2016/wordml/cid" xmlns:w16="http://schemas.microsoft.com/office/word/2018/wordml" xmlns:w16sdtdh="http://schemas.microsoft.com/office/word/2020/wordml/sdtdatahash" xmlns:w16se="http://schemas.microsoft.com/office/word/2015/wordml/symex" mc:Ignorable="w14 w15 w16se w16cid w16 w16cex w16sdtdh">
   <w:docDefaults>
     <w:rPrDefault>
       <w:rPr>

--- a/Старовойтов_Д.Э._Отчёт ЛБ 5.docx
+++ b/Старовойтов_Д.Э._Отчёт ЛБ 5.docx
@@ -1,6 +1,6 @@
 
 <file path=word/document.xml><?xml version="1.0" encoding="utf-8"?>
-<w:document xmlns:wpc="http://schemas.microsoft.com/office/word/2010/wordprocessingCanvas" xmlns:cx="http://schemas.microsoft.com/office/drawing/2014/chartex" xmlns:cx1="http://schemas.microsoft.com/office/drawing/2015/9/8/chartex" xmlns:cx2="http://schemas.microsoft.com/office/drawing/2015/10/21/chartex" xmlns:cx3="http://schemas.microsoft.com/office/drawing/2016/5/9/chartex" xmlns:cx4="http://schemas.microsoft.com/office/drawing/2016/5/10/chartex" xmlns:cx5="http://schemas.microsoft.com/office/drawing/2016/5/11/chartex" xmlns:cx6="http://schemas.microsoft.com/office/drawing/2016/5/12/chartex" xmlns:cx7="http://schemas.microsoft.com/office/drawing/2016/5/13/chartex" xmlns:cx8="http://schemas.microsoft.com/office/drawing/2016/5/14/chartex" xmlns:mc="http://schemas.openxmlformats.org/markup-compatibility/2006" xmlns:aink="http://schemas.microsoft.com/office/drawing/2016/ink" xmlns:am3d="http://schemas.microsoft.com/office/drawing/2017/model3d" xmlns:o="urn:schemas-microsoft-com:office:office" xmlns:r="http://schemas.openxmlformats.org/officeDocument/2006/relationships" xmlns:m="http://schemas.openxmlformats.org/officeDocument/2006/math" xmlns:v="urn:schemas-microsoft-com:vml" xmlns:wp14="http://schemas.microsoft.com/office/word/2010/wordprocessingDrawing" xmlns:wp="http://schemas.openxmlformats.org/drawingml/2006/wordprocessingDrawing" xmlns:w10="urn:schemas-microsoft-com:office:word" xmlns:w="http://schemas.openxmlformats.org/wordprocessingml/2006/main" xmlns:w14="http://schemas.microsoft.com/office/word/2010/wordml" xmlns:w15="http://schemas.microsoft.com/office/word/2012/wordml" xmlns:w16cex="http://schemas.microsoft.com/office/word/2018/wordml/cex" xmlns:w16cid="http://schemas.microsoft.com/office/word/2016/wordml/cid" xmlns:w16="http://schemas.microsoft.com/office/word/2018/wordml" xmlns:w16sdtdh="http://schemas.microsoft.com/office/word/2020/wordml/sdtdatahash" xmlns:w16se="http://schemas.microsoft.com/office/word/2015/wordml/symex" xmlns:wpg="http://schemas.microsoft.com/office/word/2010/wordprocessingGroup" xmlns:wpi="http://schemas.microsoft.com/office/word/2010/wordprocessingInk" xmlns:wne="http://schemas.microsoft.com/office/word/2006/wordml" xmlns:wps="http://schemas.microsoft.com/office/word/2010/wordprocessingShape" mc:Ignorable="w14 w15 w16se w16cid w16 w16cex w16sdtdh wp14">
+<w:document xmlns:wpc="http://schemas.microsoft.com/office/word/2010/wordprocessingCanvas" xmlns:cx="http://schemas.microsoft.com/office/drawing/2014/chartex" xmlns:cx1="http://schemas.microsoft.com/office/drawing/2015/9/8/chartex" xmlns:cx2="http://schemas.microsoft.com/office/drawing/2015/10/21/chartex" xmlns:cx3="http://schemas.microsoft.com/office/drawing/2016/5/9/chartex" xmlns:cx4="http://schemas.microsoft.com/office/drawing/2016/5/10/chartex" xmlns:cx5="http://schemas.microsoft.com/office/drawing/2016/5/11/chartex" xmlns:cx6="http://schemas.microsoft.com/office/drawing/2016/5/12/chartex" xmlns:cx7="http://schemas.microsoft.com/office/drawing/2016/5/13/chartex" xmlns:cx8="http://schemas.microsoft.com/office/drawing/2016/5/14/chartex" xmlns:mc="http://schemas.openxmlformats.org/markup-compatibility/2006" xmlns:aink="http://schemas.microsoft.com/office/drawing/2016/ink" xmlns:am3d="http://schemas.microsoft.com/office/drawing/2017/model3d" xmlns:o="urn:schemas-microsoft-com:office:office" xmlns:oel="http://schemas.microsoft.com/office/2019/extlst" xmlns:r="http://schemas.openxmlformats.org/officeDocument/2006/relationships" xmlns:m="http://schemas.openxmlformats.org/officeDocument/2006/math" xmlns:v="urn:schemas-microsoft-com:vml" xmlns:wp14="http://schemas.microsoft.com/office/word/2010/wordprocessingDrawing" xmlns:wp="http://schemas.openxmlformats.org/drawingml/2006/wordprocessingDrawing" xmlns:w10="urn:schemas-microsoft-com:office:word" xmlns:w="http://schemas.openxmlformats.org/wordprocessingml/2006/main" xmlns:w14="http://schemas.microsoft.com/office/word/2010/wordml" xmlns:w15="http://schemas.microsoft.com/office/word/2012/wordml" xmlns:w16cex="http://schemas.microsoft.com/office/word/2018/wordml/cex" xmlns:w16cid="http://schemas.microsoft.com/office/word/2016/wordml/cid" xmlns:w16="http://schemas.microsoft.com/office/word/2018/wordml" xmlns:w16du="http://schemas.microsoft.com/office/word/2023/wordml/word16du" xmlns:w16sdtdh="http://schemas.microsoft.com/office/word/2020/wordml/sdtdatahash" xmlns:w16sdtfl="http://schemas.microsoft.com/office/word/2024/wordml/sdtformatlock" xmlns:w16se="http://schemas.microsoft.com/office/word/2015/wordml/symex" xmlns:wpg="http://schemas.microsoft.com/office/word/2010/wordprocessingGroup" xmlns:wpi="http://schemas.microsoft.com/office/word/2010/wordprocessingInk" xmlns:wne="http://schemas.microsoft.com/office/word/2006/wordml" xmlns:wps="http://schemas.microsoft.com/office/word/2010/wordprocessingShape" mc:Ignorable="w14 w15 w16se w16cid w16 w16cex w16sdtdh w16sdtfl w16du wp14">
   <w:body>
     <w:tbl>
       <w:tblPr>
@@ -651,21 +651,12 @@
                 <w:u w:val="single"/>
               </w:rPr>
             </w:pPr>
-            <w:proofErr w:type="spellStart"/>
             <w:r>
               <w:rPr>
                 <w:szCs w:val="28"/>
                 <w:u w:val="single"/>
               </w:rPr>
-              <w:t>Калентьев</w:t>
-            </w:r>
-            <w:proofErr w:type="spellEnd"/>
-            <w:r>
-              <w:rPr>
-                <w:szCs w:val="28"/>
-                <w:u w:val="single"/>
-              </w:rPr>
-              <w:t xml:space="preserve"> А. А.</w:t>
+              <w:t>Калентьев А. А.</w:t>
             </w:r>
           </w:p>
         </w:tc>
@@ -1903,23 +1894,7 @@
     </w:p>
     <w:p>
       <w:r>
-        <w:t>Вариант использования (</w:t>
-      </w:r>
-      <w:proofErr w:type="spellStart"/>
-      <w:r>
-        <w:t>use</w:t>
-      </w:r>
-      <w:proofErr w:type="spellEnd"/>
-      <w:r>
-        <w:t xml:space="preserve"> </w:t>
-      </w:r>
-      <w:proofErr w:type="spellStart"/>
-      <w:r>
-        <w:t>case</w:t>
-      </w:r>
-      <w:proofErr w:type="spellEnd"/>
-      <w:r>
-        <w:t xml:space="preserve">) — это описание множества последовательных действий (включая вариации), которые выполняются некоторым субъектом с целью получения результата, значимого для некоторого действующего лица </w:t>
+        <w:t xml:space="preserve">Вариант использования (use case) — это описание множества последовательных действий (включая вариации), которые выполняются некоторым субъектом с целью получения результата, значимого для некоторого действующего лица </w:t>
       </w:r>
       <w:r>
         <w:t>[</w:t>
@@ -2092,6 +2067,10 @@
       <w:pPr>
         <w:ind w:left="-1560" w:right="-427" w:firstLine="0"/>
         <w:jc w:val="center"/>
+        <w:rPr>
+          <w:b/>
+          <w:bCs/>
+        </w:rPr>
       </w:pPr>
       <w:r>
         <w:rPr>
@@ -2099,10 +2078,10 @@
         </w:rPr>
         <w:lastRenderedPageBreak/>
         <w:drawing>
-          <wp:inline distT="0" distB="0" distL="0" distR="0" wp14:anchorId="1B64A493" wp14:editId="1DE59FEC">
-            <wp:extent cx="7400941" cy="7448550"/>
-            <wp:effectExtent l="0" t="0" r="9525" b="0"/>
-            <wp:docPr id="322975003" name="Рисунок 1"/>
+          <wp:inline distT="0" distB="0" distL="0" distR="0" wp14:anchorId="6A1A3752" wp14:editId="23E5B260">
+            <wp:extent cx="7419869" cy="7467600"/>
+            <wp:effectExtent l="0" t="0" r="0" b="0"/>
+            <wp:docPr id="124523704" name="Рисунок 1"/>
             <wp:cNvGraphicFramePr>
               <a:graphicFrameLocks xmlns:a="http://schemas.openxmlformats.org/drawingml/2006/main" noChangeAspect="1"/>
             </wp:cNvGraphicFramePr>
@@ -2110,7 +2089,7 @@
               <a:graphicData uri="http://schemas.openxmlformats.org/drawingml/2006/picture">
                 <pic:pic xmlns:pic="http://schemas.openxmlformats.org/drawingml/2006/picture">
                   <pic:nvPicPr>
-                    <pic:cNvPr id="322975003" name=""/>
+                    <pic:cNvPr id="124523704" name=""/>
                     <pic:cNvPicPr/>
                   </pic:nvPicPr>
                   <pic:blipFill>
@@ -2122,7 +2101,7 @@
                   <pic:spPr>
                     <a:xfrm>
                       <a:off x="0" y="0"/>
-                      <a:ext cx="7409571" cy="7457236"/>
+                      <a:ext cx="7430799" cy="7478600"/>
                     </a:xfrm>
                     <a:prstGeom prst="rect">
                       <a:avLst/>
@@ -2190,7 +2169,6 @@
       <w:r>
         <w:t xml:space="preserve">В таблице 1 приведено описание абстрактного класса </w:t>
       </w:r>
-      <w:proofErr w:type="spellStart"/>
       <w:r>
         <w:rPr>
           <w:i/>
@@ -2212,7 +2190,6 @@
         </w:rPr>
         <w:t>Base</w:t>
       </w:r>
-      <w:proofErr w:type="spellEnd"/>
       <w:r>
         <w:t xml:space="preserve"> </w:t>
       </w:r>
@@ -2230,7 +2207,6 @@
       <w:r>
         <w:t xml:space="preserve">Таблица 1 – Описание класса </w:t>
       </w:r>
-      <w:proofErr w:type="spellStart"/>
       <w:r>
         <w:rPr>
           <w:i/>
@@ -2245,7 +2221,6 @@
         </w:rPr>
         <w:t>Base</w:t>
       </w:r>
-      <w:proofErr w:type="spellEnd"/>
     </w:p>
     <w:tbl>
       <w:tblPr>
@@ -2369,7 +2344,7 @@
               </w:rPr>
               <w:t xml:space="preserve">Класс </w:t>
             </w:r>
-            <w:proofErr w:type="spellStart"/>
+            <w:commentRangeStart w:id="10"/>
             <w:r>
               <w:rPr>
                 <w:i/>
@@ -2386,12 +2361,26 @@
               </w:rPr>
               <w:t>Base</w:t>
             </w:r>
-            <w:proofErr w:type="spellEnd"/>
-            <w:r>
-              <w:rPr>
-                <w:sz w:val="24"/>
-              </w:rPr>
-              <w:t xml:space="preserve"> – абстрактный базовый класс для </w:t>
+            <w:r>
+              <w:rPr>
+                <w:sz w:val="24"/>
+              </w:rPr>
+              <w:t xml:space="preserve"> </w:t>
+            </w:r>
+            <w:commentRangeEnd w:id="10"/>
+            <w:r>
+              <w:rPr>
+                <w:rStyle w:val="a9"/>
+                <w:sz w:val="24"/>
+                <w:szCs w:val="22"/>
+              </w:rPr>
+              <w:commentReference w:id="10"/>
+            </w:r>
+            <w:r>
+              <w:rPr>
+                <w:sz w:val="24"/>
+              </w:rPr>
+              <w:t xml:space="preserve">– абстрактный базовый класс для </w:t>
             </w:r>
             <w:r>
               <w:rPr>
@@ -2579,7 +2568,6 @@
               </w:rPr>
               <w:t xml:space="preserve"> </w:t>
             </w:r>
-            <w:proofErr w:type="spellStart"/>
             <w:r>
               <w:rPr>
                 <w:sz w:val="24"/>
@@ -2588,7 +2576,6 @@
               </w:rPr>
               <w:t>CalculateDiscount</w:t>
             </w:r>
-            <w:proofErr w:type="spellEnd"/>
             <w:r>
               <w:rPr>
                 <w:sz w:val="24"/>
@@ -2712,7 +2699,6 @@
               </w:rPr>
               <w:t xml:space="preserve"> </w:t>
             </w:r>
-            <w:proofErr w:type="spellStart"/>
             <w:r>
               <w:rPr>
                 <w:sz w:val="24"/>
@@ -2721,7 +2707,6 @@
               </w:rPr>
               <w:t>CalculatePrice</w:t>
             </w:r>
-            <w:proofErr w:type="spellEnd"/>
             <w:r>
               <w:rPr>
                 <w:sz w:val="24"/>
@@ -2831,14 +2816,12 @@
       <w:r>
         <w:t xml:space="preserve"> (</w:t>
       </w:r>
-      <w:proofErr w:type="spellStart"/>
       <w:r>
         <w:rPr>
           <w:lang w:val="en-US"/>
         </w:rPr>
         <w:t>CertificateDiscount</w:t>
       </w:r>
-      <w:proofErr w:type="spellEnd"/>
       <w:r>
         <w:t>)</w:t>
       </w:r>
@@ -2848,21 +2831,18 @@
       <w:r>
         <w:t xml:space="preserve"> (</w:t>
       </w:r>
-      <w:proofErr w:type="spellStart"/>
       <w:r>
         <w:rPr>
           <w:lang w:val="en-US"/>
         </w:rPr>
         <w:t>PercentageDiscount</w:t>
       </w:r>
-      <w:proofErr w:type="spellEnd"/>
       <w:r>
         <w:t>)</w:t>
       </w:r>
       <w:r>
         <w:t xml:space="preserve">, которые наследуются от </w:t>
       </w:r>
-      <w:proofErr w:type="spellStart"/>
       <w:r>
         <w:rPr>
           <w:i/>
@@ -2870,7 +2850,6 @@
         </w:rPr>
         <w:t>DiscountStrategy</w:t>
       </w:r>
-      <w:proofErr w:type="spellEnd"/>
       <w:r>
         <w:t>.</w:t>
       </w:r>
@@ -2895,14 +2874,12 @@
       <w:r>
         <w:t xml:space="preserve"> – Описание класса </w:t>
       </w:r>
-      <w:proofErr w:type="spellStart"/>
       <w:r>
         <w:rPr>
           <w:lang w:val="en-US"/>
         </w:rPr>
         <w:t>CertificateDiscount</w:t>
       </w:r>
-      <w:proofErr w:type="spellEnd"/>
     </w:p>
     <w:tbl>
       <w:tblPr>
@@ -3026,14 +3003,12 @@
               </w:rPr>
               <w:t xml:space="preserve">Класс </w:t>
             </w:r>
-            <w:proofErr w:type="spellStart"/>
             <w:r>
               <w:rPr>
                 <w:lang w:val="en-US"/>
               </w:rPr>
               <w:t>CertificateDiscount</w:t>
             </w:r>
-            <w:proofErr w:type="spellEnd"/>
             <w:r>
               <w:rPr>
                 <w:sz w:val="24"/>
@@ -3105,17 +3080,8 @@
                 <w:sz w:val="24"/>
                 <w:lang w:val="en-US"/>
               </w:rPr>
-              <w:t>_</w:t>
-            </w:r>
-            <w:proofErr w:type="spellStart"/>
-            <w:r>
-              <w:rPr>
-                <w:sz w:val="24"/>
-                <w:lang w:val="en-US"/>
-              </w:rPr>
-              <w:t>certificateValue</w:t>
-            </w:r>
-            <w:proofErr w:type="spellEnd"/>
+              <w:t>_certificateValue</w:t>
+            </w:r>
           </w:p>
         </w:tc>
         <w:tc>
@@ -3208,7 +3174,6 @@
               </w:rPr>
               <w:t xml:space="preserve">+ </w:t>
             </w:r>
-            <w:proofErr w:type="spellStart"/>
             <w:r>
               <w:rPr>
                 <w:sz w:val="24"/>
@@ -3216,7 +3181,6 @@
               </w:rPr>
               <w:t>CertificateValue</w:t>
             </w:r>
-            <w:proofErr w:type="spellEnd"/>
           </w:p>
         </w:tc>
         <w:tc>
@@ -3384,7 +3348,6 @@
               <w:lastRenderedPageBreak/>
               <w:t xml:space="preserve">+ </w:t>
             </w:r>
-            <w:proofErr w:type="spellStart"/>
             <w:r>
               <w:rPr>
                 <w:sz w:val="24"/>
@@ -3392,7 +3355,6 @@
               </w:rPr>
               <w:t>CalculateDiscount</w:t>
             </w:r>
-            <w:proofErr w:type="spellEnd"/>
             <w:r>
               <w:rPr>
                 <w:sz w:val="24"/>
@@ -3479,14 +3441,12 @@
               </w:rPr>
               <w:t xml:space="preserve">+ </w:t>
             </w:r>
-            <w:proofErr w:type="spellStart"/>
             <w:r>
               <w:rPr>
                 <w:sz w:val="24"/>
               </w:rPr>
               <w:t>CertificateDiscount</w:t>
             </w:r>
-            <w:proofErr w:type="spellEnd"/>
           </w:p>
         </w:tc>
         <w:tc>
@@ -3554,14 +3514,12 @@
       <w:r>
         <w:t xml:space="preserve">3 – Описание класса </w:t>
       </w:r>
-      <w:proofErr w:type="spellStart"/>
       <w:r>
         <w:rPr>
           <w:lang w:val="en-US"/>
         </w:rPr>
         <w:t>PercentageDiscount</w:t>
       </w:r>
-      <w:proofErr w:type="spellEnd"/>
     </w:p>
     <w:tbl>
       <w:tblPr>
@@ -3690,7 +3648,6 @@
               </w:rPr>
               <w:t xml:space="preserve">Класс </w:t>
             </w:r>
-            <w:proofErr w:type="spellStart"/>
             <w:r>
               <w:rPr>
                 <w:sz w:val="24"/>
@@ -3699,7 +3656,6 @@
               </w:rPr>
               <w:t>PercentageDiscount</w:t>
             </w:r>
-            <w:proofErr w:type="spellEnd"/>
             <w:r>
               <w:rPr>
                 <w:sz w:val="24"/>
@@ -3835,14 +3791,12 @@
                 <w:sz w:val="24"/>
               </w:rPr>
             </w:pPr>
-            <w:proofErr w:type="spellStart"/>
             <w:r>
               <w:rPr>
                 <w:sz w:val="24"/>
               </w:rPr>
               <w:t>MaxPercentage</w:t>
             </w:r>
-            <w:proofErr w:type="spellEnd"/>
           </w:p>
         </w:tc>
         <w:tc>
@@ -3911,14 +3865,12 @@
               </w:rPr>
               <w:t>Min</w:t>
             </w:r>
-            <w:proofErr w:type="spellStart"/>
             <w:r>
               <w:rPr>
                 <w:sz w:val="24"/>
               </w:rPr>
               <w:t>Percentage</w:t>
             </w:r>
-            <w:proofErr w:type="spellEnd"/>
           </w:p>
         </w:tc>
         <w:tc>
@@ -4187,7 +4139,6 @@
               </w:rPr>
               <w:t xml:space="preserve">+ </w:t>
             </w:r>
-            <w:proofErr w:type="spellStart"/>
             <w:r>
               <w:rPr>
                 <w:sz w:val="24"/>
@@ -4195,7 +4146,6 @@
               </w:rPr>
               <w:t>CalculateDiscount</w:t>
             </w:r>
-            <w:proofErr w:type="spellEnd"/>
             <w:r>
               <w:rPr>
                 <w:sz w:val="24"/>
@@ -4282,14 +4232,12 @@
               </w:rPr>
               <w:t xml:space="preserve">+ </w:t>
             </w:r>
-            <w:proofErr w:type="spellStart"/>
             <w:r>
               <w:rPr>
                 <w:sz w:val="24"/>
               </w:rPr>
               <w:t>PercentageDiscount</w:t>
             </w:r>
-            <w:proofErr w:type="spellEnd"/>
           </w:p>
         </w:tc>
         <w:tc>
@@ -4359,8 +4307,8 @@
           <w:bCs/>
         </w:rPr>
       </w:pPr>
-      <w:bookmarkStart w:id="10" w:name="_Toc74829067"/>
-      <w:bookmarkStart w:id="11" w:name="_Toc215716520"/>
+      <w:bookmarkStart w:id="11" w:name="_Toc74829067"/>
+      <w:bookmarkStart w:id="12" w:name="_Toc215716520"/>
       <w:r>
         <w:rPr>
           <w:b/>
@@ -4377,8 +4325,8 @@
         </w:rPr>
         <w:t>Git</w:t>
       </w:r>
-      <w:bookmarkEnd w:id="10"/>
       <w:bookmarkEnd w:id="11"/>
+      <w:bookmarkEnd w:id="12"/>
     </w:p>
     <w:p>
       <w:pPr>
@@ -4425,7 +4373,7 @@
                     <pic:cNvPicPr/>
                   </pic:nvPicPr>
                   <pic:blipFill>
-                    <a:blip r:embed="rId11"/>
+                    <a:blip r:embed="rId15"/>
                     <a:stretch>
                       <a:fillRect/>
                     </a:stretch>
@@ -4482,8 +4430,8 @@
           <w:bCs/>
         </w:rPr>
       </w:pPr>
-      <w:bookmarkStart w:id="12" w:name="_Toc74829068"/>
-      <w:bookmarkStart w:id="13" w:name="_Toc215716521"/>
+      <w:bookmarkStart w:id="13" w:name="_Toc74829068"/>
+      <w:bookmarkStart w:id="14" w:name="_Toc215716521"/>
       <w:r>
         <w:rPr>
           <w:b/>
@@ -4492,8 +4440,8 @@
         <w:lastRenderedPageBreak/>
         <w:t>1.5 Тестирование программы</w:t>
       </w:r>
-      <w:bookmarkEnd w:id="12"/>
       <w:bookmarkEnd w:id="13"/>
+      <w:bookmarkEnd w:id="14"/>
     </w:p>
     <w:p>
       <w:pPr>
@@ -4534,373 +4482,6 @@
                 <pic:pic xmlns:pic="http://schemas.openxmlformats.org/drawingml/2006/picture">
                   <pic:nvPicPr>
                     <pic:cNvPr id="1349100121" name="Рисунок 1" descr="Изображение выглядит как текст, снимок экрана, программное обеспечение, Мультимедийное программное обеспечение&#10;&#10;Содержимое, созданное искусственным интеллектом, может быть неверным."/>
-                    <pic:cNvPicPr/>
-                  </pic:nvPicPr>
-                  <pic:blipFill>
-                    <a:blip r:embed="rId12"/>
-                    <a:stretch>
-                      <a:fillRect/>
-                    </a:stretch>
-                  </pic:blipFill>
-                  <pic:spPr>
-                    <a:xfrm>
-                      <a:off x="0" y="0"/>
-                      <a:ext cx="6120130" cy="3277235"/>
-                    </a:xfrm>
-                    <a:prstGeom prst="rect">
-                      <a:avLst/>
-                    </a:prstGeom>
-                  </pic:spPr>
-                </pic:pic>
-              </a:graphicData>
-            </a:graphic>
-          </wp:inline>
-        </w:drawing>
-      </w:r>
-    </w:p>
-    <w:p>
-      <w:pPr>
-        <w:ind w:firstLine="0"/>
-        <w:jc w:val="center"/>
-      </w:pPr>
-      <w:r>
-        <w:t>Рисунок 4 – Графический интерфейс пользователя</w:t>
-      </w:r>
-    </w:p>
-    <w:p>
-      <w:pPr>
-        <w:ind w:firstLine="709"/>
-        <w:rPr>
-          <w:b/>
-          <w:bCs/>
-        </w:rPr>
-      </w:pPr>
-      <w:r>
-        <w:rPr>
-          <w:b/>
-          <w:bCs/>
-        </w:rPr>
-        <w:t>1.5.1 Тестовый случай «Добавить элемент»</w:t>
-      </w:r>
-    </w:p>
-    <w:p>
-      <w:pPr>
-        <w:ind w:firstLine="709"/>
-      </w:pPr>
-      <w:r>
-        <w:t>Для добавления элемента необходимо вызвать соответствующую форму путём нажатия кнопки «Добавить…» (рисунок 5).</w:t>
-      </w:r>
-    </w:p>
-    <w:p>
-      <w:pPr>
-        <w:ind w:firstLine="0"/>
-        <w:jc w:val="center"/>
-      </w:pPr>
-      <w:r>
-        <w:rPr>
-          <w:noProof/>
-        </w:rPr>
-        <w:drawing>
-          <wp:inline distT="0" distB="0" distL="0" distR="0" wp14:anchorId="1EC02C15" wp14:editId="26191F72">
-            <wp:extent cx="2724530" cy="2495898"/>
-            <wp:effectExtent l="0" t="0" r="0" b="0"/>
-            <wp:docPr id="985235253" name="Рисунок 1" descr="Изображение выглядит как текст, снимок экрана, число, Шрифт&#10;&#10;Содержимое, созданное искусственным интеллектом, может быть неверным."/>
-            <wp:cNvGraphicFramePr>
-              <a:graphicFrameLocks xmlns:a="http://schemas.openxmlformats.org/drawingml/2006/main" noChangeAspect="1"/>
-            </wp:cNvGraphicFramePr>
-            <a:graphic xmlns:a="http://schemas.openxmlformats.org/drawingml/2006/main">
-              <a:graphicData uri="http://schemas.openxmlformats.org/drawingml/2006/picture">
-                <pic:pic xmlns:pic="http://schemas.openxmlformats.org/drawingml/2006/picture">
-                  <pic:nvPicPr>
-                    <pic:cNvPr id="985235253" name="Рисунок 1" descr="Изображение выглядит как текст, снимок экрана, число, Шрифт&#10;&#10;Содержимое, созданное искусственным интеллектом, может быть неверным."/>
-                    <pic:cNvPicPr/>
-                  </pic:nvPicPr>
-                  <pic:blipFill>
-                    <a:blip r:embed="rId13"/>
-                    <a:stretch>
-                      <a:fillRect/>
-                    </a:stretch>
-                  </pic:blipFill>
-                  <pic:spPr>
-                    <a:xfrm>
-                      <a:off x="0" y="0"/>
-                      <a:ext cx="2724530" cy="2495898"/>
-                    </a:xfrm>
-                    <a:prstGeom prst="rect">
-                      <a:avLst/>
-                    </a:prstGeom>
-                  </pic:spPr>
-                </pic:pic>
-              </a:graphicData>
-            </a:graphic>
-          </wp:inline>
-        </w:drawing>
-      </w:r>
-    </w:p>
-    <w:p>
-      <w:pPr>
-        <w:ind w:firstLine="0"/>
-        <w:jc w:val="center"/>
-      </w:pPr>
-      <w:r>
-        <w:t>Рисунок 5 – Форма для добавления элемента</w:t>
-      </w:r>
-    </w:p>
-    <w:p>
-      <w:pPr>
-        <w:ind w:firstLine="709"/>
-        <w:rPr>
-          <w:noProof/>
-        </w:rPr>
-      </w:pPr>
-      <w:r>
-        <w:t>Для</w:t>
-      </w:r>
-      <w:r>
-        <w:t xml:space="preserve"> ввода параметров </w:t>
-      </w:r>
-      <w:r>
-        <w:t>расчёта</w:t>
-      </w:r>
-      <w:r>
-        <w:t xml:space="preserve"> </w:t>
-      </w:r>
-      <w:r>
-        <w:t>необходимо</w:t>
-      </w:r>
-      <w:r>
-        <w:t xml:space="preserve"> </w:t>
-      </w:r>
-      <w:r>
-        <w:t xml:space="preserve">выбрать </w:t>
-      </w:r>
-      <w:r>
-        <w:t xml:space="preserve">нужный тип в выпадающем списке. После заполнения всех полей </w:t>
-      </w:r>
-      <w:r>
-        <w:t>необходимо нажать на</w:t>
-      </w:r>
-      <w:r>
-        <w:t xml:space="preserve"> </w:t>
-      </w:r>
-      <w:r>
-        <w:lastRenderedPageBreak/>
-        <w:t xml:space="preserve">кнопку «ОК» </w:t>
-      </w:r>
-      <w:r>
-        <w:t>-</w:t>
-      </w:r>
-      <w:r>
-        <w:t xml:space="preserve"> нов</w:t>
-      </w:r>
-      <w:r>
-        <w:t>ый</w:t>
-      </w:r>
-      <w:r>
-        <w:t xml:space="preserve"> </w:t>
-      </w:r>
-      <w:r>
-        <w:t xml:space="preserve">расчёт </w:t>
-      </w:r>
-      <w:r>
-        <w:t>добавится в таблицу на главной форме (см. рисунки 6 и 7).</w:t>
-      </w:r>
-    </w:p>
-    <w:p>
-      <w:pPr>
-        <w:ind w:firstLine="0"/>
-        <w:jc w:val="center"/>
-      </w:pPr>
-      <w:r>
-        <w:rPr>
-          <w:noProof/>
-        </w:rPr>
-        <w:drawing>
-          <wp:inline distT="0" distB="0" distL="0" distR="0" wp14:anchorId="3085BBF3" wp14:editId="2579D36F">
-            <wp:extent cx="2724530" cy="2495898"/>
-            <wp:effectExtent l="0" t="0" r="0" b="0"/>
-            <wp:docPr id="365824191" name="Рисунок 1" descr="Изображение выглядит как текст, снимок экрана, Шрифт, число&#10;&#10;Содержимое, созданное искусственным интеллектом, может быть неверным."/>
-            <wp:cNvGraphicFramePr>
-              <a:graphicFrameLocks xmlns:a="http://schemas.openxmlformats.org/drawingml/2006/main" noChangeAspect="1"/>
-            </wp:cNvGraphicFramePr>
-            <a:graphic xmlns:a="http://schemas.openxmlformats.org/drawingml/2006/main">
-              <a:graphicData uri="http://schemas.openxmlformats.org/drawingml/2006/picture">
-                <pic:pic xmlns:pic="http://schemas.openxmlformats.org/drawingml/2006/picture">
-                  <pic:nvPicPr>
-                    <pic:cNvPr id="365824191" name="Рисунок 1" descr="Изображение выглядит как текст, снимок экрана, Шрифт, число&#10;&#10;Содержимое, созданное искусственным интеллектом, может быть неверным."/>
-                    <pic:cNvPicPr/>
-                  </pic:nvPicPr>
-                  <pic:blipFill>
-                    <a:blip r:embed="rId14"/>
-                    <a:stretch>
-                      <a:fillRect/>
-                    </a:stretch>
-                  </pic:blipFill>
-                  <pic:spPr>
-                    <a:xfrm>
-                      <a:off x="0" y="0"/>
-                      <a:ext cx="2724530" cy="2495898"/>
-                    </a:xfrm>
-                    <a:prstGeom prst="rect">
-                      <a:avLst/>
-                    </a:prstGeom>
-                  </pic:spPr>
-                </pic:pic>
-              </a:graphicData>
-            </a:graphic>
-          </wp:inline>
-        </w:drawing>
-      </w:r>
-    </w:p>
-    <w:p>
-      <w:pPr>
-        <w:ind w:firstLine="0"/>
-        <w:jc w:val="center"/>
-      </w:pPr>
-      <w:r>
-        <w:t>Рисунок 6 – Заполнение полей</w:t>
-      </w:r>
-    </w:p>
-    <w:p>
-      <w:pPr>
-        <w:ind w:firstLine="0"/>
-        <w:jc w:val="center"/>
-      </w:pPr>
-      <w:r>
-        <w:rPr>
-          <w:noProof/>
-        </w:rPr>
-        <w:drawing>
-          <wp:inline distT="0" distB="0" distL="0" distR="0" wp14:anchorId="185D90B8" wp14:editId="6AA01C17">
-            <wp:extent cx="6120130" cy="3277235"/>
-            <wp:effectExtent l="0" t="0" r="0" b="0"/>
-            <wp:docPr id="1376914955" name="Рисунок 1" descr="Изображение выглядит как текст, снимок экрана, программное обеспечение, Значок на компьютере&#10;&#10;Содержимое, созданное искусственным интеллектом, может быть неверным."/>
-            <wp:cNvGraphicFramePr>
-              <a:graphicFrameLocks xmlns:a="http://schemas.openxmlformats.org/drawingml/2006/main" noChangeAspect="1"/>
-            </wp:cNvGraphicFramePr>
-            <a:graphic xmlns:a="http://schemas.openxmlformats.org/drawingml/2006/main">
-              <a:graphicData uri="http://schemas.openxmlformats.org/drawingml/2006/picture">
-                <pic:pic xmlns:pic="http://schemas.openxmlformats.org/drawingml/2006/picture">
-                  <pic:nvPicPr>
-                    <pic:cNvPr id="1376914955" name="Рисунок 1" descr="Изображение выглядит как текст, снимок экрана, программное обеспечение, Значок на компьютере&#10;&#10;Содержимое, созданное искусственным интеллектом, может быть неверным."/>
-                    <pic:cNvPicPr/>
-                  </pic:nvPicPr>
-                  <pic:blipFill>
-                    <a:blip r:embed="rId15"/>
-                    <a:stretch>
-                      <a:fillRect/>
-                    </a:stretch>
-                  </pic:blipFill>
-                  <pic:spPr>
-                    <a:xfrm>
-                      <a:off x="0" y="0"/>
-                      <a:ext cx="6120130" cy="3277235"/>
-                    </a:xfrm>
-                    <a:prstGeom prst="rect">
-                      <a:avLst/>
-                    </a:prstGeom>
-                  </pic:spPr>
-                </pic:pic>
-              </a:graphicData>
-            </a:graphic>
-          </wp:inline>
-        </w:drawing>
-      </w:r>
-    </w:p>
-    <w:p>
-      <w:pPr>
-        <w:ind w:firstLine="0"/>
-        <w:jc w:val="center"/>
-      </w:pPr>
-      <w:r>
-        <w:t>Рисунок 7 – Успешное добавление нового элемента</w:t>
-      </w:r>
-    </w:p>
-    <w:p>
-      <w:pPr>
-        <w:ind w:firstLine="709"/>
-        <w:rPr>
-          <w:noProof/>
-        </w:rPr>
-      </w:pPr>
-      <w:r>
-        <w:t xml:space="preserve">В программе реализована проверка вводимых данных. Если пользователь попытается указать некорректные значения </w:t>
-      </w:r>
-      <w:r>
-        <w:t>–</w:t>
-      </w:r>
-      <w:r>
-        <w:t xml:space="preserve"> например, отрицательное число или </w:t>
-      </w:r>
-      <w:r>
-        <w:t>попытается ввести в численные поля текст – символы в текстовое поле не будут вводиться.</w:t>
-      </w:r>
-    </w:p>
-    <w:p>
-      <w:pPr>
-        <w:ind w:firstLine="709"/>
-        <w:rPr>
-          <w:b/>
-          <w:bCs/>
-        </w:rPr>
-      </w:pPr>
-      <w:r>
-        <w:rPr>
-          <w:b/>
-          <w:bCs/>
-        </w:rPr>
-        <w:t>1.5.2 Тестовый случай «Удалить элемент»</w:t>
-      </w:r>
-    </w:p>
-    <w:p>
-      <w:pPr>
-        <w:ind w:firstLine="709"/>
-      </w:pPr>
-      <w:r>
-        <w:t>Для удаления одного элемента необходимо выбрать его в таблице и нажать на кнопку «Удалить</w:t>
-      </w:r>
-      <w:r>
-        <w:t xml:space="preserve"> расчёт</w:t>
-      </w:r>
-      <w:r>
-        <w:t xml:space="preserve">» (рисунки </w:t>
-      </w:r>
-      <w:r>
-        <w:t>8</w:t>
-      </w:r>
-      <w:r>
-        <w:t xml:space="preserve"> и </w:t>
-      </w:r>
-      <w:r>
-        <w:t>9</w:t>
-      </w:r>
-      <w:r>
-        <w:t>).</w:t>
-      </w:r>
-    </w:p>
-    <w:p>
-      <w:pPr>
-        <w:ind w:firstLine="0"/>
-        <w:jc w:val="center"/>
-      </w:pPr>
-      <w:r>
-        <w:rPr>
-          <w:noProof/>
-        </w:rPr>
-        <w:lastRenderedPageBreak/>
-        <w:drawing>
-          <wp:inline distT="0" distB="0" distL="0" distR="0" wp14:anchorId="278DCEE2" wp14:editId="249C70D6">
-            <wp:extent cx="6120130" cy="3277235"/>
-            <wp:effectExtent l="0" t="0" r="0" b="0"/>
-            <wp:docPr id="360517123" name="Рисунок 1" descr="Изображение выглядит как текст, электроника, снимок экрана, программное обеспечение&#10;&#10;Содержимое, созданное искусственным интеллектом, может быть неверным."/>
-            <wp:cNvGraphicFramePr>
-              <a:graphicFrameLocks xmlns:a="http://schemas.openxmlformats.org/drawingml/2006/main" noChangeAspect="1"/>
-            </wp:cNvGraphicFramePr>
-            <a:graphic xmlns:a="http://schemas.openxmlformats.org/drawingml/2006/main">
-              <a:graphicData uri="http://schemas.openxmlformats.org/drawingml/2006/picture">
-                <pic:pic xmlns:pic="http://schemas.openxmlformats.org/drawingml/2006/picture">
-                  <pic:nvPicPr>
-                    <pic:cNvPr id="360517123" name="Рисунок 1" descr="Изображение выглядит как текст, электроника, снимок экрана, программное обеспечение&#10;&#10;Содержимое, созданное искусственным интеллектом, может быть неверным."/>
                     <pic:cNvPicPr/>
                   </pic:nvPicPr>
                   <pic:blipFill>
@@ -4931,13 +4512,31 @@
         <w:jc w:val="center"/>
       </w:pPr>
       <w:r>
-        <w:t xml:space="preserve">Рисунок </w:t>
-      </w:r>
-      <w:r>
-        <w:t>8</w:t>
-      </w:r>
-      <w:r>
-        <w:t xml:space="preserve"> – Выбор элемента в таблице</w:t>
+        <w:t>Рисунок 4 – Графический интерфейс пользователя</w:t>
+      </w:r>
+    </w:p>
+    <w:p>
+      <w:pPr>
+        <w:ind w:firstLine="709"/>
+        <w:rPr>
+          <w:b/>
+          <w:bCs/>
+        </w:rPr>
+      </w:pPr>
+      <w:r>
+        <w:rPr>
+          <w:b/>
+          <w:bCs/>
+        </w:rPr>
+        <w:t>1.5.1 Тестовый случай «Добавить элемент»</w:t>
+      </w:r>
+    </w:p>
+    <w:p>
+      <w:pPr>
+        <w:ind w:firstLine="709"/>
+      </w:pPr>
+      <w:r>
+        <w:t>Для добавления элемента необходимо вызвать соответствующую форму путём нажатия кнопки «Добавить…» (рисунок 5).</w:t>
       </w:r>
     </w:p>
     <w:p>
@@ -4950,10 +4549,10 @@
           <w:noProof/>
         </w:rPr>
         <w:drawing>
-          <wp:inline distT="0" distB="0" distL="0" distR="0" wp14:anchorId="68BA34A0" wp14:editId="647A9F58">
-            <wp:extent cx="6120130" cy="3277235"/>
+          <wp:inline distT="0" distB="0" distL="0" distR="0" wp14:anchorId="1EC02C15" wp14:editId="26191F72">
+            <wp:extent cx="2724530" cy="2495898"/>
             <wp:effectExtent l="0" t="0" r="0" b="0"/>
-            <wp:docPr id="2054916715" name="Рисунок 1" descr="Изображение выглядит как текст, электроника, снимок экрана, программное обеспечение&#10;&#10;Содержимое, созданное искусственным интеллектом, может быть неверным."/>
+            <wp:docPr id="985235253" name="Рисунок 1" descr="Изображение выглядит как текст, снимок экрана, число, Шрифт&#10;&#10;Содержимое, созданное искусственным интеллектом, может быть неверным."/>
             <wp:cNvGraphicFramePr>
               <a:graphicFrameLocks xmlns:a="http://schemas.openxmlformats.org/drawingml/2006/main" noChangeAspect="1"/>
             </wp:cNvGraphicFramePr>
@@ -4961,11 +4560,181 @@
               <a:graphicData uri="http://schemas.openxmlformats.org/drawingml/2006/picture">
                 <pic:pic xmlns:pic="http://schemas.openxmlformats.org/drawingml/2006/picture">
                   <pic:nvPicPr>
-                    <pic:cNvPr id="2054916715" name="Рисунок 1" descr="Изображение выглядит как текст, электроника, снимок экрана, программное обеспечение&#10;&#10;Содержимое, созданное искусственным интеллектом, может быть неверным."/>
+                    <pic:cNvPr id="985235253" name="Рисунок 1" descr="Изображение выглядит как текст, снимок экрана, число, Шрифт&#10;&#10;Содержимое, созданное искусственным интеллектом, может быть неверным."/>
                     <pic:cNvPicPr/>
                   </pic:nvPicPr>
                   <pic:blipFill>
                     <a:blip r:embed="rId17"/>
+                    <a:stretch>
+                      <a:fillRect/>
+                    </a:stretch>
+                  </pic:blipFill>
+                  <pic:spPr>
+                    <a:xfrm>
+                      <a:off x="0" y="0"/>
+                      <a:ext cx="2724530" cy="2495898"/>
+                    </a:xfrm>
+                    <a:prstGeom prst="rect">
+                      <a:avLst/>
+                    </a:prstGeom>
+                  </pic:spPr>
+                </pic:pic>
+              </a:graphicData>
+            </a:graphic>
+          </wp:inline>
+        </w:drawing>
+      </w:r>
+    </w:p>
+    <w:p>
+      <w:pPr>
+        <w:ind w:firstLine="0"/>
+        <w:jc w:val="center"/>
+      </w:pPr>
+      <w:r>
+        <w:t>Рисунок 5 – Форма для добавления элемента</w:t>
+      </w:r>
+    </w:p>
+    <w:p>
+      <w:pPr>
+        <w:ind w:firstLine="709"/>
+        <w:rPr>
+          <w:noProof/>
+        </w:rPr>
+      </w:pPr>
+      <w:r>
+        <w:t>Для</w:t>
+      </w:r>
+      <w:r>
+        <w:t xml:space="preserve"> ввода параметров </w:t>
+      </w:r>
+      <w:r>
+        <w:t>расчёта</w:t>
+      </w:r>
+      <w:r>
+        <w:t xml:space="preserve"> </w:t>
+      </w:r>
+      <w:r>
+        <w:t>необходимо</w:t>
+      </w:r>
+      <w:r>
+        <w:t xml:space="preserve"> </w:t>
+      </w:r>
+      <w:r>
+        <w:t xml:space="preserve">выбрать </w:t>
+      </w:r>
+      <w:r>
+        <w:t xml:space="preserve">нужный тип в выпадающем списке. После заполнения всех полей </w:t>
+      </w:r>
+      <w:r>
+        <w:t>необходимо нажать на</w:t>
+      </w:r>
+      <w:r>
+        <w:t xml:space="preserve"> </w:t>
+      </w:r>
+      <w:r>
+        <w:lastRenderedPageBreak/>
+        <w:t xml:space="preserve">кнопку «ОК» </w:t>
+      </w:r>
+      <w:r>
+        <w:t>-</w:t>
+      </w:r>
+      <w:r>
+        <w:t xml:space="preserve"> нов</w:t>
+      </w:r>
+      <w:r>
+        <w:t>ый</w:t>
+      </w:r>
+      <w:r>
+        <w:t xml:space="preserve"> </w:t>
+      </w:r>
+      <w:r>
+        <w:t xml:space="preserve">расчёт </w:t>
+      </w:r>
+      <w:r>
+        <w:t>добавится в таблицу на главной форме (см. рисунки 6 и 7).</w:t>
+      </w:r>
+    </w:p>
+    <w:p>
+      <w:pPr>
+        <w:ind w:firstLine="0"/>
+        <w:jc w:val="center"/>
+      </w:pPr>
+      <w:r>
+        <w:rPr>
+          <w:noProof/>
+        </w:rPr>
+        <w:drawing>
+          <wp:inline distT="0" distB="0" distL="0" distR="0" wp14:anchorId="3085BBF3" wp14:editId="2579D36F">
+            <wp:extent cx="2724530" cy="2495898"/>
+            <wp:effectExtent l="0" t="0" r="0" b="0"/>
+            <wp:docPr id="365824191" name="Рисунок 1" descr="Изображение выглядит как текст, снимок экрана, Шрифт, число&#10;&#10;Содержимое, созданное искусственным интеллектом, может быть неверным."/>
+            <wp:cNvGraphicFramePr>
+              <a:graphicFrameLocks xmlns:a="http://schemas.openxmlformats.org/drawingml/2006/main" noChangeAspect="1"/>
+            </wp:cNvGraphicFramePr>
+            <a:graphic xmlns:a="http://schemas.openxmlformats.org/drawingml/2006/main">
+              <a:graphicData uri="http://schemas.openxmlformats.org/drawingml/2006/picture">
+                <pic:pic xmlns:pic="http://schemas.openxmlformats.org/drawingml/2006/picture">
+                  <pic:nvPicPr>
+                    <pic:cNvPr id="365824191" name="Рисунок 1" descr="Изображение выглядит как текст, снимок экрана, Шрифт, число&#10;&#10;Содержимое, созданное искусственным интеллектом, может быть неверным."/>
+                    <pic:cNvPicPr/>
+                  </pic:nvPicPr>
+                  <pic:blipFill>
+                    <a:blip r:embed="rId18"/>
+                    <a:stretch>
+                      <a:fillRect/>
+                    </a:stretch>
+                  </pic:blipFill>
+                  <pic:spPr>
+                    <a:xfrm>
+                      <a:off x="0" y="0"/>
+                      <a:ext cx="2724530" cy="2495898"/>
+                    </a:xfrm>
+                    <a:prstGeom prst="rect">
+                      <a:avLst/>
+                    </a:prstGeom>
+                  </pic:spPr>
+                </pic:pic>
+              </a:graphicData>
+            </a:graphic>
+          </wp:inline>
+        </w:drawing>
+      </w:r>
+    </w:p>
+    <w:p>
+      <w:pPr>
+        <w:ind w:firstLine="0"/>
+        <w:jc w:val="center"/>
+      </w:pPr>
+      <w:r>
+        <w:t>Рисунок 6 – Заполнение полей</w:t>
+      </w:r>
+    </w:p>
+    <w:p>
+      <w:pPr>
+        <w:ind w:firstLine="0"/>
+        <w:jc w:val="center"/>
+      </w:pPr>
+      <w:r>
+        <w:rPr>
+          <w:noProof/>
+        </w:rPr>
+        <w:drawing>
+          <wp:inline distT="0" distB="0" distL="0" distR="0" wp14:anchorId="185D90B8" wp14:editId="6AA01C17">
+            <wp:extent cx="6120130" cy="3277235"/>
+            <wp:effectExtent l="0" t="0" r="0" b="0"/>
+            <wp:docPr id="1376914955" name="Рисунок 1" descr="Изображение выглядит как текст, снимок экрана, программное обеспечение, Значок на компьютере&#10;&#10;Содержимое, созданное искусственным интеллектом, может быть неверным."/>
+            <wp:cNvGraphicFramePr>
+              <a:graphicFrameLocks xmlns:a="http://schemas.openxmlformats.org/drawingml/2006/main" noChangeAspect="1"/>
+            </wp:cNvGraphicFramePr>
+            <a:graphic xmlns:a="http://schemas.openxmlformats.org/drawingml/2006/main">
+              <a:graphicData uri="http://schemas.openxmlformats.org/drawingml/2006/picture">
+                <pic:pic xmlns:pic="http://schemas.openxmlformats.org/drawingml/2006/picture">
+                  <pic:nvPicPr>
+                    <pic:cNvPr id="1376914955" name="Рисунок 1" descr="Изображение выглядит как текст, снимок экрана, программное обеспечение, Значок на компьютере&#10;&#10;Содержимое, созданное искусственным интеллектом, может быть неверным."/>
+                    <pic:cNvPicPr/>
+                  </pic:nvPicPr>
+                  <pic:blipFill>
+                    <a:blip r:embed="rId19"/>
                     <a:stretch>
                       <a:fillRect/>
                     </a:stretch>
@@ -4992,45 +4761,66 @@
         <w:jc w:val="center"/>
       </w:pPr>
       <w:r>
-        <w:t xml:space="preserve">Рисунок </w:t>
+        <w:t>Рисунок 7 – Успешное добавление нового элемента</w:t>
+      </w:r>
+    </w:p>
+    <w:p>
+      <w:pPr>
+        <w:ind w:firstLine="709"/>
+        <w:rPr>
+          <w:noProof/>
+        </w:rPr>
+      </w:pPr>
+      <w:r>
+        <w:t xml:space="preserve">В программе реализована проверка вводимых данных. Если пользователь попытается указать некорректные значения </w:t>
+      </w:r>
+      <w:r>
+        <w:t>–</w:t>
+      </w:r>
+      <w:r>
+        <w:t xml:space="preserve"> например, отрицательное число или </w:t>
+      </w:r>
+      <w:r>
+        <w:t>попытается ввести в численные поля текст – символы в текстовое поле не будут вводиться.</w:t>
+      </w:r>
+    </w:p>
+    <w:p>
+      <w:pPr>
+        <w:ind w:firstLine="709"/>
+        <w:rPr>
+          <w:b/>
+          <w:bCs/>
+        </w:rPr>
+      </w:pPr>
+      <w:r>
+        <w:rPr>
+          <w:b/>
+          <w:bCs/>
+        </w:rPr>
+        <w:t>1.5.2 Тестовый случай «Удалить элемент»</w:t>
+      </w:r>
+    </w:p>
+    <w:p>
+      <w:pPr>
+        <w:ind w:firstLine="709"/>
+      </w:pPr>
+      <w:r>
+        <w:t>Для удаления одного элемента необходимо выбрать его в таблице и нажать на кнопку «Удалить</w:t>
+      </w:r>
+      <w:r>
+        <w:t xml:space="preserve"> расчёт</w:t>
+      </w:r>
+      <w:r>
+        <w:t xml:space="preserve">» (рисунки </w:t>
+      </w:r>
+      <w:r>
+        <w:t>8</w:t>
+      </w:r>
+      <w:r>
+        <w:t xml:space="preserve"> и </w:t>
       </w:r>
       <w:r>
         <w:t>9</w:t>
-      </w:r>
-      <w:r>
-        <w:t xml:space="preserve"> – Результат нажатия кнопки «Удалить»</w:t>
-      </w:r>
-    </w:p>
-    <w:p>
-      <w:r>
-        <w:t>Для удаления всех элементов</w:t>
-      </w:r>
-      <w:r>
-        <w:t xml:space="preserve"> </w:t>
-      </w:r>
-      <w:r>
-        <w:t>в таблице</w:t>
-      </w:r>
-      <w:r>
-        <w:t xml:space="preserve"> не</w:t>
-      </w:r>
-      <w:r>
-        <w:t>обходимо</w:t>
-      </w:r>
-      <w:r>
-        <w:t xml:space="preserve"> нажать на кнопку «Удалить</w:t>
-      </w:r>
-      <w:r>
-        <w:t xml:space="preserve"> всё» (рисунки 1</w:t>
-      </w:r>
-      <w:r>
-        <w:t>0</w:t>
-      </w:r>
-      <w:r>
-        <w:t xml:space="preserve"> и 1</w:t>
-      </w:r>
-      <w:r>
-        <w:t>1</w:t>
       </w:r>
       <w:r>
         <w:t>).</w:t>
@@ -5047,10 +4837,10 @@
         </w:rPr>
         <w:lastRenderedPageBreak/>
         <w:drawing>
-          <wp:inline distT="0" distB="0" distL="0" distR="0" wp14:anchorId="4BDF87EA" wp14:editId="1B00BD31">
+          <wp:inline distT="0" distB="0" distL="0" distR="0" wp14:anchorId="278DCEE2" wp14:editId="249C70D6">
             <wp:extent cx="6120130" cy="3277235"/>
             <wp:effectExtent l="0" t="0" r="0" b="0"/>
-            <wp:docPr id="2069071216" name="Рисунок 1" descr="Изображение выглядит как текст, электроника, снимок экрана, программное обеспечение&#10;&#10;Содержимое, созданное искусственным интеллектом, может быть неверным."/>
+            <wp:docPr id="360517123" name="Рисунок 1" descr="Изображение выглядит как текст, электроника, снимок экрана, программное обеспечение&#10;&#10;Содержимое, созданное искусственным интеллектом, может быть неверным."/>
             <wp:cNvGraphicFramePr>
               <a:graphicFrameLocks xmlns:a="http://schemas.openxmlformats.org/drawingml/2006/main" noChangeAspect="1"/>
             </wp:cNvGraphicFramePr>
@@ -5058,114 +4848,7 @@
               <a:graphicData uri="http://schemas.openxmlformats.org/drawingml/2006/picture">
                 <pic:pic xmlns:pic="http://schemas.openxmlformats.org/drawingml/2006/picture">
                   <pic:nvPicPr>
-                    <pic:cNvPr id="2069071216" name="Рисунок 1" descr="Изображение выглядит как текст, электроника, снимок экрана, программное обеспечение&#10;&#10;Содержимое, созданное искусственным интеллектом, может быть неверным."/>
-                    <pic:cNvPicPr/>
-                  </pic:nvPicPr>
-                  <pic:blipFill>
-                    <a:blip r:embed="rId18"/>
-                    <a:stretch>
-                      <a:fillRect/>
-                    </a:stretch>
-                  </pic:blipFill>
-                  <pic:spPr>
-                    <a:xfrm>
-                      <a:off x="0" y="0"/>
-                      <a:ext cx="6120130" cy="3277235"/>
-                    </a:xfrm>
-                    <a:prstGeom prst="rect">
-                      <a:avLst/>
-                    </a:prstGeom>
-                  </pic:spPr>
-                </pic:pic>
-              </a:graphicData>
-            </a:graphic>
-          </wp:inline>
-        </w:drawing>
-      </w:r>
-    </w:p>
-    <w:p>
-      <w:pPr>
-        <w:ind w:firstLine="0"/>
-        <w:jc w:val="center"/>
-      </w:pPr>
-      <w:r>
-        <w:rPr>
-          <w:noProof/>
-        </w:rPr>
-        <w:drawing>
-          <wp:inline distT="0" distB="0" distL="0" distR="0" wp14:anchorId="00E6DD7B" wp14:editId="1D033F45">
-            <wp:extent cx="2305372" cy="1448002"/>
-            <wp:effectExtent l="0" t="0" r="0" b="0"/>
-            <wp:docPr id="1353615772" name="Рисунок 1" descr="Изображение выглядит как текст, снимок экрана, Шрифт, мультимедиа&#10;&#10;Содержимое, созданное искусственным интеллектом, может быть неверным."/>
-            <wp:cNvGraphicFramePr>
-              <a:graphicFrameLocks xmlns:a="http://schemas.openxmlformats.org/drawingml/2006/main" noChangeAspect="1"/>
-            </wp:cNvGraphicFramePr>
-            <a:graphic xmlns:a="http://schemas.openxmlformats.org/drawingml/2006/main">
-              <a:graphicData uri="http://schemas.openxmlformats.org/drawingml/2006/picture">
-                <pic:pic xmlns:pic="http://schemas.openxmlformats.org/drawingml/2006/picture">
-                  <pic:nvPicPr>
-                    <pic:cNvPr id="1353615772" name="Рисунок 1" descr="Изображение выглядит как текст, снимок экрана, Шрифт, мультимедиа&#10;&#10;Содержимое, созданное искусственным интеллектом, может быть неверным."/>
-                    <pic:cNvPicPr/>
-                  </pic:nvPicPr>
-                  <pic:blipFill>
-                    <a:blip r:embed="rId19"/>
-                    <a:stretch>
-                      <a:fillRect/>
-                    </a:stretch>
-                  </pic:blipFill>
-                  <pic:spPr>
-                    <a:xfrm>
-                      <a:off x="0" y="0"/>
-                      <a:ext cx="2305372" cy="1448002"/>
-                    </a:xfrm>
-                    <a:prstGeom prst="rect">
-                      <a:avLst/>
-                    </a:prstGeom>
-                  </pic:spPr>
-                </pic:pic>
-              </a:graphicData>
-            </a:graphic>
-          </wp:inline>
-        </w:drawing>
-      </w:r>
-    </w:p>
-    <w:p>
-      <w:pPr>
-        <w:ind w:firstLine="0"/>
-        <w:jc w:val="center"/>
-      </w:pPr>
-      <w:r>
-        <w:t>Рисунок 1</w:t>
-      </w:r>
-      <w:r>
-        <w:t>0</w:t>
-      </w:r>
-      <w:r>
-        <w:t xml:space="preserve"> – Удаление всех элементов</w:t>
-      </w:r>
-    </w:p>
-    <w:p>
-      <w:pPr>
-        <w:ind w:firstLine="0"/>
-        <w:jc w:val="center"/>
-      </w:pPr>
-      <w:r>
-        <w:rPr>
-          <w:noProof/>
-        </w:rPr>
-        <w:drawing>
-          <wp:inline distT="0" distB="0" distL="0" distR="0" wp14:anchorId="56A5F3B8" wp14:editId="4AD585A2">
-            <wp:extent cx="6120130" cy="3277235"/>
-            <wp:effectExtent l="0" t="0" r="0" b="0"/>
-            <wp:docPr id="1766379281" name="Рисунок 1" descr="Изображение выглядит как текст, снимок экрана, программное обеспечение, Значок на компьютере&#10;&#10;Содержимое, созданное искусственным интеллектом, может быть неверным."/>
-            <wp:cNvGraphicFramePr>
-              <a:graphicFrameLocks xmlns:a="http://schemas.openxmlformats.org/drawingml/2006/main" noChangeAspect="1"/>
-            </wp:cNvGraphicFramePr>
-            <a:graphic xmlns:a="http://schemas.openxmlformats.org/drawingml/2006/main">
-              <a:graphicData uri="http://schemas.openxmlformats.org/drawingml/2006/picture">
-                <pic:pic xmlns:pic="http://schemas.openxmlformats.org/drawingml/2006/picture">
-                  <pic:nvPicPr>
-                    <pic:cNvPr id="1766379281" name="Рисунок 1" descr="Изображение выглядит как текст, снимок экрана, программное обеспечение, Значок на компьютере&#10;&#10;Содержимое, созданное искусственным интеллектом, может быть неверным."/>
+                    <pic:cNvPr id="360517123" name="Рисунок 1" descr="Изображение выглядит как текст, электроника, снимок экрана, программное обеспечение&#10;&#10;Содержимое, созданное искусственным интеллектом, может быть неверным."/>
                     <pic:cNvPicPr/>
                   </pic:nvPicPr>
                   <pic:blipFill>
@@ -5196,132 +4879,29 @@
         <w:jc w:val="center"/>
       </w:pPr>
       <w:r>
-        <w:t>Рисунок 1</w:t>
-      </w:r>
-      <w:r>
-        <w:t>1</w:t>
-      </w:r>
-      <w:r>
-        <w:t xml:space="preserve"> – Результат удаления всех элементов</w:t>
-      </w:r>
-    </w:p>
-    <w:p>
-      <w:pPr>
-        <w:ind w:firstLine="709"/>
-        <w:rPr>
-          <w:b/>
-          <w:bCs/>
-        </w:rPr>
-      </w:pPr>
-      <w:r>
-        <w:rPr>
-          <w:b/>
-          <w:bCs/>
-        </w:rPr>
-        <w:t>1.5.</w:t>
-      </w:r>
-      <w:r>
-        <w:rPr>
-          <w:b/>
-          <w:bCs/>
-        </w:rPr>
-        <w:t>3</w:t>
-      </w:r>
-      <w:r>
-        <w:rPr>
-          <w:b/>
-          <w:bCs/>
-        </w:rPr>
-        <w:t xml:space="preserve"> Тестовый случай «</w:t>
-      </w:r>
-      <w:r>
-        <w:rPr>
-          <w:b/>
-          <w:bCs/>
-        </w:rPr>
-        <w:t>Случайн</w:t>
-      </w:r>
-      <w:r>
-        <w:rPr>
-          <w:b/>
-          <w:bCs/>
-        </w:rPr>
-        <w:t>ый</w:t>
-      </w:r>
-      <w:r>
-        <w:rPr>
-          <w:b/>
-          <w:bCs/>
-        </w:rPr>
-        <w:t xml:space="preserve"> </w:t>
-      </w:r>
-      <w:r>
-        <w:rPr>
-          <w:b/>
-          <w:bCs/>
-        </w:rPr>
-        <w:t>расчёт</w:t>
-      </w:r>
-      <w:r>
-        <w:rPr>
-          <w:b/>
-          <w:bCs/>
-        </w:rPr>
-        <w:t>»</w:t>
-      </w:r>
-    </w:p>
-    <w:p>
-      <w:pPr>
-        <w:ind w:firstLine="709"/>
-      </w:pPr>
-      <w:r>
-        <w:lastRenderedPageBreak/>
-        <w:t xml:space="preserve">Для создания случайного </w:t>
-      </w:r>
-      <w:r>
-        <w:t>расчёта</w:t>
-      </w:r>
-      <w:r>
-        <w:t xml:space="preserve"> с произвольной </w:t>
-      </w:r>
-      <w:r>
-        <w:t>скидкой</w:t>
-      </w:r>
-      <w:r>
-        <w:t xml:space="preserve"> необходимо нажать на кнопку «Случайн</w:t>
-      </w:r>
-      <w:r>
-        <w:t>ый</w:t>
-      </w:r>
-      <w:r>
-        <w:t xml:space="preserve"> </w:t>
-      </w:r>
-      <w:r>
-        <w:t>расчёт</w:t>
-      </w:r>
-      <w:r>
-        <w:t>». После этого в списке сразу же появится запись. На рисунке 1</w:t>
-      </w:r>
-      <w:r>
-        <w:t>3</w:t>
-      </w:r>
-      <w:r>
-        <w:t xml:space="preserve"> – пример трёх использований данной функции.</w:t>
+        <w:t xml:space="preserve">Рисунок </w:t>
+      </w:r>
+      <w:r>
+        <w:t>8</w:t>
+      </w:r>
+      <w:r>
+        <w:t xml:space="preserve"> – Выбор элемента в таблице</w:t>
       </w:r>
     </w:p>
     <w:p>
       <w:pPr>
         <w:ind w:firstLine="0"/>
+        <w:jc w:val="center"/>
       </w:pPr>
       <w:r>
         <w:rPr>
           <w:noProof/>
         </w:rPr>
         <w:drawing>
-          <wp:inline distT="0" distB="0" distL="0" distR="0" wp14:anchorId="50BEC668" wp14:editId="4D1AD05E">
+          <wp:inline distT="0" distB="0" distL="0" distR="0" wp14:anchorId="68BA34A0" wp14:editId="647A9F58">
             <wp:extent cx="6120130" cy="3277235"/>
             <wp:effectExtent l="0" t="0" r="0" b="0"/>
-            <wp:docPr id="156715361" name="Рисунок 1" descr="Изображение выглядит как текст, снимок экрана, программное обеспечение, Значок на компьютере&#10;&#10;Содержимое, созданное искусственным интеллектом, может быть неверным."/>
+            <wp:docPr id="2054916715" name="Рисунок 1" descr="Изображение выглядит как текст, электроника, снимок экрана, программное обеспечение&#10;&#10;Содержимое, созданное искусственным интеллектом, может быть неверным."/>
             <wp:cNvGraphicFramePr>
               <a:graphicFrameLocks xmlns:a="http://schemas.openxmlformats.org/drawingml/2006/main" noChangeAspect="1"/>
             </wp:cNvGraphicFramePr>
@@ -5329,7 +4909,7 @@
               <a:graphicData uri="http://schemas.openxmlformats.org/drawingml/2006/picture">
                 <pic:pic xmlns:pic="http://schemas.openxmlformats.org/drawingml/2006/picture">
                   <pic:nvPicPr>
-                    <pic:cNvPr id="156715361" name="Рисунок 1" descr="Изображение выглядит как текст, снимок экрана, программное обеспечение, Значок на компьютере&#10;&#10;Содержимое, созданное искусственным интеллектом, может быть неверным."/>
+                    <pic:cNvPr id="2054916715" name="Рисунок 1" descr="Изображение выглядит как текст, электроника, снимок экрана, программное обеспечение&#10;&#10;Содержимое, созданное искусственным интеллектом, может быть неверным."/>
                     <pic:cNvPicPr/>
                   </pic:nvPicPr>
                   <pic:blipFill>
@@ -5360,23 +4940,65 @@
         <w:jc w:val="center"/>
       </w:pPr>
       <w:r>
-        <w:t>Рисунок 1</w:t>
-      </w:r>
-      <w:r>
-        <w:t>2</w:t>
-      </w:r>
-      <w:r>
-        <w:t xml:space="preserve"> – Случайная фигура</w:t>
-      </w:r>
+        <w:t xml:space="preserve">Рисунок </w:t>
+      </w:r>
+      <w:r>
+        <w:t>9</w:t>
+      </w:r>
+      <w:r>
+        <w:t xml:space="preserve"> – Результат нажатия кнопки «Удалить»</w:t>
+      </w:r>
+    </w:p>
+    <w:p>
+      <w:r>
+        <w:t>Для удаления всех элементов</w:t>
+      </w:r>
+      <w:r>
+        <w:t xml:space="preserve"> </w:t>
+      </w:r>
+      <w:r>
+        <w:t>в таблице</w:t>
+      </w:r>
+      <w:r>
+        <w:t xml:space="preserve"> не</w:t>
+      </w:r>
+      <w:r>
+        <w:t>обходимо</w:t>
+      </w:r>
+      <w:r>
+        <w:t xml:space="preserve"> нажать на кнопку «Удалить</w:t>
+      </w:r>
+      <w:r>
+        <w:t xml:space="preserve"> всё» (рисунки 1</w:t>
+      </w:r>
+      <w:r>
+        <w:t>0</w:t>
+      </w:r>
+      <w:r>
+        <w:t xml:space="preserve"> и 1</w:t>
+      </w:r>
+      <w:r>
+        <w:t>1</w:t>
+      </w:r>
+      <w:r>
+        <w:t>).</w:t>
+      </w:r>
+    </w:p>
+    <w:p>
+      <w:pPr>
+        <w:ind w:firstLine="0"/>
+        <w:jc w:val="center"/>
+      </w:pPr>
       <w:r>
         <w:rPr>
           <w:noProof/>
         </w:rPr>
+        <w:lastRenderedPageBreak/>
         <w:drawing>
-          <wp:inline distT="0" distB="0" distL="0" distR="0" wp14:anchorId="3685832E" wp14:editId="1392A0C1">
+          <wp:inline distT="0" distB="0" distL="0" distR="0" wp14:anchorId="4BDF87EA" wp14:editId="1B00BD31">
             <wp:extent cx="6120130" cy="3277235"/>
             <wp:effectExtent l="0" t="0" r="0" b="0"/>
-            <wp:docPr id="2100247383" name="Рисунок 1" descr="Изображение выглядит как текст, электроника, снимок экрана, программное обеспечение&#10;&#10;Содержимое, созданное искусственным интеллектом, может быть неверным."/>
+            <wp:docPr id="2069071216" name="Рисунок 1" descr="Изображение выглядит как текст, электроника, снимок экрана, программное обеспечение&#10;&#10;Содержимое, созданное искусственным интеллектом, может быть неверным."/>
             <wp:cNvGraphicFramePr>
               <a:graphicFrameLocks xmlns:a="http://schemas.openxmlformats.org/drawingml/2006/main" noChangeAspect="1"/>
             </wp:cNvGraphicFramePr>
@@ -5384,7 +5006,7 @@
               <a:graphicData uri="http://schemas.openxmlformats.org/drawingml/2006/picture">
                 <pic:pic xmlns:pic="http://schemas.openxmlformats.org/drawingml/2006/picture">
                   <pic:nvPicPr>
-                    <pic:cNvPr id="2100247383" name="Рисунок 1" descr="Изображение выглядит как текст, электроника, снимок экрана, программное обеспечение&#10;&#10;Содержимое, созданное искусственным интеллектом, может быть неверным."/>
+                    <pic:cNvPr id="2069071216" name="Рисунок 1" descr="Изображение выглядит как текст, электроника, снимок экрана, программное обеспечение&#10;&#10;Содержимое, созданное искусственным интеллектом, может быть неверным."/>
                     <pic:cNvPicPr/>
                   </pic:nvPicPr>
                   <pic:blipFill>
@@ -5415,6 +5037,332 @@
         <w:jc w:val="center"/>
       </w:pPr>
       <w:r>
+        <w:rPr>
+          <w:noProof/>
+        </w:rPr>
+        <w:drawing>
+          <wp:inline distT="0" distB="0" distL="0" distR="0" wp14:anchorId="00E6DD7B" wp14:editId="1D033F45">
+            <wp:extent cx="2305372" cy="1448002"/>
+            <wp:effectExtent l="0" t="0" r="0" b="0"/>
+            <wp:docPr id="1353615772" name="Рисунок 1" descr="Изображение выглядит как текст, снимок экрана, Шрифт, мультимедиа&#10;&#10;Содержимое, созданное искусственным интеллектом, может быть неверным."/>
+            <wp:cNvGraphicFramePr>
+              <a:graphicFrameLocks xmlns:a="http://schemas.openxmlformats.org/drawingml/2006/main" noChangeAspect="1"/>
+            </wp:cNvGraphicFramePr>
+            <a:graphic xmlns:a="http://schemas.openxmlformats.org/drawingml/2006/main">
+              <a:graphicData uri="http://schemas.openxmlformats.org/drawingml/2006/picture">
+                <pic:pic xmlns:pic="http://schemas.openxmlformats.org/drawingml/2006/picture">
+                  <pic:nvPicPr>
+                    <pic:cNvPr id="1353615772" name="Рисунок 1" descr="Изображение выглядит как текст, снимок экрана, Шрифт, мультимедиа&#10;&#10;Содержимое, созданное искусственным интеллектом, может быть неверным."/>
+                    <pic:cNvPicPr/>
+                  </pic:nvPicPr>
+                  <pic:blipFill>
+                    <a:blip r:embed="rId23"/>
+                    <a:stretch>
+                      <a:fillRect/>
+                    </a:stretch>
+                  </pic:blipFill>
+                  <pic:spPr>
+                    <a:xfrm>
+                      <a:off x="0" y="0"/>
+                      <a:ext cx="2305372" cy="1448002"/>
+                    </a:xfrm>
+                    <a:prstGeom prst="rect">
+                      <a:avLst/>
+                    </a:prstGeom>
+                  </pic:spPr>
+                </pic:pic>
+              </a:graphicData>
+            </a:graphic>
+          </wp:inline>
+        </w:drawing>
+      </w:r>
+    </w:p>
+    <w:p>
+      <w:pPr>
+        <w:ind w:firstLine="0"/>
+        <w:jc w:val="center"/>
+      </w:pPr>
+      <w:r>
+        <w:t>Рисунок 1</w:t>
+      </w:r>
+      <w:r>
+        <w:t>0</w:t>
+      </w:r>
+      <w:r>
+        <w:t xml:space="preserve"> – Удаление всех элементов</w:t>
+      </w:r>
+    </w:p>
+    <w:p>
+      <w:pPr>
+        <w:ind w:firstLine="0"/>
+        <w:jc w:val="center"/>
+      </w:pPr>
+      <w:r>
+        <w:rPr>
+          <w:noProof/>
+        </w:rPr>
+        <w:drawing>
+          <wp:inline distT="0" distB="0" distL="0" distR="0" wp14:anchorId="56A5F3B8" wp14:editId="4AD585A2">
+            <wp:extent cx="6120130" cy="3277235"/>
+            <wp:effectExtent l="0" t="0" r="0" b="0"/>
+            <wp:docPr id="1766379281" name="Рисунок 1" descr="Изображение выглядит как текст, снимок экрана, программное обеспечение, Значок на компьютере&#10;&#10;Содержимое, созданное искусственным интеллектом, может быть неверным."/>
+            <wp:cNvGraphicFramePr>
+              <a:graphicFrameLocks xmlns:a="http://schemas.openxmlformats.org/drawingml/2006/main" noChangeAspect="1"/>
+            </wp:cNvGraphicFramePr>
+            <a:graphic xmlns:a="http://schemas.openxmlformats.org/drawingml/2006/main">
+              <a:graphicData uri="http://schemas.openxmlformats.org/drawingml/2006/picture">
+                <pic:pic xmlns:pic="http://schemas.openxmlformats.org/drawingml/2006/picture">
+                  <pic:nvPicPr>
+                    <pic:cNvPr id="1766379281" name="Рисунок 1" descr="Изображение выглядит как текст, снимок экрана, программное обеспечение, Значок на компьютере&#10;&#10;Содержимое, созданное искусственным интеллектом, может быть неверным."/>
+                    <pic:cNvPicPr/>
+                  </pic:nvPicPr>
+                  <pic:blipFill>
+                    <a:blip r:embed="rId24"/>
+                    <a:stretch>
+                      <a:fillRect/>
+                    </a:stretch>
+                  </pic:blipFill>
+                  <pic:spPr>
+                    <a:xfrm>
+                      <a:off x="0" y="0"/>
+                      <a:ext cx="6120130" cy="3277235"/>
+                    </a:xfrm>
+                    <a:prstGeom prst="rect">
+                      <a:avLst/>
+                    </a:prstGeom>
+                  </pic:spPr>
+                </pic:pic>
+              </a:graphicData>
+            </a:graphic>
+          </wp:inline>
+        </w:drawing>
+      </w:r>
+    </w:p>
+    <w:p>
+      <w:pPr>
+        <w:ind w:firstLine="0"/>
+        <w:jc w:val="center"/>
+      </w:pPr>
+      <w:r>
+        <w:t>Рисунок 1</w:t>
+      </w:r>
+      <w:r>
+        <w:t>1</w:t>
+      </w:r>
+      <w:r>
+        <w:t xml:space="preserve"> – Результат удаления всех элементов</w:t>
+      </w:r>
+    </w:p>
+    <w:p>
+      <w:pPr>
+        <w:ind w:firstLine="709"/>
+        <w:rPr>
+          <w:b/>
+          <w:bCs/>
+        </w:rPr>
+      </w:pPr>
+      <w:r>
+        <w:rPr>
+          <w:b/>
+          <w:bCs/>
+        </w:rPr>
+        <w:t>1.5.</w:t>
+      </w:r>
+      <w:r>
+        <w:rPr>
+          <w:b/>
+          <w:bCs/>
+        </w:rPr>
+        <w:t>3</w:t>
+      </w:r>
+      <w:r>
+        <w:rPr>
+          <w:b/>
+          <w:bCs/>
+        </w:rPr>
+        <w:t xml:space="preserve"> Тестовый случай «</w:t>
+      </w:r>
+      <w:r>
+        <w:rPr>
+          <w:b/>
+          <w:bCs/>
+        </w:rPr>
+        <w:t>Случайн</w:t>
+      </w:r>
+      <w:r>
+        <w:rPr>
+          <w:b/>
+          <w:bCs/>
+        </w:rPr>
+        <w:t>ый</w:t>
+      </w:r>
+      <w:r>
+        <w:rPr>
+          <w:b/>
+          <w:bCs/>
+        </w:rPr>
+        <w:t xml:space="preserve"> </w:t>
+      </w:r>
+      <w:r>
+        <w:rPr>
+          <w:b/>
+          <w:bCs/>
+        </w:rPr>
+        <w:t>расчёт</w:t>
+      </w:r>
+      <w:r>
+        <w:rPr>
+          <w:b/>
+          <w:bCs/>
+        </w:rPr>
+        <w:t>»</w:t>
+      </w:r>
+    </w:p>
+    <w:p>
+      <w:pPr>
+        <w:ind w:firstLine="709"/>
+      </w:pPr>
+      <w:r>
+        <w:lastRenderedPageBreak/>
+        <w:t xml:space="preserve">Для создания случайного </w:t>
+      </w:r>
+      <w:r>
+        <w:t>расчёта</w:t>
+      </w:r>
+      <w:r>
+        <w:t xml:space="preserve"> с произвольной </w:t>
+      </w:r>
+      <w:r>
+        <w:t>скидкой</w:t>
+      </w:r>
+      <w:r>
+        <w:t xml:space="preserve"> необходимо нажать на кнопку «Случайн</w:t>
+      </w:r>
+      <w:r>
+        <w:t>ый</w:t>
+      </w:r>
+      <w:r>
+        <w:t xml:space="preserve"> </w:t>
+      </w:r>
+      <w:r>
+        <w:t>расчёт</w:t>
+      </w:r>
+      <w:r>
+        <w:t>». После этого в списке сразу же появится запись. На рисунке 1</w:t>
+      </w:r>
+      <w:r>
+        <w:t>3</w:t>
+      </w:r>
+      <w:r>
+        <w:t xml:space="preserve"> – пример трёх использований данной функции.</w:t>
+      </w:r>
+    </w:p>
+    <w:p>
+      <w:pPr>
+        <w:ind w:firstLine="0"/>
+      </w:pPr>
+      <w:r>
+        <w:rPr>
+          <w:noProof/>
+        </w:rPr>
+        <w:drawing>
+          <wp:inline distT="0" distB="0" distL="0" distR="0" wp14:anchorId="50BEC668" wp14:editId="4D1AD05E">
+            <wp:extent cx="6120130" cy="3277235"/>
+            <wp:effectExtent l="0" t="0" r="0" b="0"/>
+            <wp:docPr id="156715361" name="Рисунок 1" descr="Изображение выглядит как текст, снимок экрана, программное обеспечение, Значок на компьютере&#10;&#10;Содержимое, созданное искусственным интеллектом, может быть неверным."/>
+            <wp:cNvGraphicFramePr>
+              <a:graphicFrameLocks xmlns:a="http://schemas.openxmlformats.org/drawingml/2006/main" noChangeAspect="1"/>
+            </wp:cNvGraphicFramePr>
+            <a:graphic xmlns:a="http://schemas.openxmlformats.org/drawingml/2006/main">
+              <a:graphicData uri="http://schemas.openxmlformats.org/drawingml/2006/picture">
+                <pic:pic xmlns:pic="http://schemas.openxmlformats.org/drawingml/2006/picture">
+                  <pic:nvPicPr>
+                    <pic:cNvPr id="156715361" name="Рисунок 1" descr="Изображение выглядит как текст, снимок экрана, программное обеспечение, Значок на компьютере&#10;&#10;Содержимое, созданное искусственным интеллектом, может быть неверным."/>
+                    <pic:cNvPicPr/>
+                  </pic:nvPicPr>
+                  <pic:blipFill>
+                    <a:blip r:embed="rId25"/>
+                    <a:stretch>
+                      <a:fillRect/>
+                    </a:stretch>
+                  </pic:blipFill>
+                  <pic:spPr>
+                    <a:xfrm>
+                      <a:off x="0" y="0"/>
+                      <a:ext cx="6120130" cy="3277235"/>
+                    </a:xfrm>
+                    <a:prstGeom prst="rect">
+                      <a:avLst/>
+                    </a:prstGeom>
+                  </pic:spPr>
+                </pic:pic>
+              </a:graphicData>
+            </a:graphic>
+          </wp:inline>
+        </w:drawing>
+      </w:r>
+    </w:p>
+    <w:p>
+      <w:pPr>
+        <w:ind w:firstLine="0"/>
+        <w:jc w:val="center"/>
+      </w:pPr>
+      <w:r>
+        <w:t>Рисунок 1</w:t>
+      </w:r>
+      <w:r>
+        <w:t>2</w:t>
+      </w:r>
+      <w:r>
+        <w:t xml:space="preserve"> – Случайная фигура</w:t>
+      </w:r>
+      <w:r>
+        <w:rPr>
+          <w:noProof/>
+        </w:rPr>
+        <w:drawing>
+          <wp:inline distT="0" distB="0" distL="0" distR="0" wp14:anchorId="3685832E" wp14:editId="1392A0C1">
+            <wp:extent cx="6120130" cy="3277235"/>
+            <wp:effectExtent l="0" t="0" r="0" b="0"/>
+            <wp:docPr id="2100247383" name="Рисунок 1" descr="Изображение выглядит как текст, электроника, снимок экрана, программное обеспечение&#10;&#10;Содержимое, созданное искусственным интеллектом, может быть неверным."/>
+            <wp:cNvGraphicFramePr>
+              <a:graphicFrameLocks xmlns:a="http://schemas.openxmlformats.org/drawingml/2006/main" noChangeAspect="1"/>
+            </wp:cNvGraphicFramePr>
+            <a:graphic xmlns:a="http://schemas.openxmlformats.org/drawingml/2006/main">
+              <a:graphicData uri="http://schemas.openxmlformats.org/drawingml/2006/picture">
+                <pic:pic xmlns:pic="http://schemas.openxmlformats.org/drawingml/2006/picture">
+                  <pic:nvPicPr>
+                    <pic:cNvPr id="2100247383" name="Рисунок 1" descr="Изображение выглядит как текст, электроника, снимок экрана, программное обеспечение&#10;&#10;Содержимое, созданное искусственным интеллектом, может быть неверным."/>
+                    <pic:cNvPicPr/>
+                  </pic:nvPicPr>
+                  <pic:blipFill>
+                    <a:blip r:embed="rId26"/>
+                    <a:stretch>
+                      <a:fillRect/>
+                    </a:stretch>
+                  </pic:blipFill>
+                  <pic:spPr>
+                    <a:xfrm>
+                      <a:off x="0" y="0"/>
+                      <a:ext cx="6120130" cy="3277235"/>
+                    </a:xfrm>
+                    <a:prstGeom prst="rect">
+                      <a:avLst/>
+                    </a:prstGeom>
+                  </pic:spPr>
+                </pic:pic>
+              </a:graphicData>
+            </a:graphic>
+          </wp:inline>
+        </w:drawing>
+      </w:r>
+    </w:p>
+    <w:p>
+      <w:pPr>
+        <w:ind w:firstLine="0"/>
+        <w:jc w:val="center"/>
+      </w:pPr>
+      <w:r>
         <w:t>Рисунок 1</w:t>
       </w:r>
       <w:r>
@@ -5501,333 +5449,6 @@
                 <pic:pic xmlns:pic="http://schemas.openxmlformats.org/drawingml/2006/picture">
                   <pic:nvPicPr>
                     <pic:cNvPr id="1572191104" name="Рисунок 1" descr="Изображение выглядит как текст, электроника, снимок экрана, дисплей&#10;&#10;Содержимое, созданное искусственным интеллектом, может быть неверным."/>
-                    <pic:cNvPicPr/>
-                  </pic:nvPicPr>
-                  <pic:blipFill>
-                    <a:blip r:embed="rId23"/>
-                    <a:stretch>
-                      <a:fillRect/>
-                    </a:stretch>
-                  </pic:blipFill>
-                  <pic:spPr>
-                    <a:xfrm>
-                      <a:off x="0" y="0"/>
-                      <a:ext cx="6120130" cy="3971925"/>
-                    </a:xfrm>
-                    <a:prstGeom prst="rect">
-                      <a:avLst/>
-                    </a:prstGeom>
-                  </pic:spPr>
-                </pic:pic>
-              </a:graphicData>
-            </a:graphic>
-          </wp:inline>
-        </w:drawing>
-      </w:r>
-    </w:p>
-    <w:p>
-      <w:pPr>
-        <w:ind w:firstLine="0"/>
-        <w:jc w:val="center"/>
-      </w:pPr>
-      <w:r>
-        <w:t>Рисунок 1</w:t>
-      </w:r>
-      <w:r>
-        <w:t>4</w:t>
-      </w:r>
-      <w:r>
-        <w:t xml:space="preserve"> – Вызов формы для поиска элементов</w:t>
-      </w:r>
-    </w:p>
-    <w:p>
-      <w:pPr>
-        <w:ind w:firstLine="0"/>
-        <w:jc w:val="center"/>
-        <w:rPr>
-          <w:lang w:val="en-US"/>
-        </w:rPr>
-      </w:pPr>
-      <w:r>
-        <w:rPr>
-          <w:noProof/>
-          <w:lang w:val="en-US"/>
-        </w:rPr>
-        <w:drawing>
-          <wp:inline distT="0" distB="0" distL="0" distR="0" wp14:anchorId="1C81C9F2" wp14:editId="6B4E54D3">
-            <wp:extent cx="2724530" cy="2905530"/>
-            <wp:effectExtent l="0" t="0" r="0" b="9525"/>
-            <wp:docPr id="1747975315" name="Рисунок 1" descr="Изображение выглядит как текст, снимок экрана, программное обеспечение, число&#10;&#10;Содержимое, созданное искусственным интеллектом, может быть неверным."/>
-            <wp:cNvGraphicFramePr>
-              <a:graphicFrameLocks xmlns:a="http://schemas.openxmlformats.org/drawingml/2006/main" noChangeAspect="1"/>
-            </wp:cNvGraphicFramePr>
-            <a:graphic xmlns:a="http://schemas.openxmlformats.org/drawingml/2006/main">
-              <a:graphicData uri="http://schemas.openxmlformats.org/drawingml/2006/picture">
-                <pic:pic xmlns:pic="http://schemas.openxmlformats.org/drawingml/2006/picture">
-                  <pic:nvPicPr>
-                    <pic:cNvPr id="1747975315" name="Рисунок 1" descr="Изображение выглядит как текст, снимок экрана, программное обеспечение, число&#10;&#10;Содержимое, созданное искусственным интеллектом, может быть неверным."/>
-                    <pic:cNvPicPr/>
-                  </pic:nvPicPr>
-                  <pic:blipFill>
-                    <a:blip r:embed="rId24"/>
-                    <a:stretch>
-                      <a:fillRect/>
-                    </a:stretch>
-                  </pic:blipFill>
-                  <pic:spPr>
-                    <a:xfrm>
-                      <a:off x="0" y="0"/>
-                      <a:ext cx="2724530" cy="2905530"/>
-                    </a:xfrm>
-                    <a:prstGeom prst="rect">
-                      <a:avLst/>
-                    </a:prstGeom>
-                  </pic:spPr>
-                </pic:pic>
-              </a:graphicData>
-            </a:graphic>
-          </wp:inline>
-        </w:drawing>
-      </w:r>
-    </w:p>
-    <w:p>
-      <w:pPr>
-        <w:ind w:firstLine="0"/>
-        <w:jc w:val="center"/>
-      </w:pPr>
-      <w:r>
-        <w:t>Рисунок 1</w:t>
-      </w:r>
-      <w:r>
-        <w:t>5</w:t>
-      </w:r>
-      <w:r>
-        <w:t xml:space="preserve"> – Форма для поиска</w:t>
-      </w:r>
-    </w:p>
-    <w:p>
-      <w:pPr>
-        <w:ind w:firstLine="709"/>
-      </w:pPr>
-      <w:r>
-        <w:t>Пользователь отмечает нужные критерии поиска, при необходимости указывает значения параметров и нажимает кнопку «</w:t>
-      </w:r>
-      <w:r>
-        <w:t>Найти</w:t>
-      </w:r>
-      <w:r>
-        <w:t>» (рисунки 1</w:t>
-      </w:r>
-      <w:r>
-        <w:t>6</w:t>
-      </w:r>
-      <w:r>
-        <w:t xml:space="preserve"> и 1</w:t>
-      </w:r>
-      <w:r>
-        <w:t>7</w:t>
-      </w:r>
-      <w:r>
-        <w:t xml:space="preserve">). Для отмены фильтрации и возврата к полному списку служит кнопка «Сбросить фильтр» (рисунок </w:t>
-      </w:r>
-      <w:r>
-        <w:t>1</w:t>
-      </w:r>
-      <w:r>
-        <w:t>8</w:t>
-      </w:r>
-      <w:r>
-        <w:t>-</w:t>
-      </w:r>
-      <w:r>
-        <w:t>1</w:t>
-      </w:r>
-      <w:r>
-        <w:t>9</w:t>
-      </w:r>
-      <w:r>
-        <w:t>).</w:t>
-      </w:r>
-    </w:p>
-    <w:p>
-      <w:pPr>
-        <w:ind w:firstLine="0"/>
-        <w:jc w:val="center"/>
-      </w:pPr>
-      <w:r>
-        <w:rPr>
-          <w:noProof/>
-        </w:rPr>
-        <w:lastRenderedPageBreak/>
-        <w:drawing>
-          <wp:inline distT="0" distB="0" distL="0" distR="0" wp14:anchorId="355B8434" wp14:editId="04B57C17">
-            <wp:extent cx="6120130" cy="2802890"/>
-            <wp:effectExtent l="0" t="0" r="0" b="0"/>
-            <wp:docPr id="518868634" name="Рисунок 1" descr="Изображение выглядит как текст, программное обеспечение, число, Значок на компьютере&#10;&#10;Содержимое, созданное искусственным интеллектом, может быть неверным."/>
-            <wp:cNvGraphicFramePr>
-              <a:graphicFrameLocks xmlns:a="http://schemas.openxmlformats.org/drawingml/2006/main" noChangeAspect="1"/>
-            </wp:cNvGraphicFramePr>
-            <a:graphic xmlns:a="http://schemas.openxmlformats.org/drawingml/2006/main">
-              <a:graphicData uri="http://schemas.openxmlformats.org/drawingml/2006/picture">
-                <pic:pic xmlns:pic="http://schemas.openxmlformats.org/drawingml/2006/picture">
-                  <pic:nvPicPr>
-                    <pic:cNvPr id="518868634" name="Рисунок 1" descr="Изображение выглядит как текст, программное обеспечение, число, Значок на компьютере&#10;&#10;Содержимое, созданное искусственным интеллектом, может быть неверным."/>
-                    <pic:cNvPicPr/>
-                  </pic:nvPicPr>
-                  <pic:blipFill>
-                    <a:blip r:embed="rId25"/>
-                    <a:stretch>
-                      <a:fillRect/>
-                    </a:stretch>
-                  </pic:blipFill>
-                  <pic:spPr>
-                    <a:xfrm>
-                      <a:off x="0" y="0"/>
-                      <a:ext cx="6120130" cy="2802890"/>
-                    </a:xfrm>
-                    <a:prstGeom prst="rect">
-                      <a:avLst/>
-                    </a:prstGeom>
-                  </pic:spPr>
-                </pic:pic>
-              </a:graphicData>
-            </a:graphic>
-          </wp:inline>
-        </w:drawing>
-      </w:r>
-      <w:r>
-        <w:rPr>
-          <w:noProof/>
-          <w:lang w:eastAsia="ru-RU"/>
-        </w:rPr>
-        <w:t xml:space="preserve"> </w:t>
-      </w:r>
-    </w:p>
-    <w:p>
-      <w:pPr>
-        <w:ind w:firstLine="0"/>
-        <w:jc w:val="center"/>
-      </w:pPr>
-      <w:r>
-        <w:t>Рисунок 1</w:t>
-      </w:r>
-      <w:r>
-        <w:t>6</w:t>
-      </w:r>
-      <w:r>
-        <w:t xml:space="preserve"> – Поиск элемент</w:t>
-      </w:r>
-      <w:r>
-        <w:t>ов</w:t>
-      </w:r>
-      <w:r>
-        <w:t xml:space="preserve"> по </w:t>
-      </w:r>
-      <w:r>
-        <w:t>типу</w:t>
-      </w:r>
-    </w:p>
-    <w:p>
-      <w:pPr>
-        <w:ind w:firstLine="0"/>
-        <w:jc w:val="center"/>
-      </w:pPr>
-      <w:r>
-        <w:rPr>
-          <w:noProof/>
-          <w:lang w:eastAsia="ru-RU"/>
-        </w:rPr>
-        <w:drawing>
-          <wp:inline distT="0" distB="0" distL="0" distR="0" wp14:anchorId="44D77246" wp14:editId="4AEDC2C8">
-            <wp:extent cx="6120130" cy="3971925"/>
-            <wp:effectExtent l="0" t="0" r="0" b="9525"/>
-            <wp:docPr id="411522794" name="Рисунок 1" descr="Изображение выглядит как текст, электроника, снимок экрана, программное обеспечение&#10;&#10;Содержимое, созданное искусственным интеллектом, может быть неверным."/>
-            <wp:cNvGraphicFramePr>
-              <a:graphicFrameLocks xmlns:a="http://schemas.openxmlformats.org/drawingml/2006/main" noChangeAspect="1"/>
-            </wp:cNvGraphicFramePr>
-            <a:graphic xmlns:a="http://schemas.openxmlformats.org/drawingml/2006/main">
-              <a:graphicData uri="http://schemas.openxmlformats.org/drawingml/2006/picture">
-                <pic:pic xmlns:pic="http://schemas.openxmlformats.org/drawingml/2006/picture">
-                  <pic:nvPicPr>
-                    <pic:cNvPr id="411522794" name="Рисунок 1" descr="Изображение выглядит как текст, электроника, снимок экрана, программное обеспечение&#10;&#10;Содержимое, созданное искусственным интеллектом, может быть неверным."/>
-                    <pic:cNvPicPr/>
-                  </pic:nvPicPr>
-                  <pic:blipFill>
-                    <a:blip r:embed="rId26"/>
-                    <a:stretch>
-                      <a:fillRect/>
-                    </a:stretch>
-                  </pic:blipFill>
-                  <pic:spPr>
-                    <a:xfrm>
-                      <a:off x="0" y="0"/>
-                      <a:ext cx="6120130" cy="3971925"/>
-                    </a:xfrm>
-                    <a:prstGeom prst="rect">
-                      <a:avLst/>
-                    </a:prstGeom>
-                  </pic:spPr>
-                </pic:pic>
-              </a:graphicData>
-            </a:graphic>
-          </wp:inline>
-        </w:drawing>
-      </w:r>
-    </w:p>
-    <w:p>
-      <w:pPr>
-        <w:ind w:firstLine="0"/>
-        <w:jc w:val="center"/>
-      </w:pPr>
-      <w:r>
-        <w:t>Рисунок 1</w:t>
-      </w:r>
-      <w:r>
-        <w:t>7</w:t>
-      </w:r>
-      <w:r>
-        <w:t xml:space="preserve"> – Результат поиска элемент</w:t>
-      </w:r>
-      <w:r>
-        <w:t>ов</w:t>
-      </w:r>
-    </w:p>
-    <w:p>
-      <w:pPr>
-        <w:ind w:firstLine="0"/>
-        <w:jc w:val="center"/>
-        <w:rPr>
-          <w:lang w:val="en-US"/>
-        </w:rPr>
-      </w:pPr>
-    </w:p>
-    <w:p>
-      <w:pPr>
-        <w:ind w:firstLine="0"/>
-        <w:jc w:val="center"/>
-        <w:rPr>
-          <w:lang w:val="en-US"/>
-        </w:rPr>
-      </w:pPr>
-      <w:r>
-        <w:rPr>
-          <w:noProof/>
-          <w:lang w:val="en-US"/>
-        </w:rPr>
-        <w:lastRenderedPageBreak/>
-        <w:drawing>
-          <wp:inline distT="0" distB="0" distL="0" distR="0" wp14:anchorId="404554CD" wp14:editId="2FE79CF8">
-            <wp:extent cx="6120130" cy="3971925"/>
-            <wp:effectExtent l="0" t="0" r="0" b="9525"/>
-            <wp:docPr id="175344293" name="Рисунок 1" descr="Изображение выглядит как текст, электроника, снимок экрана, дисплей&#10;&#10;Содержимое, созданное искусственным интеллектом, может быть неверным."/>
-            <wp:cNvGraphicFramePr>
-              <a:graphicFrameLocks xmlns:a="http://schemas.openxmlformats.org/drawingml/2006/main" noChangeAspect="1"/>
-            </wp:cNvGraphicFramePr>
-            <a:graphic xmlns:a="http://schemas.openxmlformats.org/drawingml/2006/main">
-              <a:graphicData uri="http://schemas.openxmlformats.org/drawingml/2006/picture">
-                <pic:pic xmlns:pic="http://schemas.openxmlformats.org/drawingml/2006/picture">
-                  <pic:nvPicPr>
-                    <pic:cNvPr id="175344293" name="Рисунок 1" descr="Изображение выглядит как текст, электроника, снимок экрана, дисплей&#10;&#10;Содержимое, созданное искусственным интеллектом, может быть неверным."/>
                     <pic:cNvPicPr/>
                   </pic:nvPicPr>
                   <pic:blipFill>
@@ -5858,29 +5479,33 @@
         <w:jc w:val="center"/>
       </w:pPr>
       <w:r>
-        <w:t xml:space="preserve">Рисунок </w:t>
-      </w:r>
-      <w:r>
-        <w:t>18</w:t>
-      </w:r>
-      <w:r>
-        <w:t xml:space="preserve"> – Сброс условий поиска</w:t>
+        <w:t>Рисунок 1</w:t>
+      </w:r>
+      <w:r>
+        <w:t>4</w:t>
+      </w:r>
+      <w:r>
+        <w:t xml:space="preserve"> – Вызов формы для поиска элементов</w:t>
       </w:r>
     </w:p>
     <w:p>
       <w:pPr>
         <w:ind w:firstLine="0"/>
         <w:jc w:val="center"/>
+        <w:rPr>
+          <w:lang w:val="en-US"/>
+        </w:rPr>
       </w:pPr>
       <w:r>
         <w:rPr>
           <w:noProof/>
+          <w:lang w:val="en-US"/>
         </w:rPr>
         <w:drawing>
-          <wp:inline distT="0" distB="0" distL="0" distR="0" wp14:anchorId="5D9F4FD8" wp14:editId="3F0595A6">
-            <wp:extent cx="6120130" cy="3971925"/>
+          <wp:inline distT="0" distB="0" distL="0" distR="0" wp14:anchorId="1C81C9F2" wp14:editId="6B4E54D3">
+            <wp:extent cx="2724530" cy="2905530"/>
             <wp:effectExtent l="0" t="0" r="0" b="9525"/>
-            <wp:docPr id="856820507" name="Рисунок 1" descr="Изображение выглядит как текст, электроника, снимок экрана, дисплей&#10;&#10;Содержимое, созданное искусственным интеллектом, может быть неверным."/>
+            <wp:docPr id="1747975315" name="Рисунок 1" descr="Изображение выглядит как текст, снимок экрана, программное обеспечение, число&#10;&#10;Содержимое, созданное искусственным интеллектом, может быть неверным."/>
             <wp:cNvGraphicFramePr>
               <a:graphicFrameLocks xmlns:a="http://schemas.openxmlformats.org/drawingml/2006/main" noChangeAspect="1"/>
             </wp:cNvGraphicFramePr>
@@ -5888,7 +5513,7 @@
               <a:graphicData uri="http://schemas.openxmlformats.org/drawingml/2006/picture">
                 <pic:pic xmlns:pic="http://schemas.openxmlformats.org/drawingml/2006/picture">
                   <pic:nvPicPr>
-                    <pic:cNvPr id="856820507" name="Рисунок 1" descr="Изображение выглядит как текст, электроника, снимок экрана, дисплей&#10;&#10;Содержимое, созданное искусственным интеллектом, может быть неверным."/>
+                    <pic:cNvPr id="1747975315" name="Рисунок 1" descr="Изображение выглядит как текст, снимок экрана, программное обеспечение, число&#10;&#10;Содержимое, созданное искусственным интеллектом, может быть неверным."/>
                     <pic:cNvPicPr/>
                   </pic:nvPicPr>
                   <pic:blipFill>
@@ -5900,7 +5525,7 @@
                   <pic:spPr>
                     <a:xfrm>
                       <a:off x="0" y="0"/>
-                      <a:ext cx="6120130" cy="3971925"/>
+                      <a:ext cx="2724530" cy="2905530"/>
                     </a:xfrm>
                     <a:prstGeom prst="rect">
                       <a:avLst/>
@@ -5919,46 +5544,54 @@
         <w:jc w:val="center"/>
       </w:pPr>
       <w:r>
-        <w:t xml:space="preserve">Рисунок </w:t>
-      </w:r>
-      <w:r>
-        <w:t>19</w:t>
-      </w:r>
-      <w:r>
-        <w:t xml:space="preserve"> – Результат сброса условий поиска</w:t>
-      </w:r>
-    </w:p>
-    <w:p>
-      <w:pPr>
-        <w:ind w:firstLine="708"/>
-      </w:pPr>
-      <w:r>
-        <w:lastRenderedPageBreak/>
-        <w:t>Кроме того, в случае, когда пользователь произвёл поиск нужно</w:t>
-      </w:r>
-      <w:r>
-        <w:t xml:space="preserve">го расчёта </w:t>
-      </w:r>
-      <w:r>
-        <w:t>(например</w:t>
-      </w:r>
-      <w:r>
-        <w:t>, с</w:t>
-      </w:r>
-      <w:r>
-        <w:t>о стратегией</w:t>
-      </w:r>
-      <w:r>
-        <w:t xml:space="preserve"> </w:t>
-      </w:r>
-      <w:r>
-        <w:t>«Процентная»</w:t>
-      </w:r>
-      <w:r>
-        <w:t xml:space="preserve">), функция «Удалить всё» произведёт удаление только отсортированной части (рис. </w:t>
-      </w:r>
-      <w:r>
-        <w:t>20</w:t>
+        <w:t>Рисунок 1</w:t>
+      </w:r>
+      <w:r>
+        <w:t>5</w:t>
+      </w:r>
+      <w:r>
+        <w:t xml:space="preserve"> – Форма для поиска</w:t>
+      </w:r>
+    </w:p>
+    <w:p>
+      <w:pPr>
+        <w:ind w:firstLine="709"/>
+      </w:pPr>
+      <w:r>
+        <w:t>Пользователь отмечает нужные критерии поиска, при необходимости указывает значения параметров и нажимает кнопку «</w:t>
+      </w:r>
+      <w:r>
+        <w:t>Найти</w:t>
+      </w:r>
+      <w:r>
+        <w:t>» (рисунки 1</w:t>
+      </w:r>
+      <w:r>
+        <w:t>6</w:t>
+      </w:r>
+      <w:r>
+        <w:t xml:space="preserve"> и 1</w:t>
+      </w:r>
+      <w:r>
+        <w:t>7</w:t>
+      </w:r>
+      <w:r>
+        <w:t xml:space="preserve">). Для отмены фильтрации и возврата к полному списку служит кнопка «Сбросить фильтр» (рисунок </w:t>
+      </w:r>
+      <w:r>
+        <w:t>1</w:t>
+      </w:r>
+      <w:r>
+        <w:t>8</w:t>
+      </w:r>
+      <w:r>
+        <w:t>-</w:t>
+      </w:r>
+      <w:r>
+        <w:t>1</w:t>
+      </w:r>
+      <w:r>
+        <w:t>9</w:t>
       </w:r>
       <w:r>
         <w:t>).</w:t>
@@ -5973,11 +5606,12 @@
         <w:rPr>
           <w:noProof/>
         </w:rPr>
+        <w:lastRenderedPageBreak/>
         <w:drawing>
-          <wp:inline distT="0" distB="0" distL="0" distR="0" wp14:anchorId="75212243" wp14:editId="62FD2B78">
-            <wp:extent cx="6120130" cy="2693035"/>
+          <wp:inline distT="0" distB="0" distL="0" distR="0" wp14:anchorId="355B8434" wp14:editId="04B57C17">
+            <wp:extent cx="6120130" cy="2802890"/>
             <wp:effectExtent l="0" t="0" r="0" b="0"/>
-            <wp:docPr id="451091207" name="Рисунок 1" descr="Изображение выглядит как текст, программное обеспечение, Значок на компьютере, веб-страница&#10;&#10;Содержимое, созданное искусственным интеллектом, может быть неверным."/>
+            <wp:docPr id="518868634" name="Рисунок 1" descr="Изображение выглядит как текст, программное обеспечение, число, Значок на компьютере&#10;&#10;Содержимое, созданное искусственным интеллектом, может быть неверным."/>
             <wp:cNvGraphicFramePr>
               <a:graphicFrameLocks xmlns:a="http://schemas.openxmlformats.org/drawingml/2006/main" noChangeAspect="1"/>
             </wp:cNvGraphicFramePr>
@@ -5985,7 +5619,7 @@
               <a:graphicData uri="http://schemas.openxmlformats.org/drawingml/2006/picture">
                 <pic:pic xmlns:pic="http://schemas.openxmlformats.org/drawingml/2006/picture">
                   <pic:nvPicPr>
-                    <pic:cNvPr id="451091207" name="Рисунок 1" descr="Изображение выглядит как текст, программное обеспечение, Значок на компьютере, веб-страница&#10;&#10;Содержимое, созданное искусственным интеллектом, может быть неверным."/>
+                    <pic:cNvPr id="518868634" name="Рисунок 1" descr="Изображение выглядит как текст, программное обеспечение, число, Значок на компьютере&#10;&#10;Содержимое, созданное искусственным интеллектом, может быть неверным."/>
                     <pic:cNvPicPr/>
                   </pic:nvPicPr>
                   <pic:blipFill>
@@ -5997,7 +5631,7 @@
                   <pic:spPr>
                     <a:xfrm>
                       <a:off x="0" y="0"/>
-                      <a:ext cx="6120130" cy="2693035"/>
+                      <a:ext cx="6120130" cy="2802890"/>
                     </a:xfrm>
                     <a:prstGeom prst="rect">
                       <a:avLst/>
@@ -6009,6 +5643,13 @@
           </wp:inline>
         </w:drawing>
       </w:r>
+      <w:r>
+        <w:rPr>
+          <w:noProof/>
+          <w:lang w:eastAsia="ru-RU"/>
+        </w:rPr>
+        <w:t xml:space="preserve"> </w:t>
+      </w:r>
     </w:p>
     <w:p>
       <w:pPr>
@@ -6016,13 +5657,22 @@
         <w:jc w:val="center"/>
       </w:pPr>
       <w:r>
-        <w:t xml:space="preserve">Рисунок </w:t>
-      </w:r>
-      <w:r>
-        <w:t>20</w:t>
-      </w:r>
-      <w:r>
-        <w:t xml:space="preserve"> – Результат работы функции «Удалить всё» после выполнения поиска фигуры (функция «Найти»)</w:t>
+        <w:t>Рисунок 1</w:t>
+      </w:r>
+      <w:r>
+        <w:t>6</w:t>
+      </w:r>
+      <w:r>
+        <w:t xml:space="preserve"> – Поиск элемент</w:t>
+      </w:r>
+      <w:r>
+        <w:t>ов</w:t>
+      </w:r>
+      <w:r>
+        <w:t xml:space="preserve"> по </w:t>
+      </w:r>
+      <w:r>
+        <w:t>типу</w:t>
       </w:r>
     </w:p>
     <w:p>
@@ -6030,84 +5680,16 @@
         <w:ind w:firstLine="0"/>
         <w:jc w:val="center"/>
       </w:pPr>
-    </w:p>
-    <w:p>
-      <w:pPr>
-        <w:ind w:firstLine="0"/>
-        <w:jc w:val="center"/>
-      </w:pPr>
-    </w:p>
-    <w:p>
-      <w:pPr>
-        <w:ind w:firstLine="709"/>
-        <w:rPr>
-          <w:b/>
-          <w:bCs/>
-        </w:rPr>
-      </w:pPr>
-      <w:r>
-        <w:rPr>
-          <w:b/>
-          <w:bCs/>
-        </w:rPr>
-        <w:t>1.5.</w:t>
-      </w:r>
-      <w:r>
-        <w:rPr>
-          <w:b/>
-          <w:bCs/>
-        </w:rPr>
-        <w:t>5</w:t>
-      </w:r>
-      <w:r>
-        <w:rPr>
-          <w:b/>
-          <w:bCs/>
-        </w:rPr>
-        <w:t xml:space="preserve"> Тестовый случай «Сохранить данные»</w:t>
-      </w:r>
-    </w:p>
-    <w:p>
-      <w:pPr>
-        <w:ind w:firstLine="709"/>
-      </w:pPr>
-      <w:r>
-        <w:t xml:space="preserve">Для сохранения данных в таблице необходимо нажать на панели «Файл...\Сохранить» (рисунок </w:t>
-      </w:r>
-      <w:r>
-        <w:t>2</w:t>
-      </w:r>
-      <w:r>
-        <w:t>1</w:t>
-      </w:r>
-      <w:r>
-        <w:t>). Откроется системный диалог сохранения файла, где пользователь выбирает директорию и указывает имя файла (рисунок 2</w:t>
-      </w:r>
-      <w:r>
-        <w:t>2</w:t>
-      </w:r>
-      <w:r>
-        <w:t>).</w:t>
-      </w:r>
-    </w:p>
-    <w:p>
-      <w:pPr>
-        <w:ind w:firstLine="0"/>
-        <w:jc w:val="center"/>
-        <w:rPr>
-          <w:lang w:val="en-US"/>
-        </w:rPr>
-      </w:pPr>
       <w:r>
         <w:rPr>
           <w:noProof/>
-        </w:rPr>
-        <w:lastRenderedPageBreak/>
+          <w:lang w:eastAsia="ru-RU"/>
+        </w:rPr>
         <w:drawing>
-          <wp:inline distT="0" distB="0" distL="0" distR="0" wp14:anchorId="6885FBCC" wp14:editId="7F5CBD9E">
+          <wp:inline distT="0" distB="0" distL="0" distR="0" wp14:anchorId="44D77246" wp14:editId="4AEDC2C8">
             <wp:extent cx="6120130" cy="3971925"/>
             <wp:effectExtent l="0" t="0" r="0" b="9525"/>
-            <wp:docPr id="284520219" name="Рисунок 1" descr="Изображение выглядит как текст, электроника, снимок экрана, программное обеспечение&#10;&#10;Содержимое, созданное искусственным интеллектом, может быть неверным."/>
+            <wp:docPr id="411522794" name="Рисунок 1" descr="Изображение выглядит как текст, электроника, снимок экрана, программное обеспечение&#10;&#10;Содержимое, созданное искусственным интеллектом, может быть неверным."/>
             <wp:cNvGraphicFramePr>
               <a:graphicFrameLocks xmlns:a="http://schemas.openxmlformats.org/drawingml/2006/main" noChangeAspect="1"/>
             </wp:cNvGraphicFramePr>
@@ -6115,7 +5697,7 @@
               <a:graphicData uri="http://schemas.openxmlformats.org/drawingml/2006/picture">
                 <pic:pic xmlns:pic="http://schemas.openxmlformats.org/drawingml/2006/picture">
                   <pic:nvPicPr>
-                    <pic:cNvPr id="284520219" name="Рисунок 1" descr="Изображение выглядит как текст, электроника, снимок экрана, программное обеспечение&#10;&#10;Содержимое, созданное искусственным интеллектом, может быть неверным."/>
+                    <pic:cNvPr id="411522794" name="Рисунок 1" descr="Изображение выглядит как текст, электроника, снимок экрана, программное обеспечение&#10;&#10;Содержимое, созданное искусственным интеллектом, может быть неверным."/>
                     <pic:cNvPicPr/>
                   </pic:nvPicPr>
                   <pic:blipFill>
@@ -6146,6 +5728,372 @@
         <w:jc w:val="center"/>
       </w:pPr>
       <w:r>
+        <w:t>Рисунок 1</w:t>
+      </w:r>
+      <w:r>
+        <w:t>7</w:t>
+      </w:r>
+      <w:r>
+        <w:t xml:space="preserve"> – Результат поиска элемент</w:t>
+      </w:r>
+      <w:r>
+        <w:t>ов</w:t>
+      </w:r>
+    </w:p>
+    <w:p>
+      <w:pPr>
+        <w:ind w:firstLine="0"/>
+        <w:jc w:val="center"/>
+        <w:rPr>
+          <w:lang w:val="en-US"/>
+        </w:rPr>
+      </w:pPr>
+    </w:p>
+    <w:p>
+      <w:pPr>
+        <w:ind w:firstLine="0"/>
+        <w:jc w:val="center"/>
+        <w:rPr>
+          <w:lang w:val="en-US"/>
+        </w:rPr>
+      </w:pPr>
+      <w:r>
+        <w:rPr>
+          <w:noProof/>
+          <w:lang w:val="en-US"/>
+        </w:rPr>
+        <w:lastRenderedPageBreak/>
+        <w:drawing>
+          <wp:inline distT="0" distB="0" distL="0" distR="0" wp14:anchorId="404554CD" wp14:editId="2FE79CF8">
+            <wp:extent cx="6120130" cy="3971925"/>
+            <wp:effectExtent l="0" t="0" r="0" b="9525"/>
+            <wp:docPr id="175344293" name="Рисунок 1" descr="Изображение выглядит как текст, электроника, снимок экрана, дисплей&#10;&#10;Содержимое, созданное искусственным интеллектом, может быть неверным."/>
+            <wp:cNvGraphicFramePr>
+              <a:graphicFrameLocks xmlns:a="http://schemas.openxmlformats.org/drawingml/2006/main" noChangeAspect="1"/>
+            </wp:cNvGraphicFramePr>
+            <a:graphic xmlns:a="http://schemas.openxmlformats.org/drawingml/2006/main">
+              <a:graphicData uri="http://schemas.openxmlformats.org/drawingml/2006/picture">
+                <pic:pic xmlns:pic="http://schemas.openxmlformats.org/drawingml/2006/picture">
+                  <pic:nvPicPr>
+                    <pic:cNvPr id="175344293" name="Рисунок 1" descr="Изображение выглядит как текст, электроника, снимок экрана, дисплей&#10;&#10;Содержимое, созданное искусственным интеллектом, может быть неверным."/>
+                    <pic:cNvPicPr/>
+                  </pic:nvPicPr>
+                  <pic:blipFill>
+                    <a:blip r:embed="rId31"/>
+                    <a:stretch>
+                      <a:fillRect/>
+                    </a:stretch>
+                  </pic:blipFill>
+                  <pic:spPr>
+                    <a:xfrm>
+                      <a:off x="0" y="0"/>
+                      <a:ext cx="6120130" cy="3971925"/>
+                    </a:xfrm>
+                    <a:prstGeom prst="rect">
+                      <a:avLst/>
+                    </a:prstGeom>
+                  </pic:spPr>
+                </pic:pic>
+              </a:graphicData>
+            </a:graphic>
+          </wp:inline>
+        </w:drawing>
+      </w:r>
+    </w:p>
+    <w:p>
+      <w:pPr>
+        <w:ind w:firstLine="0"/>
+        <w:jc w:val="center"/>
+      </w:pPr>
+      <w:r>
+        <w:t xml:space="preserve">Рисунок </w:t>
+      </w:r>
+      <w:r>
+        <w:t>18</w:t>
+      </w:r>
+      <w:r>
+        <w:t xml:space="preserve"> – Сброс условий поиска</w:t>
+      </w:r>
+    </w:p>
+    <w:p>
+      <w:pPr>
+        <w:ind w:firstLine="0"/>
+        <w:jc w:val="center"/>
+      </w:pPr>
+      <w:r>
+        <w:rPr>
+          <w:noProof/>
+        </w:rPr>
+        <w:drawing>
+          <wp:inline distT="0" distB="0" distL="0" distR="0" wp14:anchorId="5D9F4FD8" wp14:editId="3F0595A6">
+            <wp:extent cx="6120130" cy="3971925"/>
+            <wp:effectExtent l="0" t="0" r="0" b="9525"/>
+            <wp:docPr id="856820507" name="Рисунок 1" descr="Изображение выглядит как текст, электроника, снимок экрана, дисплей&#10;&#10;Содержимое, созданное искусственным интеллектом, может быть неверным."/>
+            <wp:cNvGraphicFramePr>
+              <a:graphicFrameLocks xmlns:a="http://schemas.openxmlformats.org/drawingml/2006/main" noChangeAspect="1"/>
+            </wp:cNvGraphicFramePr>
+            <a:graphic xmlns:a="http://schemas.openxmlformats.org/drawingml/2006/main">
+              <a:graphicData uri="http://schemas.openxmlformats.org/drawingml/2006/picture">
+                <pic:pic xmlns:pic="http://schemas.openxmlformats.org/drawingml/2006/picture">
+                  <pic:nvPicPr>
+                    <pic:cNvPr id="856820507" name="Рисунок 1" descr="Изображение выглядит как текст, электроника, снимок экрана, дисплей&#10;&#10;Содержимое, созданное искусственным интеллектом, может быть неверным."/>
+                    <pic:cNvPicPr/>
+                  </pic:nvPicPr>
+                  <pic:blipFill>
+                    <a:blip r:embed="rId32"/>
+                    <a:stretch>
+                      <a:fillRect/>
+                    </a:stretch>
+                  </pic:blipFill>
+                  <pic:spPr>
+                    <a:xfrm>
+                      <a:off x="0" y="0"/>
+                      <a:ext cx="6120130" cy="3971925"/>
+                    </a:xfrm>
+                    <a:prstGeom prst="rect">
+                      <a:avLst/>
+                    </a:prstGeom>
+                  </pic:spPr>
+                </pic:pic>
+              </a:graphicData>
+            </a:graphic>
+          </wp:inline>
+        </w:drawing>
+      </w:r>
+    </w:p>
+    <w:p>
+      <w:pPr>
+        <w:ind w:firstLine="0"/>
+        <w:jc w:val="center"/>
+      </w:pPr>
+      <w:r>
+        <w:t xml:space="preserve">Рисунок </w:t>
+      </w:r>
+      <w:r>
+        <w:t>19</w:t>
+      </w:r>
+      <w:r>
+        <w:t xml:space="preserve"> – Результат сброса условий поиска</w:t>
+      </w:r>
+    </w:p>
+    <w:p>
+      <w:pPr>
+        <w:ind w:firstLine="708"/>
+      </w:pPr>
+      <w:r>
+        <w:lastRenderedPageBreak/>
+        <w:t>Кроме того, в случае, когда пользователь произвёл поиск нужно</w:t>
+      </w:r>
+      <w:r>
+        <w:t xml:space="preserve">го расчёта </w:t>
+      </w:r>
+      <w:r>
+        <w:t>(например</w:t>
+      </w:r>
+      <w:r>
+        <w:t>, с</w:t>
+      </w:r>
+      <w:r>
+        <w:t>о стратегией</w:t>
+      </w:r>
+      <w:r>
+        <w:t xml:space="preserve"> </w:t>
+      </w:r>
+      <w:r>
+        <w:t>«Процентная»</w:t>
+      </w:r>
+      <w:r>
+        <w:t xml:space="preserve">), функция «Удалить всё» произведёт удаление только отсортированной части (рис. </w:t>
+      </w:r>
+      <w:r>
+        <w:t>20</w:t>
+      </w:r>
+      <w:r>
+        <w:t>).</w:t>
+      </w:r>
+    </w:p>
+    <w:p>
+      <w:pPr>
+        <w:ind w:firstLine="0"/>
+        <w:jc w:val="center"/>
+      </w:pPr>
+      <w:r>
+        <w:rPr>
+          <w:noProof/>
+        </w:rPr>
+        <w:drawing>
+          <wp:inline distT="0" distB="0" distL="0" distR="0" wp14:anchorId="75212243" wp14:editId="62FD2B78">
+            <wp:extent cx="6120130" cy="2693035"/>
+            <wp:effectExtent l="0" t="0" r="0" b="0"/>
+            <wp:docPr id="451091207" name="Рисунок 1" descr="Изображение выглядит как текст, программное обеспечение, Значок на компьютере, веб-страница&#10;&#10;Содержимое, созданное искусственным интеллектом, может быть неверным."/>
+            <wp:cNvGraphicFramePr>
+              <a:graphicFrameLocks xmlns:a="http://schemas.openxmlformats.org/drawingml/2006/main" noChangeAspect="1"/>
+            </wp:cNvGraphicFramePr>
+            <a:graphic xmlns:a="http://schemas.openxmlformats.org/drawingml/2006/main">
+              <a:graphicData uri="http://schemas.openxmlformats.org/drawingml/2006/picture">
+                <pic:pic xmlns:pic="http://schemas.openxmlformats.org/drawingml/2006/picture">
+                  <pic:nvPicPr>
+                    <pic:cNvPr id="451091207" name="Рисунок 1" descr="Изображение выглядит как текст, программное обеспечение, Значок на компьютере, веб-страница&#10;&#10;Содержимое, созданное искусственным интеллектом, может быть неверным."/>
+                    <pic:cNvPicPr/>
+                  </pic:nvPicPr>
+                  <pic:blipFill>
+                    <a:blip r:embed="rId33"/>
+                    <a:stretch>
+                      <a:fillRect/>
+                    </a:stretch>
+                  </pic:blipFill>
+                  <pic:spPr>
+                    <a:xfrm>
+                      <a:off x="0" y="0"/>
+                      <a:ext cx="6120130" cy="2693035"/>
+                    </a:xfrm>
+                    <a:prstGeom prst="rect">
+                      <a:avLst/>
+                    </a:prstGeom>
+                  </pic:spPr>
+                </pic:pic>
+              </a:graphicData>
+            </a:graphic>
+          </wp:inline>
+        </w:drawing>
+      </w:r>
+    </w:p>
+    <w:p>
+      <w:pPr>
+        <w:ind w:firstLine="0"/>
+        <w:jc w:val="center"/>
+      </w:pPr>
+      <w:r>
+        <w:t xml:space="preserve">Рисунок </w:t>
+      </w:r>
+      <w:r>
+        <w:t>20</w:t>
+      </w:r>
+      <w:r>
+        <w:t xml:space="preserve"> – Результат работы функции «Удалить всё» после выполнения поиска фигуры (функция «Найти»)</w:t>
+      </w:r>
+    </w:p>
+    <w:p>
+      <w:pPr>
+        <w:ind w:firstLine="0"/>
+        <w:jc w:val="center"/>
+      </w:pPr>
+    </w:p>
+    <w:p>
+      <w:pPr>
+        <w:ind w:firstLine="0"/>
+        <w:jc w:val="center"/>
+      </w:pPr>
+    </w:p>
+    <w:p>
+      <w:pPr>
+        <w:ind w:firstLine="709"/>
+        <w:rPr>
+          <w:b/>
+          <w:bCs/>
+        </w:rPr>
+      </w:pPr>
+      <w:r>
+        <w:rPr>
+          <w:b/>
+          <w:bCs/>
+        </w:rPr>
+        <w:t>1.5.</w:t>
+      </w:r>
+      <w:r>
+        <w:rPr>
+          <w:b/>
+          <w:bCs/>
+        </w:rPr>
+        <w:t>5</w:t>
+      </w:r>
+      <w:r>
+        <w:rPr>
+          <w:b/>
+          <w:bCs/>
+        </w:rPr>
+        <w:t xml:space="preserve"> Тестовый случай «Сохранить данные»</w:t>
+      </w:r>
+    </w:p>
+    <w:p>
+      <w:pPr>
+        <w:ind w:firstLine="709"/>
+      </w:pPr>
+      <w:r>
+        <w:t xml:space="preserve">Для сохранения данных в таблице необходимо нажать на панели «Файл...\Сохранить» (рисунок </w:t>
+      </w:r>
+      <w:r>
+        <w:t>2</w:t>
+      </w:r>
+      <w:r>
+        <w:t>1</w:t>
+      </w:r>
+      <w:r>
+        <w:t>). Откроется системный диалог сохранения файла, где пользователь выбирает директорию и указывает имя файла (рисунок 2</w:t>
+      </w:r>
+      <w:r>
+        <w:t>2</w:t>
+      </w:r>
+      <w:r>
+        <w:t>).</w:t>
+      </w:r>
+    </w:p>
+    <w:p>
+      <w:pPr>
+        <w:ind w:firstLine="0"/>
+        <w:jc w:val="center"/>
+        <w:rPr>
+          <w:lang w:val="en-US"/>
+        </w:rPr>
+      </w:pPr>
+      <w:r>
+        <w:rPr>
+          <w:noProof/>
+        </w:rPr>
+        <w:lastRenderedPageBreak/>
+        <w:drawing>
+          <wp:inline distT="0" distB="0" distL="0" distR="0" wp14:anchorId="6885FBCC" wp14:editId="7F5CBD9E">
+            <wp:extent cx="6120130" cy="3971925"/>
+            <wp:effectExtent l="0" t="0" r="0" b="9525"/>
+            <wp:docPr id="284520219" name="Рисунок 1" descr="Изображение выглядит как текст, электроника, снимок экрана, программное обеспечение&#10;&#10;Содержимое, созданное искусственным интеллектом, может быть неверным."/>
+            <wp:cNvGraphicFramePr>
+              <a:graphicFrameLocks xmlns:a="http://schemas.openxmlformats.org/drawingml/2006/main" noChangeAspect="1"/>
+            </wp:cNvGraphicFramePr>
+            <a:graphic xmlns:a="http://schemas.openxmlformats.org/drawingml/2006/main">
+              <a:graphicData uri="http://schemas.openxmlformats.org/drawingml/2006/picture">
+                <pic:pic xmlns:pic="http://schemas.openxmlformats.org/drawingml/2006/picture">
+                  <pic:nvPicPr>
+                    <pic:cNvPr id="284520219" name="Рисунок 1" descr="Изображение выглядит как текст, электроника, снимок экрана, программное обеспечение&#10;&#10;Содержимое, созданное искусственным интеллектом, может быть неверным."/>
+                    <pic:cNvPicPr/>
+                  </pic:nvPicPr>
+                  <pic:blipFill>
+                    <a:blip r:embed="rId34"/>
+                    <a:stretch>
+                      <a:fillRect/>
+                    </a:stretch>
+                  </pic:blipFill>
+                  <pic:spPr>
+                    <a:xfrm>
+                      <a:off x="0" y="0"/>
+                      <a:ext cx="6120130" cy="3971925"/>
+                    </a:xfrm>
+                    <a:prstGeom prst="rect">
+                      <a:avLst/>
+                    </a:prstGeom>
+                  </pic:spPr>
+                </pic:pic>
+              </a:graphicData>
+            </a:graphic>
+          </wp:inline>
+        </w:drawing>
+      </w:r>
+    </w:p>
+    <w:p>
+      <w:pPr>
+        <w:ind w:firstLine="0"/>
+        <w:jc w:val="center"/>
+      </w:pPr>
+      <w:r>
         <w:t xml:space="preserve">Рисунок </w:t>
       </w:r>
       <w:r>
@@ -6190,7 +6138,7 @@
                     <pic:cNvPicPr/>
                   </pic:nvPicPr>
                   <pic:blipFill>
-                    <a:blip r:embed="rId31"/>
+                    <a:blip r:embed="rId35"/>
                     <a:stretch>
                       <a:fillRect/>
                     </a:stretch>
@@ -6252,7 +6200,7 @@
                     <pic:cNvPicPr/>
                   </pic:nvPicPr>
                   <pic:blipFill>
-                    <a:blip r:embed="rId32"/>
+                    <a:blip r:embed="rId36"/>
                     <a:stretch>
                       <a:fillRect/>
                     </a:stretch>
@@ -6357,7 +6305,7 @@
                     <pic:cNvPicPr/>
                   </pic:nvPicPr>
                   <pic:blipFill>
-                    <a:blip r:embed="rId33"/>
+                    <a:blip r:embed="rId37"/>
                     <a:stretch>
                       <a:fillRect/>
                     </a:stretch>
@@ -6433,7 +6381,7 @@
                     <pic:cNvPicPr/>
                   </pic:nvPicPr>
                   <pic:blipFill>
-                    <a:blip r:embed="rId34"/>
+                    <a:blip r:embed="rId38"/>
                     <a:stretch>
                       <a:fillRect/>
                     </a:stretch>
@@ -6494,7 +6442,7 @@
                     <pic:cNvPicPr/>
                   </pic:nvPicPr>
                   <pic:blipFill>
-                    <a:blip r:embed="rId35"/>
+                    <a:blip r:embed="rId39"/>
                     <a:stretch>
                       <a:fillRect/>
                     </a:stretch>
@@ -6554,8 +6502,8 @@
           <w:bCs/>
         </w:rPr>
       </w:pPr>
-      <w:bookmarkStart w:id="14" w:name="_Toc74829069"/>
-      <w:bookmarkStart w:id="15" w:name="_Toc215716522"/>
+      <w:bookmarkStart w:id="15" w:name="_Toc74829069"/>
+      <w:bookmarkStart w:id="16" w:name="_Toc215716522"/>
       <w:r>
         <w:rPr>
           <w:b/>
@@ -6563,8 +6511,8 @@
         </w:rPr>
         <w:t>СПИСОК ИСПОЛЬЗОВАННЫХ ИСТОЧНИКОВ</w:t>
       </w:r>
-      <w:bookmarkEnd w:id="14"/>
       <w:bookmarkEnd w:id="15"/>
+      <w:bookmarkEnd w:id="16"/>
     </w:p>
     <w:p>
       <w:pPr>
@@ -6575,53 +6523,8 @@
         </w:numPr>
         <w:ind w:left="0" w:firstLine="709"/>
       </w:pPr>
-      <w:proofErr w:type="spellStart"/>
-      <w:r>
-        <w:t>Калентьев</w:t>
-      </w:r>
-      <w:proofErr w:type="spellEnd"/>
-      <w:r>
-        <w:t xml:space="preserve">, А. А. Новые технологии в </w:t>
-      </w:r>
-      <w:proofErr w:type="gramStart"/>
-      <w:r>
-        <w:t>программировании :</w:t>
-      </w:r>
-      <w:proofErr w:type="gramEnd"/>
-      <w:r>
-        <w:t xml:space="preserve"> учебное пособие / А. А. </w:t>
-      </w:r>
-      <w:proofErr w:type="spellStart"/>
-      <w:r>
-        <w:t>Калентьев</w:t>
-      </w:r>
-      <w:proofErr w:type="spellEnd"/>
-      <w:r>
-        <w:t xml:space="preserve">, Д. В. </w:t>
-      </w:r>
-      <w:proofErr w:type="spellStart"/>
-      <w:r>
-        <w:t>Гарайс</w:t>
-      </w:r>
-      <w:proofErr w:type="spellEnd"/>
-      <w:r>
-        <w:t xml:space="preserve">, А. Е. </w:t>
-      </w:r>
-      <w:proofErr w:type="spellStart"/>
-      <w:r>
-        <w:t>Гориянов</w:t>
-      </w:r>
-      <w:proofErr w:type="spellEnd"/>
-      <w:r>
-        <w:t xml:space="preserve">. – </w:t>
-      </w:r>
-      <w:proofErr w:type="gramStart"/>
-      <w:r>
-        <w:t>Томск :</w:t>
-      </w:r>
-      <w:proofErr w:type="gramEnd"/>
-      <w:r>
-        <w:t xml:space="preserve"> Эль Контент, 2014. – 176 с. – </w:t>
+      <w:r>
+        <w:t xml:space="preserve">Калентьев, А. А. Новые технологии в программировании : учебное пособие / А. А. Калентьев, Д. В. Гарайс, А. Е. Гориянов. – Томск : Эль Контент, 2014. – 176 с. – </w:t>
       </w:r>
       <w:r>
         <w:rPr>
@@ -6649,8 +6552,8 @@
           <w:bCs/>
         </w:rPr>
       </w:pPr>
-      <w:bookmarkStart w:id="16" w:name="_Toc74829070"/>
-      <w:bookmarkStart w:id="17" w:name="_Toc215716523"/>
+      <w:bookmarkStart w:id="17" w:name="_Toc74829070"/>
+      <w:bookmarkStart w:id="18" w:name="_Toc215716523"/>
       <w:r>
         <w:rPr>
           <w:b/>
@@ -6659,8 +6562,8 @@
         <w:lastRenderedPageBreak/>
         <w:t>ПРИЛОЖЕНИЕ А</w:t>
       </w:r>
-      <w:bookmarkEnd w:id="16"/>
       <w:bookmarkEnd w:id="17"/>
+      <w:bookmarkEnd w:id="18"/>
     </w:p>
     <w:p>
       <w:pPr>
@@ -6717,15 +6620,7 @@
         <w:t xml:space="preserve">Заказчик: </w:t>
       </w:r>
       <w:r>
-        <w:t xml:space="preserve">Канд. техн. наук, доцент каф. КСУП ТУСУР </w:t>
-      </w:r>
-      <w:proofErr w:type="spellStart"/>
-      <w:r>
-        <w:t>Калентьев</w:t>
-      </w:r>
-      <w:proofErr w:type="spellEnd"/>
-      <w:r>
-        <w:t xml:space="preserve"> А. А.</w:t>
+        <w:t>Канд. техн. наук, доцент каф. КСУП ТУСУР Калентьев А. А.</w:t>
       </w:r>
     </w:p>
     <w:p>
@@ -6845,15 +6740,7 @@
         <w:ind w:firstLine="709"/>
       </w:pPr>
       <w:r>
-        <w:t xml:space="preserve">Заказчик: Канд. техн. наук, доцент каф. КСУП ТУСУР </w:t>
-      </w:r>
-      <w:proofErr w:type="spellStart"/>
-      <w:r>
-        <w:t>Калентьев</w:t>
-      </w:r>
-      <w:proofErr w:type="spellEnd"/>
-      <w:r>
-        <w:t xml:space="preserve"> А. А.</w:t>
+        <w:t>Заказчик: Канд. техн. наук, доцент каф. КСУП ТУСУР Калентьев А. А.</w:t>
       </w:r>
     </w:p>
     <w:p>
@@ -7455,22 +7342,15 @@
       <w:r>
         <w:t xml:space="preserve">файле с расширением </w:t>
       </w:r>
-      <w:proofErr w:type="gramStart"/>
       <w:r>
         <w:t>*</w:t>
       </w:r>
       <w:r>
+        <w:t>.discounts</w:t>
+      </w:r>
+      <w:r>
         <w:t>.</w:t>
       </w:r>
-      <w:proofErr w:type="spellStart"/>
-      <w:r>
-        <w:t>discounts</w:t>
-      </w:r>
-      <w:proofErr w:type="spellEnd"/>
-      <w:proofErr w:type="gramEnd"/>
-      <w:r>
-        <w:t>.</w:t>
-      </w:r>
     </w:p>
     <w:p>
       <w:pPr>
@@ -7495,23 +7375,7 @@
         <w:t xml:space="preserve"> </w:t>
       </w:r>
       <w:r>
-        <w:t xml:space="preserve">XML-файл должен содержать </w:t>
-      </w:r>
-      <w:proofErr w:type="spellStart"/>
-      <w:r>
-        <w:t>сериализованный</w:t>
-      </w:r>
-      <w:proofErr w:type="spellEnd"/>
-      <w:r>
-        <w:t xml:space="preserve"> список объектов типа </w:t>
-      </w:r>
-      <w:proofErr w:type="spellStart"/>
-      <w:r>
-        <w:t>DiscountCalculation</w:t>
-      </w:r>
-      <w:proofErr w:type="spellEnd"/>
-      <w:r>
-        <w:t>.</w:t>
+        <w:t>XML-файл должен содержать сериализованный список объектов типа DiscountCalculation.</w:t>
       </w:r>
     </w:p>
     <w:p>
@@ -7526,15 +7390,7 @@
         <w:t>D01.02.</w:t>
       </w:r>
       <w:r>
-        <w:t xml:space="preserve"> Каждый элемент </w:t>
-      </w:r>
-      <w:proofErr w:type="spellStart"/>
-      <w:r>
-        <w:t>DiscountCalculation</w:t>
-      </w:r>
-      <w:proofErr w:type="spellEnd"/>
-      <w:r>
-        <w:t xml:space="preserve"> должен включать сведения:</w:t>
+        <w:t xml:space="preserve"> Каждый элемент DiscountCalculation должен включать сведения:</w:t>
       </w:r>
     </w:p>
     <w:p>
@@ -7574,25 +7430,7 @@
         <w:t>D01.03.</w:t>
       </w:r>
       <w:r>
-        <w:t xml:space="preserve"> Тип стратегии скидки определяется значением перечисления </w:t>
-      </w:r>
-      <w:proofErr w:type="spellStart"/>
-      <w:r>
-        <w:t>DiscountStrategyKind</w:t>
-      </w:r>
-      <w:proofErr w:type="spellEnd"/>
-      <w:r>
-        <w:t xml:space="preserve"> и не требует использования полиморфных XML-типов (</w:t>
-      </w:r>
-      <w:proofErr w:type="spellStart"/>
-      <w:proofErr w:type="gramStart"/>
-      <w:r>
-        <w:t>xsi:type</w:t>
-      </w:r>
-      <w:proofErr w:type="spellEnd"/>
-      <w:proofErr w:type="gramEnd"/>
-      <w:r>
-        <w:t>).</w:t>
+        <w:t xml:space="preserve"> Тип стратегии скидки определяется значением перечисления DiscountStrategyKind и не требует использования полиморфных XML-типов (xsi:type).</w:t>
       </w:r>
     </w:p>
     <w:p>
@@ -7607,23 +7445,7 @@
         <w:t>D01.04.</w:t>
       </w:r>
       <w:r>
-        <w:t xml:space="preserve"> Корневым элементом XML-документа является массив объектов: </w:t>
-      </w:r>
-      <w:proofErr w:type="spellStart"/>
-      <w:r>
-        <w:t>DiscountCalculation</w:t>
-      </w:r>
-      <w:proofErr w:type="spellEnd"/>
-      <w:r>
-        <w:t xml:space="preserve"> (</w:t>
-      </w:r>
-      <w:proofErr w:type="spellStart"/>
-      <w:r>
-        <w:t>ArrayOfDiscountCalculation</w:t>
-      </w:r>
-      <w:proofErr w:type="spellEnd"/>
-      <w:r>
-        <w:t>).</w:t>
+        <w:t xml:space="preserve"> Корневым элементом XML-документа является массив объектов: DiscountCalculation (ArrayOfDiscountCalculation).</w:t>
       </w:r>
     </w:p>
     <w:p>
@@ -7655,21 +7477,21 @@
         <w:rPr>
           <w:lang w:val="en-US"/>
         </w:rPr>
-        <w:t>&lt;</w:t>
-      </w:r>
-      <w:proofErr w:type="spellStart"/>
-      <w:r>
+        <w:t>&lt;ArrayOfDiscountCalculation&gt;</w:t>
+      </w:r>
+    </w:p>
+    <w:p>
+      <w:pPr>
+        <w:ind w:firstLine="1418"/>
         <w:rPr>
           <w:lang w:val="en-US"/>
         </w:rPr>
-        <w:t>ArrayOfDiscountCalculation</w:t>
-      </w:r>
-      <w:proofErr w:type="spellEnd"/>
+      </w:pPr>
       <w:r>
         <w:rPr>
           <w:lang w:val="en-US"/>
         </w:rPr>
-        <w:t>&gt;</w:t>
+        <w:t xml:space="preserve">  &lt;DiscountCalculation&gt;</w:t>
       </w:r>
     </w:p>
     <w:p>
@@ -7683,21 +7505,21 @@
         <w:rPr>
           <w:lang w:val="en-US"/>
         </w:rPr>
-        <w:t xml:space="preserve">  &lt;</w:t>
-      </w:r>
-      <w:proofErr w:type="spellStart"/>
-      <w:r>
+        <w:t xml:space="preserve">    &lt;PurchaseAmount&gt;10000&lt;/PurchaseAmount&gt;</w:t>
+      </w:r>
+    </w:p>
+    <w:p>
+      <w:pPr>
+        <w:ind w:firstLine="1418"/>
         <w:rPr>
           <w:lang w:val="en-US"/>
         </w:rPr>
-        <w:t>DiscountCalculation</w:t>
-      </w:r>
-      <w:proofErr w:type="spellEnd"/>
+      </w:pPr>
       <w:r>
         <w:rPr>
           <w:lang w:val="en-US"/>
         </w:rPr>
-        <w:t>&gt;</w:t>
+        <w:t xml:space="preserve">    &lt;DiscountValue&gt;10&lt;/DiscountValue&gt;</w:t>
       </w:r>
     </w:p>
     <w:p>
@@ -7711,35 +7533,41 @@
         <w:rPr>
           <w:lang w:val="en-US"/>
         </w:rPr>
-        <w:t xml:space="preserve">    &lt;</w:t>
-      </w:r>
-      <w:proofErr w:type="spellStart"/>
-      <w:r>
+        <w:t xml:space="preserve">    &lt;StrategyKind&gt;Percent&lt;/StrategyKind&gt;</w:t>
+      </w:r>
+    </w:p>
+    <w:p>
+      <w:pPr>
+        <w:ind w:firstLine="1418"/>
         <w:rPr>
           <w:lang w:val="en-US"/>
         </w:rPr>
-        <w:t>PurchaseAmount</w:t>
-      </w:r>
-      <w:proofErr w:type="spellEnd"/>
+      </w:pPr>
       <w:r>
         <w:rPr>
           <w:lang w:val="en-US"/>
         </w:rPr>
-        <w:t>&gt;10000&lt;/</w:t>
-      </w:r>
-      <w:proofErr w:type="spellStart"/>
-      <w:r>
+        <w:t xml:space="preserve">    &lt;Discount&gt;1000&lt;/Discount&gt;</w:t>
+      </w:r>
+    </w:p>
+    <w:p>
+      <w:pPr>
+        <w:ind w:firstLine="1418"/>
         <w:rPr>
           <w:lang w:val="en-US"/>
         </w:rPr>
-        <w:t>PurchaseAmount</w:t>
-      </w:r>
-      <w:proofErr w:type="spellEnd"/>
+      </w:pPr>
       <w:r>
         <w:rPr>
           <w:lang w:val="en-US"/>
         </w:rPr>
-        <w:t>&gt;</w:t>
+        <w:t xml:space="preserve">    </w:t>
+      </w:r>
+      <w:r>
+        <w:rPr>
+          <w:lang w:val="en-US"/>
+        </w:rPr>
+        <w:t>&lt;FinalPrice&gt;9000&lt;/FinalPrice&gt;</w:t>
       </w:r>
     </w:p>
     <w:p>
@@ -7753,183 +7581,15 @@
         <w:rPr>
           <w:lang w:val="en-US"/>
         </w:rPr>
-        <w:t xml:space="preserve">    &lt;</w:t>
-      </w:r>
-      <w:proofErr w:type="spellStart"/>
-      <w:r>
-        <w:rPr>
-          <w:lang w:val="en-US"/>
-        </w:rPr>
-        <w:t>DiscountValue</w:t>
-      </w:r>
-      <w:proofErr w:type="spellEnd"/>
-      <w:r>
-        <w:rPr>
-          <w:lang w:val="en-US"/>
-        </w:rPr>
-        <w:t>&gt;10&lt;/</w:t>
-      </w:r>
-      <w:proofErr w:type="spellStart"/>
-      <w:r>
-        <w:rPr>
-          <w:lang w:val="en-US"/>
-        </w:rPr>
-        <w:t>DiscountValue</w:t>
-      </w:r>
-      <w:proofErr w:type="spellEnd"/>
-      <w:r>
-        <w:rPr>
-          <w:lang w:val="en-US"/>
-        </w:rPr>
-        <w:t>&gt;</w:t>
+        <w:t xml:space="preserve">  &lt;/DiscountCalculation&gt;</w:t>
       </w:r>
     </w:p>
     <w:p>
       <w:pPr>
         <w:ind w:firstLine="1418"/>
-        <w:rPr>
-          <w:lang w:val="en-US"/>
-        </w:rPr>
-      </w:pPr>
-      <w:r>
-        <w:rPr>
-          <w:lang w:val="en-US"/>
-        </w:rPr>
-        <w:t xml:space="preserve">    &lt;</w:t>
-      </w:r>
-      <w:proofErr w:type="spellStart"/>
-      <w:r>
-        <w:rPr>
-          <w:lang w:val="en-US"/>
-        </w:rPr>
-        <w:t>StrategyKind</w:t>
-      </w:r>
-      <w:proofErr w:type="spellEnd"/>
-      <w:r>
-        <w:rPr>
-          <w:lang w:val="en-US"/>
-        </w:rPr>
-        <w:t>&gt;Percent&lt;/</w:t>
-      </w:r>
-      <w:proofErr w:type="spellStart"/>
-      <w:r>
-        <w:rPr>
-          <w:lang w:val="en-US"/>
-        </w:rPr>
-        <w:t>StrategyKind</w:t>
-      </w:r>
-      <w:proofErr w:type="spellEnd"/>
-      <w:r>
-        <w:rPr>
-          <w:lang w:val="en-US"/>
-        </w:rPr>
-        <w:t>&gt;</w:t>
-      </w:r>
-    </w:p>
-    <w:p>
-      <w:pPr>
-        <w:ind w:firstLine="1418"/>
-        <w:rPr>
-          <w:lang w:val="en-US"/>
-        </w:rPr>
-      </w:pPr>
-      <w:r>
-        <w:rPr>
-          <w:lang w:val="en-US"/>
-        </w:rPr>
-        <w:t xml:space="preserve">    &lt;Discount&gt;1000&lt;/Discount&gt;</w:t>
-      </w:r>
-    </w:p>
-    <w:p>
-      <w:pPr>
-        <w:ind w:firstLine="1418"/>
-        <w:rPr>
-          <w:lang w:val="en-US"/>
-        </w:rPr>
-      </w:pPr>
-      <w:r>
-        <w:rPr>
-          <w:lang w:val="en-US"/>
-        </w:rPr>
-        <w:t xml:space="preserve">    </w:t>
-      </w:r>
-      <w:r>
-        <w:rPr>
-          <w:lang w:val="en-US"/>
-        </w:rPr>
-        <w:t>&lt;</w:t>
-      </w:r>
-      <w:proofErr w:type="spellStart"/>
-      <w:r>
-        <w:rPr>
-          <w:lang w:val="en-US"/>
-        </w:rPr>
-        <w:t>FinalPrice</w:t>
-      </w:r>
-      <w:proofErr w:type="spellEnd"/>
-      <w:r>
-        <w:rPr>
-          <w:lang w:val="en-US"/>
-        </w:rPr>
-        <w:t>&gt;9000&lt;/</w:t>
-      </w:r>
-      <w:proofErr w:type="spellStart"/>
-      <w:r>
-        <w:rPr>
-          <w:lang w:val="en-US"/>
-        </w:rPr>
-        <w:t>FinalPrice</w:t>
-      </w:r>
-      <w:proofErr w:type="spellEnd"/>
-      <w:r>
-        <w:rPr>
-          <w:lang w:val="en-US"/>
-        </w:rPr>
-        <w:t>&gt;</w:t>
-      </w:r>
-    </w:p>
-    <w:p>
-      <w:pPr>
-        <w:ind w:firstLine="1418"/>
-        <w:rPr>
-          <w:lang w:val="en-US"/>
-        </w:rPr>
-      </w:pPr>
-      <w:r>
-        <w:rPr>
-          <w:lang w:val="en-US"/>
-        </w:rPr>
-        <w:t xml:space="preserve">  &lt;/</w:t>
-      </w:r>
-      <w:proofErr w:type="spellStart"/>
-      <w:r>
-        <w:rPr>
-          <w:lang w:val="en-US"/>
-        </w:rPr>
-        <w:t>DiscountCalculation</w:t>
-      </w:r>
-      <w:proofErr w:type="spellEnd"/>
-      <w:r>
-        <w:rPr>
-          <w:lang w:val="en-US"/>
-        </w:rPr>
-        <w:t>&gt;</w:t>
-      </w:r>
-    </w:p>
-    <w:p>
-      <w:pPr>
-        <w:ind w:firstLine="1418"/>
-      </w:pPr>
-      <w:r>
-        <w:t>&lt;/</w:t>
-      </w:r>
-      <w:proofErr w:type="spellStart"/>
-      <w:r>
-        <w:t>ArrayOfDiscountCalculation</w:t>
-      </w:r>
-      <w:proofErr w:type="spellEnd"/>
-      <w:r>
-        <w:t>&gt;</w:t>
+      </w:pPr>
+      <w:r>
+        <w:t>&lt;/ArrayOfDiscountCalculation&gt;</w:t>
       </w:r>
     </w:p>
     <w:p>
@@ -8251,8 +7911,21 @@
       <w:r>
         <w:t>с</w:t>
       </w:r>
-      <w:r>
-        <w:t>умма покупки, руб.</w:t>
+      <w:commentRangeStart w:id="19"/>
+      <w:r>
+        <w:t xml:space="preserve">умма </w:t>
+      </w:r>
+      <w:commentRangeEnd w:id="19"/>
+      <w:r>
+        <w:rPr>
+          <w:rStyle w:val="a9"/>
+          <w:sz w:val="28"/>
+          <w:szCs w:val="22"/>
+        </w:rPr>
+        <w:commentReference w:id="19"/>
+      </w:r>
+      <w:r>
+        <w:t>покупки, руб.</w:t>
       </w:r>
       <w:r>
         <w:t>;</w:t>
@@ -8299,11 +7972,9 @@
       <w:r>
         <w:t xml:space="preserve">, </w:t>
       </w:r>
-      <w:proofErr w:type="spellStart"/>
       <w:r>
         <w:t>руб</w:t>
       </w:r>
-      <w:proofErr w:type="spellEnd"/>
       <w:r>
         <w:t>;</w:t>
       </w:r>
@@ -8935,8 +8606,69 @@
 </w:document>
 </file>
 
+<file path=word/comments.xml><?xml version="1.0" encoding="utf-8"?>
+<w:comments xmlns:wpc="http://schemas.microsoft.com/office/word/2010/wordprocessingCanvas" xmlns:cx="http://schemas.microsoft.com/office/drawing/2014/chartex" xmlns:cx1="http://schemas.microsoft.com/office/drawing/2015/9/8/chartex" xmlns:cx2="http://schemas.microsoft.com/office/drawing/2015/10/21/chartex" xmlns:cx3="http://schemas.microsoft.com/office/drawing/2016/5/9/chartex" xmlns:cx4="http://schemas.microsoft.com/office/drawing/2016/5/10/chartex" xmlns:cx5="http://schemas.microsoft.com/office/drawing/2016/5/11/chartex" xmlns:cx6="http://schemas.microsoft.com/office/drawing/2016/5/12/chartex" xmlns:cx7="http://schemas.microsoft.com/office/drawing/2016/5/13/chartex" xmlns:cx8="http://schemas.microsoft.com/office/drawing/2016/5/14/chartex" xmlns:mc="http://schemas.openxmlformats.org/markup-compatibility/2006" xmlns:aink="http://schemas.microsoft.com/office/drawing/2016/ink" xmlns:am3d="http://schemas.microsoft.com/office/drawing/2017/model3d" xmlns:o="urn:schemas-microsoft-com:office:office" xmlns:oel="http://schemas.microsoft.com/office/2019/extlst" xmlns:r="http://schemas.openxmlformats.org/officeDocument/2006/relationships" xmlns:m="http://schemas.openxmlformats.org/officeDocument/2006/math" xmlns:v="urn:schemas-microsoft-com:vml" xmlns:wp14="http://schemas.microsoft.com/office/word/2010/wordprocessingDrawing" xmlns:wp="http://schemas.openxmlformats.org/drawingml/2006/wordprocessingDrawing" xmlns:w10="urn:schemas-microsoft-com:office:word" xmlns:w="http://schemas.openxmlformats.org/wordprocessingml/2006/main" xmlns:w14="http://schemas.microsoft.com/office/word/2010/wordml" xmlns:w15="http://schemas.microsoft.com/office/word/2012/wordml" xmlns:w16cex="http://schemas.microsoft.com/office/word/2018/wordml/cex" xmlns:w16cid="http://schemas.microsoft.com/office/word/2016/wordml/cid" xmlns:w16="http://schemas.microsoft.com/office/word/2018/wordml" xmlns:w16du="http://schemas.microsoft.com/office/word/2023/wordml/word16du" xmlns:w16sdtdh="http://schemas.microsoft.com/office/word/2020/wordml/sdtdatahash" xmlns:w16sdtfl="http://schemas.microsoft.com/office/word/2024/wordml/sdtformatlock" xmlns:w16se="http://schemas.microsoft.com/office/word/2015/wordml/symex" xmlns:wpg="http://schemas.microsoft.com/office/word/2010/wordprocessingGroup" xmlns:wpi="http://schemas.microsoft.com/office/word/2010/wordprocessingInk" xmlns:wne="http://schemas.microsoft.com/office/word/2006/wordml" xmlns:wps="http://schemas.microsoft.com/office/word/2010/wordprocessingShape" mc:Ignorable="w14 w15 w16se w16cid w16 w16cex w16sdtdh w16sdtfl w16du wp14">
+  <w:comment w:id="10" w:author="Aleksey A. Kalentev" w:date="2026-01-17T12:47:00Z" w:initials="AAK">
+    <w:p>
+      <w:pPr>
+        <w:pStyle w:val="aa"/>
+        <w:rPr>
+          <w:lang w:val="en-US"/>
+        </w:rPr>
+      </w:pPr>
+      <w:r>
+        <w:rPr>
+          <w:rStyle w:val="a9"/>
+        </w:rPr>
+        <w:annotationRef/>
+      </w:r>
+      <w:r>
+        <w:rPr>
+          <w:lang w:val="en-US"/>
+        </w:rPr>
+        <w:t>Base</w:t>
+      </w:r>
+    </w:p>
+  </w:comment>
+  <w:comment w:id="19" w:author="Aleksey A. Kalentev" w:date="2026-01-17T12:49:00Z" w:initials="AAK">
+    <w:p>
+      <w:pPr>
+        <w:pStyle w:val="aa"/>
+      </w:pPr>
+      <w:r>
+        <w:rPr>
+          <w:rStyle w:val="a9"/>
+        </w:rPr>
+        <w:annotationRef/>
+      </w:r>
+    </w:p>
+  </w:comment>
+</w:comments>
+</file>
+
+<file path=word/commentsExtended.xml><?xml version="1.0" encoding="utf-8"?>
+<w15:commentsEx xmlns:wpc="http://schemas.microsoft.com/office/word/2010/wordprocessingCanvas" xmlns:cx="http://schemas.microsoft.com/office/drawing/2014/chartex" xmlns:cx1="http://schemas.microsoft.com/office/drawing/2015/9/8/chartex" xmlns:cx2="http://schemas.microsoft.com/office/drawing/2015/10/21/chartex" xmlns:cx3="http://schemas.microsoft.com/office/drawing/2016/5/9/chartex" xmlns:cx4="http://schemas.microsoft.com/office/drawing/2016/5/10/chartex" xmlns:cx5="http://schemas.microsoft.com/office/drawing/2016/5/11/chartex" xmlns:cx6="http://schemas.microsoft.com/office/drawing/2016/5/12/chartex" xmlns:cx7="http://schemas.microsoft.com/office/drawing/2016/5/13/chartex" xmlns:cx8="http://schemas.microsoft.com/office/drawing/2016/5/14/chartex" xmlns:mc="http://schemas.openxmlformats.org/markup-compatibility/2006" xmlns:aink="http://schemas.microsoft.com/office/drawing/2016/ink" xmlns:am3d="http://schemas.microsoft.com/office/drawing/2017/model3d" xmlns:o="urn:schemas-microsoft-com:office:office" xmlns:oel="http://schemas.microsoft.com/office/2019/extlst" xmlns:r="http://schemas.openxmlformats.org/officeDocument/2006/relationships" xmlns:m="http://schemas.openxmlformats.org/officeDocument/2006/math" xmlns:v="urn:schemas-microsoft-com:vml" xmlns:wp14="http://schemas.microsoft.com/office/word/2010/wordprocessingDrawing" xmlns:wp="http://schemas.openxmlformats.org/drawingml/2006/wordprocessingDrawing" xmlns:w10="urn:schemas-microsoft-com:office:word" xmlns:w="http://schemas.openxmlformats.org/wordprocessingml/2006/main" xmlns:w14="http://schemas.microsoft.com/office/word/2010/wordml" xmlns:w15="http://schemas.microsoft.com/office/word/2012/wordml" xmlns:w16cex="http://schemas.microsoft.com/office/word/2018/wordml/cex" xmlns:w16cid="http://schemas.microsoft.com/office/word/2016/wordml/cid" xmlns:w16="http://schemas.microsoft.com/office/word/2018/wordml" xmlns:w16du="http://schemas.microsoft.com/office/word/2023/wordml/word16du" xmlns:w16sdtdh="http://schemas.microsoft.com/office/word/2020/wordml/sdtdatahash" xmlns:w16sdtfl="http://schemas.microsoft.com/office/word/2024/wordml/sdtformatlock" xmlns:w16se="http://schemas.microsoft.com/office/word/2015/wordml/symex" xmlns:wpg="http://schemas.microsoft.com/office/word/2010/wordprocessingGroup" xmlns:wpi="http://schemas.microsoft.com/office/word/2010/wordprocessingInk" xmlns:wne="http://schemas.microsoft.com/office/word/2006/wordml" xmlns:wps="http://schemas.microsoft.com/office/word/2010/wordprocessingShape" mc:Ignorable="w14 w15 w16se w16cid w16 w16cex w16sdtdh w16sdtfl w16du wp14">
+  <w15:commentEx w15:paraId="5217E564" w15:done="1"/>
+  <w15:commentEx w15:paraId="785C439E" w15:done="1"/>
+</w15:commentsEx>
+</file>
+
+<file path=word/commentsExtensible.xml><?xml version="1.0" encoding="utf-8"?>
+<w16cex:commentsExtensible xmlns:wpc="http://schemas.microsoft.com/office/word/2010/wordprocessingCanvas" xmlns:cx="http://schemas.microsoft.com/office/drawing/2014/chartex" xmlns:cx1="http://schemas.microsoft.com/office/drawing/2015/9/8/chartex" xmlns:cx2="http://schemas.microsoft.com/office/drawing/2015/10/21/chartex" xmlns:cx3="http://schemas.microsoft.com/office/drawing/2016/5/9/chartex" xmlns:cx4="http://schemas.microsoft.com/office/drawing/2016/5/10/chartex" xmlns:cx5="http://schemas.microsoft.com/office/drawing/2016/5/11/chartex" xmlns:cx6="http://schemas.microsoft.com/office/drawing/2016/5/12/chartex" xmlns:cx7="http://schemas.microsoft.com/office/drawing/2016/5/13/chartex" xmlns:cx8="http://schemas.microsoft.com/office/drawing/2016/5/14/chartex" xmlns:cr="http://schemas.microsoft.com/office/comments/2020/reactions" xmlns:mc="http://schemas.openxmlformats.org/markup-compatibility/2006" xmlns:aink="http://schemas.microsoft.com/office/drawing/2016/ink" xmlns:am3d="http://schemas.microsoft.com/office/drawing/2017/model3d" xmlns:o="urn:schemas-microsoft-com:office:office" xmlns:oel="http://schemas.microsoft.com/office/2019/extlst" xmlns:r="http://schemas.openxmlformats.org/officeDocument/2006/relationships" xmlns:m="http://schemas.openxmlformats.org/officeDocument/2006/math" xmlns:v="urn:schemas-microsoft-com:vml" xmlns:wp14="http://schemas.microsoft.com/office/word/2010/wordprocessingDrawing" xmlns:wp="http://schemas.openxmlformats.org/drawingml/2006/wordprocessingDrawing" xmlns:w10="urn:schemas-microsoft-com:office:word" xmlns:w="http://schemas.openxmlformats.org/wordprocessingml/2006/main" xmlns:w14="http://schemas.microsoft.com/office/word/2010/wordml" xmlns:w15="http://schemas.microsoft.com/office/word/2012/wordml" xmlns:w16cex="http://schemas.microsoft.com/office/word/2018/wordml/cex" xmlns:w16cid="http://schemas.microsoft.com/office/word/2016/wordml/cid" xmlns:w16="http://schemas.microsoft.com/office/word/2018/wordml" xmlns:w16du="http://schemas.microsoft.com/office/word/2023/wordml/word16du" xmlns:w16sdtdh="http://schemas.microsoft.com/office/word/2020/wordml/sdtdatahash" xmlns:w16sdtfl="http://schemas.microsoft.com/office/word/2024/wordml/sdtformatlock" xmlns:w16se="http://schemas.microsoft.com/office/word/2015/wordml/symex" xmlns:wpg="http://schemas.microsoft.com/office/word/2010/wordprocessingGroup" xmlns:wpi="http://schemas.microsoft.com/office/word/2010/wordprocessingInk" xmlns:wne="http://schemas.microsoft.com/office/word/2006/wordml" xmlns:wps="http://schemas.microsoft.com/office/word/2010/wordprocessingShape" mc:Ignorable="w14 w15 w16se w16cid w16 w16cex w16sdtdh w16sdtfl cr w16du wp14">
+  <w16cex:commentExtensible w16cex:durableId="2D160347" w16cex:dateUtc="2026-01-17T05:47:00Z"/>
+  <w16cex:commentExtensible w16cex:durableId="2D1603CF" w16cex:dateUtc="2026-01-17T05:49:00Z"/>
+</w16cex:commentsExtensible>
+</file>
+
+<file path=word/commentsIds.xml><?xml version="1.0" encoding="utf-8"?>
+<w16cid:commentsIds xmlns:wpc="http://schemas.microsoft.com/office/word/2010/wordprocessingCanvas" xmlns:cx="http://schemas.microsoft.com/office/drawing/2014/chartex" xmlns:cx1="http://schemas.microsoft.com/office/drawing/2015/9/8/chartex" xmlns:cx2="http://schemas.microsoft.com/office/drawing/2015/10/21/chartex" xmlns:cx3="http://schemas.microsoft.com/office/drawing/2016/5/9/chartex" xmlns:cx4="http://schemas.microsoft.com/office/drawing/2016/5/10/chartex" xmlns:cx5="http://schemas.microsoft.com/office/drawing/2016/5/11/chartex" xmlns:cx6="http://schemas.microsoft.com/office/drawing/2016/5/12/chartex" xmlns:cx7="http://schemas.microsoft.com/office/drawing/2016/5/13/chartex" xmlns:cx8="http://schemas.microsoft.com/office/drawing/2016/5/14/chartex" xmlns:mc="http://schemas.openxmlformats.org/markup-compatibility/2006" xmlns:aink="http://schemas.microsoft.com/office/drawing/2016/ink" xmlns:am3d="http://schemas.microsoft.com/office/drawing/2017/model3d" xmlns:o="urn:schemas-microsoft-com:office:office" xmlns:oel="http://schemas.microsoft.com/office/2019/extlst" xmlns:r="http://schemas.openxmlformats.org/officeDocument/2006/relationships" xmlns:m="http://schemas.openxmlformats.org/officeDocument/2006/math" xmlns:v="urn:schemas-microsoft-com:vml" xmlns:wp14="http://schemas.microsoft.com/office/word/2010/wordprocessingDrawing" xmlns:wp="http://schemas.openxmlformats.org/drawingml/2006/wordprocessingDrawing" xmlns:w10="urn:schemas-microsoft-com:office:word" xmlns:w="http://schemas.openxmlformats.org/wordprocessingml/2006/main" xmlns:w14="http://schemas.microsoft.com/office/word/2010/wordml" xmlns:w15="http://schemas.microsoft.com/office/word/2012/wordml" xmlns:w16cex="http://schemas.microsoft.com/office/word/2018/wordml/cex" xmlns:w16cid="http://schemas.microsoft.com/office/word/2016/wordml/cid" xmlns:w16="http://schemas.microsoft.com/office/word/2018/wordml" xmlns:w16du="http://schemas.microsoft.com/office/word/2023/wordml/word16du" xmlns:w16sdtdh="http://schemas.microsoft.com/office/word/2020/wordml/sdtdatahash" xmlns:w16sdtfl="http://schemas.microsoft.com/office/word/2024/wordml/sdtformatlock" xmlns:w16se="http://schemas.microsoft.com/office/word/2015/wordml/symex" xmlns:wpg="http://schemas.microsoft.com/office/word/2010/wordprocessingGroup" xmlns:wpi="http://schemas.microsoft.com/office/word/2010/wordprocessingInk" xmlns:wne="http://schemas.microsoft.com/office/word/2006/wordml" xmlns:wps="http://schemas.microsoft.com/office/word/2010/wordprocessingShape" mc:Ignorable="w14 w15 w16se w16cid w16 w16cex w16sdtdh w16sdtfl w16du wp14">
+  <w16cid:commentId w16cid:paraId="5217E564" w16cid:durableId="2D160347"/>
+  <w16cid:commentId w16cid:paraId="785C439E" w16cid:durableId="2D1603CF"/>
+</w16cid:commentsIds>
+</file>
+
 <file path=word/endnotes.xml><?xml version="1.0" encoding="utf-8"?>
-<w:endnotes xmlns:wpc="http://schemas.microsoft.com/office/word/2010/wordprocessingCanvas" xmlns:cx="http://schemas.microsoft.com/office/drawing/2014/chartex" xmlns:cx1="http://schemas.microsoft.com/office/drawing/2015/9/8/chartex" xmlns:cx2="http://schemas.microsoft.com/office/drawing/2015/10/21/chartex" xmlns:cx3="http://schemas.microsoft.com/office/drawing/2016/5/9/chartex" xmlns:cx4="http://schemas.microsoft.com/office/drawing/2016/5/10/chartex" xmlns:cx5="http://schemas.microsoft.com/office/drawing/2016/5/11/chartex" xmlns:cx6="http://schemas.microsoft.com/office/drawing/2016/5/12/chartex" xmlns:cx7="http://schemas.microsoft.com/office/drawing/2016/5/13/chartex" xmlns:cx8="http://schemas.microsoft.com/office/drawing/2016/5/14/chartex" xmlns:mc="http://schemas.openxmlformats.org/markup-compatibility/2006" xmlns:aink="http://schemas.microsoft.com/office/drawing/2016/ink" xmlns:am3d="http://schemas.microsoft.com/office/drawing/2017/model3d" xmlns:o="urn:schemas-microsoft-com:office:office" xmlns:r="http://schemas.openxmlformats.org/officeDocument/2006/relationships" xmlns:m="http://schemas.openxmlformats.org/officeDocument/2006/math" xmlns:v="urn:schemas-microsoft-com:vml" xmlns:wp14="http://schemas.microsoft.com/office/word/2010/wordprocessingDrawing" xmlns:wp="http://schemas.openxmlformats.org/drawingml/2006/wordprocessingDrawing" xmlns:w10="urn:schemas-microsoft-com:office:word" xmlns:w="http://schemas.openxmlformats.org/wordprocessingml/2006/main" xmlns:w14="http://schemas.microsoft.com/office/word/2010/wordml" xmlns:w15="http://schemas.microsoft.com/office/word/2012/wordml" xmlns:w16cex="http://schemas.microsoft.com/office/word/2018/wordml/cex" xmlns:w16cid="http://schemas.microsoft.com/office/word/2016/wordml/cid" xmlns:w16="http://schemas.microsoft.com/office/word/2018/wordml" xmlns:w16sdtdh="http://schemas.microsoft.com/office/word/2020/wordml/sdtdatahash" xmlns:w16se="http://schemas.microsoft.com/office/word/2015/wordml/symex" xmlns:wpg="http://schemas.microsoft.com/office/word/2010/wordprocessingGroup" xmlns:wpi="http://schemas.microsoft.com/office/word/2010/wordprocessingInk" xmlns:wne="http://schemas.microsoft.com/office/word/2006/wordml" xmlns:wps="http://schemas.microsoft.com/office/word/2010/wordprocessingShape" mc:Ignorable="w14 w15 w16se w16cid w16 w16cex w16sdtdh wp14">
+<w:endnotes xmlns:wpc="http://schemas.microsoft.com/office/word/2010/wordprocessingCanvas" xmlns:cx="http://schemas.microsoft.com/office/drawing/2014/chartex" xmlns:cx1="http://schemas.microsoft.com/office/drawing/2015/9/8/chartex" xmlns:cx2="http://schemas.microsoft.com/office/drawing/2015/10/21/chartex" xmlns:cx3="http://schemas.microsoft.com/office/drawing/2016/5/9/chartex" xmlns:cx4="http://schemas.microsoft.com/office/drawing/2016/5/10/chartex" xmlns:cx5="http://schemas.microsoft.com/office/drawing/2016/5/11/chartex" xmlns:cx6="http://schemas.microsoft.com/office/drawing/2016/5/12/chartex" xmlns:cx7="http://schemas.microsoft.com/office/drawing/2016/5/13/chartex" xmlns:cx8="http://schemas.microsoft.com/office/drawing/2016/5/14/chartex" xmlns:mc="http://schemas.openxmlformats.org/markup-compatibility/2006" xmlns:aink="http://schemas.microsoft.com/office/drawing/2016/ink" xmlns:am3d="http://schemas.microsoft.com/office/drawing/2017/model3d" xmlns:o="urn:schemas-microsoft-com:office:office" xmlns:oel="http://schemas.microsoft.com/office/2019/extlst" xmlns:r="http://schemas.openxmlformats.org/officeDocument/2006/relationships" xmlns:m="http://schemas.openxmlformats.org/officeDocument/2006/math" xmlns:v="urn:schemas-microsoft-com:vml" xmlns:wp14="http://schemas.microsoft.com/office/word/2010/wordprocessingDrawing" xmlns:wp="http://schemas.openxmlformats.org/drawingml/2006/wordprocessingDrawing" xmlns:w10="urn:schemas-microsoft-com:office:word" xmlns:w="http://schemas.openxmlformats.org/wordprocessingml/2006/main" xmlns:w14="http://schemas.microsoft.com/office/word/2010/wordml" xmlns:w15="http://schemas.microsoft.com/office/word/2012/wordml" xmlns:w16cex="http://schemas.microsoft.com/office/word/2018/wordml/cex" xmlns:w16cid="http://schemas.microsoft.com/office/word/2016/wordml/cid" xmlns:w16="http://schemas.microsoft.com/office/word/2018/wordml" xmlns:w16du="http://schemas.microsoft.com/office/word/2023/wordml/word16du" xmlns:w16sdtdh="http://schemas.microsoft.com/office/word/2020/wordml/sdtdatahash" xmlns:w16sdtfl="http://schemas.microsoft.com/office/word/2024/wordml/sdtformatlock" xmlns:w16se="http://schemas.microsoft.com/office/word/2015/wordml/symex" xmlns:wpg="http://schemas.microsoft.com/office/word/2010/wordprocessingGroup" xmlns:wpi="http://schemas.microsoft.com/office/word/2010/wordprocessingInk" xmlns:wne="http://schemas.microsoft.com/office/word/2006/wordml" xmlns:wps="http://schemas.microsoft.com/office/word/2010/wordprocessingShape" mc:Ignorable="w14 w15 w16se w16cid w16 w16cex w16sdtdh w16sdtfl w16du wp14">
   <w:endnote w:type="separator" w:id="-1">
     <w:p>
       <w:pPr>
@@ -8961,7 +8693,7 @@
 </file>
 
 <file path=word/footer1.xml><?xml version="1.0" encoding="utf-8"?>
-<w:ftr xmlns:wpc="http://schemas.microsoft.com/office/word/2010/wordprocessingCanvas" xmlns:cx="http://schemas.microsoft.com/office/drawing/2014/chartex" xmlns:cx1="http://schemas.microsoft.com/office/drawing/2015/9/8/chartex" xmlns:cx2="http://schemas.microsoft.com/office/drawing/2015/10/21/chartex" xmlns:cx3="http://schemas.microsoft.com/office/drawing/2016/5/9/chartex" xmlns:cx4="http://schemas.microsoft.com/office/drawing/2016/5/10/chartex" xmlns:cx5="http://schemas.microsoft.com/office/drawing/2016/5/11/chartex" xmlns:cx6="http://schemas.microsoft.com/office/drawing/2016/5/12/chartex" xmlns:cx7="http://schemas.microsoft.com/office/drawing/2016/5/13/chartex" xmlns:cx8="http://schemas.microsoft.com/office/drawing/2016/5/14/chartex" xmlns:mc="http://schemas.openxmlformats.org/markup-compatibility/2006" xmlns:aink="http://schemas.microsoft.com/office/drawing/2016/ink" xmlns:am3d="http://schemas.microsoft.com/office/drawing/2017/model3d" xmlns:o="urn:schemas-microsoft-com:office:office" xmlns:r="http://schemas.openxmlformats.org/officeDocument/2006/relationships" xmlns:m="http://schemas.openxmlformats.org/officeDocument/2006/math" xmlns:v="urn:schemas-microsoft-com:vml" xmlns:wp14="http://schemas.microsoft.com/office/word/2010/wordprocessingDrawing" xmlns:wp="http://schemas.openxmlformats.org/drawingml/2006/wordprocessingDrawing" xmlns:w10="urn:schemas-microsoft-com:office:word" xmlns:w="http://schemas.openxmlformats.org/wordprocessingml/2006/main" xmlns:w14="http://schemas.microsoft.com/office/word/2010/wordml" xmlns:w15="http://schemas.microsoft.com/office/word/2012/wordml" xmlns:w16cex="http://schemas.microsoft.com/office/word/2018/wordml/cex" xmlns:w16cid="http://schemas.microsoft.com/office/word/2016/wordml/cid" xmlns:w16="http://schemas.microsoft.com/office/word/2018/wordml" xmlns:w16sdtdh="http://schemas.microsoft.com/office/word/2020/wordml/sdtdatahash" xmlns:w16se="http://schemas.microsoft.com/office/word/2015/wordml/symex" xmlns:wpg="http://schemas.microsoft.com/office/word/2010/wordprocessingGroup" xmlns:wpi="http://schemas.microsoft.com/office/word/2010/wordprocessingInk" xmlns:wne="http://schemas.microsoft.com/office/word/2006/wordml" xmlns:wps="http://schemas.microsoft.com/office/word/2010/wordprocessingShape" mc:Ignorable="w14 w15 w16se w16cid w16 w16cex w16sdtdh wp14">
+<w:ftr xmlns:wpc="http://schemas.microsoft.com/office/word/2010/wordprocessingCanvas" xmlns:cx="http://schemas.microsoft.com/office/drawing/2014/chartex" xmlns:cx1="http://schemas.microsoft.com/office/drawing/2015/9/8/chartex" xmlns:cx2="http://schemas.microsoft.com/office/drawing/2015/10/21/chartex" xmlns:cx3="http://schemas.microsoft.com/office/drawing/2016/5/9/chartex" xmlns:cx4="http://schemas.microsoft.com/office/drawing/2016/5/10/chartex" xmlns:cx5="http://schemas.microsoft.com/office/drawing/2016/5/11/chartex" xmlns:cx6="http://schemas.microsoft.com/office/drawing/2016/5/12/chartex" xmlns:cx7="http://schemas.microsoft.com/office/drawing/2016/5/13/chartex" xmlns:cx8="http://schemas.microsoft.com/office/drawing/2016/5/14/chartex" xmlns:mc="http://schemas.openxmlformats.org/markup-compatibility/2006" xmlns:aink="http://schemas.microsoft.com/office/drawing/2016/ink" xmlns:am3d="http://schemas.microsoft.com/office/drawing/2017/model3d" xmlns:o="urn:schemas-microsoft-com:office:office" xmlns:oel="http://schemas.microsoft.com/office/2019/extlst" xmlns:r="http://schemas.openxmlformats.org/officeDocument/2006/relationships" xmlns:m="http://schemas.openxmlformats.org/officeDocument/2006/math" xmlns:v="urn:schemas-microsoft-com:vml" xmlns:wp14="http://schemas.microsoft.com/office/word/2010/wordprocessingDrawing" xmlns:wp="http://schemas.openxmlformats.org/drawingml/2006/wordprocessingDrawing" xmlns:w10="urn:schemas-microsoft-com:office:word" xmlns:w="http://schemas.openxmlformats.org/wordprocessingml/2006/main" xmlns:w14="http://schemas.microsoft.com/office/word/2010/wordml" xmlns:w15="http://schemas.microsoft.com/office/word/2012/wordml" xmlns:w16cex="http://schemas.microsoft.com/office/word/2018/wordml/cex" xmlns:w16cid="http://schemas.microsoft.com/office/word/2016/wordml/cid" xmlns:w16="http://schemas.microsoft.com/office/word/2018/wordml" xmlns:w16du="http://schemas.microsoft.com/office/word/2023/wordml/word16du" xmlns:w16sdtdh="http://schemas.microsoft.com/office/word/2020/wordml/sdtdatahash" xmlns:w16sdtfl="http://schemas.microsoft.com/office/word/2024/wordml/sdtformatlock" xmlns:w16se="http://schemas.microsoft.com/office/word/2015/wordml/symex" xmlns:wpg="http://schemas.microsoft.com/office/word/2010/wordprocessingGroup" xmlns:wpi="http://schemas.microsoft.com/office/word/2010/wordprocessingInk" xmlns:wne="http://schemas.microsoft.com/office/word/2006/wordml" xmlns:wps="http://schemas.microsoft.com/office/word/2010/wordprocessingShape" mc:Ignorable="w14 w15 w16se w16cid w16 w16cex w16sdtdh w16sdtfl w16du wp14">
   <w:sdt>
     <w:sdtPr>
       <w:id w:val="8180956"/>
@@ -8970,7 +8702,6 @@
         <w:docPartUnique/>
       </w:docPartObj>
     </w:sdtPr>
-    <w:sdtEndPr/>
     <w:sdtContent>
       <w:p>
         <w:pPr>
@@ -9003,7 +8734,7 @@
 </file>
 
 <file path=word/footnotes.xml><?xml version="1.0" encoding="utf-8"?>
-<w:footnotes xmlns:wpc="http://schemas.microsoft.com/office/word/2010/wordprocessingCanvas" xmlns:cx="http://schemas.microsoft.com/office/drawing/2014/chartex" xmlns:cx1="http://schemas.microsoft.com/office/drawing/2015/9/8/chartex" xmlns:cx2="http://schemas.microsoft.com/office/drawing/2015/10/21/chartex" xmlns:cx3="http://schemas.microsoft.com/office/drawing/2016/5/9/chartex" xmlns:cx4="http://schemas.microsoft.com/office/drawing/2016/5/10/chartex" xmlns:cx5="http://schemas.microsoft.com/office/drawing/2016/5/11/chartex" xmlns:cx6="http://schemas.microsoft.com/office/drawing/2016/5/12/chartex" xmlns:cx7="http://schemas.microsoft.com/office/drawing/2016/5/13/chartex" xmlns:cx8="http://schemas.microsoft.com/office/drawing/2016/5/14/chartex" xmlns:mc="http://schemas.openxmlformats.org/markup-compatibility/2006" xmlns:aink="http://schemas.microsoft.com/office/drawing/2016/ink" xmlns:am3d="http://schemas.microsoft.com/office/drawing/2017/model3d" xmlns:o="urn:schemas-microsoft-com:office:office" xmlns:r="http://schemas.openxmlformats.org/officeDocument/2006/relationships" xmlns:m="http://schemas.openxmlformats.org/officeDocument/2006/math" xmlns:v="urn:schemas-microsoft-com:vml" xmlns:wp14="http://schemas.microsoft.com/office/word/2010/wordprocessingDrawing" xmlns:wp="http://schemas.openxmlformats.org/drawingml/2006/wordprocessingDrawing" xmlns:w10="urn:schemas-microsoft-com:office:word" xmlns:w="http://schemas.openxmlformats.org/wordprocessingml/2006/main" xmlns:w14="http://schemas.microsoft.com/office/word/2010/wordml" xmlns:w15="http://schemas.microsoft.com/office/word/2012/wordml" xmlns:w16cex="http://schemas.microsoft.com/office/word/2018/wordml/cex" xmlns:w16cid="http://schemas.microsoft.com/office/word/2016/wordml/cid" xmlns:w16="http://schemas.microsoft.com/office/word/2018/wordml" xmlns:w16sdtdh="http://schemas.microsoft.com/office/word/2020/wordml/sdtdatahash" xmlns:w16se="http://schemas.microsoft.com/office/word/2015/wordml/symex" xmlns:wpg="http://schemas.microsoft.com/office/word/2010/wordprocessingGroup" xmlns:wpi="http://schemas.microsoft.com/office/word/2010/wordprocessingInk" xmlns:wne="http://schemas.microsoft.com/office/word/2006/wordml" xmlns:wps="http://schemas.microsoft.com/office/word/2010/wordprocessingShape" mc:Ignorable="w14 w15 w16se w16cid w16 w16cex w16sdtdh wp14">
+<w:footnotes xmlns:wpc="http://schemas.microsoft.com/office/word/2010/wordprocessingCanvas" xmlns:cx="http://schemas.microsoft.com/office/drawing/2014/chartex" xmlns:cx1="http://schemas.microsoft.com/office/drawing/2015/9/8/chartex" xmlns:cx2="http://schemas.microsoft.com/office/drawing/2015/10/21/chartex" xmlns:cx3="http://schemas.microsoft.com/office/drawing/2016/5/9/chartex" xmlns:cx4="http://schemas.microsoft.com/office/drawing/2016/5/10/chartex" xmlns:cx5="http://schemas.microsoft.com/office/drawing/2016/5/11/chartex" xmlns:cx6="http://schemas.microsoft.com/office/drawing/2016/5/12/chartex" xmlns:cx7="http://schemas.microsoft.com/office/drawing/2016/5/13/chartex" xmlns:cx8="http://schemas.microsoft.com/office/drawing/2016/5/14/chartex" xmlns:mc="http://schemas.openxmlformats.org/markup-compatibility/2006" xmlns:aink="http://schemas.microsoft.com/office/drawing/2016/ink" xmlns:am3d="http://schemas.microsoft.com/office/drawing/2017/model3d" xmlns:o="urn:schemas-microsoft-com:office:office" xmlns:oel="http://schemas.microsoft.com/office/2019/extlst" xmlns:r="http://schemas.openxmlformats.org/officeDocument/2006/relationships" xmlns:m="http://schemas.openxmlformats.org/officeDocument/2006/math" xmlns:v="urn:schemas-microsoft-com:vml" xmlns:wp14="http://schemas.microsoft.com/office/word/2010/wordprocessingDrawing" xmlns:wp="http://schemas.openxmlformats.org/drawingml/2006/wordprocessingDrawing" xmlns:w10="urn:schemas-microsoft-com:office:word" xmlns:w="http://schemas.openxmlformats.org/wordprocessingml/2006/main" xmlns:w14="http://schemas.microsoft.com/office/word/2010/wordml" xmlns:w15="http://schemas.microsoft.com/office/word/2012/wordml" xmlns:w16cex="http://schemas.microsoft.com/office/word/2018/wordml/cex" xmlns:w16cid="http://schemas.microsoft.com/office/word/2016/wordml/cid" xmlns:w16="http://schemas.microsoft.com/office/word/2018/wordml" xmlns:w16du="http://schemas.microsoft.com/office/word/2023/wordml/word16du" xmlns:w16sdtdh="http://schemas.microsoft.com/office/word/2020/wordml/sdtdatahash" xmlns:w16sdtfl="http://schemas.microsoft.com/office/word/2024/wordml/sdtformatlock" xmlns:w16se="http://schemas.microsoft.com/office/word/2015/wordml/symex" xmlns:wpg="http://schemas.microsoft.com/office/word/2010/wordprocessingGroup" xmlns:wpi="http://schemas.microsoft.com/office/word/2010/wordprocessingInk" xmlns:wne="http://schemas.microsoft.com/office/word/2006/wordml" xmlns:wps="http://schemas.microsoft.com/office/word/2010/wordprocessingShape" mc:Ignorable="w14 w15 w16se w16cid w16 w16cex w16sdtdh w16sdtfl w16du wp14">
   <w:footnote w:type="separator" w:id="-1">
     <w:p>
       <w:pPr>
@@ -9028,7 +8759,7 @@
 </file>
 
 <file path=word/numbering.xml><?xml version="1.0" encoding="utf-8"?>
-<w:numbering xmlns:wpc="http://schemas.microsoft.com/office/word/2010/wordprocessingCanvas" xmlns:cx="http://schemas.microsoft.com/office/drawing/2014/chartex" xmlns:cx1="http://schemas.microsoft.com/office/drawing/2015/9/8/chartex" xmlns:cx2="http://schemas.microsoft.com/office/drawing/2015/10/21/chartex" xmlns:cx3="http://schemas.microsoft.com/office/drawing/2016/5/9/chartex" xmlns:cx4="http://schemas.microsoft.com/office/drawing/2016/5/10/chartex" xmlns:cx5="http://schemas.microsoft.com/office/drawing/2016/5/11/chartex" xmlns:cx6="http://schemas.microsoft.com/office/drawing/2016/5/12/chartex" xmlns:cx7="http://schemas.microsoft.com/office/drawing/2016/5/13/chartex" xmlns:cx8="http://schemas.microsoft.com/office/drawing/2016/5/14/chartex" xmlns:mc="http://schemas.openxmlformats.org/markup-compatibility/2006" xmlns:aink="http://schemas.microsoft.com/office/drawing/2016/ink" xmlns:am3d="http://schemas.microsoft.com/office/drawing/2017/model3d" xmlns:o="urn:schemas-microsoft-com:office:office" xmlns:r="http://schemas.openxmlformats.org/officeDocument/2006/relationships" xmlns:m="http://schemas.openxmlformats.org/officeDocument/2006/math" xmlns:v="urn:schemas-microsoft-com:vml" xmlns:wp14="http://schemas.microsoft.com/office/word/2010/wordprocessingDrawing" xmlns:wp="http://schemas.openxmlformats.org/drawingml/2006/wordprocessingDrawing" xmlns:w10="urn:schemas-microsoft-com:office:word" xmlns:w="http://schemas.openxmlformats.org/wordprocessingml/2006/main" xmlns:w14="http://schemas.microsoft.com/office/word/2010/wordml" xmlns:w15="http://schemas.microsoft.com/office/word/2012/wordml" xmlns:w16cex="http://schemas.microsoft.com/office/word/2018/wordml/cex" xmlns:w16cid="http://schemas.microsoft.com/office/word/2016/wordml/cid" xmlns:w16="http://schemas.microsoft.com/office/word/2018/wordml" xmlns:w16sdtdh="http://schemas.microsoft.com/office/word/2020/wordml/sdtdatahash" xmlns:w16se="http://schemas.microsoft.com/office/word/2015/wordml/symex" xmlns:wpg="http://schemas.microsoft.com/office/word/2010/wordprocessingGroup" xmlns:wpi="http://schemas.microsoft.com/office/word/2010/wordprocessingInk" xmlns:wne="http://schemas.microsoft.com/office/word/2006/wordml" xmlns:wps="http://schemas.microsoft.com/office/word/2010/wordprocessingShape" mc:Ignorable="w14 w15 w16se w16cid w16 w16cex w16sdtdh wp14">
+<w:numbering xmlns:wpc="http://schemas.microsoft.com/office/word/2010/wordprocessingCanvas" xmlns:cx="http://schemas.microsoft.com/office/drawing/2014/chartex" xmlns:cx1="http://schemas.microsoft.com/office/drawing/2015/9/8/chartex" xmlns:cx2="http://schemas.microsoft.com/office/drawing/2015/10/21/chartex" xmlns:cx3="http://schemas.microsoft.com/office/drawing/2016/5/9/chartex" xmlns:cx4="http://schemas.microsoft.com/office/drawing/2016/5/10/chartex" xmlns:cx5="http://schemas.microsoft.com/office/drawing/2016/5/11/chartex" xmlns:cx6="http://schemas.microsoft.com/office/drawing/2016/5/12/chartex" xmlns:cx7="http://schemas.microsoft.com/office/drawing/2016/5/13/chartex" xmlns:cx8="http://schemas.microsoft.com/office/drawing/2016/5/14/chartex" xmlns:mc="http://schemas.openxmlformats.org/markup-compatibility/2006" xmlns:aink="http://schemas.microsoft.com/office/drawing/2016/ink" xmlns:am3d="http://schemas.microsoft.com/office/drawing/2017/model3d" xmlns:o="urn:schemas-microsoft-com:office:office" xmlns:oel="http://schemas.microsoft.com/office/2019/extlst" xmlns:r="http://schemas.openxmlformats.org/officeDocument/2006/relationships" xmlns:m="http://schemas.openxmlformats.org/officeDocument/2006/math" xmlns:v="urn:schemas-microsoft-com:vml" xmlns:wp14="http://schemas.microsoft.com/office/word/2010/wordprocessingDrawing" xmlns:wp="http://schemas.openxmlformats.org/drawingml/2006/wordprocessingDrawing" xmlns:w10="urn:schemas-microsoft-com:office:word" xmlns:w="http://schemas.openxmlformats.org/wordprocessingml/2006/main" xmlns:w14="http://schemas.microsoft.com/office/word/2010/wordml" xmlns:w15="http://schemas.microsoft.com/office/word/2012/wordml" xmlns:w16cex="http://schemas.microsoft.com/office/word/2018/wordml/cex" xmlns:w16cid="http://schemas.microsoft.com/office/word/2016/wordml/cid" xmlns:w16="http://schemas.microsoft.com/office/word/2018/wordml" xmlns:w16du="http://schemas.microsoft.com/office/word/2023/wordml/word16du" xmlns:w16sdtdh="http://schemas.microsoft.com/office/word/2020/wordml/sdtdatahash" xmlns:w16sdtfl="http://schemas.microsoft.com/office/word/2024/wordml/sdtformatlock" xmlns:w16se="http://schemas.microsoft.com/office/word/2015/wordml/symex" xmlns:wpg="http://schemas.microsoft.com/office/word/2010/wordprocessingGroup" xmlns:wpi="http://schemas.microsoft.com/office/word/2010/wordprocessingInk" xmlns:wne="http://schemas.microsoft.com/office/word/2006/wordml" xmlns:wps="http://schemas.microsoft.com/office/word/2010/wordprocessingShape" mc:Ignorable="w14 w15 w16se w16cid w16 w16cex w16sdtdh w16sdtfl w16du wp14">
   <w:abstractNum w:abstractNumId="0" w15:restartNumberingAfterBreak="0">
     <w:nsid w:val="1B1119EA"/>
     <w:multiLevelType w:val="hybridMultilevel"/>
@@ -9435,23 +9166,31 @@
       </w:rPr>
     </w:lvl>
   </w:abstractNum>
-  <w:num w:numId="1">
+  <w:num w:numId="1" w16cid:durableId="522868031">
     <w:abstractNumId w:val="1"/>
   </w:num>
-  <w:num w:numId="2">
+  <w:num w:numId="2" w16cid:durableId="189687421">
     <w:abstractNumId w:val="3"/>
   </w:num>
-  <w:num w:numId="3">
+  <w:num w:numId="3" w16cid:durableId="335234376">
     <w:abstractNumId w:val="2"/>
   </w:num>
-  <w:num w:numId="4">
+  <w:num w:numId="4" w16cid:durableId="1618677742">
     <w:abstractNumId w:val="0"/>
   </w:num>
 </w:numbering>
 </file>
 
+<file path=word/people.xml><?xml version="1.0" encoding="utf-8"?>
+<w15:people xmlns:wpc="http://schemas.microsoft.com/office/word/2010/wordprocessingCanvas" xmlns:cx="http://schemas.microsoft.com/office/drawing/2014/chartex" xmlns:cx1="http://schemas.microsoft.com/office/drawing/2015/9/8/chartex" xmlns:cx2="http://schemas.microsoft.com/office/drawing/2015/10/21/chartex" xmlns:cx3="http://schemas.microsoft.com/office/drawing/2016/5/9/chartex" xmlns:cx4="http://schemas.microsoft.com/office/drawing/2016/5/10/chartex" xmlns:cx5="http://schemas.microsoft.com/office/drawing/2016/5/11/chartex" xmlns:cx6="http://schemas.microsoft.com/office/drawing/2016/5/12/chartex" xmlns:cx7="http://schemas.microsoft.com/office/drawing/2016/5/13/chartex" xmlns:cx8="http://schemas.microsoft.com/office/drawing/2016/5/14/chartex" xmlns:mc="http://schemas.openxmlformats.org/markup-compatibility/2006" xmlns:aink="http://schemas.microsoft.com/office/drawing/2016/ink" xmlns:am3d="http://schemas.microsoft.com/office/drawing/2017/model3d" xmlns:o="urn:schemas-microsoft-com:office:office" xmlns:oel="http://schemas.microsoft.com/office/2019/extlst" xmlns:r="http://schemas.openxmlformats.org/officeDocument/2006/relationships" xmlns:m="http://schemas.openxmlformats.org/officeDocument/2006/math" xmlns:v="urn:schemas-microsoft-com:vml" xmlns:wp14="http://schemas.microsoft.com/office/word/2010/wordprocessingDrawing" xmlns:wp="http://schemas.openxmlformats.org/drawingml/2006/wordprocessingDrawing" xmlns:w10="urn:schemas-microsoft-com:office:word" xmlns:w="http://schemas.openxmlformats.org/wordprocessingml/2006/main" xmlns:w14="http://schemas.microsoft.com/office/word/2010/wordml" xmlns:w15="http://schemas.microsoft.com/office/word/2012/wordml" xmlns:w16cex="http://schemas.microsoft.com/office/word/2018/wordml/cex" xmlns:w16cid="http://schemas.microsoft.com/office/word/2016/wordml/cid" xmlns:w16="http://schemas.microsoft.com/office/word/2018/wordml" xmlns:w16du="http://schemas.microsoft.com/office/word/2023/wordml/word16du" xmlns:w16sdtdh="http://schemas.microsoft.com/office/word/2020/wordml/sdtdatahash" xmlns:w16sdtfl="http://schemas.microsoft.com/office/word/2024/wordml/sdtformatlock" xmlns:w16se="http://schemas.microsoft.com/office/word/2015/wordml/symex" xmlns:wpg="http://schemas.microsoft.com/office/word/2010/wordprocessingGroup" xmlns:wpi="http://schemas.microsoft.com/office/word/2010/wordprocessingInk" xmlns:wne="http://schemas.microsoft.com/office/word/2006/wordml" xmlns:wps="http://schemas.microsoft.com/office/word/2010/wordprocessingShape" mc:Ignorable="w14 w15 w16se w16cid w16 w16cex w16sdtdh w16sdtfl w16du wp14">
+  <w15:person w15:author="Aleksey A. Kalentev">
+    <w15:presenceInfo w15:providerId="AD" w15:userId="S-1-5-21-507921405-1993962763-1957994488-151096"/>
+  </w15:person>
+</w15:people>
+</file>
+
 <file path=word/styles.xml><?xml version="1.0" encoding="utf-8"?>
-<w:styles xmlns:mc="http://schemas.openxmlformats.org/markup-compatibility/2006" xmlns:r="http://schemas.openxmlformats.org/officeDocument/2006/relationships" xmlns:w="http://schemas.openxmlformats.org/wordprocessingml/2006/main" xmlns:w14="http://schemas.microsoft.com/office/word/2010/wordml" xmlns:w15="http://schemas.microsoft.com/office/word/2012/wordml" xmlns:w16cex="http://schemas.microsoft.com/office/word/2018/wordml/cex" xmlns:w16cid="http://schemas.microsoft.com/office/word/2016/wordml/cid" xmlns:w16="http://schemas.microsoft.com/office/word/2018/wordml" xmlns:w16sdtdh="http://schemas.microsoft.com/office/word/2020/wordml/sdtdatahash" xmlns:w16se="http://schemas.microsoft.com/office/word/2015/wordml/symex" mc:Ignorable="w14 w15 w16se w16cid w16 w16cex w16sdtdh">
+<w:styles xmlns:mc="http://schemas.openxmlformats.org/markup-compatibility/2006" xmlns:r="http://schemas.openxmlformats.org/officeDocument/2006/relationships" xmlns:w="http://schemas.openxmlformats.org/wordprocessingml/2006/main" xmlns:w14="http://schemas.microsoft.com/office/word/2010/wordml" xmlns:w15="http://schemas.microsoft.com/office/word/2012/wordml" xmlns:w16cex="http://schemas.microsoft.com/office/word/2018/wordml/cex" xmlns:w16cid="http://schemas.microsoft.com/office/word/2016/wordml/cid" xmlns:w16="http://schemas.microsoft.com/office/word/2018/wordml" xmlns:w16du="http://schemas.microsoft.com/office/word/2023/wordml/word16du" xmlns:w16sdtdh="http://schemas.microsoft.com/office/word/2020/wordml/sdtdatahash" xmlns:w16sdtfl="http://schemas.microsoft.com/office/word/2024/wordml/sdtformatlock" xmlns:w16se="http://schemas.microsoft.com/office/word/2015/wordml/symex" mc:Ignorable="w14 w15 w16se w16cid w16 w16cex w16sdtdh w16sdtfl w16du">
   <w:docDefaults>
     <w:rPrDefault>
       <w:rPr>

--- a/Старовойтов_Д.Э._Отчёт ЛБ 5.docx
+++ b/Старовойтов_Д.Э._Отчёт ЛБ 5.docx
@@ -1,6 +1,6 @@
 
 <file path=word/document.xml><?xml version="1.0" encoding="utf-8"?>
-<w:document xmlns:wpc="http://schemas.microsoft.com/office/word/2010/wordprocessingCanvas" xmlns:cx="http://schemas.microsoft.com/office/drawing/2014/chartex" xmlns:cx1="http://schemas.microsoft.com/office/drawing/2015/9/8/chartex" xmlns:cx2="http://schemas.microsoft.com/office/drawing/2015/10/21/chartex" xmlns:cx3="http://schemas.microsoft.com/office/drawing/2016/5/9/chartex" xmlns:cx4="http://schemas.microsoft.com/office/drawing/2016/5/10/chartex" xmlns:cx5="http://schemas.microsoft.com/office/drawing/2016/5/11/chartex" xmlns:cx6="http://schemas.microsoft.com/office/drawing/2016/5/12/chartex" xmlns:cx7="http://schemas.microsoft.com/office/drawing/2016/5/13/chartex" xmlns:cx8="http://schemas.microsoft.com/office/drawing/2016/5/14/chartex" xmlns:mc="http://schemas.openxmlformats.org/markup-compatibility/2006" xmlns:aink="http://schemas.microsoft.com/office/drawing/2016/ink" xmlns:am3d="http://schemas.microsoft.com/office/drawing/2017/model3d" xmlns:o="urn:schemas-microsoft-com:office:office" xmlns:oel="http://schemas.microsoft.com/office/2019/extlst" xmlns:r="http://schemas.openxmlformats.org/officeDocument/2006/relationships" xmlns:m="http://schemas.openxmlformats.org/officeDocument/2006/math" xmlns:v="urn:schemas-microsoft-com:vml" xmlns:wp14="http://schemas.microsoft.com/office/word/2010/wordprocessingDrawing" xmlns:wp="http://schemas.openxmlformats.org/drawingml/2006/wordprocessingDrawing" xmlns:w10="urn:schemas-microsoft-com:office:word" xmlns:w="http://schemas.openxmlformats.org/wordprocessingml/2006/main" xmlns:w14="http://schemas.microsoft.com/office/word/2010/wordml" xmlns:w15="http://schemas.microsoft.com/office/word/2012/wordml" xmlns:w16cex="http://schemas.microsoft.com/office/word/2018/wordml/cex" xmlns:w16cid="http://schemas.microsoft.com/office/word/2016/wordml/cid" xmlns:w16="http://schemas.microsoft.com/office/word/2018/wordml" xmlns:w16du="http://schemas.microsoft.com/office/word/2023/wordml/word16du" xmlns:w16sdtdh="http://schemas.microsoft.com/office/word/2020/wordml/sdtdatahash" xmlns:w16sdtfl="http://schemas.microsoft.com/office/word/2024/wordml/sdtformatlock" xmlns:w16se="http://schemas.microsoft.com/office/word/2015/wordml/symex" xmlns:wpg="http://schemas.microsoft.com/office/word/2010/wordprocessingGroup" xmlns:wpi="http://schemas.microsoft.com/office/word/2010/wordprocessingInk" xmlns:wne="http://schemas.microsoft.com/office/word/2006/wordml" xmlns:wps="http://schemas.microsoft.com/office/word/2010/wordprocessingShape" mc:Ignorable="w14 w15 w16se w16cid w16 w16cex w16sdtdh w16sdtfl w16du wp14">
+<w:document xmlns:wpc="http://schemas.microsoft.com/office/word/2010/wordprocessingCanvas" xmlns:cx="http://schemas.microsoft.com/office/drawing/2014/chartex" xmlns:cx1="http://schemas.microsoft.com/office/drawing/2015/9/8/chartex" xmlns:cx2="http://schemas.microsoft.com/office/drawing/2015/10/21/chartex" xmlns:cx3="http://schemas.microsoft.com/office/drawing/2016/5/9/chartex" xmlns:cx4="http://schemas.microsoft.com/office/drawing/2016/5/10/chartex" xmlns:cx5="http://schemas.microsoft.com/office/drawing/2016/5/11/chartex" xmlns:cx6="http://schemas.microsoft.com/office/drawing/2016/5/12/chartex" xmlns:cx7="http://schemas.microsoft.com/office/drawing/2016/5/13/chartex" xmlns:cx8="http://schemas.microsoft.com/office/drawing/2016/5/14/chartex" xmlns:mc="http://schemas.openxmlformats.org/markup-compatibility/2006" xmlns:aink="http://schemas.microsoft.com/office/drawing/2016/ink" xmlns:am3d="http://schemas.microsoft.com/office/drawing/2017/model3d" xmlns:o="urn:schemas-microsoft-com:office:office" xmlns:r="http://schemas.openxmlformats.org/officeDocument/2006/relationships" xmlns:m="http://schemas.openxmlformats.org/officeDocument/2006/math" xmlns:v="urn:schemas-microsoft-com:vml" xmlns:wp14="http://schemas.microsoft.com/office/word/2010/wordprocessingDrawing" xmlns:wp="http://schemas.openxmlformats.org/drawingml/2006/wordprocessingDrawing" xmlns:w10="urn:schemas-microsoft-com:office:word" xmlns:w="http://schemas.openxmlformats.org/wordprocessingml/2006/main" xmlns:w14="http://schemas.microsoft.com/office/word/2010/wordml" xmlns:w15="http://schemas.microsoft.com/office/word/2012/wordml" xmlns:w16cex="http://schemas.microsoft.com/office/word/2018/wordml/cex" xmlns:w16cid="http://schemas.microsoft.com/office/word/2016/wordml/cid" xmlns:w16="http://schemas.microsoft.com/office/word/2018/wordml" xmlns:w16sdtdh="http://schemas.microsoft.com/office/word/2020/wordml/sdtdatahash" xmlns:w16se="http://schemas.microsoft.com/office/word/2015/wordml/symex" xmlns:wpg="http://schemas.microsoft.com/office/word/2010/wordprocessingGroup" xmlns:wpi="http://schemas.microsoft.com/office/word/2010/wordprocessingInk" xmlns:wne="http://schemas.microsoft.com/office/word/2006/wordml" xmlns:wps="http://schemas.microsoft.com/office/word/2010/wordprocessingShape" mc:Ignorable="w14 w15 w16se w16cid w16 w16cex w16sdtdh wp14">
   <w:body>
     <w:tbl>
       <w:tblPr>
@@ -651,12 +651,21 @@
                 <w:u w:val="single"/>
               </w:rPr>
             </w:pPr>
+            <w:proofErr w:type="spellStart"/>
             <w:r>
               <w:rPr>
                 <w:szCs w:val="28"/>
                 <w:u w:val="single"/>
               </w:rPr>
-              <w:t>Калентьев А. А.</w:t>
+              <w:t>Калентьев</w:t>
+            </w:r>
+            <w:proofErr w:type="spellEnd"/>
+            <w:r>
+              <w:rPr>
+                <w:szCs w:val="28"/>
+                <w:u w:val="single"/>
+              </w:rPr>
+              <w:t xml:space="preserve"> А. А.</w:t>
             </w:r>
           </w:p>
         </w:tc>
@@ -1894,7 +1903,23 @@
     </w:p>
     <w:p>
       <w:r>
-        <w:t xml:space="preserve">Вариант использования (use case) — это описание множества последовательных действий (включая вариации), которые выполняются некоторым субъектом с целью получения результата, значимого для некоторого действующего лица </w:t>
+        <w:t>Вариант использования (</w:t>
+      </w:r>
+      <w:proofErr w:type="spellStart"/>
+      <w:r>
+        <w:t>use</w:t>
+      </w:r>
+      <w:proofErr w:type="spellEnd"/>
+      <w:r>
+        <w:t xml:space="preserve"> </w:t>
+      </w:r>
+      <w:proofErr w:type="spellStart"/>
+      <w:r>
+        <w:t>case</w:t>
+      </w:r>
+      <w:proofErr w:type="spellEnd"/>
+      <w:r>
+        <w:t xml:space="preserve">) — это описание множества последовательных действий (включая вариации), которые выполняются некоторым субъектом с целью получения результата, значимого для некоторого действующего лица </w:t>
       </w:r>
       <w:r>
         <w:t>[</w:t>
@@ -2169,6 +2194,7 @@
       <w:r>
         <w:t xml:space="preserve">В таблице 1 приведено описание абстрактного класса </w:t>
       </w:r>
+      <w:proofErr w:type="spellStart"/>
       <w:r>
         <w:rPr>
           <w:i/>
@@ -2190,6 +2216,7 @@
         </w:rPr>
         <w:t>Base</w:t>
       </w:r>
+      <w:proofErr w:type="spellEnd"/>
       <w:r>
         <w:t xml:space="preserve"> </w:t>
       </w:r>
@@ -2207,6 +2234,7 @@
       <w:r>
         <w:t xml:space="preserve">Таблица 1 – Описание класса </w:t>
       </w:r>
+      <w:proofErr w:type="spellStart"/>
       <w:r>
         <w:rPr>
           <w:i/>
@@ -2221,6 +2249,7 @@
         </w:rPr>
         <w:t>Base</w:t>
       </w:r>
+      <w:proofErr w:type="spellEnd"/>
     </w:p>
     <w:tbl>
       <w:tblPr>
@@ -2344,7 +2373,7 @@
               </w:rPr>
               <w:t xml:space="preserve">Класс </w:t>
             </w:r>
-            <w:commentRangeStart w:id="10"/>
+            <w:proofErr w:type="spellStart"/>
             <w:r>
               <w:rPr>
                 <w:i/>
@@ -2361,26 +2390,12 @@
               </w:rPr>
               <w:t>Base</w:t>
             </w:r>
-            <w:r>
-              <w:rPr>
-                <w:sz w:val="24"/>
-              </w:rPr>
-              <w:t xml:space="preserve"> </w:t>
-            </w:r>
-            <w:commentRangeEnd w:id="10"/>
-            <w:r>
-              <w:rPr>
-                <w:rStyle w:val="a9"/>
-                <w:sz w:val="24"/>
-                <w:szCs w:val="22"/>
-              </w:rPr>
-              <w:commentReference w:id="10"/>
-            </w:r>
-            <w:r>
-              <w:rPr>
-                <w:sz w:val="24"/>
-              </w:rPr>
-              <w:t xml:space="preserve">– абстрактный базовый класс для </w:t>
+            <w:proofErr w:type="spellEnd"/>
+            <w:r>
+              <w:rPr>
+                <w:sz w:val="24"/>
+              </w:rPr>
+              <w:t xml:space="preserve"> – абстрактный базовый класс для </w:t>
             </w:r>
             <w:r>
               <w:rPr>
@@ -2568,6 +2583,7 @@
               </w:rPr>
               <w:t xml:space="preserve"> </w:t>
             </w:r>
+            <w:proofErr w:type="spellStart"/>
             <w:r>
               <w:rPr>
                 <w:sz w:val="24"/>
@@ -2576,6 +2592,7 @@
               </w:rPr>
               <w:t>CalculateDiscount</w:t>
             </w:r>
+            <w:proofErr w:type="spellEnd"/>
             <w:r>
               <w:rPr>
                 <w:sz w:val="24"/>
@@ -2699,6 +2716,7 @@
               </w:rPr>
               <w:t xml:space="preserve"> </w:t>
             </w:r>
+            <w:proofErr w:type="spellStart"/>
             <w:r>
               <w:rPr>
                 <w:sz w:val="24"/>
@@ -2707,6 +2725,7 @@
               </w:rPr>
               <w:t>CalculatePrice</w:t>
             </w:r>
+            <w:proofErr w:type="spellEnd"/>
             <w:r>
               <w:rPr>
                 <w:sz w:val="24"/>
@@ -2816,12 +2835,14 @@
       <w:r>
         <w:t xml:space="preserve"> (</w:t>
       </w:r>
+      <w:proofErr w:type="spellStart"/>
       <w:r>
         <w:rPr>
           <w:lang w:val="en-US"/>
         </w:rPr>
         <w:t>CertificateDiscount</w:t>
       </w:r>
+      <w:proofErr w:type="spellEnd"/>
       <w:r>
         <w:t>)</w:t>
       </w:r>
@@ -2831,18 +2852,21 @@
       <w:r>
         <w:t xml:space="preserve"> (</w:t>
       </w:r>
+      <w:proofErr w:type="spellStart"/>
       <w:r>
         <w:rPr>
           <w:lang w:val="en-US"/>
         </w:rPr>
         <w:t>PercentageDiscount</w:t>
       </w:r>
+      <w:proofErr w:type="spellEnd"/>
       <w:r>
         <w:t>)</w:t>
       </w:r>
       <w:r>
         <w:t xml:space="preserve">, которые наследуются от </w:t>
       </w:r>
+      <w:proofErr w:type="spellStart"/>
       <w:r>
         <w:rPr>
           <w:i/>
@@ -2850,6 +2874,7 @@
         </w:rPr>
         <w:t>DiscountStrategy</w:t>
       </w:r>
+      <w:proofErr w:type="spellEnd"/>
       <w:r>
         <w:t>.</w:t>
       </w:r>
@@ -2874,12 +2899,14 @@
       <w:r>
         <w:t xml:space="preserve"> – Описание класса </w:t>
       </w:r>
+      <w:proofErr w:type="spellStart"/>
       <w:r>
         <w:rPr>
           <w:lang w:val="en-US"/>
         </w:rPr>
         <w:t>CertificateDiscount</w:t>
       </w:r>
+      <w:proofErr w:type="spellEnd"/>
     </w:p>
     <w:tbl>
       <w:tblPr>
@@ -3003,12 +3030,14 @@
               </w:rPr>
               <w:t xml:space="preserve">Класс </w:t>
             </w:r>
+            <w:proofErr w:type="spellStart"/>
             <w:r>
               <w:rPr>
                 <w:lang w:val="en-US"/>
               </w:rPr>
               <w:t>CertificateDiscount</w:t>
             </w:r>
+            <w:proofErr w:type="spellEnd"/>
             <w:r>
               <w:rPr>
                 <w:sz w:val="24"/>
@@ -3080,8 +3109,17 @@
                 <w:sz w:val="24"/>
                 <w:lang w:val="en-US"/>
               </w:rPr>
-              <w:t>_certificateValue</w:t>
-            </w:r>
+              <w:t>_</w:t>
+            </w:r>
+            <w:proofErr w:type="spellStart"/>
+            <w:r>
+              <w:rPr>
+                <w:sz w:val="24"/>
+                <w:lang w:val="en-US"/>
+              </w:rPr>
+              <w:t>certificateValue</w:t>
+            </w:r>
+            <w:proofErr w:type="spellEnd"/>
           </w:p>
         </w:tc>
         <w:tc>
@@ -3174,6 +3212,7 @@
               </w:rPr>
               <w:t xml:space="preserve">+ </w:t>
             </w:r>
+            <w:proofErr w:type="spellStart"/>
             <w:r>
               <w:rPr>
                 <w:sz w:val="24"/>
@@ -3181,6 +3220,7 @@
               </w:rPr>
               <w:t>CertificateValue</w:t>
             </w:r>
+            <w:proofErr w:type="spellEnd"/>
           </w:p>
         </w:tc>
         <w:tc>
@@ -3348,6 +3388,7 @@
               <w:lastRenderedPageBreak/>
               <w:t xml:space="preserve">+ </w:t>
             </w:r>
+            <w:proofErr w:type="spellStart"/>
             <w:r>
               <w:rPr>
                 <w:sz w:val="24"/>
@@ -3355,6 +3396,7 @@
               </w:rPr>
               <w:t>CalculateDiscount</w:t>
             </w:r>
+            <w:proofErr w:type="spellEnd"/>
             <w:r>
               <w:rPr>
                 <w:sz w:val="24"/>
@@ -3441,12 +3483,14 @@
               </w:rPr>
               <w:t xml:space="preserve">+ </w:t>
             </w:r>
+            <w:proofErr w:type="spellStart"/>
             <w:r>
               <w:rPr>
                 <w:sz w:val="24"/>
               </w:rPr>
               <w:t>CertificateDiscount</w:t>
             </w:r>
+            <w:proofErr w:type="spellEnd"/>
           </w:p>
         </w:tc>
         <w:tc>
@@ -3514,12 +3558,14 @@
       <w:r>
         <w:t xml:space="preserve">3 – Описание класса </w:t>
       </w:r>
+      <w:proofErr w:type="spellStart"/>
       <w:r>
         <w:rPr>
           <w:lang w:val="en-US"/>
         </w:rPr>
         <w:t>PercentageDiscount</w:t>
       </w:r>
+      <w:proofErr w:type="spellEnd"/>
     </w:p>
     <w:tbl>
       <w:tblPr>
@@ -3648,6 +3694,7 @@
               </w:rPr>
               <w:t xml:space="preserve">Класс </w:t>
             </w:r>
+            <w:proofErr w:type="spellStart"/>
             <w:r>
               <w:rPr>
                 <w:sz w:val="24"/>
@@ -3656,6 +3703,7 @@
               </w:rPr>
               <w:t>PercentageDiscount</w:t>
             </w:r>
+            <w:proofErr w:type="spellEnd"/>
             <w:r>
               <w:rPr>
                 <w:sz w:val="24"/>
@@ -3791,12 +3839,14 @@
                 <w:sz w:val="24"/>
               </w:rPr>
             </w:pPr>
+            <w:proofErr w:type="spellStart"/>
             <w:r>
               <w:rPr>
                 <w:sz w:val="24"/>
               </w:rPr>
               <w:t>MaxPercentage</w:t>
             </w:r>
+            <w:proofErr w:type="spellEnd"/>
           </w:p>
         </w:tc>
         <w:tc>
@@ -3865,12 +3915,14 @@
               </w:rPr>
               <w:t>Min</w:t>
             </w:r>
+            <w:proofErr w:type="spellStart"/>
             <w:r>
               <w:rPr>
                 <w:sz w:val="24"/>
               </w:rPr>
               <w:t>Percentage</w:t>
             </w:r>
+            <w:proofErr w:type="spellEnd"/>
           </w:p>
         </w:tc>
         <w:tc>
@@ -4139,6 +4191,7 @@
               </w:rPr>
               <w:t xml:space="preserve">+ </w:t>
             </w:r>
+            <w:proofErr w:type="spellStart"/>
             <w:r>
               <w:rPr>
                 <w:sz w:val="24"/>
@@ -4146,6 +4199,7 @@
               </w:rPr>
               <w:t>CalculateDiscount</w:t>
             </w:r>
+            <w:proofErr w:type="spellEnd"/>
             <w:r>
               <w:rPr>
                 <w:sz w:val="24"/>
@@ -4232,12 +4286,14 @@
               </w:rPr>
               <w:t xml:space="preserve">+ </w:t>
             </w:r>
+            <w:proofErr w:type="spellStart"/>
             <w:r>
               <w:rPr>
                 <w:sz w:val="24"/>
               </w:rPr>
               <w:t>PercentageDiscount</w:t>
             </w:r>
+            <w:proofErr w:type="spellEnd"/>
           </w:p>
         </w:tc>
         <w:tc>
@@ -4307,8 +4363,8 @@
           <w:bCs/>
         </w:rPr>
       </w:pPr>
-      <w:bookmarkStart w:id="11" w:name="_Toc74829067"/>
-      <w:bookmarkStart w:id="12" w:name="_Toc215716520"/>
+      <w:bookmarkStart w:id="10" w:name="_Toc74829067"/>
+      <w:bookmarkStart w:id="11" w:name="_Toc215716520"/>
       <w:r>
         <w:rPr>
           <w:b/>
@@ -4325,8 +4381,8 @@
         </w:rPr>
         <w:t>Git</w:t>
       </w:r>
+      <w:bookmarkEnd w:id="10"/>
       <w:bookmarkEnd w:id="11"/>
-      <w:bookmarkEnd w:id="12"/>
     </w:p>
     <w:p>
       <w:pPr>
@@ -4373,7 +4429,7 @@
                     <pic:cNvPicPr/>
                   </pic:nvPicPr>
                   <pic:blipFill>
-                    <a:blip r:embed="rId15"/>
+                    <a:blip r:embed="rId11"/>
                     <a:stretch>
                       <a:fillRect/>
                     </a:stretch>
@@ -4430,8 +4486,8 @@
           <w:bCs/>
         </w:rPr>
       </w:pPr>
-      <w:bookmarkStart w:id="13" w:name="_Toc74829068"/>
-      <w:bookmarkStart w:id="14" w:name="_Toc215716521"/>
+      <w:bookmarkStart w:id="12" w:name="_Toc74829068"/>
+      <w:bookmarkStart w:id="13" w:name="_Toc215716521"/>
       <w:r>
         <w:rPr>
           <w:b/>
@@ -4440,8 +4496,8 @@
         <w:lastRenderedPageBreak/>
         <w:t>1.5 Тестирование программы</w:t>
       </w:r>
+      <w:bookmarkEnd w:id="12"/>
       <w:bookmarkEnd w:id="13"/>
-      <w:bookmarkEnd w:id="14"/>
     </w:p>
     <w:p>
       <w:pPr>
@@ -4482,6 +4538,373 @@
                 <pic:pic xmlns:pic="http://schemas.openxmlformats.org/drawingml/2006/picture">
                   <pic:nvPicPr>
                     <pic:cNvPr id="1349100121" name="Рисунок 1" descr="Изображение выглядит как текст, снимок экрана, программное обеспечение, Мультимедийное программное обеспечение&#10;&#10;Содержимое, созданное искусственным интеллектом, может быть неверным."/>
+                    <pic:cNvPicPr/>
+                  </pic:nvPicPr>
+                  <pic:blipFill>
+                    <a:blip r:embed="rId12"/>
+                    <a:stretch>
+                      <a:fillRect/>
+                    </a:stretch>
+                  </pic:blipFill>
+                  <pic:spPr>
+                    <a:xfrm>
+                      <a:off x="0" y="0"/>
+                      <a:ext cx="6120130" cy="3277235"/>
+                    </a:xfrm>
+                    <a:prstGeom prst="rect">
+                      <a:avLst/>
+                    </a:prstGeom>
+                  </pic:spPr>
+                </pic:pic>
+              </a:graphicData>
+            </a:graphic>
+          </wp:inline>
+        </w:drawing>
+      </w:r>
+    </w:p>
+    <w:p>
+      <w:pPr>
+        <w:ind w:firstLine="0"/>
+        <w:jc w:val="center"/>
+      </w:pPr>
+      <w:r>
+        <w:t>Рисунок 4 – Графический интерфейс пользователя</w:t>
+      </w:r>
+    </w:p>
+    <w:p>
+      <w:pPr>
+        <w:ind w:firstLine="709"/>
+        <w:rPr>
+          <w:b/>
+          <w:bCs/>
+        </w:rPr>
+      </w:pPr>
+      <w:r>
+        <w:rPr>
+          <w:b/>
+          <w:bCs/>
+        </w:rPr>
+        <w:t>1.5.1 Тестовый случай «Добавить элемент»</w:t>
+      </w:r>
+    </w:p>
+    <w:p>
+      <w:pPr>
+        <w:ind w:firstLine="709"/>
+      </w:pPr>
+      <w:r>
+        <w:t>Для добавления элемента необходимо вызвать соответствующую форму путём нажатия кнопки «Добавить…» (рисунок 5).</w:t>
+      </w:r>
+    </w:p>
+    <w:p>
+      <w:pPr>
+        <w:ind w:firstLine="0"/>
+        <w:jc w:val="center"/>
+      </w:pPr>
+      <w:r>
+        <w:rPr>
+          <w:noProof/>
+        </w:rPr>
+        <w:drawing>
+          <wp:inline distT="0" distB="0" distL="0" distR="0" wp14:anchorId="1EC02C15" wp14:editId="26191F72">
+            <wp:extent cx="2724530" cy="2495898"/>
+            <wp:effectExtent l="0" t="0" r="0" b="0"/>
+            <wp:docPr id="985235253" name="Рисунок 1" descr="Изображение выглядит как текст, снимок экрана, число, Шрифт&#10;&#10;Содержимое, созданное искусственным интеллектом, может быть неверным."/>
+            <wp:cNvGraphicFramePr>
+              <a:graphicFrameLocks xmlns:a="http://schemas.openxmlformats.org/drawingml/2006/main" noChangeAspect="1"/>
+            </wp:cNvGraphicFramePr>
+            <a:graphic xmlns:a="http://schemas.openxmlformats.org/drawingml/2006/main">
+              <a:graphicData uri="http://schemas.openxmlformats.org/drawingml/2006/picture">
+                <pic:pic xmlns:pic="http://schemas.openxmlformats.org/drawingml/2006/picture">
+                  <pic:nvPicPr>
+                    <pic:cNvPr id="985235253" name="Рисунок 1" descr="Изображение выглядит как текст, снимок экрана, число, Шрифт&#10;&#10;Содержимое, созданное искусственным интеллектом, может быть неверным."/>
+                    <pic:cNvPicPr/>
+                  </pic:nvPicPr>
+                  <pic:blipFill>
+                    <a:blip r:embed="rId13"/>
+                    <a:stretch>
+                      <a:fillRect/>
+                    </a:stretch>
+                  </pic:blipFill>
+                  <pic:spPr>
+                    <a:xfrm>
+                      <a:off x="0" y="0"/>
+                      <a:ext cx="2724530" cy="2495898"/>
+                    </a:xfrm>
+                    <a:prstGeom prst="rect">
+                      <a:avLst/>
+                    </a:prstGeom>
+                  </pic:spPr>
+                </pic:pic>
+              </a:graphicData>
+            </a:graphic>
+          </wp:inline>
+        </w:drawing>
+      </w:r>
+    </w:p>
+    <w:p>
+      <w:pPr>
+        <w:ind w:firstLine="0"/>
+        <w:jc w:val="center"/>
+      </w:pPr>
+      <w:r>
+        <w:t>Рисунок 5 – Форма для добавления элемента</w:t>
+      </w:r>
+    </w:p>
+    <w:p>
+      <w:pPr>
+        <w:ind w:firstLine="709"/>
+        <w:rPr>
+          <w:noProof/>
+        </w:rPr>
+      </w:pPr>
+      <w:r>
+        <w:t>Для</w:t>
+      </w:r>
+      <w:r>
+        <w:t xml:space="preserve"> ввода параметров </w:t>
+      </w:r>
+      <w:r>
+        <w:t>расчёта</w:t>
+      </w:r>
+      <w:r>
+        <w:t xml:space="preserve"> </w:t>
+      </w:r>
+      <w:r>
+        <w:t>необходимо</w:t>
+      </w:r>
+      <w:r>
+        <w:t xml:space="preserve"> </w:t>
+      </w:r>
+      <w:r>
+        <w:t xml:space="preserve">выбрать </w:t>
+      </w:r>
+      <w:r>
+        <w:t xml:space="preserve">нужный тип в выпадающем списке. После заполнения всех полей </w:t>
+      </w:r>
+      <w:r>
+        <w:t>необходимо нажать на</w:t>
+      </w:r>
+      <w:r>
+        <w:t xml:space="preserve"> </w:t>
+      </w:r>
+      <w:r>
+        <w:lastRenderedPageBreak/>
+        <w:t xml:space="preserve">кнопку «ОК» </w:t>
+      </w:r>
+      <w:r>
+        <w:t>-</w:t>
+      </w:r>
+      <w:r>
+        <w:t xml:space="preserve"> нов</w:t>
+      </w:r>
+      <w:r>
+        <w:t>ый</w:t>
+      </w:r>
+      <w:r>
+        <w:t xml:space="preserve"> </w:t>
+      </w:r>
+      <w:r>
+        <w:t xml:space="preserve">расчёт </w:t>
+      </w:r>
+      <w:r>
+        <w:t>добавится в таблицу на главной форме (см. рисунки 6 и 7).</w:t>
+      </w:r>
+    </w:p>
+    <w:p>
+      <w:pPr>
+        <w:ind w:firstLine="0"/>
+        <w:jc w:val="center"/>
+      </w:pPr>
+      <w:r>
+        <w:rPr>
+          <w:noProof/>
+        </w:rPr>
+        <w:drawing>
+          <wp:inline distT="0" distB="0" distL="0" distR="0" wp14:anchorId="3085BBF3" wp14:editId="2579D36F">
+            <wp:extent cx="2724530" cy="2495898"/>
+            <wp:effectExtent l="0" t="0" r="0" b="0"/>
+            <wp:docPr id="365824191" name="Рисунок 1" descr="Изображение выглядит как текст, снимок экрана, Шрифт, число&#10;&#10;Содержимое, созданное искусственным интеллектом, может быть неверным."/>
+            <wp:cNvGraphicFramePr>
+              <a:graphicFrameLocks xmlns:a="http://schemas.openxmlformats.org/drawingml/2006/main" noChangeAspect="1"/>
+            </wp:cNvGraphicFramePr>
+            <a:graphic xmlns:a="http://schemas.openxmlformats.org/drawingml/2006/main">
+              <a:graphicData uri="http://schemas.openxmlformats.org/drawingml/2006/picture">
+                <pic:pic xmlns:pic="http://schemas.openxmlformats.org/drawingml/2006/picture">
+                  <pic:nvPicPr>
+                    <pic:cNvPr id="365824191" name="Рисунок 1" descr="Изображение выглядит как текст, снимок экрана, Шрифт, число&#10;&#10;Содержимое, созданное искусственным интеллектом, может быть неверным."/>
+                    <pic:cNvPicPr/>
+                  </pic:nvPicPr>
+                  <pic:blipFill>
+                    <a:blip r:embed="rId14"/>
+                    <a:stretch>
+                      <a:fillRect/>
+                    </a:stretch>
+                  </pic:blipFill>
+                  <pic:spPr>
+                    <a:xfrm>
+                      <a:off x="0" y="0"/>
+                      <a:ext cx="2724530" cy="2495898"/>
+                    </a:xfrm>
+                    <a:prstGeom prst="rect">
+                      <a:avLst/>
+                    </a:prstGeom>
+                  </pic:spPr>
+                </pic:pic>
+              </a:graphicData>
+            </a:graphic>
+          </wp:inline>
+        </w:drawing>
+      </w:r>
+    </w:p>
+    <w:p>
+      <w:pPr>
+        <w:ind w:firstLine="0"/>
+        <w:jc w:val="center"/>
+      </w:pPr>
+      <w:r>
+        <w:t>Рисунок 6 – Заполнение полей</w:t>
+      </w:r>
+    </w:p>
+    <w:p>
+      <w:pPr>
+        <w:ind w:firstLine="0"/>
+        <w:jc w:val="center"/>
+      </w:pPr>
+      <w:r>
+        <w:rPr>
+          <w:noProof/>
+        </w:rPr>
+        <w:drawing>
+          <wp:inline distT="0" distB="0" distL="0" distR="0" wp14:anchorId="185D90B8" wp14:editId="6AA01C17">
+            <wp:extent cx="6120130" cy="3277235"/>
+            <wp:effectExtent l="0" t="0" r="0" b="0"/>
+            <wp:docPr id="1376914955" name="Рисунок 1" descr="Изображение выглядит как текст, снимок экрана, программное обеспечение, Значок на компьютере&#10;&#10;Содержимое, созданное искусственным интеллектом, может быть неверным."/>
+            <wp:cNvGraphicFramePr>
+              <a:graphicFrameLocks xmlns:a="http://schemas.openxmlformats.org/drawingml/2006/main" noChangeAspect="1"/>
+            </wp:cNvGraphicFramePr>
+            <a:graphic xmlns:a="http://schemas.openxmlformats.org/drawingml/2006/main">
+              <a:graphicData uri="http://schemas.openxmlformats.org/drawingml/2006/picture">
+                <pic:pic xmlns:pic="http://schemas.openxmlformats.org/drawingml/2006/picture">
+                  <pic:nvPicPr>
+                    <pic:cNvPr id="1376914955" name="Рисунок 1" descr="Изображение выглядит как текст, снимок экрана, программное обеспечение, Значок на компьютере&#10;&#10;Содержимое, созданное искусственным интеллектом, может быть неверным."/>
+                    <pic:cNvPicPr/>
+                  </pic:nvPicPr>
+                  <pic:blipFill>
+                    <a:blip r:embed="rId15"/>
+                    <a:stretch>
+                      <a:fillRect/>
+                    </a:stretch>
+                  </pic:blipFill>
+                  <pic:spPr>
+                    <a:xfrm>
+                      <a:off x="0" y="0"/>
+                      <a:ext cx="6120130" cy="3277235"/>
+                    </a:xfrm>
+                    <a:prstGeom prst="rect">
+                      <a:avLst/>
+                    </a:prstGeom>
+                  </pic:spPr>
+                </pic:pic>
+              </a:graphicData>
+            </a:graphic>
+          </wp:inline>
+        </w:drawing>
+      </w:r>
+    </w:p>
+    <w:p>
+      <w:pPr>
+        <w:ind w:firstLine="0"/>
+        <w:jc w:val="center"/>
+      </w:pPr>
+      <w:r>
+        <w:t>Рисунок 7 – Успешное добавление нового элемента</w:t>
+      </w:r>
+    </w:p>
+    <w:p>
+      <w:pPr>
+        <w:ind w:firstLine="709"/>
+        <w:rPr>
+          <w:noProof/>
+        </w:rPr>
+      </w:pPr>
+      <w:r>
+        <w:t xml:space="preserve">В программе реализована проверка вводимых данных. Если пользователь попытается указать некорректные значения </w:t>
+      </w:r>
+      <w:r>
+        <w:t>–</w:t>
+      </w:r>
+      <w:r>
+        <w:t xml:space="preserve"> например, отрицательное число или </w:t>
+      </w:r>
+      <w:r>
+        <w:t>попытается ввести в численные поля текст – символы в текстовое поле не будут вводиться.</w:t>
+      </w:r>
+    </w:p>
+    <w:p>
+      <w:pPr>
+        <w:ind w:firstLine="709"/>
+        <w:rPr>
+          <w:b/>
+          <w:bCs/>
+        </w:rPr>
+      </w:pPr>
+      <w:r>
+        <w:rPr>
+          <w:b/>
+          <w:bCs/>
+        </w:rPr>
+        <w:t>1.5.2 Тестовый случай «Удалить элемент»</w:t>
+      </w:r>
+    </w:p>
+    <w:p>
+      <w:pPr>
+        <w:ind w:firstLine="709"/>
+      </w:pPr>
+      <w:r>
+        <w:t>Для удаления одного элемента необходимо выбрать его в таблице и нажать на кнопку «Удалить</w:t>
+      </w:r>
+      <w:r>
+        <w:t xml:space="preserve"> расчёт</w:t>
+      </w:r>
+      <w:r>
+        <w:t xml:space="preserve">» (рисунки </w:t>
+      </w:r>
+      <w:r>
+        <w:t>8</w:t>
+      </w:r>
+      <w:r>
+        <w:t xml:space="preserve"> и </w:t>
+      </w:r>
+      <w:r>
+        <w:t>9</w:t>
+      </w:r>
+      <w:r>
+        <w:t>).</w:t>
+      </w:r>
+    </w:p>
+    <w:p>
+      <w:pPr>
+        <w:ind w:firstLine="0"/>
+        <w:jc w:val="center"/>
+      </w:pPr>
+      <w:r>
+        <w:rPr>
+          <w:noProof/>
+        </w:rPr>
+        <w:lastRenderedPageBreak/>
+        <w:drawing>
+          <wp:inline distT="0" distB="0" distL="0" distR="0" wp14:anchorId="278DCEE2" wp14:editId="249C70D6">
+            <wp:extent cx="6120130" cy="3277235"/>
+            <wp:effectExtent l="0" t="0" r="0" b="0"/>
+            <wp:docPr id="360517123" name="Рисунок 1" descr="Изображение выглядит как текст, электроника, снимок экрана, программное обеспечение&#10;&#10;Содержимое, созданное искусственным интеллектом, может быть неверным."/>
+            <wp:cNvGraphicFramePr>
+              <a:graphicFrameLocks xmlns:a="http://schemas.openxmlformats.org/drawingml/2006/main" noChangeAspect="1"/>
+            </wp:cNvGraphicFramePr>
+            <a:graphic xmlns:a="http://schemas.openxmlformats.org/drawingml/2006/main">
+              <a:graphicData uri="http://schemas.openxmlformats.org/drawingml/2006/picture">
+                <pic:pic xmlns:pic="http://schemas.openxmlformats.org/drawingml/2006/picture">
+                  <pic:nvPicPr>
+                    <pic:cNvPr id="360517123" name="Рисунок 1" descr="Изображение выглядит как текст, электроника, снимок экрана, программное обеспечение&#10;&#10;Содержимое, созданное искусственным интеллектом, может быть неверным."/>
                     <pic:cNvPicPr/>
                   </pic:nvPicPr>
                   <pic:blipFill>
@@ -4512,31 +4935,13 @@
         <w:jc w:val="center"/>
       </w:pPr>
       <w:r>
-        <w:t>Рисунок 4 – Графический интерфейс пользователя</w:t>
-      </w:r>
-    </w:p>
-    <w:p>
-      <w:pPr>
-        <w:ind w:firstLine="709"/>
-        <w:rPr>
-          <w:b/>
-          <w:bCs/>
-        </w:rPr>
-      </w:pPr>
-      <w:r>
-        <w:rPr>
-          <w:b/>
-          <w:bCs/>
-        </w:rPr>
-        <w:t>1.5.1 Тестовый случай «Добавить элемент»</w:t>
-      </w:r>
-    </w:p>
-    <w:p>
-      <w:pPr>
-        <w:ind w:firstLine="709"/>
-      </w:pPr>
-      <w:r>
-        <w:t>Для добавления элемента необходимо вызвать соответствующую форму путём нажатия кнопки «Добавить…» (рисунок 5).</w:t>
+        <w:t xml:space="preserve">Рисунок </w:t>
+      </w:r>
+      <w:r>
+        <w:t>8</w:t>
+      </w:r>
+      <w:r>
+        <w:t xml:space="preserve"> – Выбор элемента в таблице</w:t>
       </w:r>
     </w:p>
     <w:p>
@@ -4549,10 +4954,10 @@
           <w:noProof/>
         </w:rPr>
         <w:drawing>
-          <wp:inline distT="0" distB="0" distL="0" distR="0" wp14:anchorId="1EC02C15" wp14:editId="26191F72">
-            <wp:extent cx="2724530" cy="2495898"/>
+          <wp:inline distT="0" distB="0" distL="0" distR="0" wp14:anchorId="68BA34A0" wp14:editId="647A9F58">
+            <wp:extent cx="6120130" cy="3277235"/>
             <wp:effectExtent l="0" t="0" r="0" b="0"/>
-            <wp:docPr id="985235253" name="Рисунок 1" descr="Изображение выглядит как текст, снимок экрана, число, Шрифт&#10;&#10;Содержимое, созданное искусственным интеллектом, может быть неверным."/>
+            <wp:docPr id="2054916715" name="Рисунок 1" descr="Изображение выглядит как текст, электроника, снимок экрана, программное обеспечение&#10;&#10;Содержимое, созданное искусственным интеллектом, может быть неверным."/>
             <wp:cNvGraphicFramePr>
               <a:graphicFrameLocks xmlns:a="http://schemas.openxmlformats.org/drawingml/2006/main" noChangeAspect="1"/>
             </wp:cNvGraphicFramePr>
@@ -4560,181 +4965,11 @@
               <a:graphicData uri="http://schemas.openxmlformats.org/drawingml/2006/picture">
                 <pic:pic xmlns:pic="http://schemas.openxmlformats.org/drawingml/2006/picture">
                   <pic:nvPicPr>
-                    <pic:cNvPr id="985235253" name="Рисунок 1" descr="Изображение выглядит как текст, снимок экрана, число, Шрифт&#10;&#10;Содержимое, созданное искусственным интеллектом, может быть неверным."/>
+                    <pic:cNvPr id="2054916715" name="Рисунок 1" descr="Изображение выглядит как текст, электроника, снимок экрана, программное обеспечение&#10;&#10;Содержимое, созданное искусственным интеллектом, может быть неверным."/>
                     <pic:cNvPicPr/>
                   </pic:nvPicPr>
                   <pic:blipFill>
                     <a:blip r:embed="rId17"/>
-                    <a:stretch>
-                      <a:fillRect/>
-                    </a:stretch>
-                  </pic:blipFill>
-                  <pic:spPr>
-                    <a:xfrm>
-                      <a:off x="0" y="0"/>
-                      <a:ext cx="2724530" cy="2495898"/>
-                    </a:xfrm>
-                    <a:prstGeom prst="rect">
-                      <a:avLst/>
-                    </a:prstGeom>
-                  </pic:spPr>
-                </pic:pic>
-              </a:graphicData>
-            </a:graphic>
-          </wp:inline>
-        </w:drawing>
-      </w:r>
-    </w:p>
-    <w:p>
-      <w:pPr>
-        <w:ind w:firstLine="0"/>
-        <w:jc w:val="center"/>
-      </w:pPr>
-      <w:r>
-        <w:t>Рисунок 5 – Форма для добавления элемента</w:t>
-      </w:r>
-    </w:p>
-    <w:p>
-      <w:pPr>
-        <w:ind w:firstLine="709"/>
-        <w:rPr>
-          <w:noProof/>
-        </w:rPr>
-      </w:pPr>
-      <w:r>
-        <w:t>Для</w:t>
-      </w:r>
-      <w:r>
-        <w:t xml:space="preserve"> ввода параметров </w:t>
-      </w:r>
-      <w:r>
-        <w:t>расчёта</w:t>
-      </w:r>
-      <w:r>
-        <w:t xml:space="preserve"> </w:t>
-      </w:r>
-      <w:r>
-        <w:t>необходимо</w:t>
-      </w:r>
-      <w:r>
-        <w:t xml:space="preserve"> </w:t>
-      </w:r>
-      <w:r>
-        <w:t xml:space="preserve">выбрать </w:t>
-      </w:r>
-      <w:r>
-        <w:t xml:space="preserve">нужный тип в выпадающем списке. После заполнения всех полей </w:t>
-      </w:r>
-      <w:r>
-        <w:t>необходимо нажать на</w:t>
-      </w:r>
-      <w:r>
-        <w:t xml:space="preserve"> </w:t>
-      </w:r>
-      <w:r>
-        <w:lastRenderedPageBreak/>
-        <w:t xml:space="preserve">кнопку «ОК» </w:t>
-      </w:r>
-      <w:r>
-        <w:t>-</w:t>
-      </w:r>
-      <w:r>
-        <w:t xml:space="preserve"> нов</w:t>
-      </w:r>
-      <w:r>
-        <w:t>ый</w:t>
-      </w:r>
-      <w:r>
-        <w:t xml:space="preserve"> </w:t>
-      </w:r>
-      <w:r>
-        <w:t xml:space="preserve">расчёт </w:t>
-      </w:r>
-      <w:r>
-        <w:t>добавится в таблицу на главной форме (см. рисунки 6 и 7).</w:t>
-      </w:r>
-    </w:p>
-    <w:p>
-      <w:pPr>
-        <w:ind w:firstLine="0"/>
-        <w:jc w:val="center"/>
-      </w:pPr>
-      <w:r>
-        <w:rPr>
-          <w:noProof/>
-        </w:rPr>
-        <w:drawing>
-          <wp:inline distT="0" distB="0" distL="0" distR="0" wp14:anchorId="3085BBF3" wp14:editId="2579D36F">
-            <wp:extent cx="2724530" cy="2495898"/>
-            <wp:effectExtent l="0" t="0" r="0" b="0"/>
-            <wp:docPr id="365824191" name="Рисунок 1" descr="Изображение выглядит как текст, снимок экрана, Шрифт, число&#10;&#10;Содержимое, созданное искусственным интеллектом, может быть неверным."/>
-            <wp:cNvGraphicFramePr>
-              <a:graphicFrameLocks xmlns:a="http://schemas.openxmlformats.org/drawingml/2006/main" noChangeAspect="1"/>
-            </wp:cNvGraphicFramePr>
-            <a:graphic xmlns:a="http://schemas.openxmlformats.org/drawingml/2006/main">
-              <a:graphicData uri="http://schemas.openxmlformats.org/drawingml/2006/picture">
-                <pic:pic xmlns:pic="http://schemas.openxmlformats.org/drawingml/2006/picture">
-                  <pic:nvPicPr>
-                    <pic:cNvPr id="365824191" name="Рисунок 1" descr="Изображение выглядит как текст, снимок экрана, Шрифт, число&#10;&#10;Содержимое, созданное искусственным интеллектом, может быть неверным."/>
-                    <pic:cNvPicPr/>
-                  </pic:nvPicPr>
-                  <pic:blipFill>
-                    <a:blip r:embed="rId18"/>
-                    <a:stretch>
-                      <a:fillRect/>
-                    </a:stretch>
-                  </pic:blipFill>
-                  <pic:spPr>
-                    <a:xfrm>
-                      <a:off x="0" y="0"/>
-                      <a:ext cx="2724530" cy="2495898"/>
-                    </a:xfrm>
-                    <a:prstGeom prst="rect">
-                      <a:avLst/>
-                    </a:prstGeom>
-                  </pic:spPr>
-                </pic:pic>
-              </a:graphicData>
-            </a:graphic>
-          </wp:inline>
-        </w:drawing>
-      </w:r>
-    </w:p>
-    <w:p>
-      <w:pPr>
-        <w:ind w:firstLine="0"/>
-        <w:jc w:val="center"/>
-      </w:pPr>
-      <w:r>
-        <w:t>Рисунок 6 – Заполнение полей</w:t>
-      </w:r>
-    </w:p>
-    <w:p>
-      <w:pPr>
-        <w:ind w:firstLine="0"/>
-        <w:jc w:val="center"/>
-      </w:pPr>
-      <w:r>
-        <w:rPr>
-          <w:noProof/>
-        </w:rPr>
-        <w:drawing>
-          <wp:inline distT="0" distB="0" distL="0" distR="0" wp14:anchorId="185D90B8" wp14:editId="6AA01C17">
-            <wp:extent cx="6120130" cy="3277235"/>
-            <wp:effectExtent l="0" t="0" r="0" b="0"/>
-            <wp:docPr id="1376914955" name="Рисунок 1" descr="Изображение выглядит как текст, снимок экрана, программное обеспечение, Значок на компьютере&#10;&#10;Содержимое, созданное искусственным интеллектом, может быть неверным."/>
-            <wp:cNvGraphicFramePr>
-              <a:graphicFrameLocks xmlns:a="http://schemas.openxmlformats.org/drawingml/2006/main" noChangeAspect="1"/>
-            </wp:cNvGraphicFramePr>
-            <a:graphic xmlns:a="http://schemas.openxmlformats.org/drawingml/2006/main">
-              <a:graphicData uri="http://schemas.openxmlformats.org/drawingml/2006/picture">
-                <pic:pic xmlns:pic="http://schemas.openxmlformats.org/drawingml/2006/picture">
-                  <pic:nvPicPr>
-                    <pic:cNvPr id="1376914955" name="Рисунок 1" descr="Изображение выглядит как текст, снимок экрана, программное обеспечение, Значок на компьютере&#10;&#10;Содержимое, созданное искусственным интеллектом, может быть неверным."/>
-                    <pic:cNvPicPr/>
-                  </pic:nvPicPr>
-                  <pic:blipFill>
-                    <a:blip r:embed="rId19"/>
                     <a:stretch>
                       <a:fillRect/>
                     </a:stretch>
@@ -4761,66 +4996,45 @@
         <w:jc w:val="center"/>
       </w:pPr>
       <w:r>
-        <w:t>Рисунок 7 – Успешное добавление нового элемента</w:t>
-      </w:r>
-    </w:p>
-    <w:p>
-      <w:pPr>
-        <w:ind w:firstLine="709"/>
-        <w:rPr>
-          <w:noProof/>
-        </w:rPr>
-      </w:pPr>
-      <w:r>
-        <w:t xml:space="preserve">В программе реализована проверка вводимых данных. Если пользователь попытается указать некорректные значения </w:t>
-      </w:r>
-      <w:r>
-        <w:t>–</w:t>
-      </w:r>
-      <w:r>
-        <w:t xml:space="preserve"> например, отрицательное число или </w:t>
-      </w:r>
-      <w:r>
-        <w:t>попытается ввести в численные поля текст – символы в текстовое поле не будут вводиться.</w:t>
-      </w:r>
-    </w:p>
-    <w:p>
-      <w:pPr>
-        <w:ind w:firstLine="709"/>
-        <w:rPr>
-          <w:b/>
-          <w:bCs/>
-        </w:rPr>
-      </w:pPr>
-      <w:r>
-        <w:rPr>
-          <w:b/>
-          <w:bCs/>
-        </w:rPr>
-        <w:t>1.5.2 Тестовый случай «Удалить элемент»</w:t>
-      </w:r>
-    </w:p>
-    <w:p>
-      <w:pPr>
-        <w:ind w:firstLine="709"/>
-      </w:pPr>
-      <w:r>
-        <w:t>Для удаления одного элемента необходимо выбрать его в таблице и нажать на кнопку «Удалить</w:t>
-      </w:r>
-      <w:r>
-        <w:t xml:space="preserve"> расчёт</w:t>
-      </w:r>
-      <w:r>
-        <w:t xml:space="preserve">» (рисунки </w:t>
-      </w:r>
-      <w:r>
-        <w:t>8</w:t>
-      </w:r>
-      <w:r>
-        <w:t xml:space="preserve"> и </w:t>
+        <w:t xml:space="preserve">Рисунок </w:t>
       </w:r>
       <w:r>
         <w:t>9</w:t>
+      </w:r>
+      <w:r>
+        <w:t xml:space="preserve"> – Результат нажатия кнопки «Удалить»</w:t>
+      </w:r>
+    </w:p>
+    <w:p>
+      <w:r>
+        <w:t>Для удаления всех элементов</w:t>
+      </w:r>
+      <w:r>
+        <w:t xml:space="preserve"> </w:t>
+      </w:r>
+      <w:r>
+        <w:t>в таблице</w:t>
+      </w:r>
+      <w:r>
+        <w:t xml:space="preserve"> не</w:t>
+      </w:r>
+      <w:r>
+        <w:t>обходимо</w:t>
+      </w:r>
+      <w:r>
+        <w:t xml:space="preserve"> нажать на кнопку «Удалить</w:t>
+      </w:r>
+      <w:r>
+        <w:t xml:space="preserve"> всё» (рисунки 1</w:t>
+      </w:r>
+      <w:r>
+        <w:t>0</w:t>
+      </w:r>
+      <w:r>
+        <w:t xml:space="preserve"> и 1</w:t>
+      </w:r>
+      <w:r>
+        <w:t>1</w:t>
       </w:r>
       <w:r>
         <w:t>).</w:t>
@@ -4837,10 +5051,10 @@
         </w:rPr>
         <w:lastRenderedPageBreak/>
         <w:drawing>
-          <wp:inline distT="0" distB="0" distL="0" distR="0" wp14:anchorId="278DCEE2" wp14:editId="249C70D6">
+          <wp:inline distT="0" distB="0" distL="0" distR="0" wp14:anchorId="4BDF87EA" wp14:editId="1B00BD31">
             <wp:extent cx="6120130" cy="3277235"/>
             <wp:effectExtent l="0" t="0" r="0" b="0"/>
-            <wp:docPr id="360517123" name="Рисунок 1" descr="Изображение выглядит как текст, электроника, снимок экрана, программное обеспечение&#10;&#10;Содержимое, созданное искусственным интеллектом, может быть неверным."/>
+            <wp:docPr id="2069071216" name="Рисунок 1" descr="Изображение выглядит как текст, электроника, снимок экрана, программное обеспечение&#10;&#10;Содержимое, созданное искусственным интеллектом, может быть неверным."/>
             <wp:cNvGraphicFramePr>
               <a:graphicFrameLocks xmlns:a="http://schemas.openxmlformats.org/drawingml/2006/main" noChangeAspect="1"/>
             </wp:cNvGraphicFramePr>
@@ -4848,7 +5062,114 @@
               <a:graphicData uri="http://schemas.openxmlformats.org/drawingml/2006/picture">
                 <pic:pic xmlns:pic="http://schemas.openxmlformats.org/drawingml/2006/picture">
                   <pic:nvPicPr>
-                    <pic:cNvPr id="360517123" name="Рисунок 1" descr="Изображение выглядит как текст, электроника, снимок экрана, программное обеспечение&#10;&#10;Содержимое, созданное искусственным интеллектом, может быть неверным."/>
+                    <pic:cNvPr id="2069071216" name="Рисунок 1" descr="Изображение выглядит как текст, электроника, снимок экрана, программное обеспечение&#10;&#10;Содержимое, созданное искусственным интеллектом, может быть неверным."/>
+                    <pic:cNvPicPr/>
+                  </pic:nvPicPr>
+                  <pic:blipFill>
+                    <a:blip r:embed="rId18"/>
+                    <a:stretch>
+                      <a:fillRect/>
+                    </a:stretch>
+                  </pic:blipFill>
+                  <pic:spPr>
+                    <a:xfrm>
+                      <a:off x="0" y="0"/>
+                      <a:ext cx="6120130" cy="3277235"/>
+                    </a:xfrm>
+                    <a:prstGeom prst="rect">
+                      <a:avLst/>
+                    </a:prstGeom>
+                  </pic:spPr>
+                </pic:pic>
+              </a:graphicData>
+            </a:graphic>
+          </wp:inline>
+        </w:drawing>
+      </w:r>
+    </w:p>
+    <w:p>
+      <w:pPr>
+        <w:ind w:firstLine="0"/>
+        <w:jc w:val="center"/>
+      </w:pPr>
+      <w:r>
+        <w:rPr>
+          <w:noProof/>
+        </w:rPr>
+        <w:drawing>
+          <wp:inline distT="0" distB="0" distL="0" distR="0" wp14:anchorId="00E6DD7B" wp14:editId="1D033F45">
+            <wp:extent cx="2305372" cy="1448002"/>
+            <wp:effectExtent l="0" t="0" r="0" b="0"/>
+            <wp:docPr id="1353615772" name="Рисунок 1" descr="Изображение выглядит как текст, снимок экрана, Шрифт, мультимедиа&#10;&#10;Содержимое, созданное искусственным интеллектом, может быть неверным."/>
+            <wp:cNvGraphicFramePr>
+              <a:graphicFrameLocks xmlns:a="http://schemas.openxmlformats.org/drawingml/2006/main" noChangeAspect="1"/>
+            </wp:cNvGraphicFramePr>
+            <a:graphic xmlns:a="http://schemas.openxmlformats.org/drawingml/2006/main">
+              <a:graphicData uri="http://schemas.openxmlformats.org/drawingml/2006/picture">
+                <pic:pic xmlns:pic="http://schemas.openxmlformats.org/drawingml/2006/picture">
+                  <pic:nvPicPr>
+                    <pic:cNvPr id="1353615772" name="Рисунок 1" descr="Изображение выглядит как текст, снимок экрана, Шрифт, мультимедиа&#10;&#10;Содержимое, созданное искусственным интеллектом, может быть неверным."/>
+                    <pic:cNvPicPr/>
+                  </pic:nvPicPr>
+                  <pic:blipFill>
+                    <a:blip r:embed="rId19"/>
+                    <a:stretch>
+                      <a:fillRect/>
+                    </a:stretch>
+                  </pic:blipFill>
+                  <pic:spPr>
+                    <a:xfrm>
+                      <a:off x="0" y="0"/>
+                      <a:ext cx="2305372" cy="1448002"/>
+                    </a:xfrm>
+                    <a:prstGeom prst="rect">
+                      <a:avLst/>
+                    </a:prstGeom>
+                  </pic:spPr>
+                </pic:pic>
+              </a:graphicData>
+            </a:graphic>
+          </wp:inline>
+        </w:drawing>
+      </w:r>
+    </w:p>
+    <w:p>
+      <w:pPr>
+        <w:ind w:firstLine="0"/>
+        <w:jc w:val="center"/>
+      </w:pPr>
+      <w:r>
+        <w:t>Рисунок 1</w:t>
+      </w:r>
+      <w:r>
+        <w:t>0</w:t>
+      </w:r>
+      <w:r>
+        <w:t xml:space="preserve"> – Удаление всех элементов</w:t>
+      </w:r>
+    </w:p>
+    <w:p>
+      <w:pPr>
+        <w:ind w:firstLine="0"/>
+        <w:jc w:val="center"/>
+      </w:pPr>
+      <w:r>
+        <w:rPr>
+          <w:noProof/>
+        </w:rPr>
+        <w:drawing>
+          <wp:inline distT="0" distB="0" distL="0" distR="0" wp14:anchorId="56A5F3B8" wp14:editId="4AD585A2">
+            <wp:extent cx="6120130" cy="3277235"/>
+            <wp:effectExtent l="0" t="0" r="0" b="0"/>
+            <wp:docPr id="1766379281" name="Рисунок 1" descr="Изображение выглядит как текст, снимок экрана, программное обеспечение, Значок на компьютере&#10;&#10;Содержимое, созданное искусственным интеллектом, может быть неверным."/>
+            <wp:cNvGraphicFramePr>
+              <a:graphicFrameLocks xmlns:a="http://schemas.openxmlformats.org/drawingml/2006/main" noChangeAspect="1"/>
+            </wp:cNvGraphicFramePr>
+            <a:graphic xmlns:a="http://schemas.openxmlformats.org/drawingml/2006/main">
+              <a:graphicData uri="http://schemas.openxmlformats.org/drawingml/2006/picture">
+                <pic:pic xmlns:pic="http://schemas.openxmlformats.org/drawingml/2006/picture">
+                  <pic:nvPicPr>
+                    <pic:cNvPr id="1766379281" name="Рисунок 1" descr="Изображение выглядит как текст, снимок экрана, программное обеспечение, Значок на компьютере&#10;&#10;Содержимое, созданное искусственным интеллектом, может быть неверным."/>
                     <pic:cNvPicPr/>
                   </pic:nvPicPr>
                   <pic:blipFill>
@@ -4879,29 +5200,132 @@
         <w:jc w:val="center"/>
       </w:pPr>
       <w:r>
-        <w:t xml:space="preserve">Рисунок </w:t>
-      </w:r>
-      <w:r>
-        <w:t>8</w:t>
-      </w:r>
-      <w:r>
-        <w:t xml:space="preserve"> – Выбор элемента в таблице</w:t>
+        <w:t>Рисунок 1</w:t>
+      </w:r>
+      <w:r>
+        <w:t>1</w:t>
+      </w:r>
+      <w:r>
+        <w:t xml:space="preserve"> – Результат удаления всех элементов</w:t>
+      </w:r>
+    </w:p>
+    <w:p>
+      <w:pPr>
+        <w:ind w:firstLine="709"/>
+        <w:rPr>
+          <w:b/>
+          <w:bCs/>
+        </w:rPr>
+      </w:pPr>
+      <w:r>
+        <w:rPr>
+          <w:b/>
+          <w:bCs/>
+        </w:rPr>
+        <w:t>1.5.</w:t>
+      </w:r>
+      <w:r>
+        <w:rPr>
+          <w:b/>
+          <w:bCs/>
+        </w:rPr>
+        <w:t>3</w:t>
+      </w:r>
+      <w:r>
+        <w:rPr>
+          <w:b/>
+          <w:bCs/>
+        </w:rPr>
+        <w:t xml:space="preserve"> Тестовый случай «</w:t>
+      </w:r>
+      <w:r>
+        <w:rPr>
+          <w:b/>
+          <w:bCs/>
+        </w:rPr>
+        <w:t>Случайн</w:t>
+      </w:r>
+      <w:r>
+        <w:rPr>
+          <w:b/>
+          <w:bCs/>
+        </w:rPr>
+        <w:t>ый</w:t>
+      </w:r>
+      <w:r>
+        <w:rPr>
+          <w:b/>
+          <w:bCs/>
+        </w:rPr>
+        <w:t xml:space="preserve"> </w:t>
+      </w:r>
+      <w:r>
+        <w:rPr>
+          <w:b/>
+          <w:bCs/>
+        </w:rPr>
+        <w:t>расчёт</w:t>
+      </w:r>
+      <w:r>
+        <w:rPr>
+          <w:b/>
+          <w:bCs/>
+        </w:rPr>
+        <w:t>»</w:t>
+      </w:r>
+    </w:p>
+    <w:p>
+      <w:pPr>
+        <w:ind w:firstLine="709"/>
+      </w:pPr>
+      <w:r>
+        <w:lastRenderedPageBreak/>
+        <w:t xml:space="preserve">Для создания случайного </w:t>
+      </w:r>
+      <w:r>
+        <w:t>расчёта</w:t>
+      </w:r>
+      <w:r>
+        <w:t xml:space="preserve"> с произвольной </w:t>
+      </w:r>
+      <w:r>
+        <w:t>скидкой</w:t>
+      </w:r>
+      <w:r>
+        <w:t xml:space="preserve"> необходимо нажать на кнопку «Случайн</w:t>
+      </w:r>
+      <w:r>
+        <w:t>ый</w:t>
+      </w:r>
+      <w:r>
+        <w:t xml:space="preserve"> </w:t>
+      </w:r>
+      <w:r>
+        <w:t>расчёт</w:t>
+      </w:r>
+      <w:r>
+        <w:t>». После этого в списке сразу же появится запись. На рисунке 1</w:t>
+      </w:r>
+      <w:r>
+        <w:t>3</w:t>
+      </w:r>
+      <w:r>
+        <w:t xml:space="preserve"> – пример трёх использований данной функции.</w:t>
       </w:r>
     </w:p>
     <w:p>
       <w:pPr>
         <w:ind w:firstLine="0"/>
-        <w:jc w:val="center"/>
       </w:pPr>
       <w:r>
         <w:rPr>
           <w:noProof/>
         </w:rPr>
         <w:drawing>
-          <wp:inline distT="0" distB="0" distL="0" distR="0" wp14:anchorId="68BA34A0" wp14:editId="647A9F58">
+          <wp:inline distT="0" distB="0" distL="0" distR="0" wp14:anchorId="50BEC668" wp14:editId="4D1AD05E">
             <wp:extent cx="6120130" cy="3277235"/>
             <wp:effectExtent l="0" t="0" r="0" b="0"/>
-            <wp:docPr id="2054916715" name="Рисунок 1" descr="Изображение выглядит как текст, электроника, снимок экрана, программное обеспечение&#10;&#10;Содержимое, созданное искусственным интеллектом, может быть неверным."/>
+            <wp:docPr id="156715361" name="Рисунок 1" descr="Изображение выглядит как текст, снимок экрана, программное обеспечение, Значок на компьютере&#10;&#10;Содержимое, созданное искусственным интеллектом, может быть неверным."/>
             <wp:cNvGraphicFramePr>
               <a:graphicFrameLocks xmlns:a="http://schemas.openxmlformats.org/drawingml/2006/main" noChangeAspect="1"/>
             </wp:cNvGraphicFramePr>
@@ -4909,7 +5333,7 @@
               <a:graphicData uri="http://schemas.openxmlformats.org/drawingml/2006/picture">
                 <pic:pic xmlns:pic="http://schemas.openxmlformats.org/drawingml/2006/picture">
                   <pic:nvPicPr>
-                    <pic:cNvPr id="2054916715" name="Рисунок 1" descr="Изображение выглядит как текст, электроника, снимок экрана, программное обеспечение&#10;&#10;Содержимое, созданное искусственным интеллектом, может быть неверным."/>
+                    <pic:cNvPr id="156715361" name="Рисунок 1" descr="Изображение выглядит как текст, снимок экрана, программное обеспечение, Значок на компьютере&#10;&#10;Содержимое, созданное искусственным интеллектом, может быть неверным."/>
                     <pic:cNvPicPr/>
                   </pic:nvPicPr>
                   <pic:blipFill>
@@ -4940,65 +5364,23 @@
         <w:jc w:val="center"/>
       </w:pPr>
       <w:r>
-        <w:t xml:space="preserve">Рисунок </w:t>
-      </w:r>
-      <w:r>
-        <w:t>9</w:t>
-      </w:r>
-      <w:r>
-        <w:t xml:space="preserve"> – Результат нажатия кнопки «Удалить»</w:t>
-      </w:r>
-    </w:p>
-    <w:p>
-      <w:r>
-        <w:t>Для удаления всех элементов</w:t>
-      </w:r>
-      <w:r>
-        <w:t xml:space="preserve"> </w:t>
-      </w:r>
-      <w:r>
-        <w:t>в таблице</w:t>
-      </w:r>
-      <w:r>
-        <w:t xml:space="preserve"> не</w:t>
-      </w:r>
-      <w:r>
-        <w:t>обходимо</w:t>
-      </w:r>
-      <w:r>
-        <w:t xml:space="preserve"> нажать на кнопку «Удалить</w:t>
-      </w:r>
-      <w:r>
-        <w:t xml:space="preserve"> всё» (рисунки 1</w:t>
-      </w:r>
-      <w:r>
-        <w:t>0</w:t>
-      </w:r>
-      <w:r>
-        <w:t xml:space="preserve"> и 1</w:t>
-      </w:r>
-      <w:r>
-        <w:t>1</w:t>
-      </w:r>
-      <w:r>
-        <w:t>).</w:t>
-      </w:r>
-    </w:p>
-    <w:p>
-      <w:pPr>
-        <w:ind w:firstLine="0"/>
-        <w:jc w:val="center"/>
-      </w:pPr>
+        <w:t>Рисунок 1</w:t>
+      </w:r>
+      <w:r>
+        <w:t>2</w:t>
+      </w:r>
+      <w:r>
+        <w:t xml:space="preserve"> – Случайная фигура</w:t>
+      </w:r>
       <w:r>
         <w:rPr>
           <w:noProof/>
         </w:rPr>
-        <w:lastRenderedPageBreak/>
         <w:drawing>
-          <wp:inline distT="0" distB="0" distL="0" distR="0" wp14:anchorId="4BDF87EA" wp14:editId="1B00BD31">
+          <wp:inline distT="0" distB="0" distL="0" distR="0" wp14:anchorId="3685832E" wp14:editId="1392A0C1">
             <wp:extent cx="6120130" cy="3277235"/>
             <wp:effectExtent l="0" t="0" r="0" b="0"/>
-            <wp:docPr id="2069071216" name="Рисунок 1" descr="Изображение выглядит как текст, электроника, снимок экрана, программное обеспечение&#10;&#10;Содержимое, созданное искусственным интеллектом, может быть неверным."/>
+            <wp:docPr id="2100247383" name="Рисунок 1" descr="Изображение выглядит как текст, электроника, снимок экрана, программное обеспечение&#10;&#10;Содержимое, созданное искусственным интеллектом, может быть неверным."/>
             <wp:cNvGraphicFramePr>
               <a:graphicFrameLocks xmlns:a="http://schemas.openxmlformats.org/drawingml/2006/main" noChangeAspect="1"/>
             </wp:cNvGraphicFramePr>
@@ -5006,7 +5388,7 @@
               <a:graphicData uri="http://schemas.openxmlformats.org/drawingml/2006/picture">
                 <pic:pic xmlns:pic="http://schemas.openxmlformats.org/drawingml/2006/picture">
                   <pic:nvPicPr>
-                    <pic:cNvPr id="2069071216" name="Рисунок 1" descr="Изображение выглядит как текст, электроника, снимок экрана, программное обеспечение&#10;&#10;Содержимое, созданное искусственным интеллектом, может быть неверным."/>
+                    <pic:cNvPr id="2100247383" name="Рисунок 1" descr="Изображение выглядит как текст, электроника, снимок экрана, программное обеспечение&#10;&#10;Содержимое, созданное искусственным интеллектом, может быть неверным."/>
                     <pic:cNvPicPr/>
                   </pic:nvPicPr>
                   <pic:blipFill>
@@ -5037,332 +5419,6 @@
         <w:jc w:val="center"/>
       </w:pPr>
       <w:r>
-        <w:rPr>
-          <w:noProof/>
-        </w:rPr>
-        <w:drawing>
-          <wp:inline distT="0" distB="0" distL="0" distR="0" wp14:anchorId="00E6DD7B" wp14:editId="1D033F45">
-            <wp:extent cx="2305372" cy="1448002"/>
-            <wp:effectExtent l="0" t="0" r="0" b="0"/>
-            <wp:docPr id="1353615772" name="Рисунок 1" descr="Изображение выглядит как текст, снимок экрана, Шрифт, мультимедиа&#10;&#10;Содержимое, созданное искусственным интеллектом, может быть неверным."/>
-            <wp:cNvGraphicFramePr>
-              <a:graphicFrameLocks xmlns:a="http://schemas.openxmlformats.org/drawingml/2006/main" noChangeAspect="1"/>
-            </wp:cNvGraphicFramePr>
-            <a:graphic xmlns:a="http://schemas.openxmlformats.org/drawingml/2006/main">
-              <a:graphicData uri="http://schemas.openxmlformats.org/drawingml/2006/picture">
-                <pic:pic xmlns:pic="http://schemas.openxmlformats.org/drawingml/2006/picture">
-                  <pic:nvPicPr>
-                    <pic:cNvPr id="1353615772" name="Рисунок 1" descr="Изображение выглядит как текст, снимок экрана, Шрифт, мультимедиа&#10;&#10;Содержимое, созданное искусственным интеллектом, может быть неверным."/>
-                    <pic:cNvPicPr/>
-                  </pic:nvPicPr>
-                  <pic:blipFill>
-                    <a:blip r:embed="rId23"/>
-                    <a:stretch>
-                      <a:fillRect/>
-                    </a:stretch>
-                  </pic:blipFill>
-                  <pic:spPr>
-                    <a:xfrm>
-                      <a:off x="0" y="0"/>
-                      <a:ext cx="2305372" cy="1448002"/>
-                    </a:xfrm>
-                    <a:prstGeom prst="rect">
-                      <a:avLst/>
-                    </a:prstGeom>
-                  </pic:spPr>
-                </pic:pic>
-              </a:graphicData>
-            </a:graphic>
-          </wp:inline>
-        </w:drawing>
-      </w:r>
-    </w:p>
-    <w:p>
-      <w:pPr>
-        <w:ind w:firstLine="0"/>
-        <w:jc w:val="center"/>
-      </w:pPr>
-      <w:r>
-        <w:t>Рисунок 1</w:t>
-      </w:r>
-      <w:r>
-        <w:t>0</w:t>
-      </w:r>
-      <w:r>
-        <w:t xml:space="preserve"> – Удаление всех элементов</w:t>
-      </w:r>
-    </w:p>
-    <w:p>
-      <w:pPr>
-        <w:ind w:firstLine="0"/>
-        <w:jc w:val="center"/>
-      </w:pPr>
-      <w:r>
-        <w:rPr>
-          <w:noProof/>
-        </w:rPr>
-        <w:drawing>
-          <wp:inline distT="0" distB="0" distL="0" distR="0" wp14:anchorId="56A5F3B8" wp14:editId="4AD585A2">
-            <wp:extent cx="6120130" cy="3277235"/>
-            <wp:effectExtent l="0" t="0" r="0" b="0"/>
-            <wp:docPr id="1766379281" name="Рисунок 1" descr="Изображение выглядит как текст, снимок экрана, программное обеспечение, Значок на компьютере&#10;&#10;Содержимое, созданное искусственным интеллектом, может быть неверным."/>
-            <wp:cNvGraphicFramePr>
-              <a:graphicFrameLocks xmlns:a="http://schemas.openxmlformats.org/drawingml/2006/main" noChangeAspect="1"/>
-            </wp:cNvGraphicFramePr>
-            <a:graphic xmlns:a="http://schemas.openxmlformats.org/drawingml/2006/main">
-              <a:graphicData uri="http://schemas.openxmlformats.org/drawingml/2006/picture">
-                <pic:pic xmlns:pic="http://schemas.openxmlformats.org/drawingml/2006/picture">
-                  <pic:nvPicPr>
-                    <pic:cNvPr id="1766379281" name="Рисунок 1" descr="Изображение выглядит как текст, снимок экрана, программное обеспечение, Значок на компьютере&#10;&#10;Содержимое, созданное искусственным интеллектом, может быть неверным."/>
-                    <pic:cNvPicPr/>
-                  </pic:nvPicPr>
-                  <pic:blipFill>
-                    <a:blip r:embed="rId24"/>
-                    <a:stretch>
-                      <a:fillRect/>
-                    </a:stretch>
-                  </pic:blipFill>
-                  <pic:spPr>
-                    <a:xfrm>
-                      <a:off x="0" y="0"/>
-                      <a:ext cx="6120130" cy="3277235"/>
-                    </a:xfrm>
-                    <a:prstGeom prst="rect">
-                      <a:avLst/>
-                    </a:prstGeom>
-                  </pic:spPr>
-                </pic:pic>
-              </a:graphicData>
-            </a:graphic>
-          </wp:inline>
-        </w:drawing>
-      </w:r>
-    </w:p>
-    <w:p>
-      <w:pPr>
-        <w:ind w:firstLine="0"/>
-        <w:jc w:val="center"/>
-      </w:pPr>
-      <w:r>
-        <w:t>Рисунок 1</w:t>
-      </w:r>
-      <w:r>
-        <w:t>1</w:t>
-      </w:r>
-      <w:r>
-        <w:t xml:space="preserve"> – Результат удаления всех элементов</w:t>
-      </w:r>
-    </w:p>
-    <w:p>
-      <w:pPr>
-        <w:ind w:firstLine="709"/>
-        <w:rPr>
-          <w:b/>
-          <w:bCs/>
-        </w:rPr>
-      </w:pPr>
-      <w:r>
-        <w:rPr>
-          <w:b/>
-          <w:bCs/>
-        </w:rPr>
-        <w:t>1.5.</w:t>
-      </w:r>
-      <w:r>
-        <w:rPr>
-          <w:b/>
-          <w:bCs/>
-        </w:rPr>
-        <w:t>3</w:t>
-      </w:r>
-      <w:r>
-        <w:rPr>
-          <w:b/>
-          <w:bCs/>
-        </w:rPr>
-        <w:t xml:space="preserve"> Тестовый случай «</w:t>
-      </w:r>
-      <w:r>
-        <w:rPr>
-          <w:b/>
-          <w:bCs/>
-        </w:rPr>
-        <w:t>Случайн</w:t>
-      </w:r>
-      <w:r>
-        <w:rPr>
-          <w:b/>
-          <w:bCs/>
-        </w:rPr>
-        <w:t>ый</w:t>
-      </w:r>
-      <w:r>
-        <w:rPr>
-          <w:b/>
-          <w:bCs/>
-        </w:rPr>
-        <w:t xml:space="preserve"> </w:t>
-      </w:r>
-      <w:r>
-        <w:rPr>
-          <w:b/>
-          <w:bCs/>
-        </w:rPr>
-        <w:t>расчёт</w:t>
-      </w:r>
-      <w:r>
-        <w:rPr>
-          <w:b/>
-          <w:bCs/>
-        </w:rPr>
-        <w:t>»</w:t>
-      </w:r>
-    </w:p>
-    <w:p>
-      <w:pPr>
-        <w:ind w:firstLine="709"/>
-      </w:pPr>
-      <w:r>
-        <w:lastRenderedPageBreak/>
-        <w:t xml:space="preserve">Для создания случайного </w:t>
-      </w:r>
-      <w:r>
-        <w:t>расчёта</w:t>
-      </w:r>
-      <w:r>
-        <w:t xml:space="preserve"> с произвольной </w:t>
-      </w:r>
-      <w:r>
-        <w:t>скидкой</w:t>
-      </w:r>
-      <w:r>
-        <w:t xml:space="preserve"> необходимо нажать на кнопку «Случайн</w:t>
-      </w:r>
-      <w:r>
-        <w:t>ый</w:t>
-      </w:r>
-      <w:r>
-        <w:t xml:space="preserve"> </w:t>
-      </w:r>
-      <w:r>
-        <w:t>расчёт</w:t>
-      </w:r>
-      <w:r>
-        <w:t>». После этого в списке сразу же появится запись. На рисунке 1</w:t>
-      </w:r>
-      <w:r>
-        <w:t>3</w:t>
-      </w:r>
-      <w:r>
-        <w:t xml:space="preserve"> – пример трёх использований данной функции.</w:t>
-      </w:r>
-    </w:p>
-    <w:p>
-      <w:pPr>
-        <w:ind w:firstLine="0"/>
-      </w:pPr>
-      <w:r>
-        <w:rPr>
-          <w:noProof/>
-        </w:rPr>
-        <w:drawing>
-          <wp:inline distT="0" distB="0" distL="0" distR="0" wp14:anchorId="50BEC668" wp14:editId="4D1AD05E">
-            <wp:extent cx="6120130" cy="3277235"/>
-            <wp:effectExtent l="0" t="0" r="0" b="0"/>
-            <wp:docPr id="156715361" name="Рисунок 1" descr="Изображение выглядит как текст, снимок экрана, программное обеспечение, Значок на компьютере&#10;&#10;Содержимое, созданное искусственным интеллектом, может быть неверным."/>
-            <wp:cNvGraphicFramePr>
-              <a:graphicFrameLocks xmlns:a="http://schemas.openxmlformats.org/drawingml/2006/main" noChangeAspect="1"/>
-            </wp:cNvGraphicFramePr>
-            <a:graphic xmlns:a="http://schemas.openxmlformats.org/drawingml/2006/main">
-              <a:graphicData uri="http://schemas.openxmlformats.org/drawingml/2006/picture">
-                <pic:pic xmlns:pic="http://schemas.openxmlformats.org/drawingml/2006/picture">
-                  <pic:nvPicPr>
-                    <pic:cNvPr id="156715361" name="Рисунок 1" descr="Изображение выглядит как текст, снимок экрана, программное обеспечение, Значок на компьютере&#10;&#10;Содержимое, созданное искусственным интеллектом, может быть неверным."/>
-                    <pic:cNvPicPr/>
-                  </pic:nvPicPr>
-                  <pic:blipFill>
-                    <a:blip r:embed="rId25"/>
-                    <a:stretch>
-                      <a:fillRect/>
-                    </a:stretch>
-                  </pic:blipFill>
-                  <pic:spPr>
-                    <a:xfrm>
-                      <a:off x="0" y="0"/>
-                      <a:ext cx="6120130" cy="3277235"/>
-                    </a:xfrm>
-                    <a:prstGeom prst="rect">
-                      <a:avLst/>
-                    </a:prstGeom>
-                  </pic:spPr>
-                </pic:pic>
-              </a:graphicData>
-            </a:graphic>
-          </wp:inline>
-        </w:drawing>
-      </w:r>
-    </w:p>
-    <w:p>
-      <w:pPr>
-        <w:ind w:firstLine="0"/>
-        <w:jc w:val="center"/>
-      </w:pPr>
-      <w:r>
-        <w:t>Рисунок 1</w:t>
-      </w:r>
-      <w:r>
-        <w:t>2</w:t>
-      </w:r>
-      <w:r>
-        <w:t xml:space="preserve"> – Случайная фигура</w:t>
-      </w:r>
-      <w:r>
-        <w:rPr>
-          <w:noProof/>
-        </w:rPr>
-        <w:drawing>
-          <wp:inline distT="0" distB="0" distL="0" distR="0" wp14:anchorId="3685832E" wp14:editId="1392A0C1">
-            <wp:extent cx="6120130" cy="3277235"/>
-            <wp:effectExtent l="0" t="0" r="0" b="0"/>
-            <wp:docPr id="2100247383" name="Рисунок 1" descr="Изображение выглядит как текст, электроника, снимок экрана, программное обеспечение&#10;&#10;Содержимое, созданное искусственным интеллектом, может быть неверным."/>
-            <wp:cNvGraphicFramePr>
-              <a:graphicFrameLocks xmlns:a="http://schemas.openxmlformats.org/drawingml/2006/main" noChangeAspect="1"/>
-            </wp:cNvGraphicFramePr>
-            <a:graphic xmlns:a="http://schemas.openxmlformats.org/drawingml/2006/main">
-              <a:graphicData uri="http://schemas.openxmlformats.org/drawingml/2006/picture">
-                <pic:pic xmlns:pic="http://schemas.openxmlformats.org/drawingml/2006/picture">
-                  <pic:nvPicPr>
-                    <pic:cNvPr id="2100247383" name="Рисунок 1" descr="Изображение выглядит как текст, электроника, снимок экрана, программное обеспечение&#10;&#10;Содержимое, созданное искусственным интеллектом, может быть неверным."/>
-                    <pic:cNvPicPr/>
-                  </pic:nvPicPr>
-                  <pic:blipFill>
-                    <a:blip r:embed="rId26"/>
-                    <a:stretch>
-                      <a:fillRect/>
-                    </a:stretch>
-                  </pic:blipFill>
-                  <pic:spPr>
-                    <a:xfrm>
-                      <a:off x="0" y="0"/>
-                      <a:ext cx="6120130" cy="3277235"/>
-                    </a:xfrm>
-                    <a:prstGeom prst="rect">
-                      <a:avLst/>
-                    </a:prstGeom>
-                  </pic:spPr>
-                </pic:pic>
-              </a:graphicData>
-            </a:graphic>
-          </wp:inline>
-        </w:drawing>
-      </w:r>
-    </w:p>
-    <w:p>
-      <w:pPr>
-        <w:ind w:firstLine="0"/>
-        <w:jc w:val="center"/>
-      </w:pPr>
-      <w:r>
         <w:t>Рисунок 1</w:t>
       </w:r>
       <w:r>
@@ -5449,6 +5505,333 @@
                 <pic:pic xmlns:pic="http://schemas.openxmlformats.org/drawingml/2006/picture">
                   <pic:nvPicPr>
                     <pic:cNvPr id="1572191104" name="Рисунок 1" descr="Изображение выглядит как текст, электроника, снимок экрана, дисплей&#10;&#10;Содержимое, созданное искусственным интеллектом, может быть неверным."/>
+                    <pic:cNvPicPr/>
+                  </pic:nvPicPr>
+                  <pic:blipFill>
+                    <a:blip r:embed="rId23"/>
+                    <a:stretch>
+                      <a:fillRect/>
+                    </a:stretch>
+                  </pic:blipFill>
+                  <pic:spPr>
+                    <a:xfrm>
+                      <a:off x="0" y="0"/>
+                      <a:ext cx="6120130" cy="3971925"/>
+                    </a:xfrm>
+                    <a:prstGeom prst="rect">
+                      <a:avLst/>
+                    </a:prstGeom>
+                  </pic:spPr>
+                </pic:pic>
+              </a:graphicData>
+            </a:graphic>
+          </wp:inline>
+        </w:drawing>
+      </w:r>
+    </w:p>
+    <w:p>
+      <w:pPr>
+        <w:ind w:firstLine="0"/>
+        <w:jc w:val="center"/>
+      </w:pPr>
+      <w:r>
+        <w:t>Рисунок 1</w:t>
+      </w:r>
+      <w:r>
+        <w:t>4</w:t>
+      </w:r>
+      <w:r>
+        <w:t xml:space="preserve"> – Вызов формы для поиска элементов</w:t>
+      </w:r>
+    </w:p>
+    <w:p>
+      <w:pPr>
+        <w:ind w:firstLine="0"/>
+        <w:jc w:val="center"/>
+        <w:rPr>
+          <w:lang w:val="en-US"/>
+        </w:rPr>
+      </w:pPr>
+      <w:r>
+        <w:rPr>
+          <w:noProof/>
+          <w:lang w:val="en-US"/>
+        </w:rPr>
+        <w:drawing>
+          <wp:inline distT="0" distB="0" distL="0" distR="0" wp14:anchorId="1C81C9F2" wp14:editId="6B4E54D3">
+            <wp:extent cx="2724530" cy="2905530"/>
+            <wp:effectExtent l="0" t="0" r="0" b="9525"/>
+            <wp:docPr id="1747975315" name="Рисунок 1" descr="Изображение выглядит как текст, снимок экрана, программное обеспечение, число&#10;&#10;Содержимое, созданное искусственным интеллектом, может быть неверным."/>
+            <wp:cNvGraphicFramePr>
+              <a:graphicFrameLocks xmlns:a="http://schemas.openxmlformats.org/drawingml/2006/main" noChangeAspect="1"/>
+            </wp:cNvGraphicFramePr>
+            <a:graphic xmlns:a="http://schemas.openxmlformats.org/drawingml/2006/main">
+              <a:graphicData uri="http://schemas.openxmlformats.org/drawingml/2006/picture">
+                <pic:pic xmlns:pic="http://schemas.openxmlformats.org/drawingml/2006/picture">
+                  <pic:nvPicPr>
+                    <pic:cNvPr id="1747975315" name="Рисунок 1" descr="Изображение выглядит как текст, снимок экрана, программное обеспечение, число&#10;&#10;Содержимое, созданное искусственным интеллектом, может быть неверным."/>
+                    <pic:cNvPicPr/>
+                  </pic:nvPicPr>
+                  <pic:blipFill>
+                    <a:blip r:embed="rId24"/>
+                    <a:stretch>
+                      <a:fillRect/>
+                    </a:stretch>
+                  </pic:blipFill>
+                  <pic:spPr>
+                    <a:xfrm>
+                      <a:off x="0" y="0"/>
+                      <a:ext cx="2724530" cy="2905530"/>
+                    </a:xfrm>
+                    <a:prstGeom prst="rect">
+                      <a:avLst/>
+                    </a:prstGeom>
+                  </pic:spPr>
+                </pic:pic>
+              </a:graphicData>
+            </a:graphic>
+          </wp:inline>
+        </w:drawing>
+      </w:r>
+    </w:p>
+    <w:p>
+      <w:pPr>
+        <w:ind w:firstLine="0"/>
+        <w:jc w:val="center"/>
+      </w:pPr>
+      <w:r>
+        <w:t>Рисунок 1</w:t>
+      </w:r>
+      <w:r>
+        <w:t>5</w:t>
+      </w:r>
+      <w:r>
+        <w:t xml:space="preserve"> – Форма для поиска</w:t>
+      </w:r>
+    </w:p>
+    <w:p>
+      <w:pPr>
+        <w:ind w:firstLine="709"/>
+      </w:pPr>
+      <w:r>
+        <w:t>Пользователь отмечает нужные критерии поиска, при необходимости указывает значения параметров и нажимает кнопку «</w:t>
+      </w:r>
+      <w:r>
+        <w:t>Найти</w:t>
+      </w:r>
+      <w:r>
+        <w:t>» (рисунки 1</w:t>
+      </w:r>
+      <w:r>
+        <w:t>6</w:t>
+      </w:r>
+      <w:r>
+        <w:t xml:space="preserve"> и 1</w:t>
+      </w:r>
+      <w:r>
+        <w:t>7</w:t>
+      </w:r>
+      <w:r>
+        <w:t xml:space="preserve">). Для отмены фильтрации и возврата к полному списку служит кнопка «Сбросить фильтр» (рисунок </w:t>
+      </w:r>
+      <w:r>
+        <w:t>1</w:t>
+      </w:r>
+      <w:r>
+        <w:t>8</w:t>
+      </w:r>
+      <w:r>
+        <w:t>-</w:t>
+      </w:r>
+      <w:r>
+        <w:t>1</w:t>
+      </w:r>
+      <w:r>
+        <w:t>9</w:t>
+      </w:r>
+      <w:r>
+        <w:t>).</w:t>
+      </w:r>
+    </w:p>
+    <w:p>
+      <w:pPr>
+        <w:ind w:firstLine="0"/>
+        <w:jc w:val="center"/>
+      </w:pPr>
+      <w:r>
+        <w:rPr>
+          <w:noProof/>
+        </w:rPr>
+        <w:lastRenderedPageBreak/>
+        <w:drawing>
+          <wp:inline distT="0" distB="0" distL="0" distR="0" wp14:anchorId="355B8434" wp14:editId="04B57C17">
+            <wp:extent cx="6120130" cy="2802890"/>
+            <wp:effectExtent l="0" t="0" r="0" b="0"/>
+            <wp:docPr id="518868634" name="Рисунок 1" descr="Изображение выглядит как текст, программное обеспечение, число, Значок на компьютере&#10;&#10;Содержимое, созданное искусственным интеллектом, может быть неверным."/>
+            <wp:cNvGraphicFramePr>
+              <a:graphicFrameLocks xmlns:a="http://schemas.openxmlformats.org/drawingml/2006/main" noChangeAspect="1"/>
+            </wp:cNvGraphicFramePr>
+            <a:graphic xmlns:a="http://schemas.openxmlformats.org/drawingml/2006/main">
+              <a:graphicData uri="http://schemas.openxmlformats.org/drawingml/2006/picture">
+                <pic:pic xmlns:pic="http://schemas.openxmlformats.org/drawingml/2006/picture">
+                  <pic:nvPicPr>
+                    <pic:cNvPr id="518868634" name="Рисунок 1" descr="Изображение выглядит как текст, программное обеспечение, число, Значок на компьютере&#10;&#10;Содержимое, созданное искусственным интеллектом, может быть неверным."/>
+                    <pic:cNvPicPr/>
+                  </pic:nvPicPr>
+                  <pic:blipFill>
+                    <a:blip r:embed="rId25"/>
+                    <a:stretch>
+                      <a:fillRect/>
+                    </a:stretch>
+                  </pic:blipFill>
+                  <pic:spPr>
+                    <a:xfrm>
+                      <a:off x="0" y="0"/>
+                      <a:ext cx="6120130" cy="2802890"/>
+                    </a:xfrm>
+                    <a:prstGeom prst="rect">
+                      <a:avLst/>
+                    </a:prstGeom>
+                  </pic:spPr>
+                </pic:pic>
+              </a:graphicData>
+            </a:graphic>
+          </wp:inline>
+        </w:drawing>
+      </w:r>
+      <w:r>
+        <w:rPr>
+          <w:noProof/>
+          <w:lang w:eastAsia="ru-RU"/>
+        </w:rPr>
+        <w:t xml:space="preserve"> </w:t>
+      </w:r>
+    </w:p>
+    <w:p>
+      <w:pPr>
+        <w:ind w:firstLine="0"/>
+        <w:jc w:val="center"/>
+      </w:pPr>
+      <w:r>
+        <w:t>Рисунок 1</w:t>
+      </w:r>
+      <w:r>
+        <w:t>6</w:t>
+      </w:r>
+      <w:r>
+        <w:t xml:space="preserve"> – Поиск элемент</w:t>
+      </w:r>
+      <w:r>
+        <w:t>ов</w:t>
+      </w:r>
+      <w:r>
+        <w:t xml:space="preserve"> по </w:t>
+      </w:r>
+      <w:r>
+        <w:t>типу</w:t>
+      </w:r>
+    </w:p>
+    <w:p>
+      <w:pPr>
+        <w:ind w:firstLine="0"/>
+        <w:jc w:val="center"/>
+      </w:pPr>
+      <w:r>
+        <w:rPr>
+          <w:noProof/>
+          <w:lang w:eastAsia="ru-RU"/>
+        </w:rPr>
+        <w:drawing>
+          <wp:inline distT="0" distB="0" distL="0" distR="0" wp14:anchorId="44D77246" wp14:editId="4AEDC2C8">
+            <wp:extent cx="6120130" cy="3971925"/>
+            <wp:effectExtent l="0" t="0" r="0" b="9525"/>
+            <wp:docPr id="411522794" name="Рисунок 1" descr="Изображение выглядит как текст, электроника, снимок экрана, программное обеспечение&#10;&#10;Содержимое, созданное искусственным интеллектом, может быть неверным."/>
+            <wp:cNvGraphicFramePr>
+              <a:graphicFrameLocks xmlns:a="http://schemas.openxmlformats.org/drawingml/2006/main" noChangeAspect="1"/>
+            </wp:cNvGraphicFramePr>
+            <a:graphic xmlns:a="http://schemas.openxmlformats.org/drawingml/2006/main">
+              <a:graphicData uri="http://schemas.openxmlformats.org/drawingml/2006/picture">
+                <pic:pic xmlns:pic="http://schemas.openxmlformats.org/drawingml/2006/picture">
+                  <pic:nvPicPr>
+                    <pic:cNvPr id="411522794" name="Рисунок 1" descr="Изображение выглядит как текст, электроника, снимок экрана, программное обеспечение&#10;&#10;Содержимое, созданное искусственным интеллектом, может быть неверным."/>
+                    <pic:cNvPicPr/>
+                  </pic:nvPicPr>
+                  <pic:blipFill>
+                    <a:blip r:embed="rId26"/>
+                    <a:stretch>
+                      <a:fillRect/>
+                    </a:stretch>
+                  </pic:blipFill>
+                  <pic:spPr>
+                    <a:xfrm>
+                      <a:off x="0" y="0"/>
+                      <a:ext cx="6120130" cy="3971925"/>
+                    </a:xfrm>
+                    <a:prstGeom prst="rect">
+                      <a:avLst/>
+                    </a:prstGeom>
+                  </pic:spPr>
+                </pic:pic>
+              </a:graphicData>
+            </a:graphic>
+          </wp:inline>
+        </w:drawing>
+      </w:r>
+    </w:p>
+    <w:p>
+      <w:pPr>
+        <w:ind w:firstLine="0"/>
+        <w:jc w:val="center"/>
+      </w:pPr>
+      <w:r>
+        <w:t>Рисунок 1</w:t>
+      </w:r>
+      <w:r>
+        <w:t>7</w:t>
+      </w:r>
+      <w:r>
+        <w:t xml:space="preserve"> – Результат поиска элемент</w:t>
+      </w:r>
+      <w:r>
+        <w:t>ов</w:t>
+      </w:r>
+    </w:p>
+    <w:p>
+      <w:pPr>
+        <w:ind w:firstLine="0"/>
+        <w:jc w:val="center"/>
+        <w:rPr>
+          <w:lang w:val="en-US"/>
+        </w:rPr>
+      </w:pPr>
+    </w:p>
+    <w:p>
+      <w:pPr>
+        <w:ind w:firstLine="0"/>
+        <w:jc w:val="center"/>
+        <w:rPr>
+          <w:lang w:val="en-US"/>
+        </w:rPr>
+      </w:pPr>
+      <w:r>
+        <w:rPr>
+          <w:noProof/>
+          <w:lang w:val="en-US"/>
+        </w:rPr>
+        <w:lastRenderedPageBreak/>
+        <w:drawing>
+          <wp:inline distT="0" distB="0" distL="0" distR="0" wp14:anchorId="404554CD" wp14:editId="2FE79CF8">
+            <wp:extent cx="6120130" cy="3971925"/>
+            <wp:effectExtent l="0" t="0" r="0" b="9525"/>
+            <wp:docPr id="175344293" name="Рисунок 1" descr="Изображение выглядит как текст, электроника, снимок экрана, дисплей&#10;&#10;Содержимое, созданное искусственным интеллектом, может быть неверным."/>
+            <wp:cNvGraphicFramePr>
+              <a:graphicFrameLocks xmlns:a="http://schemas.openxmlformats.org/drawingml/2006/main" noChangeAspect="1"/>
+            </wp:cNvGraphicFramePr>
+            <a:graphic xmlns:a="http://schemas.openxmlformats.org/drawingml/2006/main">
+              <a:graphicData uri="http://schemas.openxmlformats.org/drawingml/2006/picture">
+                <pic:pic xmlns:pic="http://schemas.openxmlformats.org/drawingml/2006/picture">
+                  <pic:nvPicPr>
+                    <pic:cNvPr id="175344293" name="Рисунок 1" descr="Изображение выглядит как текст, электроника, снимок экрана, дисплей&#10;&#10;Содержимое, созданное искусственным интеллектом, может быть неверным."/>
                     <pic:cNvPicPr/>
                   </pic:nvPicPr>
                   <pic:blipFill>
@@ -5479,33 +5862,29 @@
         <w:jc w:val="center"/>
       </w:pPr>
       <w:r>
-        <w:t>Рисунок 1</w:t>
-      </w:r>
-      <w:r>
-        <w:t>4</w:t>
-      </w:r>
-      <w:r>
-        <w:t xml:space="preserve"> – Вызов формы для поиска элементов</w:t>
+        <w:t xml:space="preserve">Рисунок </w:t>
+      </w:r>
+      <w:r>
+        <w:t>18</w:t>
+      </w:r>
+      <w:r>
+        <w:t xml:space="preserve"> – Сброс условий поиска</w:t>
       </w:r>
     </w:p>
     <w:p>
       <w:pPr>
         <w:ind w:firstLine="0"/>
         <w:jc w:val="center"/>
-        <w:rPr>
-          <w:lang w:val="en-US"/>
-        </w:rPr>
       </w:pPr>
       <w:r>
         <w:rPr>
           <w:noProof/>
-          <w:lang w:val="en-US"/>
         </w:rPr>
         <w:drawing>
-          <wp:inline distT="0" distB="0" distL="0" distR="0" wp14:anchorId="1C81C9F2" wp14:editId="6B4E54D3">
-            <wp:extent cx="2724530" cy="2905530"/>
+          <wp:inline distT="0" distB="0" distL="0" distR="0" wp14:anchorId="5D9F4FD8" wp14:editId="3F0595A6">
+            <wp:extent cx="6120130" cy="3971925"/>
             <wp:effectExtent l="0" t="0" r="0" b="9525"/>
-            <wp:docPr id="1747975315" name="Рисунок 1" descr="Изображение выглядит как текст, снимок экрана, программное обеспечение, число&#10;&#10;Содержимое, созданное искусственным интеллектом, может быть неверным."/>
+            <wp:docPr id="856820507" name="Рисунок 1" descr="Изображение выглядит как текст, электроника, снимок экрана, дисплей&#10;&#10;Содержимое, созданное искусственным интеллектом, может быть неверным."/>
             <wp:cNvGraphicFramePr>
               <a:graphicFrameLocks xmlns:a="http://schemas.openxmlformats.org/drawingml/2006/main" noChangeAspect="1"/>
             </wp:cNvGraphicFramePr>
@@ -5513,7 +5892,7 @@
               <a:graphicData uri="http://schemas.openxmlformats.org/drawingml/2006/picture">
                 <pic:pic xmlns:pic="http://schemas.openxmlformats.org/drawingml/2006/picture">
                   <pic:nvPicPr>
-                    <pic:cNvPr id="1747975315" name="Рисунок 1" descr="Изображение выглядит как текст, снимок экрана, программное обеспечение, число&#10;&#10;Содержимое, созданное искусственным интеллектом, может быть неверным."/>
+                    <pic:cNvPr id="856820507" name="Рисунок 1" descr="Изображение выглядит как текст, электроника, снимок экрана, дисплей&#10;&#10;Содержимое, созданное искусственным интеллектом, может быть неверным."/>
                     <pic:cNvPicPr/>
                   </pic:nvPicPr>
                   <pic:blipFill>
@@ -5525,7 +5904,7 @@
                   <pic:spPr>
                     <a:xfrm>
                       <a:off x="0" y="0"/>
-                      <a:ext cx="2724530" cy="2905530"/>
+                      <a:ext cx="6120130" cy="3971925"/>
                     </a:xfrm>
                     <a:prstGeom prst="rect">
                       <a:avLst/>
@@ -5544,54 +5923,46 @@
         <w:jc w:val="center"/>
       </w:pPr>
       <w:r>
-        <w:t>Рисунок 1</w:t>
-      </w:r>
-      <w:r>
-        <w:t>5</w:t>
-      </w:r>
-      <w:r>
-        <w:t xml:space="preserve"> – Форма для поиска</w:t>
-      </w:r>
-    </w:p>
-    <w:p>
-      <w:pPr>
-        <w:ind w:firstLine="709"/>
-      </w:pPr>
-      <w:r>
-        <w:t>Пользователь отмечает нужные критерии поиска, при необходимости указывает значения параметров и нажимает кнопку «</w:t>
-      </w:r>
-      <w:r>
-        <w:t>Найти</w:t>
-      </w:r>
-      <w:r>
-        <w:t>» (рисунки 1</w:t>
-      </w:r>
-      <w:r>
-        <w:t>6</w:t>
-      </w:r>
-      <w:r>
-        <w:t xml:space="preserve"> и 1</w:t>
-      </w:r>
-      <w:r>
-        <w:t>7</w:t>
-      </w:r>
-      <w:r>
-        <w:t xml:space="preserve">). Для отмены фильтрации и возврата к полному списку служит кнопка «Сбросить фильтр» (рисунок </w:t>
-      </w:r>
-      <w:r>
-        <w:t>1</w:t>
-      </w:r>
-      <w:r>
-        <w:t>8</w:t>
-      </w:r>
-      <w:r>
-        <w:t>-</w:t>
-      </w:r>
-      <w:r>
-        <w:t>1</w:t>
-      </w:r>
-      <w:r>
-        <w:t>9</w:t>
+        <w:t xml:space="preserve">Рисунок </w:t>
+      </w:r>
+      <w:r>
+        <w:t>19</w:t>
+      </w:r>
+      <w:r>
+        <w:t xml:space="preserve"> – Результат сброса условий поиска</w:t>
+      </w:r>
+    </w:p>
+    <w:p>
+      <w:pPr>
+        <w:ind w:firstLine="708"/>
+      </w:pPr>
+      <w:r>
+        <w:lastRenderedPageBreak/>
+        <w:t>Кроме того, в случае, когда пользователь произвёл поиск нужно</w:t>
+      </w:r>
+      <w:r>
+        <w:t xml:space="preserve">го расчёта </w:t>
+      </w:r>
+      <w:r>
+        <w:t>(например</w:t>
+      </w:r>
+      <w:r>
+        <w:t>, с</w:t>
+      </w:r>
+      <w:r>
+        <w:t>о стратегией</w:t>
+      </w:r>
+      <w:r>
+        <w:t xml:space="preserve"> </w:t>
+      </w:r>
+      <w:r>
+        <w:t>«Процентная»</w:t>
+      </w:r>
+      <w:r>
+        <w:t xml:space="preserve">), функция «Удалить всё» произведёт удаление только отсортированной части (рис. </w:t>
+      </w:r>
+      <w:r>
+        <w:t>20</w:t>
       </w:r>
       <w:r>
         <w:t>).</w:t>
@@ -5606,12 +5977,11 @@
         <w:rPr>
           <w:noProof/>
         </w:rPr>
-        <w:lastRenderedPageBreak/>
         <w:drawing>
-          <wp:inline distT="0" distB="0" distL="0" distR="0" wp14:anchorId="355B8434" wp14:editId="04B57C17">
-            <wp:extent cx="6120130" cy="2802890"/>
+          <wp:inline distT="0" distB="0" distL="0" distR="0" wp14:anchorId="75212243" wp14:editId="62FD2B78">
+            <wp:extent cx="6120130" cy="2693035"/>
             <wp:effectExtent l="0" t="0" r="0" b="0"/>
-            <wp:docPr id="518868634" name="Рисунок 1" descr="Изображение выглядит как текст, программное обеспечение, число, Значок на компьютере&#10;&#10;Содержимое, созданное искусственным интеллектом, может быть неверным."/>
+            <wp:docPr id="451091207" name="Рисунок 1" descr="Изображение выглядит как текст, программное обеспечение, Значок на компьютере, веб-страница&#10;&#10;Содержимое, созданное искусственным интеллектом, может быть неверным."/>
             <wp:cNvGraphicFramePr>
               <a:graphicFrameLocks xmlns:a="http://schemas.openxmlformats.org/drawingml/2006/main" noChangeAspect="1"/>
             </wp:cNvGraphicFramePr>
@@ -5619,7 +5989,7 @@
               <a:graphicData uri="http://schemas.openxmlformats.org/drawingml/2006/picture">
                 <pic:pic xmlns:pic="http://schemas.openxmlformats.org/drawingml/2006/picture">
                   <pic:nvPicPr>
-                    <pic:cNvPr id="518868634" name="Рисунок 1" descr="Изображение выглядит как текст, программное обеспечение, число, Значок на компьютере&#10;&#10;Содержимое, созданное искусственным интеллектом, может быть неверным."/>
+                    <pic:cNvPr id="451091207" name="Рисунок 1" descr="Изображение выглядит как текст, программное обеспечение, Значок на компьютере, веб-страница&#10;&#10;Содержимое, созданное искусственным интеллектом, может быть неверным."/>
                     <pic:cNvPicPr/>
                   </pic:nvPicPr>
                   <pic:blipFill>
@@ -5631,7 +6001,7 @@
                   <pic:spPr>
                     <a:xfrm>
                       <a:off x="0" y="0"/>
-                      <a:ext cx="6120130" cy="2802890"/>
+                      <a:ext cx="6120130" cy="2693035"/>
                     </a:xfrm>
                     <a:prstGeom prst="rect">
                       <a:avLst/>
@@ -5643,13 +6013,6 @@
           </wp:inline>
         </w:drawing>
       </w:r>
-      <w:r>
-        <w:rPr>
-          <w:noProof/>
-          <w:lang w:eastAsia="ru-RU"/>
-        </w:rPr>
-        <w:t xml:space="preserve"> </w:t>
-      </w:r>
     </w:p>
     <w:p>
       <w:pPr>
@@ -5657,22 +6020,13 @@
         <w:jc w:val="center"/>
       </w:pPr>
       <w:r>
-        <w:t>Рисунок 1</w:t>
-      </w:r>
-      <w:r>
-        <w:t>6</w:t>
-      </w:r>
-      <w:r>
-        <w:t xml:space="preserve"> – Поиск элемент</w:t>
-      </w:r>
-      <w:r>
-        <w:t>ов</w:t>
-      </w:r>
-      <w:r>
-        <w:t xml:space="preserve"> по </w:t>
-      </w:r>
-      <w:r>
-        <w:t>типу</w:t>
+        <w:t xml:space="preserve">Рисунок </w:t>
+      </w:r>
+      <w:r>
+        <w:t>20</w:t>
+      </w:r>
+      <w:r>
+        <w:t xml:space="preserve"> – Результат работы функции «Удалить всё» после выполнения поиска фигуры (функция «Найти»)</w:t>
       </w:r>
     </w:p>
     <w:p>
@@ -5680,16 +6034,84 @@
         <w:ind w:firstLine="0"/>
         <w:jc w:val="center"/>
       </w:pPr>
+    </w:p>
+    <w:p>
+      <w:pPr>
+        <w:ind w:firstLine="0"/>
+        <w:jc w:val="center"/>
+      </w:pPr>
+    </w:p>
+    <w:p>
+      <w:pPr>
+        <w:ind w:firstLine="709"/>
+        <w:rPr>
+          <w:b/>
+          <w:bCs/>
+        </w:rPr>
+      </w:pPr>
+      <w:r>
+        <w:rPr>
+          <w:b/>
+          <w:bCs/>
+        </w:rPr>
+        <w:t>1.5.</w:t>
+      </w:r>
+      <w:r>
+        <w:rPr>
+          <w:b/>
+          <w:bCs/>
+        </w:rPr>
+        <w:t>5</w:t>
+      </w:r>
+      <w:r>
+        <w:rPr>
+          <w:b/>
+          <w:bCs/>
+        </w:rPr>
+        <w:t xml:space="preserve"> Тестовый случай «Сохранить данные»</w:t>
+      </w:r>
+    </w:p>
+    <w:p>
+      <w:pPr>
+        <w:ind w:firstLine="709"/>
+      </w:pPr>
+      <w:r>
+        <w:t xml:space="preserve">Для сохранения данных в таблице необходимо нажать на панели «Файл...\Сохранить» (рисунок </w:t>
+      </w:r>
+      <w:r>
+        <w:t>2</w:t>
+      </w:r>
+      <w:r>
+        <w:t>1</w:t>
+      </w:r>
+      <w:r>
+        <w:t>). Откроется системный диалог сохранения файла, где пользователь выбирает директорию и указывает имя файла (рисунок 2</w:t>
+      </w:r>
+      <w:r>
+        <w:t>2</w:t>
+      </w:r>
+      <w:r>
+        <w:t>).</w:t>
+      </w:r>
+    </w:p>
+    <w:p>
+      <w:pPr>
+        <w:ind w:firstLine="0"/>
+        <w:jc w:val="center"/>
+        <w:rPr>
+          <w:lang w:val="en-US"/>
+        </w:rPr>
+      </w:pPr>
       <w:r>
         <w:rPr>
           <w:noProof/>
-          <w:lang w:eastAsia="ru-RU"/>
-        </w:rPr>
+        </w:rPr>
+        <w:lastRenderedPageBreak/>
         <w:drawing>
-          <wp:inline distT="0" distB="0" distL="0" distR="0" wp14:anchorId="44D77246" wp14:editId="4AEDC2C8">
+          <wp:inline distT="0" distB="0" distL="0" distR="0" wp14:anchorId="6885FBCC" wp14:editId="7F5CBD9E">
             <wp:extent cx="6120130" cy="3971925"/>
             <wp:effectExtent l="0" t="0" r="0" b="9525"/>
-            <wp:docPr id="411522794" name="Рисунок 1" descr="Изображение выглядит как текст, электроника, снимок экрана, программное обеспечение&#10;&#10;Содержимое, созданное искусственным интеллектом, может быть неверным."/>
+            <wp:docPr id="284520219" name="Рисунок 1" descr="Изображение выглядит как текст, электроника, снимок экрана, программное обеспечение&#10;&#10;Содержимое, созданное искусственным интеллектом, может быть неверным."/>
             <wp:cNvGraphicFramePr>
               <a:graphicFrameLocks xmlns:a="http://schemas.openxmlformats.org/drawingml/2006/main" noChangeAspect="1"/>
             </wp:cNvGraphicFramePr>
@@ -5697,7 +6119,7 @@
               <a:graphicData uri="http://schemas.openxmlformats.org/drawingml/2006/picture">
                 <pic:pic xmlns:pic="http://schemas.openxmlformats.org/drawingml/2006/picture">
                   <pic:nvPicPr>
-                    <pic:cNvPr id="411522794" name="Рисунок 1" descr="Изображение выглядит как текст, электроника, снимок экрана, программное обеспечение&#10;&#10;Содержимое, созданное искусственным интеллектом, может быть неверным."/>
+                    <pic:cNvPr id="284520219" name="Рисунок 1" descr="Изображение выглядит как текст, электроника, снимок экрана, программное обеспечение&#10;&#10;Содержимое, созданное искусственным интеллектом, может быть неверным."/>
                     <pic:cNvPicPr/>
                   </pic:nvPicPr>
                   <pic:blipFill>
@@ -5728,16 +6150,19 @@
         <w:jc w:val="center"/>
       </w:pPr>
       <w:r>
-        <w:t>Рисунок 1</w:t>
-      </w:r>
-      <w:r>
-        <w:t>7</w:t>
-      </w:r>
-      <w:r>
-        <w:t xml:space="preserve"> – Результат поиска элемент</w:t>
-      </w:r>
-      <w:r>
-        <w:t>ов</w:t>
+        <w:t xml:space="preserve">Рисунок </w:t>
+      </w:r>
+      <w:r>
+        <w:rPr>
+          <w:lang w:val="en-US"/>
+        </w:rPr>
+        <w:t>2</w:t>
+      </w:r>
+      <w:r>
+        <w:t>1</w:t>
+      </w:r>
+      <w:r>
+        <w:t xml:space="preserve"> – Сохранение данных</w:t>
       </w:r>
     </w:p>
     <w:p>
@@ -5748,26 +6173,16 @@
           <w:lang w:val="en-US"/>
         </w:rPr>
       </w:pPr>
-    </w:p>
-    <w:p>
-      <w:pPr>
-        <w:ind w:firstLine="0"/>
-        <w:jc w:val="center"/>
-        <w:rPr>
-          <w:lang w:val="en-US"/>
-        </w:rPr>
-      </w:pPr>
       <w:r>
         <w:rPr>
           <w:noProof/>
           <w:lang w:val="en-US"/>
         </w:rPr>
-        <w:lastRenderedPageBreak/>
         <w:drawing>
-          <wp:inline distT="0" distB="0" distL="0" distR="0" wp14:anchorId="404554CD" wp14:editId="2FE79CF8">
-            <wp:extent cx="6120130" cy="3971925"/>
-            <wp:effectExtent l="0" t="0" r="0" b="9525"/>
-            <wp:docPr id="175344293" name="Рисунок 1" descr="Изображение выглядит как текст, электроника, снимок экрана, дисплей&#10;&#10;Содержимое, созданное искусственным интеллектом, может быть неверным."/>
+          <wp:inline distT="0" distB="0" distL="0" distR="0" wp14:anchorId="4644238A" wp14:editId="627920FD">
+            <wp:extent cx="6120130" cy="3448685"/>
+            <wp:effectExtent l="0" t="0" r="0" b="0"/>
+            <wp:docPr id="1936024046" name="Рисунок 1" descr="Изображение выглядит как текст, снимок экрана, программное обеспечение, Значок на компьютере&#10;&#10;Содержимое, созданное искусственным интеллектом, может быть неверным."/>
             <wp:cNvGraphicFramePr>
               <a:graphicFrameLocks xmlns:a="http://schemas.openxmlformats.org/drawingml/2006/main" noChangeAspect="1"/>
             </wp:cNvGraphicFramePr>
@@ -5775,11 +6190,178 @@
               <a:graphicData uri="http://schemas.openxmlformats.org/drawingml/2006/picture">
                 <pic:pic xmlns:pic="http://schemas.openxmlformats.org/drawingml/2006/picture">
                   <pic:nvPicPr>
-                    <pic:cNvPr id="175344293" name="Рисунок 1" descr="Изображение выглядит как текст, электроника, снимок экрана, дисплей&#10;&#10;Содержимое, созданное искусственным интеллектом, может быть неверным."/>
+                    <pic:cNvPr id="1936024046" name="Рисунок 1" descr="Изображение выглядит как текст, снимок экрана, программное обеспечение, Значок на компьютере&#10;&#10;Содержимое, созданное искусственным интеллектом, может быть неверным."/>
                     <pic:cNvPicPr/>
                   </pic:nvPicPr>
                   <pic:blipFill>
                     <a:blip r:embed="rId31"/>
+                    <a:stretch>
+                      <a:fillRect/>
+                    </a:stretch>
+                  </pic:blipFill>
+                  <pic:spPr>
+                    <a:xfrm>
+                      <a:off x="0" y="0"/>
+                      <a:ext cx="6120130" cy="3448685"/>
+                    </a:xfrm>
+                    <a:prstGeom prst="rect">
+                      <a:avLst/>
+                    </a:prstGeom>
+                  </pic:spPr>
+                </pic:pic>
+              </a:graphicData>
+            </a:graphic>
+          </wp:inline>
+        </w:drawing>
+      </w:r>
+    </w:p>
+    <w:p>
+      <w:pPr>
+        <w:ind w:firstLine="0"/>
+        <w:jc w:val="center"/>
+      </w:pPr>
+      <w:r>
+        <w:t>Рисунок 2</w:t>
+      </w:r>
+      <w:r>
+        <w:t>2</w:t>
+      </w:r>
+      <w:r>
+        <w:t xml:space="preserve"> – Сохранение файла</w:t>
+      </w:r>
+    </w:p>
+    <w:p>
+      <w:pPr>
+        <w:ind w:firstLine="0"/>
+        <w:jc w:val="center"/>
+      </w:pPr>
+      <w:r>
+        <w:rPr>
+          <w:noProof/>
+        </w:rPr>
+        <w:lastRenderedPageBreak/>
+        <w:drawing>
+          <wp:inline distT="0" distB="0" distL="0" distR="0" wp14:anchorId="732C876C" wp14:editId="4C346E79">
+            <wp:extent cx="6120130" cy="1431925"/>
+            <wp:effectExtent l="0" t="0" r="0" b="0"/>
+            <wp:docPr id="472874316" name="Рисунок 1" descr="Изображение выглядит как снимок экрана, текст, Шрифт, линия&#10;&#10;Содержимое, созданное искусственным интеллектом, может быть неверным."/>
+            <wp:cNvGraphicFramePr>
+              <a:graphicFrameLocks xmlns:a="http://schemas.openxmlformats.org/drawingml/2006/main" noChangeAspect="1"/>
+            </wp:cNvGraphicFramePr>
+            <a:graphic xmlns:a="http://schemas.openxmlformats.org/drawingml/2006/main">
+              <a:graphicData uri="http://schemas.openxmlformats.org/drawingml/2006/picture">
+                <pic:pic xmlns:pic="http://schemas.openxmlformats.org/drawingml/2006/picture">
+                  <pic:nvPicPr>
+                    <pic:cNvPr id="472874316" name="Рисунок 1" descr="Изображение выглядит как снимок экрана, текст, Шрифт, линия&#10;&#10;Содержимое, созданное искусственным интеллектом, может быть неверным."/>
+                    <pic:cNvPicPr/>
+                  </pic:nvPicPr>
+                  <pic:blipFill>
+                    <a:blip r:embed="rId32"/>
+                    <a:stretch>
+                      <a:fillRect/>
+                    </a:stretch>
+                  </pic:blipFill>
+                  <pic:spPr>
+                    <a:xfrm>
+                      <a:off x="0" y="0"/>
+                      <a:ext cx="6120130" cy="1431925"/>
+                    </a:xfrm>
+                    <a:prstGeom prst="rect">
+                      <a:avLst/>
+                    </a:prstGeom>
+                  </pic:spPr>
+                </pic:pic>
+              </a:graphicData>
+            </a:graphic>
+          </wp:inline>
+        </w:drawing>
+      </w:r>
+    </w:p>
+    <w:p>
+      <w:pPr>
+        <w:ind w:firstLine="0"/>
+        <w:jc w:val="center"/>
+      </w:pPr>
+      <w:r>
+        <w:t>Рисунок 2</w:t>
+      </w:r>
+      <w:r>
+        <w:t>3</w:t>
+      </w:r>
+      <w:r>
+        <w:t xml:space="preserve"> – Результат сохранения файла</w:t>
+      </w:r>
+    </w:p>
+    <w:p>
+      <w:pPr>
+        <w:ind w:firstLine="709"/>
+        <w:rPr>
+          <w:b/>
+          <w:bCs/>
+        </w:rPr>
+      </w:pPr>
+      <w:r>
+        <w:rPr>
+          <w:b/>
+          <w:bCs/>
+        </w:rPr>
+        <w:t>1.5.</w:t>
+      </w:r>
+      <w:r>
+        <w:rPr>
+          <w:b/>
+          <w:bCs/>
+        </w:rPr>
+        <w:t>6</w:t>
+      </w:r>
+      <w:r>
+        <w:rPr>
+          <w:b/>
+          <w:bCs/>
+        </w:rPr>
+        <w:t xml:space="preserve"> Тестовый случай «Загрузить данные»</w:t>
+      </w:r>
+    </w:p>
+    <w:p>
+      <w:pPr>
+        <w:ind w:firstLine="709"/>
+      </w:pPr>
+      <w:r>
+        <w:t>Для загрузки данных в таблицу необходимо нажать на соответствующую кнопку (рисунок 2</w:t>
+      </w:r>
+      <w:r>
+        <w:t>4</w:t>
+      </w:r>
+      <w:r>
+        <w:t>).</w:t>
+      </w:r>
+    </w:p>
+    <w:p>
+      <w:pPr>
+        <w:ind w:firstLine="0"/>
+        <w:jc w:val="center"/>
+      </w:pPr>
+      <w:r>
+        <w:rPr>
+          <w:noProof/>
+        </w:rPr>
+        <w:drawing>
+          <wp:inline distT="0" distB="0" distL="0" distR="0" wp14:anchorId="6961BFA3" wp14:editId="64455AF8">
+            <wp:extent cx="6120130" cy="3971925"/>
+            <wp:effectExtent l="0" t="0" r="0" b="9525"/>
+            <wp:docPr id="1725100518" name="Рисунок 1" descr="Изображение выглядит как текст, снимок экрана, программное обеспечение, дисплей&#10;&#10;Содержимое, созданное искусственным интеллектом, может быть неверным."/>
+            <wp:cNvGraphicFramePr>
+              <a:graphicFrameLocks xmlns:a="http://schemas.openxmlformats.org/drawingml/2006/main" noChangeAspect="1"/>
+            </wp:cNvGraphicFramePr>
+            <a:graphic xmlns:a="http://schemas.openxmlformats.org/drawingml/2006/main">
+              <a:graphicData uri="http://schemas.openxmlformats.org/drawingml/2006/picture">
+                <pic:pic xmlns:pic="http://schemas.openxmlformats.org/drawingml/2006/picture">
+                  <pic:nvPicPr>
+                    <pic:cNvPr id="1725100518" name="Рисунок 1" descr="Изображение выглядит как текст, снимок экрана, программное обеспечение, дисплей&#10;&#10;Содержимое, созданное искусственным интеллектом, может быть неверным."/>
+                    <pic:cNvPicPr/>
+                  </pic:nvPicPr>
+                  <pic:blipFill>
+                    <a:blip r:embed="rId33"/>
                     <a:stretch>
                       <a:fillRect/>
                     </a:stretch>
@@ -5806,13 +6388,27 @@
         <w:jc w:val="center"/>
       </w:pPr>
       <w:r>
-        <w:t xml:space="preserve">Рисунок </w:t>
-      </w:r>
-      <w:r>
-        <w:t>18</w:t>
-      </w:r>
-      <w:r>
-        <w:t xml:space="preserve"> – Сброс условий поиска</w:t>
+        <w:t>Рисунок 2</w:t>
+      </w:r>
+      <w:r>
+        <w:t>4</w:t>
+      </w:r>
+      <w:r>
+        <w:t xml:space="preserve"> – Загрузить данные в таблицу</w:t>
+      </w:r>
+    </w:p>
+    <w:p>
+      <w:pPr>
+        <w:ind w:firstLine="709"/>
+      </w:pPr>
+      <w:r>
+        <w:t>Далее откроется системный диалог загрузки файла (рисунок 2</w:t>
+      </w:r>
+      <w:r>
+        <w:t>5</w:t>
+      </w:r>
+      <w:r>
+        <w:t xml:space="preserve">). </w:t>
       </w:r>
     </w:p>
     <w:p>
@@ -5824,11 +6420,12 @@
         <w:rPr>
           <w:noProof/>
         </w:rPr>
+        <w:lastRenderedPageBreak/>
         <w:drawing>
-          <wp:inline distT="0" distB="0" distL="0" distR="0" wp14:anchorId="5D9F4FD8" wp14:editId="3F0595A6">
-            <wp:extent cx="6120130" cy="3971925"/>
-            <wp:effectExtent l="0" t="0" r="0" b="9525"/>
-            <wp:docPr id="856820507" name="Рисунок 1" descr="Изображение выглядит как текст, электроника, снимок экрана, дисплей&#10;&#10;Содержимое, созданное искусственным интеллектом, может быть неверным."/>
+          <wp:inline distT="0" distB="0" distL="0" distR="0" wp14:anchorId="7B203655" wp14:editId="37E48C2F">
+            <wp:extent cx="6120130" cy="3448685"/>
+            <wp:effectExtent l="0" t="0" r="0" b="0"/>
+            <wp:docPr id="777317454" name="Рисунок 1" descr="Изображение выглядит как текст, снимок экрана, программное обеспечение, Значок на компьютере&#10;&#10;Содержимое, созданное искусственным интеллектом, может быть неверным."/>
             <wp:cNvGraphicFramePr>
               <a:graphicFrameLocks xmlns:a="http://schemas.openxmlformats.org/drawingml/2006/main" noChangeAspect="1"/>
             </wp:cNvGraphicFramePr>
@@ -5836,11 +6433,72 @@
               <a:graphicData uri="http://schemas.openxmlformats.org/drawingml/2006/picture">
                 <pic:pic xmlns:pic="http://schemas.openxmlformats.org/drawingml/2006/picture">
                   <pic:nvPicPr>
-                    <pic:cNvPr id="856820507" name="Рисунок 1" descr="Изображение выглядит как текст, электроника, снимок экрана, дисплей&#10;&#10;Содержимое, созданное искусственным интеллектом, может быть неверным."/>
+                    <pic:cNvPr id="777317454" name="Рисунок 1" descr="Изображение выглядит как текст, снимок экрана, программное обеспечение, Значок на компьютере&#10;&#10;Содержимое, созданное искусственным интеллектом, может быть неверным."/>
                     <pic:cNvPicPr/>
                   </pic:nvPicPr>
                   <pic:blipFill>
-                    <a:blip r:embed="rId32"/>
+                    <a:blip r:embed="rId34"/>
+                    <a:stretch>
+                      <a:fillRect/>
+                    </a:stretch>
+                  </pic:blipFill>
+                  <pic:spPr>
+                    <a:xfrm>
+                      <a:off x="0" y="0"/>
+                      <a:ext cx="6120130" cy="3448685"/>
+                    </a:xfrm>
+                    <a:prstGeom prst="rect">
+                      <a:avLst/>
+                    </a:prstGeom>
+                  </pic:spPr>
+                </pic:pic>
+              </a:graphicData>
+            </a:graphic>
+          </wp:inline>
+        </w:drawing>
+      </w:r>
+    </w:p>
+    <w:p>
+      <w:pPr>
+        <w:ind w:firstLine="0"/>
+        <w:jc w:val="center"/>
+      </w:pPr>
+      <w:r>
+        <w:t>Рисунок 2</w:t>
+      </w:r>
+      <w:r>
+        <w:t>5</w:t>
+      </w:r>
+      <w:r>
+        <w:t xml:space="preserve"> – Выбор файла для загрузки</w:t>
+      </w:r>
+    </w:p>
+    <w:p>
+      <w:pPr>
+        <w:ind w:firstLine="0"/>
+        <w:jc w:val="center"/>
+      </w:pPr>
+      <w:r>
+        <w:rPr>
+          <w:noProof/>
+        </w:rPr>
+        <w:drawing>
+          <wp:inline distT="0" distB="0" distL="0" distR="0" wp14:anchorId="5F0858BD" wp14:editId="7C2A3C12">
+            <wp:extent cx="6120130" cy="3971925"/>
+            <wp:effectExtent l="0" t="0" r="0" b="9525"/>
+            <wp:docPr id="566405468" name="Рисунок 1" descr="Изображение выглядит как текст, электроника, снимок экрана, дисплей&#10;&#10;Содержимое, созданное искусственным интеллектом, может быть неверным."/>
+            <wp:cNvGraphicFramePr>
+              <a:graphicFrameLocks xmlns:a="http://schemas.openxmlformats.org/drawingml/2006/main" noChangeAspect="1"/>
+            </wp:cNvGraphicFramePr>
+            <a:graphic xmlns:a="http://schemas.openxmlformats.org/drawingml/2006/main">
+              <a:graphicData uri="http://schemas.openxmlformats.org/drawingml/2006/picture">
+                <pic:pic xmlns:pic="http://schemas.openxmlformats.org/drawingml/2006/picture">
+                  <pic:nvPicPr>
+                    <pic:cNvPr id="566405468" name="Рисунок 1" descr="Изображение выглядит как текст, электроника, снимок экрана, дисплей&#10;&#10;Содержимое, созданное искусственным интеллектом, может быть неверным."/>
+                    <pic:cNvPicPr/>
+                  </pic:nvPicPr>
+                  <pic:blipFill>
+                    <a:blip r:embed="rId35"/>
                     <a:stretch>
                       <a:fillRect/>
                     </a:stretch>
@@ -5870,608 +6528,6 @@
         <w:t xml:space="preserve">Рисунок </w:t>
       </w:r>
       <w:r>
-        <w:t>19</w:t>
-      </w:r>
-      <w:r>
-        <w:t xml:space="preserve"> – Результат сброса условий поиска</w:t>
-      </w:r>
-    </w:p>
-    <w:p>
-      <w:pPr>
-        <w:ind w:firstLine="708"/>
-      </w:pPr>
-      <w:r>
-        <w:lastRenderedPageBreak/>
-        <w:t>Кроме того, в случае, когда пользователь произвёл поиск нужно</w:t>
-      </w:r>
-      <w:r>
-        <w:t xml:space="preserve">го расчёта </w:t>
-      </w:r>
-      <w:r>
-        <w:t>(например</w:t>
-      </w:r>
-      <w:r>
-        <w:t>, с</w:t>
-      </w:r>
-      <w:r>
-        <w:t>о стратегией</w:t>
-      </w:r>
-      <w:r>
-        <w:t xml:space="preserve"> </w:t>
-      </w:r>
-      <w:r>
-        <w:t>«Процентная»</w:t>
-      </w:r>
-      <w:r>
-        <w:t xml:space="preserve">), функция «Удалить всё» произведёт удаление только отсортированной части (рис. </w:t>
-      </w:r>
-      <w:r>
-        <w:t>20</w:t>
-      </w:r>
-      <w:r>
-        <w:t>).</w:t>
-      </w:r>
-    </w:p>
-    <w:p>
-      <w:pPr>
-        <w:ind w:firstLine="0"/>
-        <w:jc w:val="center"/>
-      </w:pPr>
-      <w:r>
-        <w:rPr>
-          <w:noProof/>
-        </w:rPr>
-        <w:drawing>
-          <wp:inline distT="0" distB="0" distL="0" distR="0" wp14:anchorId="75212243" wp14:editId="62FD2B78">
-            <wp:extent cx="6120130" cy="2693035"/>
-            <wp:effectExtent l="0" t="0" r="0" b="0"/>
-            <wp:docPr id="451091207" name="Рисунок 1" descr="Изображение выглядит как текст, программное обеспечение, Значок на компьютере, веб-страница&#10;&#10;Содержимое, созданное искусственным интеллектом, может быть неверным."/>
-            <wp:cNvGraphicFramePr>
-              <a:graphicFrameLocks xmlns:a="http://schemas.openxmlformats.org/drawingml/2006/main" noChangeAspect="1"/>
-            </wp:cNvGraphicFramePr>
-            <a:graphic xmlns:a="http://schemas.openxmlformats.org/drawingml/2006/main">
-              <a:graphicData uri="http://schemas.openxmlformats.org/drawingml/2006/picture">
-                <pic:pic xmlns:pic="http://schemas.openxmlformats.org/drawingml/2006/picture">
-                  <pic:nvPicPr>
-                    <pic:cNvPr id="451091207" name="Рисунок 1" descr="Изображение выглядит как текст, программное обеспечение, Значок на компьютере, веб-страница&#10;&#10;Содержимое, созданное искусственным интеллектом, может быть неверным."/>
-                    <pic:cNvPicPr/>
-                  </pic:nvPicPr>
-                  <pic:blipFill>
-                    <a:blip r:embed="rId33"/>
-                    <a:stretch>
-                      <a:fillRect/>
-                    </a:stretch>
-                  </pic:blipFill>
-                  <pic:spPr>
-                    <a:xfrm>
-                      <a:off x="0" y="0"/>
-                      <a:ext cx="6120130" cy="2693035"/>
-                    </a:xfrm>
-                    <a:prstGeom prst="rect">
-                      <a:avLst/>
-                    </a:prstGeom>
-                  </pic:spPr>
-                </pic:pic>
-              </a:graphicData>
-            </a:graphic>
-          </wp:inline>
-        </w:drawing>
-      </w:r>
-    </w:p>
-    <w:p>
-      <w:pPr>
-        <w:ind w:firstLine="0"/>
-        <w:jc w:val="center"/>
-      </w:pPr>
-      <w:r>
-        <w:t xml:space="preserve">Рисунок </w:t>
-      </w:r>
-      <w:r>
-        <w:t>20</w:t>
-      </w:r>
-      <w:r>
-        <w:t xml:space="preserve"> – Результат работы функции «Удалить всё» после выполнения поиска фигуры (функция «Найти»)</w:t>
-      </w:r>
-    </w:p>
-    <w:p>
-      <w:pPr>
-        <w:ind w:firstLine="0"/>
-        <w:jc w:val="center"/>
-      </w:pPr>
-    </w:p>
-    <w:p>
-      <w:pPr>
-        <w:ind w:firstLine="0"/>
-        <w:jc w:val="center"/>
-      </w:pPr>
-    </w:p>
-    <w:p>
-      <w:pPr>
-        <w:ind w:firstLine="709"/>
-        <w:rPr>
-          <w:b/>
-          <w:bCs/>
-        </w:rPr>
-      </w:pPr>
-      <w:r>
-        <w:rPr>
-          <w:b/>
-          <w:bCs/>
-        </w:rPr>
-        <w:t>1.5.</w:t>
-      </w:r>
-      <w:r>
-        <w:rPr>
-          <w:b/>
-          <w:bCs/>
-        </w:rPr>
-        <w:t>5</w:t>
-      </w:r>
-      <w:r>
-        <w:rPr>
-          <w:b/>
-          <w:bCs/>
-        </w:rPr>
-        <w:t xml:space="preserve"> Тестовый случай «Сохранить данные»</w:t>
-      </w:r>
-    </w:p>
-    <w:p>
-      <w:pPr>
-        <w:ind w:firstLine="709"/>
-      </w:pPr>
-      <w:r>
-        <w:t xml:space="preserve">Для сохранения данных в таблице необходимо нажать на панели «Файл...\Сохранить» (рисунок </w:t>
-      </w:r>
-      <w:r>
-        <w:t>2</w:t>
-      </w:r>
-      <w:r>
-        <w:t>1</w:t>
-      </w:r>
-      <w:r>
-        <w:t>). Откроется системный диалог сохранения файла, где пользователь выбирает директорию и указывает имя файла (рисунок 2</w:t>
-      </w:r>
-      <w:r>
-        <w:t>2</w:t>
-      </w:r>
-      <w:r>
-        <w:t>).</w:t>
-      </w:r>
-    </w:p>
-    <w:p>
-      <w:pPr>
-        <w:ind w:firstLine="0"/>
-        <w:jc w:val="center"/>
-        <w:rPr>
-          <w:lang w:val="en-US"/>
-        </w:rPr>
-      </w:pPr>
-      <w:r>
-        <w:rPr>
-          <w:noProof/>
-        </w:rPr>
-        <w:lastRenderedPageBreak/>
-        <w:drawing>
-          <wp:inline distT="0" distB="0" distL="0" distR="0" wp14:anchorId="6885FBCC" wp14:editId="7F5CBD9E">
-            <wp:extent cx="6120130" cy="3971925"/>
-            <wp:effectExtent l="0" t="0" r="0" b="9525"/>
-            <wp:docPr id="284520219" name="Рисунок 1" descr="Изображение выглядит как текст, электроника, снимок экрана, программное обеспечение&#10;&#10;Содержимое, созданное искусственным интеллектом, может быть неверным."/>
-            <wp:cNvGraphicFramePr>
-              <a:graphicFrameLocks xmlns:a="http://schemas.openxmlformats.org/drawingml/2006/main" noChangeAspect="1"/>
-            </wp:cNvGraphicFramePr>
-            <a:graphic xmlns:a="http://schemas.openxmlformats.org/drawingml/2006/main">
-              <a:graphicData uri="http://schemas.openxmlformats.org/drawingml/2006/picture">
-                <pic:pic xmlns:pic="http://schemas.openxmlformats.org/drawingml/2006/picture">
-                  <pic:nvPicPr>
-                    <pic:cNvPr id="284520219" name="Рисунок 1" descr="Изображение выглядит как текст, электроника, снимок экрана, программное обеспечение&#10;&#10;Содержимое, созданное искусственным интеллектом, может быть неверным."/>
-                    <pic:cNvPicPr/>
-                  </pic:nvPicPr>
-                  <pic:blipFill>
-                    <a:blip r:embed="rId34"/>
-                    <a:stretch>
-                      <a:fillRect/>
-                    </a:stretch>
-                  </pic:blipFill>
-                  <pic:spPr>
-                    <a:xfrm>
-                      <a:off x="0" y="0"/>
-                      <a:ext cx="6120130" cy="3971925"/>
-                    </a:xfrm>
-                    <a:prstGeom prst="rect">
-                      <a:avLst/>
-                    </a:prstGeom>
-                  </pic:spPr>
-                </pic:pic>
-              </a:graphicData>
-            </a:graphic>
-          </wp:inline>
-        </w:drawing>
-      </w:r>
-    </w:p>
-    <w:p>
-      <w:pPr>
-        <w:ind w:firstLine="0"/>
-        <w:jc w:val="center"/>
-      </w:pPr>
-      <w:r>
-        <w:t xml:space="preserve">Рисунок </w:t>
-      </w:r>
-      <w:r>
-        <w:rPr>
-          <w:lang w:val="en-US"/>
-        </w:rPr>
-        <w:t>2</w:t>
-      </w:r>
-      <w:r>
-        <w:t>1</w:t>
-      </w:r>
-      <w:r>
-        <w:t xml:space="preserve"> – Сохранение данных</w:t>
-      </w:r>
-    </w:p>
-    <w:p>
-      <w:pPr>
-        <w:ind w:firstLine="0"/>
-        <w:jc w:val="center"/>
-        <w:rPr>
-          <w:lang w:val="en-US"/>
-        </w:rPr>
-      </w:pPr>
-      <w:r>
-        <w:rPr>
-          <w:noProof/>
-          <w:lang w:val="en-US"/>
-        </w:rPr>
-        <w:drawing>
-          <wp:inline distT="0" distB="0" distL="0" distR="0" wp14:anchorId="4644238A" wp14:editId="627920FD">
-            <wp:extent cx="6120130" cy="3448685"/>
-            <wp:effectExtent l="0" t="0" r="0" b="0"/>
-            <wp:docPr id="1936024046" name="Рисунок 1" descr="Изображение выглядит как текст, снимок экрана, программное обеспечение, Значок на компьютере&#10;&#10;Содержимое, созданное искусственным интеллектом, может быть неверным."/>
-            <wp:cNvGraphicFramePr>
-              <a:graphicFrameLocks xmlns:a="http://schemas.openxmlformats.org/drawingml/2006/main" noChangeAspect="1"/>
-            </wp:cNvGraphicFramePr>
-            <a:graphic xmlns:a="http://schemas.openxmlformats.org/drawingml/2006/main">
-              <a:graphicData uri="http://schemas.openxmlformats.org/drawingml/2006/picture">
-                <pic:pic xmlns:pic="http://schemas.openxmlformats.org/drawingml/2006/picture">
-                  <pic:nvPicPr>
-                    <pic:cNvPr id="1936024046" name="Рисунок 1" descr="Изображение выглядит как текст, снимок экрана, программное обеспечение, Значок на компьютере&#10;&#10;Содержимое, созданное искусственным интеллектом, может быть неверным."/>
-                    <pic:cNvPicPr/>
-                  </pic:nvPicPr>
-                  <pic:blipFill>
-                    <a:blip r:embed="rId35"/>
-                    <a:stretch>
-                      <a:fillRect/>
-                    </a:stretch>
-                  </pic:blipFill>
-                  <pic:spPr>
-                    <a:xfrm>
-                      <a:off x="0" y="0"/>
-                      <a:ext cx="6120130" cy="3448685"/>
-                    </a:xfrm>
-                    <a:prstGeom prst="rect">
-                      <a:avLst/>
-                    </a:prstGeom>
-                  </pic:spPr>
-                </pic:pic>
-              </a:graphicData>
-            </a:graphic>
-          </wp:inline>
-        </w:drawing>
-      </w:r>
-    </w:p>
-    <w:p>
-      <w:pPr>
-        <w:ind w:firstLine="0"/>
-        <w:jc w:val="center"/>
-      </w:pPr>
-      <w:r>
-        <w:t>Рисунок 2</w:t>
-      </w:r>
-      <w:r>
-        <w:t>2</w:t>
-      </w:r>
-      <w:r>
-        <w:t xml:space="preserve"> – Сохранение файла</w:t>
-      </w:r>
-    </w:p>
-    <w:p>
-      <w:pPr>
-        <w:ind w:firstLine="0"/>
-        <w:jc w:val="center"/>
-      </w:pPr>
-      <w:r>
-        <w:rPr>
-          <w:noProof/>
-        </w:rPr>
-        <w:lastRenderedPageBreak/>
-        <w:drawing>
-          <wp:inline distT="0" distB="0" distL="0" distR="0" wp14:anchorId="732C876C" wp14:editId="4C346E79">
-            <wp:extent cx="6120130" cy="1431925"/>
-            <wp:effectExtent l="0" t="0" r="0" b="0"/>
-            <wp:docPr id="472874316" name="Рисунок 1" descr="Изображение выглядит как снимок экрана, текст, Шрифт, линия&#10;&#10;Содержимое, созданное искусственным интеллектом, может быть неверным."/>
-            <wp:cNvGraphicFramePr>
-              <a:graphicFrameLocks xmlns:a="http://schemas.openxmlformats.org/drawingml/2006/main" noChangeAspect="1"/>
-            </wp:cNvGraphicFramePr>
-            <a:graphic xmlns:a="http://schemas.openxmlformats.org/drawingml/2006/main">
-              <a:graphicData uri="http://schemas.openxmlformats.org/drawingml/2006/picture">
-                <pic:pic xmlns:pic="http://schemas.openxmlformats.org/drawingml/2006/picture">
-                  <pic:nvPicPr>
-                    <pic:cNvPr id="472874316" name="Рисунок 1" descr="Изображение выглядит как снимок экрана, текст, Шрифт, линия&#10;&#10;Содержимое, созданное искусственным интеллектом, может быть неверным."/>
-                    <pic:cNvPicPr/>
-                  </pic:nvPicPr>
-                  <pic:blipFill>
-                    <a:blip r:embed="rId36"/>
-                    <a:stretch>
-                      <a:fillRect/>
-                    </a:stretch>
-                  </pic:blipFill>
-                  <pic:spPr>
-                    <a:xfrm>
-                      <a:off x="0" y="0"/>
-                      <a:ext cx="6120130" cy="1431925"/>
-                    </a:xfrm>
-                    <a:prstGeom prst="rect">
-                      <a:avLst/>
-                    </a:prstGeom>
-                  </pic:spPr>
-                </pic:pic>
-              </a:graphicData>
-            </a:graphic>
-          </wp:inline>
-        </w:drawing>
-      </w:r>
-    </w:p>
-    <w:p>
-      <w:pPr>
-        <w:ind w:firstLine="0"/>
-        <w:jc w:val="center"/>
-      </w:pPr>
-      <w:r>
-        <w:t>Рисунок 2</w:t>
-      </w:r>
-      <w:r>
-        <w:t>3</w:t>
-      </w:r>
-      <w:r>
-        <w:t xml:space="preserve"> – Результат сохранения файла</w:t>
-      </w:r>
-    </w:p>
-    <w:p>
-      <w:pPr>
-        <w:ind w:firstLine="709"/>
-        <w:rPr>
-          <w:b/>
-          <w:bCs/>
-        </w:rPr>
-      </w:pPr>
-      <w:r>
-        <w:rPr>
-          <w:b/>
-          <w:bCs/>
-        </w:rPr>
-        <w:t>1.5.</w:t>
-      </w:r>
-      <w:r>
-        <w:rPr>
-          <w:b/>
-          <w:bCs/>
-        </w:rPr>
-        <w:t>6</w:t>
-      </w:r>
-      <w:r>
-        <w:rPr>
-          <w:b/>
-          <w:bCs/>
-        </w:rPr>
-        <w:t xml:space="preserve"> Тестовый случай «Загрузить данные»</w:t>
-      </w:r>
-    </w:p>
-    <w:p>
-      <w:pPr>
-        <w:ind w:firstLine="709"/>
-      </w:pPr>
-      <w:r>
-        <w:t>Для загрузки данных в таблицу необходимо нажать на соответствующую кнопку (рисунок 2</w:t>
-      </w:r>
-      <w:r>
-        <w:t>4</w:t>
-      </w:r>
-      <w:r>
-        <w:t>).</w:t>
-      </w:r>
-    </w:p>
-    <w:p>
-      <w:pPr>
-        <w:ind w:firstLine="0"/>
-        <w:jc w:val="center"/>
-      </w:pPr>
-      <w:r>
-        <w:rPr>
-          <w:noProof/>
-        </w:rPr>
-        <w:drawing>
-          <wp:inline distT="0" distB="0" distL="0" distR="0" wp14:anchorId="6961BFA3" wp14:editId="64455AF8">
-            <wp:extent cx="6120130" cy="3971925"/>
-            <wp:effectExtent l="0" t="0" r="0" b="9525"/>
-            <wp:docPr id="1725100518" name="Рисунок 1" descr="Изображение выглядит как текст, снимок экрана, программное обеспечение, дисплей&#10;&#10;Содержимое, созданное искусственным интеллектом, может быть неверным."/>
-            <wp:cNvGraphicFramePr>
-              <a:graphicFrameLocks xmlns:a="http://schemas.openxmlformats.org/drawingml/2006/main" noChangeAspect="1"/>
-            </wp:cNvGraphicFramePr>
-            <a:graphic xmlns:a="http://schemas.openxmlformats.org/drawingml/2006/main">
-              <a:graphicData uri="http://schemas.openxmlformats.org/drawingml/2006/picture">
-                <pic:pic xmlns:pic="http://schemas.openxmlformats.org/drawingml/2006/picture">
-                  <pic:nvPicPr>
-                    <pic:cNvPr id="1725100518" name="Рисунок 1" descr="Изображение выглядит как текст, снимок экрана, программное обеспечение, дисплей&#10;&#10;Содержимое, созданное искусственным интеллектом, может быть неверным."/>
-                    <pic:cNvPicPr/>
-                  </pic:nvPicPr>
-                  <pic:blipFill>
-                    <a:blip r:embed="rId37"/>
-                    <a:stretch>
-                      <a:fillRect/>
-                    </a:stretch>
-                  </pic:blipFill>
-                  <pic:spPr>
-                    <a:xfrm>
-                      <a:off x="0" y="0"/>
-                      <a:ext cx="6120130" cy="3971925"/>
-                    </a:xfrm>
-                    <a:prstGeom prst="rect">
-                      <a:avLst/>
-                    </a:prstGeom>
-                  </pic:spPr>
-                </pic:pic>
-              </a:graphicData>
-            </a:graphic>
-          </wp:inline>
-        </w:drawing>
-      </w:r>
-    </w:p>
-    <w:p>
-      <w:pPr>
-        <w:ind w:firstLine="0"/>
-        <w:jc w:val="center"/>
-      </w:pPr>
-      <w:r>
-        <w:t>Рисунок 2</w:t>
-      </w:r>
-      <w:r>
-        <w:t>4</w:t>
-      </w:r>
-      <w:r>
-        <w:t xml:space="preserve"> – Загрузить данные в таблицу</w:t>
-      </w:r>
-    </w:p>
-    <w:p>
-      <w:pPr>
-        <w:ind w:firstLine="709"/>
-      </w:pPr>
-      <w:r>
-        <w:t>Далее откроется системный диалог загрузки файла (рисунок 2</w:t>
-      </w:r>
-      <w:r>
-        <w:t>5</w:t>
-      </w:r>
-      <w:r>
-        <w:t xml:space="preserve">). </w:t>
-      </w:r>
-    </w:p>
-    <w:p>
-      <w:pPr>
-        <w:ind w:firstLine="0"/>
-        <w:jc w:val="center"/>
-      </w:pPr>
-      <w:r>
-        <w:rPr>
-          <w:noProof/>
-        </w:rPr>
-        <w:lastRenderedPageBreak/>
-        <w:drawing>
-          <wp:inline distT="0" distB="0" distL="0" distR="0" wp14:anchorId="7B203655" wp14:editId="37E48C2F">
-            <wp:extent cx="6120130" cy="3448685"/>
-            <wp:effectExtent l="0" t="0" r="0" b="0"/>
-            <wp:docPr id="777317454" name="Рисунок 1" descr="Изображение выглядит как текст, снимок экрана, программное обеспечение, Значок на компьютере&#10;&#10;Содержимое, созданное искусственным интеллектом, может быть неверным."/>
-            <wp:cNvGraphicFramePr>
-              <a:graphicFrameLocks xmlns:a="http://schemas.openxmlformats.org/drawingml/2006/main" noChangeAspect="1"/>
-            </wp:cNvGraphicFramePr>
-            <a:graphic xmlns:a="http://schemas.openxmlformats.org/drawingml/2006/main">
-              <a:graphicData uri="http://schemas.openxmlformats.org/drawingml/2006/picture">
-                <pic:pic xmlns:pic="http://schemas.openxmlformats.org/drawingml/2006/picture">
-                  <pic:nvPicPr>
-                    <pic:cNvPr id="777317454" name="Рисунок 1" descr="Изображение выглядит как текст, снимок экрана, программное обеспечение, Значок на компьютере&#10;&#10;Содержимое, созданное искусственным интеллектом, может быть неверным."/>
-                    <pic:cNvPicPr/>
-                  </pic:nvPicPr>
-                  <pic:blipFill>
-                    <a:blip r:embed="rId38"/>
-                    <a:stretch>
-                      <a:fillRect/>
-                    </a:stretch>
-                  </pic:blipFill>
-                  <pic:spPr>
-                    <a:xfrm>
-                      <a:off x="0" y="0"/>
-                      <a:ext cx="6120130" cy="3448685"/>
-                    </a:xfrm>
-                    <a:prstGeom prst="rect">
-                      <a:avLst/>
-                    </a:prstGeom>
-                  </pic:spPr>
-                </pic:pic>
-              </a:graphicData>
-            </a:graphic>
-          </wp:inline>
-        </w:drawing>
-      </w:r>
-    </w:p>
-    <w:p>
-      <w:pPr>
-        <w:ind w:firstLine="0"/>
-        <w:jc w:val="center"/>
-      </w:pPr>
-      <w:r>
-        <w:t>Рисунок 2</w:t>
-      </w:r>
-      <w:r>
-        <w:t>5</w:t>
-      </w:r>
-      <w:r>
-        <w:t xml:space="preserve"> – Выбор файла для загрузки</w:t>
-      </w:r>
-    </w:p>
-    <w:p>
-      <w:pPr>
-        <w:ind w:firstLine="0"/>
-        <w:jc w:val="center"/>
-      </w:pPr>
-      <w:r>
-        <w:rPr>
-          <w:noProof/>
-        </w:rPr>
-        <w:drawing>
-          <wp:inline distT="0" distB="0" distL="0" distR="0" wp14:anchorId="5F0858BD" wp14:editId="7C2A3C12">
-            <wp:extent cx="6120130" cy="3971925"/>
-            <wp:effectExtent l="0" t="0" r="0" b="9525"/>
-            <wp:docPr id="566405468" name="Рисунок 1" descr="Изображение выглядит как текст, электроника, снимок экрана, дисплей&#10;&#10;Содержимое, созданное искусственным интеллектом, может быть неверным."/>
-            <wp:cNvGraphicFramePr>
-              <a:graphicFrameLocks xmlns:a="http://schemas.openxmlformats.org/drawingml/2006/main" noChangeAspect="1"/>
-            </wp:cNvGraphicFramePr>
-            <a:graphic xmlns:a="http://schemas.openxmlformats.org/drawingml/2006/main">
-              <a:graphicData uri="http://schemas.openxmlformats.org/drawingml/2006/picture">
-                <pic:pic xmlns:pic="http://schemas.openxmlformats.org/drawingml/2006/picture">
-                  <pic:nvPicPr>
-                    <pic:cNvPr id="566405468" name="Рисунок 1" descr="Изображение выглядит как текст, электроника, снимок экрана, дисплей&#10;&#10;Содержимое, созданное искусственным интеллектом, может быть неверным."/>
-                    <pic:cNvPicPr/>
-                  </pic:nvPicPr>
-                  <pic:blipFill>
-                    <a:blip r:embed="rId39"/>
-                    <a:stretch>
-                      <a:fillRect/>
-                    </a:stretch>
-                  </pic:blipFill>
-                  <pic:spPr>
-                    <a:xfrm>
-                      <a:off x="0" y="0"/>
-                      <a:ext cx="6120130" cy="3971925"/>
-                    </a:xfrm>
-                    <a:prstGeom prst="rect">
-                      <a:avLst/>
-                    </a:prstGeom>
-                  </pic:spPr>
-                </pic:pic>
-              </a:graphicData>
-            </a:graphic>
-          </wp:inline>
-        </w:drawing>
-      </w:r>
-    </w:p>
-    <w:p>
-      <w:pPr>
-        <w:ind w:firstLine="0"/>
-        <w:jc w:val="center"/>
-      </w:pPr>
-      <w:r>
-        <w:t xml:space="preserve">Рисунок </w:t>
-      </w:r>
-      <w:r>
         <w:t>2</w:t>
       </w:r>
       <w:r>
@@ -6502,8 +6558,8 @@
           <w:bCs/>
         </w:rPr>
       </w:pPr>
-      <w:bookmarkStart w:id="15" w:name="_Toc74829069"/>
-      <w:bookmarkStart w:id="16" w:name="_Toc215716522"/>
+      <w:bookmarkStart w:id="14" w:name="_Toc74829069"/>
+      <w:bookmarkStart w:id="15" w:name="_Toc215716522"/>
       <w:r>
         <w:rPr>
           <w:b/>
@@ -6511,8 +6567,8 @@
         </w:rPr>
         <w:t>СПИСОК ИСПОЛЬЗОВАННЫХ ИСТОЧНИКОВ</w:t>
       </w:r>
+      <w:bookmarkEnd w:id="14"/>
       <w:bookmarkEnd w:id="15"/>
-      <w:bookmarkEnd w:id="16"/>
     </w:p>
     <w:p>
       <w:pPr>
@@ -6523,8 +6579,53 @@
         </w:numPr>
         <w:ind w:left="0" w:firstLine="709"/>
       </w:pPr>
-      <w:r>
-        <w:t xml:space="preserve">Калентьев, А. А. Новые технологии в программировании : учебное пособие / А. А. Калентьев, Д. В. Гарайс, А. Е. Гориянов. – Томск : Эль Контент, 2014. – 176 с. – </w:t>
+      <w:proofErr w:type="spellStart"/>
+      <w:r>
+        <w:t>Калентьев</w:t>
+      </w:r>
+      <w:proofErr w:type="spellEnd"/>
+      <w:r>
+        <w:t xml:space="preserve">, А. А. Новые технологии в </w:t>
+      </w:r>
+      <w:proofErr w:type="gramStart"/>
+      <w:r>
+        <w:t>программировании :</w:t>
+      </w:r>
+      <w:proofErr w:type="gramEnd"/>
+      <w:r>
+        <w:t xml:space="preserve"> учебное пособие / А. А. </w:t>
+      </w:r>
+      <w:proofErr w:type="spellStart"/>
+      <w:r>
+        <w:t>Калентьев</w:t>
+      </w:r>
+      <w:proofErr w:type="spellEnd"/>
+      <w:r>
+        <w:t xml:space="preserve">, Д. В. </w:t>
+      </w:r>
+      <w:proofErr w:type="spellStart"/>
+      <w:r>
+        <w:t>Гарайс</w:t>
+      </w:r>
+      <w:proofErr w:type="spellEnd"/>
+      <w:r>
+        <w:t xml:space="preserve">, А. Е. </w:t>
+      </w:r>
+      <w:proofErr w:type="spellStart"/>
+      <w:r>
+        <w:t>Гориянов</w:t>
+      </w:r>
+      <w:proofErr w:type="spellEnd"/>
+      <w:r>
+        <w:t xml:space="preserve">. – </w:t>
+      </w:r>
+      <w:proofErr w:type="gramStart"/>
+      <w:r>
+        <w:t>Томск :</w:t>
+      </w:r>
+      <w:proofErr w:type="gramEnd"/>
+      <w:r>
+        <w:t xml:space="preserve"> Эль Контент, 2014. – 176 с. – </w:t>
       </w:r>
       <w:r>
         <w:rPr>
@@ -6552,8 +6653,8 @@
           <w:bCs/>
         </w:rPr>
       </w:pPr>
-      <w:bookmarkStart w:id="17" w:name="_Toc74829070"/>
-      <w:bookmarkStart w:id="18" w:name="_Toc215716523"/>
+      <w:bookmarkStart w:id="16" w:name="_Toc74829070"/>
+      <w:bookmarkStart w:id="17" w:name="_Toc215716523"/>
       <w:r>
         <w:rPr>
           <w:b/>
@@ -6562,8 +6663,8 @@
         <w:lastRenderedPageBreak/>
         <w:t>ПРИЛОЖЕНИЕ А</w:t>
       </w:r>
+      <w:bookmarkEnd w:id="16"/>
       <w:bookmarkEnd w:id="17"/>
-      <w:bookmarkEnd w:id="18"/>
     </w:p>
     <w:p>
       <w:pPr>
@@ -6620,7 +6721,15 @@
         <w:t xml:space="preserve">Заказчик: </w:t>
       </w:r>
       <w:r>
-        <w:t>Канд. техн. наук, доцент каф. КСУП ТУСУР Калентьев А. А.</w:t>
+        <w:t xml:space="preserve">Канд. техн. наук, доцент каф. КСУП ТУСУР </w:t>
+      </w:r>
+      <w:proofErr w:type="spellStart"/>
+      <w:r>
+        <w:t>Калентьев</w:t>
+      </w:r>
+      <w:proofErr w:type="spellEnd"/>
+      <w:r>
+        <w:t xml:space="preserve"> А. А.</w:t>
       </w:r>
     </w:p>
     <w:p>
@@ -6740,7 +6849,15 @@
         <w:ind w:firstLine="709"/>
       </w:pPr>
       <w:r>
-        <w:t>Заказчик: Канд. техн. наук, доцент каф. КСУП ТУСУР Калентьев А. А.</w:t>
+        <w:t xml:space="preserve">Заказчик: Канд. техн. наук, доцент каф. КСУП ТУСУР </w:t>
+      </w:r>
+      <w:proofErr w:type="spellStart"/>
+      <w:r>
+        <w:t>Калентьев</w:t>
+      </w:r>
+      <w:proofErr w:type="spellEnd"/>
+      <w:r>
+        <w:t xml:space="preserve"> А. А.</w:t>
       </w:r>
     </w:p>
     <w:p>
@@ -7342,15 +7459,22 @@
       <w:r>
         <w:t xml:space="preserve">файле с расширением </w:t>
       </w:r>
+      <w:proofErr w:type="gramStart"/>
       <w:r>
         <w:t>*</w:t>
       </w:r>
       <w:r>
-        <w:t>.discounts</w:t>
-      </w:r>
-      <w:r>
         <w:t>.</w:t>
       </w:r>
+      <w:proofErr w:type="spellStart"/>
+      <w:r>
+        <w:t>discounts</w:t>
+      </w:r>
+      <w:proofErr w:type="spellEnd"/>
+      <w:proofErr w:type="gramEnd"/>
+      <w:r>
+        <w:t>.</w:t>
+      </w:r>
     </w:p>
     <w:p>
       <w:pPr>
@@ -7375,7 +7499,23 @@
         <w:t xml:space="preserve"> </w:t>
       </w:r>
       <w:r>
-        <w:t>XML-файл должен содержать сериализованный список объектов типа DiscountCalculation.</w:t>
+        <w:t xml:space="preserve">XML-файл должен содержать </w:t>
+      </w:r>
+      <w:proofErr w:type="spellStart"/>
+      <w:r>
+        <w:t>сериализованный</w:t>
+      </w:r>
+      <w:proofErr w:type="spellEnd"/>
+      <w:r>
+        <w:t xml:space="preserve"> список объектов типа </w:t>
+      </w:r>
+      <w:proofErr w:type="spellStart"/>
+      <w:r>
+        <w:t>DiscountCalculation</w:t>
+      </w:r>
+      <w:proofErr w:type="spellEnd"/>
+      <w:r>
+        <w:t>.</w:t>
       </w:r>
     </w:p>
     <w:p>
@@ -7390,7 +7530,15 @@
         <w:t>D01.02.</w:t>
       </w:r>
       <w:r>
-        <w:t xml:space="preserve"> Каждый элемент DiscountCalculation должен включать сведения:</w:t>
+        <w:t xml:space="preserve"> Каждый элемент </w:t>
+      </w:r>
+      <w:proofErr w:type="spellStart"/>
+      <w:r>
+        <w:t>DiscountCalculation</w:t>
+      </w:r>
+      <w:proofErr w:type="spellEnd"/>
+      <w:r>
+        <w:t xml:space="preserve"> должен включать сведения:</w:t>
       </w:r>
     </w:p>
     <w:p>
@@ -7430,7 +7578,25 @@
         <w:t>D01.03.</w:t>
       </w:r>
       <w:r>
-        <w:t xml:space="preserve"> Тип стратегии скидки определяется значением перечисления DiscountStrategyKind и не требует использования полиморфных XML-типов (xsi:type).</w:t>
+        <w:t xml:space="preserve"> Тип стратегии скидки определяется значением перечисления </w:t>
+      </w:r>
+      <w:proofErr w:type="spellStart"/>
+      <w:r>
+        <w:t>DiscountStrategyKind</w:t>
+      </w:r>
+      <w:proofErr w:type="spellEnd"/>
+      <w:r>
+        <w:t xml:space="preserve"> и не требует использования полиморфных XML-типов (</w:t>
+      </w:r>
+      <w:proofErr w:type="spellStart"/>
+      <w:proofErr w:type="gramStart"/>
+      <w:r>
+        <w:t>xsi:type</w:t>
+      </w:r>
+      <w:proofErr w:type="spellEnd"/>
+      <w:proofErr w:type="gramEnd"/>
+      <w:r>
+        <w:t>).</w:t>
       </w:r>
     </w:p>
     <w:p>
@@ -7445,7 +7611,23 @@
         <w:t>D01.04.</w:t>
       </w:r>
       <w:r>
-        <w:t xml:space="preserve"> Корневым элементом XML-документа является массив объектов: DiscountCalculation (ArrayOfDiscountCalculation).</w:t>
+        <w:t xml:space="preserve"> Корневым элементом XML-документа является массив объектов: </w:t>
+      </w:r>
+      <w:proofErr w:type="spellStart"/>
+      <w:r>
+        <w:t>DiscountCalculation</w:t>
+      </w:r>
+      <w:proofErr w:type="spellEnd"/>
+      <w:r>
+        <w:t xml:space="preserve"> (</w:t>
+      </w:r>
+      <w:proofErr w:type="spellStart"/>
+      <w:r>
+        <w:t>ArrayOfDiscountCalculation</w:t>
+      </w:r>
+      <w:proofErr w:type="spellEnd"/>
+      <w:r>
+        <w:t>).</w:t>
       </w:r>
     </w:p>
     <w:p>
@@ -7477,7 +7659,21 @@
         <w:rPr>
           <w:lang w:val="en-US"/>
         </w:rPr>
-        <w:t>&lt;ArrayOfDiscountCalculation&gt;</w:t>
+        <w:t>&lt;</w:t>
+      </w:r>
+      <w:proofErr w:type="spellStart"/>
+      <w:r>
+        <w:rPr>
+          <w:lang w:val="en-US"/>
+        </w:rPr>
+        <w:t>ArrayOfDiscountCalculation</w:t>
+      </w:r>
+      <w:proofErr w:type="spellEnd"/>
+      <w:r>
+        <w:rPr>
+          <w:lang w:val="en-US"/>
+        </w:rPr>
+        <w:t>&gt;</w:t>
       </w:r>
     </w:p>
     <w:p>
@@ -7491,7 +7687,21 @@
         <w:rPr>
           <w:lang w:val="en-US"/>
         </w:rPr>
-        <w:t xml:space="preserve">  &lt;DiscountCalculation&gt;</w:t>
+        <w:t xml:space="preserve">  &lt;</w:t>
+      </w:r>
+      <w:proofErr w:type="spellStart"/>
+      <w:r>
+        <w:rPr>
+          <w:lang w:val="en-US"/>
+        </w:rPr>
+        <w:t>DiscountCalculation</w:t>
+      </w:r>
+      <w:proofErr w:type="spellEnd"/>
+      <w:r>
+        <w:rPr>
+          <w:lang w:val="en-US"/>
+        </w:rPr>
+        <w:t>&gt;</w:t>
       </w:r>
     </w:p>
     <w:p>
@@ -7505,7 +7715,35 @@
         <w:rPr>
           <w:lang w:val="en-US"/>
         </w:rPr>
-        <w:t xml:space="preserve">    &lt;PurchaseAmount&gt;10000&lt;/PurchaseAmount&gt;</w:t>
+        <w:t xml:space="preserve">    &lt;</w:t>
+      </w:r>
+      <w:proofErr w:type="spellStart"/>
+      <w:r>
+        <w:rPr>
+          <w:lang w:val="en-US"/>
+        </w:rPr>
+        <w:t>PurchaseAmount</w:t>
+      </w:r>
+      <w:proofErr w:type="spellEnd"/>
+      <w:r>
+        <w:rPr>
+          <w:lang w:val="en-US"/>
+        </w:rPr>
+        <w:t>&gt;10000&lt;/</w:t>
+      </w:r>
+      <w:proofErr w:type="spellStart"/>
+      <w:r>
+        <w:rPr>
+          <w:lang w:val="en-US"/>
+        </w:rPr>
+        <w:t>PurchaseAmount</w:t>
+      </w:r>
+      <w:proofErr w:type="spellEnd"/>
+      <w:r>
+        <w:rPr>
+          <w:lang w:val="en-US"/>
+        </w:rPr>
+        <w:t>&gt;</w:t>
       </w:r>
     </w:p>
     <w:p>
@@ -7519,7 +7757,35 @@
         <w:rPr>
           <w:lang w:val="en-US"/>
         </w:rPr>
-        <w:t xml:space="preserve">    &lt;DiscountValue&gt;10&lt;/DiscountValue&gt;</w:t>
+        <w:t xml:space="preserve">    &lt;</w:t>
+      </w:r>
+      <w:proofErr w:type="spellStart"/>
+      <w:r>
+        <w:rPr>
+          <w:lang w:val="en-US"/>
+        </w:rPr>
+        <w:t>DiscountValue</w:t>
+      </w:r>
+      <w:proofErr w:type="spellEnd"/>
+      <w:r>
+        <w:rPr>
+          <w:lang w:val="en-US"/>
+        </w:rPr>
+        <w:t>&gt;10&lt;/</w:t>
+      </w:r>
+      <w:proofErr w:type="spellStart"/>
+      <w:r>
+        <w:rPr>
+          <w:lang w:val="en-US"/>
+        </w:rPr>
+        <w:t>DiscountValue</w:t>
+      </w:r>
+      <w:proofErr w:type="spellEnd"/>
+      <w:r>
+        <w:rPr>
+          <w:lang w:val="en-US"/>
+        </w:rPr>
+        <w:t>&gt;</w:t>
       </w:r>
     </w:p>
     <w:p>
@@ -7533,7 +7799,35 @@
         <w:rPr>
           <w:lang w:val="en-US"/>
         </w:rPr>
-        <w:t xml:space="preserve">    &lt;StrategyKind&gt;Percent&lt;/StrategyKind&gt;</w:t>
+        <w:t xml:space="preserve">    &lt;</w:t>
+      </w:r>
+      <w:proofErr w:type="spellStart"/>
+      <w:r>
+        <w:rPr>
+          <w:lang w:val="en-US"/>
+        </w:rPr>
+        <w:t>StrategyKind</w:t>
+      </w:r>
+      <w:proofErr w:type="spellEnd"/>
+      <w:r>
+        <w:rPr>
+          <w:lang w:val="en-US"/>
+        </w:rPr>
+        <w:t>&gt;Percent&lt;/</w:t>
+      </w:r>
+      <w:proofErr w:type="spellStart"/>
+      <w:r>
+        <w:rPr>
+          <w:lang w:val="en-US"/>
+        </w:rPr>
+        <w:t>StrategyKind</w:t>
+      </w:r>
+      <w:proofErr w:type="spellEnd"/>
+      <w:r>
+        <w:rPr>
+          <w:lang w:val="en-US"/>
+        </w:rPr>
+        <w:t>&gt;</w:t>
       </w:r>
     </w:p>
     <w:p>
@@ -7567,7 +7861,35 @@
         <w:rPr>
           <w:lang w:val="en-US"/>
         </w:rPr>
-        <w:t>&lt;FinalPrice&gt;9000&lt;/FinalPrice&gt;</w:t>
+        <w:t>&lt;</w:t>
+      </w:r>
+      <w:proofErr w:type="spellStart"/>
+      <w:r>
+        <w:rPr>
+          <w:lang w:val="en-US"/>
+        </w:rPr>
+        <w:t>FinalPrice</w:t>
+      </w:r>
+      <w:proofErr w:type="spellEnd"/>
+      <w:r>
+        <w:rPr>
+          <w:lang w:val="en-US"/>
+        </w:rPr>
+        <w:t>&gt;9000&lt;/</w:t>
+      </w:r>
+      <w:proofErr w:type="spellStart"/>
+      <w:r>
+        <w:rPr>
+          <w:lang w:val="en-US"/>
+        </w:rPr>
+        <w:t>FinalPrice</w:t>
+      </w:r>
+      <w:proofErr w:type="spellEnd"/>
+      <w:r>
+        <w:rPr>
+          <w:lang w:val="en-US"/>
+        </w:rPr>
+        <w:t>&gt;</w:t>
       </w:r>
     </w:p>
     <w:p>
@@ -7581,7 +7903,21 @@
         <w:rPr>
           <w:lang w:val="en-US"/>
         </w:rPr>
-        <w:t xml:space="preserve">  &lt;/DiscountCalculation&gt;</w:t>
+        <w:t xml:space="preserve">  &lt;/</w:t>
+      </w:r>
+      <w:proofErr w:type="spellStart"/>
+      <w:r>
+        <w:rPr>
+          <w:lang w:val="en-US"/>
+        </w:rPr>
+        <w:t>DiscountCalculation</w:t>
+      </w:r>
+      <w:proofErr w:type="spellEnd"/>
+      <w:r>
+        <w:rPr>
+          <w:lang w:val="en-US"/>
+        </w:rPr>
+        <w:t>&gt;</w:t>
       </w:r>
     </w:p>
     <w:p>
@@ -7589,7 +7925,15 @@
         <w:ind w:firstLine="1418"/>
       </w:pPr>
       <w:r>
-        <w:t>&lt;/ArrayOfDiscountCalculation&gt;</w:t>
+        <w:t>&lt;/</w:t>
+      </w:r>
+      <w:proofErr w:type="spellStart"/>
+      <w:r>
+        <w:t>ArrayOfDiscountCalculation</w:t>
+      </w:r>
+      <w:proofErr w:type="spellEnd"/>
+      <w:r>
+        <w:t>&gt;</w:t>
       </w:r>
     </w:p>
     <w:p>
@@ -7911,21 +8255,8 @@
       <w:r>
         <w:t>с</w:t>
       </w:r>
-      <w:commentRangeStart w:id="19"/>
-      <w:r>
-        <w:t xml:space="preserve">умма </w:t>
-      </w:r>
-      <w:commentRangeEnd w:id="19"/>
-      <w:r>
-        <w:rPr>
-          <w:rStyle w:val="a9"/>
-          <w:sz w:val="28"/>
-          <w:szCs w:val="22"/>
-        </w:rPr>
-        <w:commentReference w:id="19"/>
-      </w:r>
-      <w:r>
-        <w:t>покупки, руб.</w:t>
+      <w:r>
+        <w:t>умма покупки, руб.</w:t>
       </w:r>
       <w:r>
         <w:t>;</w:t>
@@ -7972,9 +8303,11 @@
       <w:r>
         <w:t xml:space="preserve">, </w:t>
       </w:r>
+      <w:proofErr w:type="spellStart"/>
       <w:r>
         <w:t>руб</w:t>
       </w:r>
+      <w:proofErr w:type="spellEnd"/>
       <w:r>
         <w:t>;</w:t>
       </w:r>
@@ -8606,69 +8939,8 @@
 </w:document>
 </file>
 
-<file path=word/comments.xml><?xml version="1.0" encoding="utf-8"?>
-<w:comments xmlns:wpc="http://schemas.microsoft.com/office/word/2010/wordprocessingCanvas" xmlns:cx="http://schemas.microsoft.com/office/drawing/2014/chartex" xmlns:cx1="http://schemas.microsoft.com/office/drawing/2015/9/8/chartex" xmlns:cx2="http://schemas.microsoft.com/office/drawing/2015/10/21/chartex" xmlns:cx3="http://schemas.microsoft.com/office/drawing/2016/5/9/chartex" xmlns:cx4="http://schemas.microsoft.com/office/drawing/2016/5/10/chartex" xmlns:cx5="http://schemas.microsoft.com/office/drawing/2016/5/11/chartex" xmlns:cx6="http://schemas.microsoft.com/office/drawing/2016/5/12/chartex" xmlns:cx7="http://schemas.microsoft.com/office/drawing/2016/5/13/chartex" xmlns:cx8="http://schemas.microsoft.com/office/drawing/2016/5/14/chartex" xmlns:mc="http://schemas.openxmlformats.org/markup-compatibility/2006" xmlns:aink="http://schemas.microsoft.com/office/drawing/2016/ink" xmlns:am3d="http://schemas.microsoft.com/office/drawing/2017/model3d" xmlns:o="urn:schemas-microsoft-com:office:office" xmlns:oel="http://schemas.microsoft.com/office/2019/extlst" xmlns:r="http://schemas.openxmlformats.org/officeDocument/2006/relationships" xmlns:m="http://schemas.openxmlformats.org/officeDocument/2006/math" xmlns:v="urn:schemas-microsoft-com:vml" xmlns:wp14="http://schemas.microsoft.com/office/word/2010/wordprocessingDrawing" xmlns:wp="http://schemas.openxmlformats.org/drawingml/2006/wordprocessingDrawing" xmlns:w10="urn:schemas-microsoft-com:office:word" xmlns:w="http://schemas.openxmlformats.org/wordprocessingml/2006/main" xmlns:w14="http://schemas.microsoft.com/office/word/2010/wordml" xmlns:w15="http://schemas.microsoft.com/office/word/2012/wordml" xmlns:w16cex="http://schemas.microsoft.com/office/word/2018/wordml/cex" xmlns:w16cid="http://schemas.microsoft.com/office/word/2016/wordml/cid" xmlns:w16="http://schemas.microsoft.com/office/word/2018/wordml" xmlns:w16du="http://schemas.microsoft.com/office/word/2023/wordml/word16du" xmlns:w16sdtdh="http://schemas.microsoft.com/office/word/2020/wordml/sdtdatahash" xmlns:w16sdtfl="http://schemas.microsoft.com/office/word/2024/wordml/sdtformatlock" xmlns:w16se="http://schemas.microsoft.com/office/word/2015/wordml/symex" xmlns:wpg="http://schemas.microsoft.com/office/word/2010/wordprocessingGroup" xmlns:wpi="http://schemas.microsoft.com/office/word/2010/wordprocessingInk" xmlns:wne="http://schemas.microsoft.com/office/word/2006/wordml" xmlns:wps="http://schemas.microsoft.com/office/word/2010/wordprocessingShape" mc:Ignorable="w14 w15 w16se w16cid w16 w16cex w16sdtdh w16sdtfl w16du wp14">
-  <w:comment w:id="10" w:author="Aleksey A. Kalentev" w:date="2026-01-17T12:47:00Z" w:initials="AAK">
-    <w:p>
-      <w:pPr>
-        <w:pStyle w:val="aa"/>
-        <w:rPr>
-          <w:lang w:val="en-US"/>
-        </w:rPr>
-      </w:pPr>
-      <w:r>
-        <w:rPr>
-          <w:rStyle w:val="a9"/>
-        </w:rPr>
-        <w:annotationRef/>
-      </w:r>
-      <w:r>
-        <w:rPr>
-          <w:lang w:val="en-US"/>
-        </w:rPr>
-        <w:t>Base</w:t>
-      </w:r>
-    </w:p>
-  </w:comment>
-  <w:comment w:id="19" w:author="Aleksey A. Kalentev" w:date="2026-01-17T12:49:00Z" w:initials="AAK">
-    <w:p>
-      <w:pPr>
-        <w:pStyle w:val="aa"/>
-      </w:pPr>
-      <w:r>
-        <w:rPr>
-          <w:rStyle w:val="a9"/>
-        </w:rPr>
-        <w:annotationRef/>
-      </w:r>
-    </w:p>
-  </w:comment>
-</w:comments>
-</file>
-
-<file path=word/commentsExtended.xml><?xml version="1.0" encoding="utf-8"?>
-<w15:commentsEx xmlns:wpc="http://schemas.microsoft.com/office/word/2010/wordprocessingCanvas" xmlns:cx="http://schemas.microsoft.com/office/drawing/2014/chartex" xmlns:cx1="http://schemas.microsoft.com/office/drawing/2015/9/8/chartex" xmlns:cx2="http://schemas.microsoft.com/office/drawing/2015/10/21/chartex" xmlns:cx3="http://schemas.microsoft.com/office/drawing/2016/5/9/chartex" xmlns:cx4="http://schemas.microsoft.com/office/drawing/2016/5/10/chartex" xmlns:cx5="http://schemas.microsoft.com/office/drawing/2016/5/11/chartex" xmlns:cx6="http://schemas.microsoft.com/office/drawing/2016/5/12/chartex" xmlns:cx7="http://schemas.microsoft.com/office/drawing/2016/5/13/chartex" xmlns:cx8="http://schemas.microsoft.com/office/drawing/2016/5/14/chartex" xmlns:mc="http://schemas.openxmlformats.org/markup-compatibility/2006" xmlns:aink="http://schemas.microsoft.com/office/drawing/2016/ink" xmlns:am3d="http://schemas.microsoft.com/office/drawing/2017/model3d" xmlns:o="urn:schemas-microsoft-com:office:office" xmlns:oel="http://schemas.microsoft.com/office/2019/extlst" xmlns:r="http://schemas.openxmlformats.org/officeDocument/2006/relationships" xmlns:m="http://schemas.openxmlformats.org/officeDocument/2006/math" xmlns:v="urn:schemas-microsoft-com:vml" xmlns:wp14="http://schemas.microsoft.com/office/word/2010/wordprocessingDrawing" xmlns:wp="http://schemas.openxmlformats.org/drawingml/2006/wordprocessingDrawing" xmlns:w10="urn:schemas-microsoft-com:office:word" xmlns:w="http://schemas.openxmlformats.org/wordprocessingml/2006/main" xmlns:w14="http://schemas.microsoft.com/office/word/2010/wordml" xmlns:w15="http://schemas.microsoft.com/office/word/2012/wordml" xmlns:w16cex="http://schemas.microsoft.com/office/word/2018/wordml/cex" xmlns:w16cid="http://schemas.microsoft.com/office/word/2016/wordml/cid" xmlns:w16="http://schemas.microsoft.com/office/word/2018/wordml" xmlns:w16du="http://schemas.microsoft.com/office/word/2023/wordml/word16du" xmlns:w16sdtdh="http://schemas.microsoft.com/office/word/2020/wordml/sdtdatahash" xmlns:w16sdtfl="http://schemas.microsoft.com/office/word/2024/wordml/sdtformatlock" xmlns:w16se="http://schemas.microsoft.com/office/word/2015/wordml/symex" xmlns:wpg="http://schemas.microsoft.com/office/word/2010/wordprocessingGroup" xmlns:wpi="http://schemas.microsoft.com/office/word/2010/wordprocessingInk" xmlns:wne="http://schemas.microsoft.com/office/word/2006/wordml" xmlns:wps="http://schemas.microsoft.com/office/word/2010/wordprocessingShape" mc:Ignorable="w14 w15 w16se w16cid w16 w16cex w16sdtdh w16sdtfl w16du wp14">
-  <w15:commentEx w15:paraId="5217E564" w15:done="1"/>
-  <w15:commentEx w15:paraId="785C439E" w15:done="1"/>
-</w15:commentsEx>
-</file>
-
-<file path=word/commentsExtensible.xml><?xml version="1.0" encoding="utf-8"?>
-<w16cex:commentsExtensible xmlns:wpc="http://schemas.microsoft.com/office/word/2010/wordprocessingCanvas" xmlns:cx="http://schemas.microsoft.com/office/drawing/2014/chartex" xmlns:cx1="http://schemas.microsoft.com/office/drawing/2015/9/8/chartex" xmlns:cx2="http://schemas.microsoft.com/office/drawing/2015/10/21/chartex" xmlns:cx3="http://schemas.microsoft.com/office/drawing/2016/5/9/chartex" xmlns:cx4="http://schemas.microsoft.com/office/drawing/2016/5/10/chartex" xmlns:cx5="http://schemas.microsoft.com/office/drawing/2016/5/11/chartex" xmlns:cx6="http://schemas.microsoft.com/office/drawing/2016/5/12/chartex" xmlns:cx7="http://schemas.microsoft.com/office/drawing/2016/5/13/chartex" xmlns:cx8="http://schemas.microsoft.com/office/drawing/2016/5/14/chartex" xmlns:cr="http://schemas.microsoft.com/office/comments/2020/reactions" xmlns:mc="http://schemas.openxmlformats.org/markup-compatibility/2006" xmlns:aink="http://schemas.microsoft.com/office/drawing/2016/ink" xmlns:am3d="http://schemas.microsoft.com/office/drawing/2017/model3d" xmlns:o="urn:schemas-microsoft-com:office:office" xmlns:oel="http://schemas.microsoft.com/office/2019/extlst" xmlns:r="http://schemas.openxmlformats.org/officeDocument/2006/relationships" xmlns:m="http://schemas.openxmlformats.org/officeDocument/2006/math" xmlns:v="urn:schemas-microsoft-com:vml" xmlns:wp14="http://schemas.microsoft.com/office/word/2010/wordprocessingDrawing" xmlns:wp="http://schemas.openxmlformats.org/drawingml/2006/wordprocessingDrawing" xmlns:w10="urn:schemas-microsoft-com:office:word" xmlns:w="http://schemas.openxmlformats.org/wordprocessingml/2006/main" xmlns:w14="http://schemas.microsoft.com/office/word/2010/wordml" xmlns:w15="http://schemas.microsoft.com/office/word/2012/wordml" xmlns:w16cex="http://schemas.microsoft.com/office/word/2018/wordml/cex" xmlns:w16cid="http://schemas.microsoft.com/office/word/2016/wordml/cid" xmlns:w16="http://schemas.microsoft.com/office/word/2018/wordml" xmlns:w16du="http://schemas.microsoft.com/office/word/2023/wordml/word16du" xmlns:w16sdtdh="http://schemas.microsoft.com/office/word/2020/wordml/sdtdatahash" xmlns:w16sdtfl="http://schemas.microsoft.com/office/word/2024/wordml/sdtformatlock" xmlns:w16se="http://schemas.microsoft.com/office/word/2015/wordml/symex" xmlns:wpg="http://schemas.microsoft.com/office/word/2010/wordprocessingGroup" xmlns:wpi="http://schemas.microsoft.com/office/word/2010/wordprocessingInk" xmlns:wne="http://schemas.microsoft.com/office/word/2006/wordml" xmlns:wps="http://schemas.microsoft.com/office/word/2010/wordprocessingShape" mc:Ignorable="w14 w15 w16se w16cid w16 w16cex w16sdtdh w16sdtfl cr w16du wp14">
-  <w16cex:commentExtensible w16cex:durableId="2D160347" w16cex:dateUtc="2026-01-17T05:47:00Z"/>
-  <w16cex:commentExtensible w16cex:durableId="2D1603CF" w16cex:dateUtc="2026-01-17T05:49:00Z"/>
-</w16cex:commentsExtensible>
-</file>
-
-<file path=word/commentsIds.xml><?xml version="1.0" encoding="utf-8"?>
-<w16cid:commentsIds xmlns:wpc="http://schemas.microsoft.com/office/word/2010/wordprocessingCanvas" xmlns:cx="http://schemas.microsoft.com/office/drawing/2014/chartex" xmlns:cx1="http://schemas.microsoft.com/office/drawing/2015/9/8/chartex" xmlns:cx2="http://schemas.microsoft.com/office/drawing/2015/10/21/chartex" xmlns:cx3="http://schemas.microsoft.com/office/drawing/2016/5/9/chartex" xmlns:cx4="http://schemas.microsoft.com/office/drawing/2016/5/10/chartex" xmlns:cx5="http://schemas.microsoft.com/office/drawing/2016/5/11/chartex" xmlns:cx6="http://schemas.microsoft.com/office/drawing/2016/5/12/chartex" xmlns:cx7="http://schemas.microsoft.com/office/drawing/2016/5/13/chartex" xmlns:cx8="http://schemas.microsoft.com/office/drawing/2016/5/14/chartex" xmlns:mc="http://schemas.openxmlformats.org/markup-compatibility/2006" xmlns:aink="http://schemas.microsoft.com/office/drawing/2016/ink" xmlns:am3d="http://schemas.microsoft.com/office/drawing/2017/model3d" xmlns:o="urn:schemas-microsoft-com:office:office" xmlns:oel="http://schemas.microsoft.com/office/2019/extlst" xmlns:r="http://schemas.openxmlformats.org/officeDocument/2006/relationships" xmlns:m="http://schemas.openxmlformats.org/officeDocument/2006/math" xmlns:v="urn:schemas-microsoft-com:vml" xmlns:wp14="http://schemas.microsoft.com/office/word/2010/wordprocessingDrawing" xmlns:wp="http://schemas.openxmlformats.org/drawingml/2006/wordprocessingDrawing" xmlns:w10="urn:schemas-microsoft-com:office:word" xmlns:w="http://schemas.openxmlformats.org/wordprocessingml/2006/main" xmlns:w14="http://schemas.microsoft.com/office/word/2010/wordml" xmlns:w15="http://schemas.microsoft.com/office/word/2012/wordml" xmlns:w16cex="http://schemas.microsoft.com/office/word/2018/wordml/cex" xmlns:w16cid="http://schemas.microsoft.com/office/word/2016/wordml/cid" xmlns:w16="http://schemas.microsoft.com/office/word/2018/wordml" xmlns:w16du="http://schemas.microsoft.com/office/word/2023/wordml/word16du" xmlns:w16sdtdh="http://schemas.microsoft.com/office/word/2020/wordml/sdtdatahash" xmlns:w16sdtfl="http://schemas.microsoft.com/office/word/2024/wordml/sdtformatlock" xmlns:w16se="http://schemas.microsoft.com/office/word/2015/wordml/symex" xmlns:wpg="http://schemas.microsoft.com/office/word/2010/wordprocessingGroup" xmlns:wpi="http://schemas.microsoft.com/office/word/2010/wordprocessingInk" xmlns:wne="http://schemas.microsoft.com/office/word/2006/wordml" xmlns:wps="http://schemas.microsoft.com/office/word/2010/wordprocessingShape" mc:Ignorable="w14 w15 w16se w16cid w16 w16cex w16sdtdh w16sdtfl w16du wp14">
-  <w16cid:commentId w16cid:paraId="5217E564" w16cid:durableId="2D160347"/>
-  <w16cid:commentId w16cid:paraId="785C439E" w16cid:durableId="2D1603CF"/>
-</w16cid:commentsIds>
-</file>
-
 <file path=word/endnotes.xml><?xml version="1.0" encoding="utf-8"?>
-<w:endnotes xmlns:wpc="http://schemas.microsoft.com/office/word/2010/wordprocessingCanvas" xmlns:cx="http://schemas.microsoft.com/office/drawing/2014/chartex" xmlns:cx1="http://schemas.microsoft.com/office/drawing/2015/9/8/chartex" xmlns:cx2="http://schemas.microsoft.com/office/drawing/2015/10/21/chartex" xmlns:cx3="http://schemas.microsoft.com/office/drawing/2016/5/9/chartex" xmlns:cx4="http://schemas.microsoft.com/office/drawing/2016/5/10/chartex" xmlns:cx5="http://schemas.microsoft.com/office/drawing/2016/5/11/chartex" xmlns:cx6="http://schemas.microsoft.com/office/drawing/2016/5/12/chartex" xmlns:cx7="http://schemas.microsoft.com/office/drawing/2016/5/13/chartex" xmlns:cx8="http://schemas.microsoft.com/office/drawing/2016/5/14/chartex" xmlns:mc="http://schemas.openxmlformats.org/markup-compatibility/2006" xmlns:aink="http://schemas.microsoft.com/office/drawing/2016/ink" xmlns:am3d="http://schemas.microsoft.com/office/drawing/2017/model3d" xmlns:o="urn:schemas-microsoft-com:office:office" xmlns:oel="http://schemas.microsoft.com/office/2019/extlst" xmlns:r="http://schemas.openxmlformats.org/officeDocument/2006/relationships" xmlns:m="http://schemas.openxmlformats.org/officeDocument/2006/math" xmlns:v="urn:schemas-microsoft-com:vml" xmlns:wp14="http://schemas.microsoft.com/office/word/2010/wordprocessingDrawing" xmlns:wp="http://schemas.openxmlformats.org/drawingml/2006/wordprocessingDrawing" xmlns:w10="urn:schemas-microsoft-com:office:word" xmlns:w="http://schemas.openxmlformats.org/wordprocessingml/2006/main" xmlns:w14="http://schemas.microsoft.com/office/word/2010/wordml" xmlns:w15="http://schemas.microsoft.com/office/word/2012/wordml" xmlns:w16cex="http://schemas.microsoft.com/office/word/2018/wordml/cex" xmlns:w16cid="http://schemas.microsoft.com/office/word/2016/wordml/cid" xmlns:w16="http://schemas.microsoft.com/office/word/2018/wordml" xmlns:w16du="http://schemas.microsoft.com/office/word/2023/wordml/word16du" xmlns:w16sdtdh="http://schemas.microsoft.com/office/word/2020/wordml/sdtdatahash" xmlns:w16sdtfl="http://schemas.microsoft.com/office/word/2024/wordml/sdtformatlock" xmlns:w16se="http://schemas.microsoft.com/office/word/2015/wordml/symex" xmlns:wpg="http://schemas.microsoft.com/office/word/2010/wordprocessingGroup" xmlns:wpi="http://schemas.microsoft.com/office/word/2010/wordprocessingInk" xmlns:wne="http://schemas.microsoft.com/office/word/2006/wordml" xmlns:wps="http://schemas.microsoft.com/office/word/2010/wordprocessingShape" mc:Ignorable="w14 w15 w16se w16cid w16 w16cex w16sdtdh w16sdtfl w16du wp14">
+<w:endnotes xmlns:wpc="http://schemas.microsoft.com/office/word/2010/wordprocessingCanvas" xmlns:cx="http://schemas.microsoft.com/office/drawing/2014/chartex" xmlns:cx1="http://schemas.microsoft.com/office/drawing/2015/9/8/chartex" xmlns:cx2="http://schemas.microsoft.com/office/drawing/2015/10/21/chartex" xmlns:cx3="http://schemas.microsoft.com/office/drawing/2016/5/9/chartex" xmlns:cx4="http://schemas.microsoft.com/office/drawing/2016/5/10/chartex" xmlns:cx5="http://schemas.microsoft.com/office/drawing/2016/5/11/chartex" xmlns:cx6="http://schemas.microsoft.com/office/drawing/2016/5/12/chartex" xmlns:cx7="http://schemas.microsoft.com/office/drawing/2016/5/13/chartex" xmlns:cx8="http://schemas.microsoft.com/office/drawing/2016/5/14/chartex" xmlns:mc="http://schemas.openxmlformats.org/markup-compatibility/2006" xmlns:aink="http://schemas.microsoft.com/office/drawing/2016/ink" xmlns:am3d="http://schemas.microsoft.com/office/drawing/2017/model3d" xmlns:o="urn:schemas-microsoft-com:office:office" xmlns:r="http://schemas.openxmlformats.org/officeDocument/2006/relationships" xmlns:m="http://schemas.openxmlformats.org/officeDocument/2006/math" xmlns:v="urn:schemas-microsoft-com:vml" xmlns:wp14="http://schemas.microsoft.com/office/word/2010/wordprocessingDrawing" xmlns:wp="http://schemas.openxmlformats.org/drawingml/2006/wordprocessingDrawing" xmlns:w10="urn:schemas-microsoft-com:office:word" xmlns:w="http://schemas.openxmlformats.org/wordprocessingml/2006/main" xmlns:w14="http://schemas.microsoft.com/office/word/2010/wordml" xmlns:w15="http://schemas.microsoft.com/office/word/2012/wordml" xmlns:w16cex="http://schemas.microsoft.com/office/word/2018/wordml/cex" xmlns:w16cid="http://schemas.microsoft.com/office/word/2016/wordml/cid" xmlns:w16="http://schemas.microsoft.com/office/word/2018/wordml" xmlns:w16sdtdh="http://schemas.microsoft.com/office/word/2020/wordml/sdtdatahash" xmlns:w16se="http://schemas.microsoft.com/office/word/2015/wordml/symex" xmlns:wpg="http://schemas.microsoft.com/office/word/2010/wordprocessingGroup" xmlns:wpi="http://schemas.microsoft.com/office/word/2010/wordprocessingInk" xmlns:wne="http://schemas.microsoft.com/office/word/2006/wordml" xmlns:wps="http://schemas.microsoft.com/office/word/2010/wordprocessingShape" mc:Ignorable="w14 w15 w16se w16cid w16 w16cex w16sdtdh wp14">
   <w:endnote w:type="separator" w:id="-1">
     <w:p>
       <w:pPr>
@@ -8693,7 +8965,7 @@
 </file>
 
 <file path=word/footer1.xml><?xml version="1.0" encoding="utf-8"?>
-<w:ftr xmlns:wpc="http://schemas.microsoft.com/office/word/2010/wordprocessingCanvas" xmlns:cx="http://schemas.microsoft.com/office/drawing/2014/chartex" xmlns:cx1="http://schemas.microsoft.com/office/drawing/2015/9/8/chartex" xmlns:cx2="http://schemas.microsoft.com/office/drawing/2015/10/21/chartex" xmlns:cx3="http://schemas.microsoft.com/office/drawing/2016/5/9/chartex" xmlns:cx4="http://schemas.microsoft.com/office/drawing/2016/5/10/chartex" xmlns:cx5="http://schemas.microsoft.com/office/drawing/2016/5/11/chartex" xmlns:cx6="http://schemas.microsoft.com/office/drawing/2016/5/12/chartex" xmlns:cx7="http://schemas.microsoft.com/office/drawing/2016/5/13/chartex" xmlns:cx8="http://schemas.microsoft.com/office/drawing/2016/5/14/chartex" xmlns:mc="http://schemas.openxmlformats.org/markup-compatibility/2006" xmlns:aink="http://schemas.microsoft.com/office/drawing/2016/ink" xmlns:am3d="http://schemas.microsoft.com/office/drawing/2017/model3d" xmlns:o="urn:schemas-microsoft-com:office:office" xmlns:oel="http://schemas.microsoft.com/office/2019/extlst" xmlns:r="http://schemas.openxmlformats.org/officeDocument/2006/relationships" xmlns:m="http://schemas.openxmlformats.org/officeDocument/2006/math" xmlns:v="urn:schemas-microsoft-com:vml" xmlns:wp14="http://schemas.microsoft.com/office/word/2010/wordprocessingDrawing" xmlns:wp="http://schemas.openxmlformats.org/drawingml/2006/wordprocessingDrawing" xmlns:w10="urn:schemas-microsoft-com:office:word" xmlns:w="http://schemas.openxmlformats.org/wordprocessingml/2006/main" xmlns:w14="http://schemas.microsoft.com/office/word/2010/wordml" xmlns:w15="http://schemas.microsoft.com/office/word/2012/wordml" xmlns:w16cex="http://schemas.microsoft.com/office/word/2018/wordml/cex" xmlns:w16cid="http://schemas.microsoft.com/office/word/2016/wordml/cid" xmlns:w16="http://schemas.microsoft.com/office/word/2018/wordml" xmlns:w16du="http://schemas.microsoft.com/office/word/2023/wordml/word16du" xmlns:w16sdtdh="http://schemas.microsoft.com/office/word/2020/wordml/sdtdatahash" xmlns:w16sdtfl="http://schemas.microsoft.com/office/word/2024/wordml/sdtformatlock" xmlns:w16se="http://schemas.microsoft.com/office/word/2015/wordml/symex" xmlns:wpg="http://schemas.microsoft.com/office/word/2010/wordprocessingGroup" xmlns:wpi="http://schemas.microsoft.com/office/word/2010/wordprocessingInk" xmlns:wne="http://schemas.microsoft.com/office/word/2006/wordml" xmlns:wps="http://schemas.microsoft.com/office/word/2010/wordprocessingShape" mc:Ignorable="w14 w15 w16se w16cid w16 w16cex w16sdtdh w16sdtfl w16du wp14">
+<w:ftr xmlns:wpc="http://schemas.microsoft.com/office/word/2010/wordprocessingCanvas" xmlns:cx="http://schemas.microsoft.com/office/drawing/2014/chartex" xmlns:cx1="http://schemas.microsoft.com/office/drawing/2015/9/8/chartex" xmlns:cx2="http://schemas.microsoft.com/office/drawing/2015/10/21/chartex" xmlns:cx3="http://schemas.microsoft.com/office/drawing/2016/5/9/chartex" xmlns:cx4="http://schemas.microsoft.com/office/drawing/2016/5/10/chartex" xmlns:cx5="http://schemas.microsoft.com/office/drawing/2016/5/11/chartex" xmlns:cx6="http://schemas.microsoft.com/office/drawing/2016/5/12/chartex" xmlns:cx7="http://schemas.microsoft.com/office/drawing/2016/5/13/chartex" xmlns:cx8="http://schemas.microsoft.com/office/drawing/2016/5/14/chartex" xmlns:mc="http://schemas.openxmlformats.org/markup-compatibility/2006" xmlns:aink="http://schemas.microsoft.com/office/drawing/2016/ink" xmlns:am3d="http://schemas.microsoft.com/office/drawing/2017/model3d" xmlns:o="urn:schemas-microsoft-com:office:office" xmlns:r="http://schemas.openxmlformats.org/officeDocument/2006/relationships" xmlns:m="http://schemas.openxmlformats.org/officeDocument/2006/math" xmlns:v="urn:schemas-microsoft-com:vml" xmlns:wp14="http://schemas.microsoft.com/office/word/2010/wordprocessingDrawing" xmlns:wp="http://schemas.openxmlformats.org/drawingml/2006/wordprocessingDrawing" xmlns:w10="urn:schemas-microsoft-com:office:word" xmlns:w="http://schemas.openxmlformats.org/wordprocessingml/2006/main" xmlns:w14="http://schemas.microsoft.com/office/word/2010/wordml" xmlns:w15="http://schemas.microsoft.com/office/word/2012/wordml" xmlns:w16cex="http://schemas.microsoft.com/office/word/2018/wordml/cex" xmlns:w16cid="http://schemas.microsoft.com/office/word/2016/wordml/cid" xmlns:w16="http://schemas.microsoft.com/office/word/2018/wordml" xmlns:w16sdtdh="http://schemas.microsoft.com/office/word/2020/wordml/sdtdatahash" xmlns:w16se="http://schemas.microsoft.com/office/word/2015/wordml/symex" xmlns:wpg="http://schemas.microsoft.com/office/word/2010/wordprocessingGroup" xmlns:wpi="http://schemas.microsoft.com/office/word/2010/wordprocessingInk" xmlns:wne="http://schemas.microsoft.com/office/word/2006/wordml" xmlns:wps="http://schemas.microsoft.com/office/word/2010/wordprocessingShape" mc:Ignorable="w14 w15 w16se w16cid w16 w16cex w16sdtdh wp14">
   <w:sdt>
     <w:sdtPr>
       <w:id w:val="8180956"/>
@@ -8702,6 +8974,7 @@
         <w:docPartUnique/>
       </w:docPartObj>
     </w:sdtPr>
+    <w:sdtEndPr/>
     <w:sdtContent>
       <w:p>
         <w:pPr>
@@ -8734,7 +9007,7 @@
 </file>
 
 <file path=word/footnotes.xml><?xml version="1.0" encoding="utf-8"?>
-<w:footnotes xmlns:wpc="http://schemas.microsoft.com/office/word/2010/wordprocessingCanvas" xmlns:cx="http://schemas.microsoft.com/office/drawing/2014/chartex" xmlns:cx1="http://schemas.microsoft.com/office/drawing/2015/9/8/chartex" xmlns:cx2="http://schemas.microsoft.com/office/drawing/2015/10/21/chartex" xmlns:cx3="http://schemas.microsoft.com/office/drawing/2016/5/9/chartex" xmlns:cx4="http://schemas.microsoft.com/office/drawing/2016/5/10/chartex" xmlns:cx5="http://schemas.microsoft.com/office/drawing/2016/5/11/chartex" xmlns:cx6="http://schemas.microsoft.com/office/drawing/2016/5/12/chartex" xmlns:cx7="http://schemas.microsoft.com/office/drawing/2016/5/13/chartex" xmlns:cx8="http://schemas.microsoft.com/office/drawing/2016/5/14/chartex" xmlns:mc="http://schemas.openxmlformats.org/markup-compatibility/2006" xmlns:aink="http://schemas.microsoft.com/office/drawing/2016/ink" xmlns:am3d="http://schemas.microsoft.com/office/drawing/2017/model3d" xmlns:o="urn:schemas-microsoft-com:office:office" xmlns:oel="http://schemas.microsoft.com/office/2019/extlst" xmlns:r="http://schemas.openxmlformats.org/officeDocument/2006/relationships" xmlns:m="http://schemas.openxmlformats.org/officeDocument/2006/math" xmlns:v="urn:schemas-microsoft-com:vml" xmlns:wp14="http://schemas.microsoft.com/office/word/2010/wordprocessingDrawing" xmlns:wp="http://schemas.openxmlformats.org/drawingml/2006/wordprocessingDrawing" xmlns:w10="urn:schemas-microsoft-com:office:word" xmlns:w="http://schemas.openxmlformats.org/wordprocessingml/2006/main" xmlns:w14="http://schemas.microsoft.com/office/word/2010/wordml" xmlns:w15="http://schemas.microsoft.com/office/word/2012/wordml" xmlns:w16cex="http://schemas.microsoft.com/office/word/2018/wordml/cex" xmlns:w16cid="http://schemas.microsoft.com/office/word/2016/wordml/cid" xmlns:w16="http://schemas.microsoft.com/office/word/2018/wordml" xmlns:w16du="http://schemas.microsoft.com/office/word/2023/wordml/word16du" xmlns:w16sdtdh="http://schemas.microsoft.com/office/word/2020/wordml/sdtdatahash" xmlns:w16sdtfl="http://schemas.microsoft.com/office/word/2024/wordml/sdtformatlock" xmlns:w16se="http://schemas.microsoft.com/office/word/2015/wordml/symex" xmlns:wpg="http://schemas.microsoft.com/office/word/2010/wordprocessingGroup" xmlns:wpi="http://schemas.microsoft.com/office/word/2010/wordprocessingInk" xmlns:wne="http://schemas.microsoft.com/office/word/2006/wordml" xmlns:wps="http://schemas.microsoft.com/office/word/2010/wordprocessingShape" mc:Ignorable="w14 w15 w16se w16cid w16 w16cex w16sdtdh w16sdtfl w16du wp14">
+<w:footnotes xmlns:wpc="http://schemas.microsoft.com/office/word/2010/wordprocessingCanvas" xmlns:cx="http://schemas.microsoft.com/office/drawing/2014/chartex" xmlns:cx1="http://schemas.microsoft.com/office/drawing/2015/9/8/chartex" xmlns:cx2="http://schemas.microsoft.com/office/drawing/2015/10/21/chartex" xmlns:cx3="http://schemas.microsoft.com/office/drawing/2016/5/9/chartex" xmlns:cx4="http://schemas.microsoft.com/office/drawing/2016/5/10/chartex" xmlns:cx5="http://schemas.microsoft.com/office/drawing/2016/5/11/chartex" xmlns:cx6="http://schemas.microsoft.com/office/drawing/2016/5/12/chartex" xmlns:cx7="http://schemas.microsoft.com/office/drawing/2016/5/13/chartex" xmlns:cx8="http://schemas.microsoft.com/office/drawing/2016/5/14/chartex" xmlns:mc="http://schemas.openxmlformats.org/markup-compatibility/2006" xmlns:aink="http://schemas.microsoft.com/office/drawing/2016/ink" xmlns:am3d="http://schemas.microsoft.com/office/drawing/2017/model3d" xmlns:o="urn:schemas-microsoft-com:office:office" xmlns:r="http://schemas.openxmlformats.org/officeDocument/2006/relationships" xmlns:m="http://schemas.openxmlformats.org/officeDocument/2006/math" xmlns:v="urn:schemas-microsoft-com:vml" xmlns:wp14="http://schemas.microsoft.com/office/word/2010/wordprocessingDrawing" xmlns:wp="http://schemas.openxmlformats.org/drawingml/2006/wordprocessingDrawing" xmlns:w10="urn:schemas-microsoft-com:office:word" xmlns:w="http://schemas.openxmlformats.org/wordprocessingml/2006/main" xmlns:w14="http://schemas.microsoft.com/office/word/2010/wordml" xmlns:w15="http://schemas.microsoft.com/office/word/2012/wordml" xmlns:w16cex="http://schemas.microsoft.com/office/word/2018/wordml/cex" xmlns:w16cid="http://schemas.microsoft.com/office/word/2016/wordml/cid" xmlns:w16="http://schemas.microsoft.com/office/word/2018/wordml" xmlns:w16sdtdh="http://schemas.microsoft.com/office/word/2020/wordml/sdtdatahash" xmlns:w16se="http://schemas.microsoft.com/office/word/2015/wordml/symex" xmlns:wpg="http://schemas.microsoft.com/office/word/2010/wordprocessingGroup" xmlns:wpi="http://schemas.microsoft.com/office/word/2010/wordprocessingInk" xmlns:wne="http://schemas.microsoft.com/office/word/2006/wordml" xmlns:wps="http://schemas.microsoft.com/office/word/2010/wordprocessingShape" mc:Ignorable="w14 w15 w16se w16cid w16 w16cex w16sdtdh wp14">
   <w:footnote w:type="separator" w:id="-1">
     <w:p>
       <w:pPr>
@@ -8759,7 +9032,7 @@
 </file>
 
 <file path=word/numbering.xml><?xml version="1.0" encoding="utf-8"?>
-<w:numbering xmlns:wpc="http://schemas.microsoft.com/office/word/2010/wordprocessingCanvas" xmlns:cx="http://schemas.microsoft.com/office/drawing/2014/chartex" xmlns:cx1="http://schemas.microsoft.com/office/drawing/2015/9/8/chartex" xmlns:cx2="http://schemas.microsoft.com/office/drawing/2015/10/21/chartex" xmlns:cx3="http://schemas.microsoft.com/office/drawing/2016/5/9/chartex" xmlns:cx4="http://schemas.microsoft.com/office/drawing/2016/5/10/chartex" xmlns:cx5="http://schemas.microsoft.com/office/drawing/2016/5/11/chartex" xmlns:cx6="http://schemas.microsoft.com/office/drawing/2016/5/12/chartex" xmlns:cx7="http://schemas.microsoft.com/office/drawing/2016/5/13/chartex" xmlns:cx8="http://schemas.microsoft.com/office/drawing/2016/5/14/chartex" xmlns:mc="http://schemas.openxmlformats.org/markup-compatibility/2006" xmlns:aink="http://schemas.microsoft.com/office/drawing/2016/ink" xmlns:am3d="http://schemas.microsoft.com/office/drawing/2017/model3d" xmlns:o="urn:schemas-microsoft-com:office:office" xmlns:oel="http://schemas.microsoft.com/office/2019/extlst" xmlns:r="http://schemas.openxmlformats.org/officeDocument/2006/relationships" xmlns:m="http://schemas.openxmlformats.org/officeDocument/2006/math" xmlns:v="urn:schemas-microsoft-com:vml" xmlns:wp14="http://schemas.microsoft.com/office/word/2010/wordprocessingDrawing" xmlns:wp="http://schemas.openxmlformats.org/drawingml/2006/wordprocessingDrawing" xmlns:w10="urn:schemas-microsoft-com:office:word" xmlns:w="http://schemas.openxmlformats.org/wordprocessingml/2006/main" xmlns:w14="http://schemas.microsoft.com/office/word/2010/wordml" xmlns:w15="http://schemas.microsoft.com/office/word/2012/wordml" xmlns:w16cex="http://schemas.microsoft.com/office/word/2018/wordml/cex" xmlns:w16cid="http://schemas.microsoft.com/office/word/2016/wordml/cid" xmlns:w16="http://schemas.microsoft.com/office/word/2018/wordml" xmlns:w16du="http://schemas.microsoft.com/office/word/2023/wordml/word16du" xmlns:w16sdtdh="http://schemas.microsoft.com/office/word/2020/wordml/sdtdatahash" xmlns:w16sdtfl="http://schemas.microsoft.com/office/word/2024/wordml/sdtformatlock" xmlns:w16se="http://schemas.microsoft.com/office/word/2015/wordml/symex" xmlns:wpg="http://schemas.microsoft.com/office/word/2010/wordprocessingGroup" xmlns:wpi="http://schemas.microsoft.com/office/word/2010/wordprocessingInk" xmlns:wne="http://schemas.microsoft.com/office/word/2006/wordml" xmlns:wps="http://schemas.microsoft.com/office/word/2010/wordprocessingShape" mc:Ignorable="w14 w15 w16se w16cid w16 w16cex w16sdtdh w16sdtfl w16du wp14">
+<w:numbering xmlns:wpc="http://schemas.microsoft.com/office/word/2010/wordprocessingCanvas" xmlns:cx="http://schemas.microsoft.com/office/drawing/2014/chartex" xmlns:cx1="http://schemas.microsoft.com/office/drawing/2015/9/8/chartex" xmlns:cx2="http://schemas.microsoft.com/office/drawing/2015/10/21/chartex" xmlns:cx3="http://schemas.microsoft.com/office/drawing/2016/5/9/chartex" xmlns:cx4="http://schemas.microsoft.com/office/drawing/2016/5/10/chartex" xmlns:cx5="http://schemas.microsoft.com/office/drawing/2016/5/11/chartex" xmlns:cx6="http://schemas.microsoft.com/office/drawing/2016/5/12/chartex" xmlns:cx7="http://schemas.microsoft.com/office/drawing/2016/5/13/chartex" xmlns:cx8="http://schemas.microsoft.com/office/drawing/2016/5/14/chartex" xmlns:mc="http://schemas.openxmlformats.org/markup-compatibility/2006" xmlns:aink="http://schemas.microsoft.com/office/drawing/2016/ink" xmlns:am3d="http://schemas.microsoft.com/office/drawing/2017/model3d" xmlns:o="urn:schemas-microsoft-com:office:office" xmlns:r="http://schemas.openxmlformats.org/officeDocument/2006/relationships" xmlns:m="http://schemas.openxmlformats.org/officeDocument/2006/math" xmlns:v="urn:schemas-microsoft-com:vml" xmlns:wp14="http://schemas.microsoft.com/office/word/2010/wordprocessingDrawing" xmlns:wp="http://schemas.openxmlformats.org/drawingml/2006/wordprocessingDrawing" xmlns:w10="urn:schemas-microsoft-com:office:word" xmlns:w="http://schemas.openxmlformats.org/wordprocessingml/2006/main" xmlns:w14="http://schemas.microsoft.com/office/word/2010/wordml" xmlns:w15="http://schemas.microsoft.com/office/word/2012/wordml" xmlns:w16cex="http://schemas.microsoft.com/office/word/2018/wordml/cex" xmlns:w16cid="http://schemas.microsoft.com/office/word/2016/wordml/cid" xmlns:w16="http://schemas.microsoft.com/office/word/2018/wordml" xmlns:w16sdtdh="http://schemas.microsoft.com/office/word/2020/wordml/sdtdatahash" xmlns:w16se="http://schemas.microsoft.com/office/word/2015/wordml/symex" xmlns:wpg="http://schemas.microsoft.com/office/word/2010/wordprocessingGroup" xmlns:wpi="http://schemas.microsoft.com/office/word/2010/wordprocessingInk" xmlns:wne="http://schemas.microsoft.com/office/word/2006/wordml" xmlns:wps="http://schemas.microsoft.com/office/word/2010/wordprocessingShape" mc:Ignorable="w14 w15 w16se w16cid w16 w16cex w16sdtdh wp14">
   <w:abstractNum w:abstractNumId="0" w15:restartNumberingAfterBreak="0">
     <w:nsid w:val="1B1119EA"/>
     <w:multiLevelType w:val="hybridMultilevel"/>
@@ -9166,31 +9439,23 @@
       </w:rPr>
     </w:lvl>
   </w:abstractNum>
-  <w:num w:numId="1" w16cid:durableId="522868031">
+  <w:num w:numId="1">
     <w:abstractNumId w:val="1"/>
   </w:num>
-  <w:num w:numId="2" w16cid:durableId="189687421">
+  <w:num w:numId="2">
     <w:abstractNumId w:val="3"/>
   </w:num>
-  <w:num w:numId="3" w16cid:durableId="335234376">
+  <w:num w:numId="3">
     <w:abstractNumId w:val="2"/>
   </w:num>
-  <w:num w:numId="4" w16cid:durableId="1618677742">
+  <w:num w:numId="4">
     <w:abstractNumId w:val="0"/>
   </w:num>
 </w:numbering>
 </file>
 
-<file path=word/people.xml><?xml version="1.0" encoding="utf-8"?>
-<w15:people xmlns:wpc="http://schemas.microsoft.com/office/word/2010/wordprocessingCanvas" xmlns:cx="http://schemas.microsoft.com/office/drawing/2014/chartex" xmlns:cx1="http://schemas.microsoft.com/office/drawing/2015/9/8/chartex" xmlns:cx2="http://schemas.microsoft.com/office/drawing/2015/10/21/chartex" xmlns:cx3="http://schemas.microsoft.com/office/drawing/2016/5/9/chartex" xmlns:cx4="http://schemas.microsoft.com/office/drawing/2016/5/10/chartex" xmlns:cx5="http://schemas.microsoft.com/office/drawing/2016/5/11/chartex" xmlns:cx6="http://schemas.microsoft.com/office/drawing/2016/5/12/chartex" xmlns:cx7="http://schemas.microsoft.com/office/drawing/2016/5/13/chartex" xmlns:cx8="http://schemas.microsoft.com/office/drawing/2016/5/14/chartex" xmlns:mc="http://schemas.openxmlformats.org/markup-compatibility/2006" xmlns:aink="http://schemas.microsoft.com/office/drawing/2016/ink" xmlns:am3d="http://schemas.microsoft.com/office/drawing/2017/model3d" xmlns:o="urn:schemas-microsoft-com:office:office" xmlns:oel="http://schemas.microsoft.com/office/2019/extlst" xmlns:r="http://schemas.openxmlformats.org/officeDocument/2006/relationships" xmlns:m="http://schemas.openxmlformats.org/officeDocument/2006/math" xmlns:v="urn:schemas-microsoft-com:vml" xmlns:wp14="http://schemas.microsoft.com/office/word/2010/wordprocessingDrawing" xmlns:wp="http://schemas.openxmlformats.org/drawingml/2006/wordprocessingDrawing" xmlns:w10="urn:schemas-microsoft-com:office:word" xmlns:w="http://schemas.openxmlformats.org/wordprocessingml/2006/main" xmlns:w14="http://schemas.microsoft.com/office/word/2010/wordml" xmlns:w15="http://schemas.microsoft.com/office/word/2012/wordml" xmlns:w16cex="http://schemas.microsoft.com/office/word/2018/wordml/cex" xmlns:w16cid="http://schemas.microsoft.com/office/word/2016/wordml/cid" xmlns:w16="http://schemas.microsoft.com/office/word/2018/wordml" xmlns:w16du="http://schemas.microsoft.com/office/word/2023/wordml/word16du" xmlns:w16sdtdh="http://schemas.microsoft.com/office/word/2020/wordml/sdtdatahash" xmlns:w16sdtfl="http://schemas.microsoft.com/office/word/2024/wordml/sdtformatlock" xmlns:w16se="http://schemas.microsoft.com/office/word/2015/wordml/symex" xmlns:wpg="http://schemas.microsoft.com/office/word/2010/wordprocessingGroup" xmlns:wpi="http://schemas.microsoft.com/office/word/2010/wordprocessingInk" xmlns:wne="http://schemas.microsoft.com/office/word/2006/wordml" xmlns:wps="http://schemas.microsoft.com/office/word/2010/wordprocessingShape" mc:Ignorable="w14 w15 w16se w16cid w16 w16cex w16sdtdh w16sdtfl w16du wp14">
-  <w15:person w15:author="Aleksey A. Kalentev">
-    <w15:presenceInfo w15:providerId="AD" w15:userId="S-1-5-21-507921405-1993962763-1957994488-151096"/>
-  </w15:person>
-</w15:people>
-</file>
-
 <file path=word/styles.xml><?xml version="1.0" encoding="utf-8"?>
-<w:styles xmlns:mc="http://schemas.openxmlformats.org/markup-compatibility/2006" xmlns:r="http://schemas.openxmlformats.org/officeDocument/2006/relationships" xmlns:w="http://schemas.openxmlformats.org/wordprocessingml/2006/main" xmlns:w14="http://schemas.microsoft.com/office/word/2010/wordml" xmlns:w15="http://schemas.microsoft.com/office/word/2012/wordml" xmlns:w16cex="http://schemas.microsoft.com/office/word/2018/wordml/cex" xmlns:w16cid="http://schemas.microsoft.com/office/word/2016/wordml/cid" xmlns:w16="http://schemas.microsoft.com/office/word/2018/wordml" xmlns:w16du="http://schemas.microsoft.com/office/word/2023/wordml/word16du" xmlns:w16sdtdh="http://schemas.microsoft.com/office/word/2020/wordml/sdtdatahash" xmlns:w16sdtfl="http://schemas.microsoft.com/office/word/2024/wordml/sdtformatlock" xmlns:w16se="http://schemas.microsoft.com/office/word/2015/wordml/symex" mc:Ignorable="w14 w15 w16se w16cid w16 w16cex w16sdtdh w16sdtfl w16du">
+<w:styles xmlns:mc="http://schemas.openxmlformats.org/markup-compatibility/2006" xmlns:r="http://schemas.openxmlformats.org/officeDocument/2006/relationships" xmlns:w="http://schemas.openxmlformats.org/wordprocessingml/2006/main" xmlns:w14="http://schemas.microsoft.com/office/word/2010/wordml" xmlns:w15="http://schemas.microsoft.com/office/word/2012/wordml" xmlns:w16cex="http://schemas.microsoft.com/office/word/2018/wordml/cex" xmlns:w16cid="http://schemas.microsoft.com/office/word/2016/wordml/cid" xmlns:w16="http://schemas.microsoft.com/office/word/2018/wordml" xmlns:w16sdtdh="http://schemas.microsoft.com/office/word/2020/wordml/sdtdatahash" xmlns:w16se="http://schemas.microsoft.com/office/word/2015/wordml/symex" mc:Ignorable="w14 w15 w16se w16cid w16 w16cex w16sdtdh">
   <w:docDefaults>
     <w:rPrDefault>
       <w:rPr>
